--- a/public/sight-africa-blueprint.docx
+++ b/public/sight-africa-blueprint.docx
@@ -787,7 +787,7 @@
                 <w:sz w:val="20"/>
                 <w:szCs w:val="20"/>
               </w:rPr>
-              <w:t xml:space="preserve">1,888,000,000,000 FBU — blended infrastructure + platform</w:t>
+              <w:t xml:space="preserve">18 Mds FBU — blended infrastructure + platform</w:t>
             </w:r>
           </w:p>
         </w:tc>
@@ -1082,7 +1082,7 @@
                 <w:sz w:val="20"/>
                 <w:szCs w:val="20"/>
               </w:rPr>
-              <w:t xml:space="preserve">354,000,000,000 FBU — into 90+ African startups</w:t>
+              <w:t xml:space="preserve">3,5 Mds FBU — into 90+ African startups</w:t>
             </w:r>
           </w:p>
         </w:tc>
@@ -1236,7 +1236,7 @@
           <w:sz w:val="22"/>
           <w:szCs w:val="22"/>
         </w:rPr>
-        <w:t xml:space="preserve">1,770,000,000 FBU ARR</w:t>
+        <w:t xml:space="preserve">15M FBU ARR</w:t>
       </w:r>
     </w:p>
     <w:p>
@@ -1579,7 +1579,7 @@
           <w:sz w:val="22"/>
           <w:szCs w:val="22"/>
         </w:rPr>
-        <w:t xml:space="preserve">7,080,000,000 FBU ARR</w:t>
+        <w:t xml:space="preserve">60M FBU ARR</w:t>
       </w:r>
     </w:p>
     <w:p>
@@ -1886,7 +1886,7 @@
           <w:sz w:val="22"/>
           <w:szCs w:val="22"/>
         </w:rPr>
-        <w:t xml:space="preserve">23,600,000,000 FBU ARR</w:t>
+        <w:t xml:space="preserve">220M FBU ARR</w:t>
       </w:r>
     </w:p>
     <w:p>
@@ -2193,7 +2193,7 @@
           <w:sz w:val="22"/>
           <w:szCs w:val="22"/>
         </w:rPr>
-        <w:t xml:space="preserve">64,900,000,000 FBU ARR</w:t>
+        <w:t xml:space="preserve">600M FBU ARR</w:t>
       </w:r>
     </w:p>
     <w:p>
@@ -2268,7 +2268,7 @@
           <w:sz w:val="22"/>
           <w:szCs w:val="22"/>
         </w:rPr>
-        <w:t xml:space="preserve">Launch SIGHT CAPITAL fund I (44,250,000,000 FBU)</w:t>
+        <w:t xml:space="preserve">Launch SIGHT CAPITAL fund I (450M FBU)</w:t>
       </w:r>
     </w:p>
     <w:p>
@@ -2500,7 +2500,7 @@
           <w:sz w:val="22"/>
           <w:szCs w:val="22"/>
         </w:rPr>
-        <w:t xml:space="preserve">162,250,000,000 FBU ARR</w:t>
+        <w:t xml:space="preserve">1,5 Md FBU ARR</w:t>
       </w:r>
     </w:p>
     <w:p>
@@ -2807,7 +2807,7 @@
           <w:sz w:val="22"/>
           <w:szCs w:val="22"/>
         </w:rPr>
-        <w:t xml:space="preserve">324,500,000,000 FBU ARR</w:t>
+        <w:t xml:space="preserve">3 Mds FBU ARR</w:t>
       </w:r>
     </w:p>
     <w:p>
@@ -2900,7 +2900,7 @@
           <w:sz w:val="22"/>
           <w:szCs w:val="22"/>
         </w:rPr>
-        <w:t xml:space="preserve">Series B equivalent: 118,000,000,000 FBU growth round</w:t>
+        <w:t xml:space="preserve">Series B equivalent: 1,2 Md FBU growth round</w:t>
       </w:r>
     </w:p>
     <w:p>
@@ -3114,7 +3114,7 @@
           <w:sz w:val="22"/>
           <w:szCs w:val="22"/>
         </w:rPr>
-        <w:t xml:space="preserve">619,500,000,000 FBU ARR</w:t>
+        <w:t xml:space="preserve">5,5 Mds FBU ARR</w:t>
       </w:r>
     </w:p>
     <w:p>
@@ -3421,7 +3421,7 @@
           <w:sz w:val="22"/>
           <w:szCs w:val="22"/>
         </w:rPr>
-        <w:t xml:space="preserve">1,003,000,000,000 FBU ARR</w:t>
+        <w:t xml:space="preserve">9 Mds FBU ARR</w:t>
       </w:r>
     </w:p>
     <w:p>
@@ -3728,7 +3728,7 @@
           <w:sz w:val="22"/>
           <w:szCs w:val="22"/>
         </w:rPr>
-        <w:t xml:space="preserve">1,416,000,000,000 FBU ARR</w:t>
+        <w:t xml:space="preserve">13 Mds FBU ARR</w:t>
       </w:r>
     </w:p>
     <w:p>
@@ -3803,7 +3803,7 @@
           <w:sz w:val="22"/>
           <w:szCs w:val="22"/>
         </w:rPr>
-        <w:t xml:space="preserve">SIGHT CAPITAL fund II (177,000,000,000 FBU)</w:t>
+        <w:t xml:space="preserve">SIGHT CAPITAL fund II (1,8 Md FBU)</w:t>
       </w:r>
     </w:p>
     <w:p>
@@ -4035,7 +4035,7 @@
           <w:sz w:val="22"/>
           <w:szCs w:val="22"/>
         </w:rPr>
-        <w:t xml:space="preserve">1,888,000,000,000 FBU ARR</w:t>
+        <w:t xml:space="preserve">18 Mds FBU ARR</w:t>
       </w:r>
     </w:p>
     <w:p>
@@ -4092,7 +4092,7 @@
           <w:sz w:val="22"/>
           <w:szCs w:val="22"/>
         </w:rPr>
-        <w:t xml:space="preserve">9 countries, 1,888,000,000,000 FBU ARR, recognized critical infrastructure operator</w:t>
+        <w:t xml:space="preserve">9 countries, 18 Mds FBU ARR, recognized critical infrastructure operator</w:t>
       </w:r>
     </w:p>
     <w:p>
@@ -4997,7 +4997,7 @@
                 <w:sz w:val="20"/>
                 <w:szCs w:val="20"/>
               </w:rPr>
-              <w:t xml:space="preserve">2,950,000,000 FBU ARR</w:t>
+              <w:t xml:space="preserve">30M FBU ARR</w:t>
             </w:r>
           </w:p>
         </w:tc>
@@ -5510,7 +5510,7 @@
                 <w:sz w:val="20"/>
                 <w:szCs w:val="20"/>
               </w:rPr>
-              <w:t xml:space="preserve">73,750,000,000 FBU ARR</w:t>
+              <w:t xml:space="preserve">700M FBU ARR</w:t>
             </w:r>
           </w:p>
         </w:tc>
@@ -6023,7 +6023,7 @@
                 <w:sz w:val="20"/>
                 <w:szCs w:val="20"/>
               </w:rPr>
-              <w:t xml:space="preserve">472,000,000,000 FBU ARR</w:t>
+              <w:t xml:space="preserve">4,5 Mds FBU ARR</w:t>
             </w:r>
           </w:p>
         </w:tc>
@@ -7592,7 +7592,7 @@
                 <w:sz w:val="20"/>
                 <w:szCs w:val="20"/>
               </w:rPr>
-              <w:t xml:space="preserve">354,000,000 FBU (programs + sponsorships)</w:t>
+              <w:t xml:space="preserve">4M FBU (programs + sponsorships)</w:t>
             </w:r>
           </w:p>
         </w:tc>
@@ -8105,7 +8105,7 @@
                 <w:sz w:val="20"/>
                 <w:szCs w:val="20"/>
               </w:rPr>
-              <w:t xml:space="preserve">11,800,000,000 FBU (programs + B2B)</w:t>
+              <w:t xml:space="preserve">120M FBU (programs + B2B)</w:t>
             </w:r>
           </w:p>
         </w:tc>
@@ -8618,7 +8618,7 @@
                 <w:sz w:val="20"/>
                 <w:szCs w:val="20"/>
               </w:rPr>
-              <w:t xml:space="preserve">73,750,000,000 FBU</w:t>
+              <w:t xml:space="preserve">700M FBU</w:t>
             </w:r>
           </w:p>
         </w:tc>
@@ -10187,7 +10187,7 @@
                 <w:sz w:val="20"/>
                 <w:szCs w:val="20"/>
               </w:rPr>
-              <w:t xml:space="preserve">590,000,000 FBU (sponsorship + events)</w:t>
+              <w:t xml:space="preserve">6M FBU (sponsorship + events)</w:t>
             </w:r>
           </w:p>
         </w:tc>
@@ -10700,7 +10700,7 @@
                 <w:sz w:val="20"/>
                 <w:szCs w:val="20"/>
               </w:rPr>
-              <w:t xml:space="preserve">14,750,000,000 FBU (research + events + sponsorship)</w:t>
+              <w:t xml:space="preserve">150M FBU (research + events + sponsorship)</w:t>
             </w:r>
           </w:p>
         </w:tc>
@@ -11213,7 +11213,7 @@
                 <w:sz w:val="20"/>
                 <w:szCs w:val="20"/>
               </w:rPr>
-              <w:t xml:space="preserve">64,900,000,000 FBU</w:t>
+              <w:t xml:space="preserve">600M FBU</w:t>
             </w:r>
           </w:p>
         </w:tc>
@@ -12782,7 +12782,7 @@
                 <w:sz w:val="20"/>
                 <w:szCs w:val="20"/>
               </w:rPr>
-              <w:t xml:space="preserve">1,180,000,000 FBU</w:t>
+              <w:t xml:space="preserve">12M FBU</w:t>
             </w:r>
           </w:p>
         </w:tc>
@@ -13295,7 +13295,7 @@
                 <w:sz w:val="20"/>
                 <w:szCs w:val="20"/>
               </w:rPr>
-              <w:t xml:space="preserve">53,100,000,000 FBU</w:t>
+              <w:t xml:space="preserve">500M FBU</w:t>
             </w:r>
           </w:p>
         </w:tc>
@@ -13808,7 +13808,7 @@
                 <w:sz w:val="20"/>
                 <w:szCs w:val="20"/>
               </w:rPr>
-              <w:t xml:space="preserve">280,250,000,000 FBU</w:t>
+              <w:t xml:space="preserve">2,7 Mds FBU</w:t>
             </w:r>
           </w:p>
         </w:tc>
@@ -15727,7 +15727,7 @@
           <w:sz w:val="22"/>
           <w:szCs w:val="22"/>
         </w:rPr>
-        <w:t xml:space="preserve">1,770,000,000 FBU</w:t>
+        <w:t xml:space="preserve">15M FBU</w:t>
       </w:r>
     </w:p>
     <w:p>
@@ -15773,7 +15773,7 @@
           <w:sz w:val="22"/>
           <w:szCs w:val="22"/>
         </w:rPr>
-        <w:t xml:space="preserve">Bootstrap + small angel (885,000,000 FBU)</w:t>
+        <w:t xml:space="preserve">Bootstrap + small angel (90M FBU)</w:t>
       </w:r>
     </w:p>
     <w:p>
@@ -16098,7 +16098,7 @@
           <w:sz w:val="22"/>
           <w:szCs w:val="22"/>
         </w:rPr>
-        <w:t xml:space="preserve">7,080,000,000 FBU</w:t>
+        <w:t xml:space="preserve">60M FBU</w:t>
       </w:r>
     </w:p>
     <w:p>
@@ -16144,7 +16144,7 @@
           <w:sz w:val="22"/>
           <w:szCs w:val="22"/>
         </w:rPr>
-        <w:t xml:space="preserve">Seed round 5,900,000,000 FBU – 11,800,000,000 FBU (strategic angels + 1 African VC)</w:t>
+        <w:t xml:space="preserve">Seed round 60–120M FBU (strategic angels + 1 African VC)</w:t>
       </w:r>
     </w:p>
     <w:p>
@@ -16469,7 +16469,7 @@
           <w:sz w:val="22"/>
           <w:szCs w:val="22"/>
         </w:rPr>
-        <w:t xml:space="preserve">23,600,000,000 FBU → 64,900,000,000 FBU</w:t>
+        <w:t xml:space="preserve">220M → 600M FBU</w:t>
       </w:r>
     </w:p>
     <w:p>
@@ -16515,7 +16515,7 @@
           <w:sz w:val="22"/>
           <w:szCs w:val="22"/>
         </w:rPr>
-        <w:t xml:space="preserve">Series A 29,500,000,000 FBU – 44,250,000,000 FBU + DFI co-investment</w:t>
+        <w:t xml:space="preserve">Series A 300–450M FBU + DFI co-investment</w:t>
       </w:r>
     </w:p>
     <w:p>
@@ -16858,7 +16858,7 @@
           <w:sz w:val="22"/>
           <w:szCs w:val="22"/>
         </w:rPr>
-        <w:t xml:space="preserve">162,250,000,000 FBU → 619,500,000,000 FBU</w:t>
+        <w:t xml:space="preserve">1,5 → 5,5 Mds FBU</w:t>
       </w:r>
     </w:p>
     <w:p>
@@ -16904,7 +16904,7 @@
           <w:sz w:val="22"/>
           <w:szCs w:val="22"/>
         </w:rPr>
-        <w:t xml:space="preserve">Series B/C 118,000,000,000 FBU – 236,000,000,000 FBU; blended capital with DFIs</w:t>
+        <w:t xml:space="preserve">Series B/C 1,2–2,4 Mds FBU; blended capital with DFIs</w:t>
       </w:r>
     </w:p>
     <w:p>
@@ -17265,7 +17265,7 @@
           <w:sz w:val="22"/>
           <w:szCs w:val="22"/>
         </w:rPr>
-        <w:t xml:space="preserve">1,003,000,000,000 FBU → 1,888,000,000,000 FBU</w:t>
+        <w:t xml:space="preserve">9 → 18 Mds FBU</w:t>
       </w:r>
     </w:p>
     <w:p>
@@ -18450,7 +18450,7 @@
                 <w:sz w:val="20"/>
                 <w:szCs w:val="20"/>
               </w:rPr>
-              <w:t xml:space="preserve">Seed 5,900,000,000 FBU – 11,800,000,000 FBU</w:t>
+              <w:t xml:space="preserve">Seed 60–120M FBU</w:t>
             </w:r>
           </w:p>
         </w:tc>
@@ -18897,7 +18897,7 @@
                 <w:sz w:val="20"/>
                 <w:szCs w:val="20"/>
               </w:rPr>
-              <w:t xml:space="preserve">Series A 29,500,000,000 FBU – 44,250,000,000 FBU + DFI</w:t>
+              <w:t xml:space="preserve">Series A 300–450M FBU + DFI</w:t>
             </w:r>
           </w:p>
         </w:tc>
@@ -19344,7 +19344,7 @@
                 <w:sz w:val="20"/>
                 <w:szCs w:val="20"/>
               </w:rPr>
-              <w:t xml:space="preserve">Series B/C 118,000,000,000 FBU – 236,000,000,000 FBU + DFI co-invest</w:t>
+              <w:t xml:space="preserve">Series B/C 1,2–2,4 Mds FBU + DFI co-invest</w:t>
             </w:r>
           </w:p>
         </w:tc>

--- a/public/sight-africa-blueprint.docx
+++ b/public/sight-africa-blueprint.docx
@@ -4285,6 +4285,3111 @@
           <w:szCs w:val="22"/>
         </w:rPr>
         <w:t xml:space="preserve">AU Digital Transformation Strategy</w:t>
+      </w:r>
+    </w:p>
+    <w:p>
+      <w:r>
+        <w:br w:type="page"/>
+      </w:r>
+    </w:p>
+    <w:p>
+      <w:pPr>
+        <w:pStyle w:val="Heading1"/>
+        <w:spacing w:after="240" w:before="480"/>
+      </w:pPr>
+      <w:r>
+        <w:rPr>
+          <w:rFonts w:ascii="Georgia" w:cs="Georgia" w:eastAsia="Georgia" w:hAnsi="Georgia"/>
+          <w:b/>
+          <w:bCs/>
+          <w:color w:val="1F2937"/>
+          <w:sz w:val="40"/>
+          <w:szCs w:val="40"/>
+        </w:rPr>
+        <w:t xml:space="preserve">3b. Extended Roadmap (2036–2045)</w:t>
+      </w:r>
+    </w:p>
+    <w:p>
+      <w:pPr>
+        <w:spacing w:after="120" w:line="300"/>
+      </w:pPr>
+      <w:r>
+        <w:rPr>
+          <w:color w:val="1F2937"/>
+          <w:sz w:val="22"/>
+          <w:szCs w:val="22"/>
+        </w:rPr>
+        <w:t xml:space="preserve">The 20-year horizon extends the 10-year plan with a second decade: consolidation after IPO, AI industrialization, pan-African reach, sovereign cloud standard, and continental infrastructure. Years 2026–2035 remain as defined in section 3.</w:t>
+      </w:r>
+    </w:p>
+    <w:p>
+      <w:pPr>
+        <w:pStyle w:val="Heading2"/>
+        <w:spacing w:after="160" w:before="360"/>
+      </w:pPr>
+      <w:r>
+        <w:rPr>
+          <w:rFonts w:ascii="Georgia" w:cs="Georgia" w:eastAsia="Georgia" w:hAnsi="Georgia"/>
+          <w:b/>
+          <w:bCs/>
+          <w:color w:val="0E7C7B"/>
+          <w:sz w:val="30"/>
+          <w:szCs w:val="30"/>
+        </w:rPr>
+        <w:t xml:space="preserve">2036 — Post-IPO Consolidation</w:t>
+      </w:r>
+    </w:p>
+    <w:p>
+      <w:pPr>
+        <w:spacing w:after="60"/>
+      </w:pPr>
+      <w:r>
+        <w:rPr>
+          <w:b/>
+          <w:bCs/>
+          <w:color w:val="1F2937"/>
+          <w:sz w:val="22"/>
+          <w:szCs w:val="22"/>
+        </w:rPr>
+        <w:t xml:space="preserve">Revenue target: </w:t>
+      </w:r>
+      <w:r>
+        <w:rPr>
+          <w:color w:val="1F2937"/>
+          <w:sz w:val="22"/>
+          <w:szCs w:val="22"/>
+        </w:rPr>
+        <w:t xml:space="preserve">23 Mds FBU ARR</w:t>
+      </w:r>
+    </w:p>
+    <w:p>
+      <w:pPr>
+        <w:spacing w:after="60"/>
+      </w:pPr>
+      <w:r>
+        <w:rPr>
+          <w:b/>
+          <w:bCs/>
+          <w:color w:val="1F2937"/>
+          <w:sz w:val="22"/>
+          <w:szCs w:val="22"/>
+        </w:rPr>
+        <w:t xml:space="preserve">Team: </w:t>
+      </w:r>
+      <w:r>
+        <w:rPr>
+          <w:color w:val="1F2937"/>
+          <w:sz w:val="22"/>
+          <w:szCs w:val="22"/>
+        </w:rPr>
+        <w:t xml:space="preserve">4,800 → 5,600</w:t>
+      </w:r>
+    </w:p>
+    <w:p>
+      <w:pPr>
+        <w:pStyle w:val="Heading3"/>
+        <w:spacing w:after="120" w:before="240"/>
+      </w:pPr>
+      <w:r>
+        <w:rPr>
+          <w:b/>
+          <w:bCs/>
+          <w:color w:val="1F2937"/>
+          <w:sz w:val="24"/>
+          <w:szCs w:val="24"/>
+        </w:rPr>
+        <w:t xml:space="preserve">Priorities</w:t>
+      </w:r>
+    </w:p>
+    <w:p>
+      <w:pPr>
+        <w:pStyle w:val="ListParagraph"/>
+        <w:numPr>
+          <w:ilvl w:val="0"/>
+          <w:numId w:val="2"/>
+        </w:numPr>
+        <w:spacing w:after="80" w:line="280"/>
+      </w:pPr>
+      <w:r>
+        <w:rPr>
+          <w:color w:val="1F2937"/>
+          <w:sz w:val="22"/>
+          <w:szCs w:val="22"/>
+        </w:rPr>
+        <w:t xml:space="preserve">Integrate two acquisitions per year across PAY, DATA and MEDIA</w:t>
+      </w:r>
+    </w:p>
+    <w:p>
+      <w:pPr>
+        <w:pStyle w:val="ListParagraph"/>
+        <w:numPr>
+          <w:ilvl w:val="0"/>
+          <w:numId w:val="2"/>
+        </w:numPr>
+        <w:spacing w:after="80" w:line="280"/>
+      </w:pPr>
+      <w:r>
+        <w:rPr>
+          <w:color w:val="1F2937"/>
+          <w:sz w:val="22"/>
+          <w:szCs w:val="22"/>
+        </w:rPr>
+        <w:t xml:space="preserve">Reach 40M end-users across the group</w:t>
+      </w:r>
+    </w:p>
+    <w:p>
+      <w:pPr>
+        <w:pStyle w:val="ListParagraph"/>
+        <w:numPr>
+          <w:ilvl w:val="0"/>
+          <w:numId w:val="2"/>
+        </w:numPr>
+        <w:spacing w:after="80" w:line="280"/>
+      </w:pPr>
+      <w:r>
+        <w:rPr>
+          <w:color w:val="1F2937"/>
+          <w:sz w:val="22"/>
+          <w:szCs w:val="22"/>
+        </w:rPr>
+        <w:t xml:space="preserve">Stand up SIGHT FOUNDATION endowment at 600M FBU</w:t>
+      </w:r>
+    </w:p>
+    <w:p>
+      <w:pPr>
+        <w:pStyle w:val="Heading3"/>
+        <w:spacing w:after="120" w:before="240"/>
+      </w:pPr>
+      <w:r>
+        <w:rPr>
+          <w:b/>
+          <w:bCs/>
+          <w:color w:val="1F2937"/>
+          <w:sz w:val="24"/>
+          <w:szCs w:val="24"/>
+        </w:rPr>
+        <w:t xml:space="preserve">Key releases</w:t>
+      </w:r>
+    </w:p>
+    <w:p>
+      <w:pPr>
+        <w:pStyle w:val="ListParagraph"/>
+        <w:numPr>
+          <w:ilvl w:val="0"/>
+          <w:numId w:val="2"/>
+        </w:numPr>
+        <w:spacing w:after="80" w:line="280"/>
+      </w:pPr>
+      <w:r>
+        <w:rPr>
+          <w:color w:val="1F2937"/>
+          <w:sz w:val="22"/>
+          <w:szCs w:val="22"/>
+        </w:rPr>
+        <w:t xml:space="preserve">Group operating model v3</w:t>
+      </w:r>
+    </w:p>
+    <w:p>
+      <w:pPr>
+        <w:pStyle w:val="ListParagraph"/>
+        <w:numPr>
+          <w:ilvl w:val="0"/>
+          <w:numId w:val="2"/>
+        </w:numPr>
+        <w:spacing w:after="80" w:line="280"/>
+      </w:pPr>
+      <w:r>
+        <w:rPr>
+          <w:color w:val="1F2937"/>
+          <w:sz w:val="22"/>
+          <w:szCs w:val="22"/>
+        </w:rPr>
+        <w:t xml:space="preserve">SIGHT FOUNDATION endowment</w:t>
+      </w:r>
+    </w:p>
+    <w:p>
+      <w:pPr>
+        <w:pStyle w:val="ListParagraph"/>
+        <w:numPr>
+          <w:ilvl w:val="0"/>
+          <w:numId w:val="2"/>
+        </w:numPr>
+        <w:spacing w:after="80" w:line="280"/>
+      </w:pPr>
+      <w:r>
+        <w:rPr>
+          <w:color w:val="1F2937"/>
+          <w:sz w:val="22"/>
+          <w:szCs w:val="22"/>
+        </w:rPr>
+        <w:t xml:space="preserve">Pan-African PAY corridor</w:t>
+      </w:r>
+    </w:p>
+    <w:p>
+      <w:pPr>
+        <w:pStyle w:val="Heading3"/>
+        <w:spacing w:after="120" w:before="240"/>
+      </w:pPr>
+      <w:r>
+        <w:rPr>
+          <w:b/>
+          <w:bCs/>
+          <w:color w:val="1F2937"/>
+          <w:sz w:val="24"/>
+          <w:szCs w:val="24"/>
+        </w:rPr>
+        <w:t xml:space="preserve">Infrastructure</w:t>
+      </w:r>
+    </w:p>
+    <w:p>
+      <w:pPr>
+        <w:pStyle w:val="ListParagraph"/>
+        <w:numPr>
+          <w:ilvl w:val="0"/>
+          <w:numId w:val="2"/>
+        </w:numPr>
+        <w:spacing w:after="80" w:line="280"/>
+      </w:pPr>
+      <w:r>
+        <w:rPr>
+          <w:color w:val="1F2937"/>
+          <w:sz w:val="22"/>
+          <w:szCs w:val="22"/>
+        </w:rPr>
+        <w:t xml:space="preserve">Fifth data center</w:t>
+      </w:r>
+    </w:p>
+    <w:p>
+      <w:pPr>
+        <w:pStyle w:val="ListParagraph"/>
+        <w:numPr>
+          <w:ilvl w:val="0"/>
+          <w:numId w:val="2"/>
+        </w:numPr>
+        <w:spacing w:after="80" w:line="280"/>
+      </w:pPr>
+      <w:r>
+        <w:rPr>
+          <w:color w:val="1F2937"/>
+          <w:sz w:val="22"/>
+          <w:szCs w:val="22"/>
+        </w:rPr>
+        <w:t xml:space="preserve">Continental settlement layer</w:t>
+      </w:r>
+    </w:p>
+    <w:p>
+      <w:pPr>
+        <w:pStyle w:val="Heading3"/>
+        <w:spacing w:after="120" w:before="240"/>
+      </w:pPr>
+      <w:r>
+        <w:rPr>
+          <w:b/>
+          <w:bCs/>
+          <w:color w:val="1F2937"/>
+          <w:sz w:val="24"/>
+          <w:szCs w:val="24"/>
+        </w:rPr>
+        <w:t xml:space="preserve">Partners</w:t>
+      </w:r>
+    </w:p>
+    <w:p>
+      <w:pPr>
+        <w:pStyle w:val="ListParagraph"/>
+        <w:numPr>
+          <w:ilvl w:val="0"/>
+          <w:numId w:val="2"/>
+        </w:numPr>
+        <w:spacing w:after="80" w:line="280"/>
+      </w:pPr>
+      <w:r>
+        <w:rPr>
+          <w:color w:val="1F2937"/>
+          <w:sz w:val="22"/>
+          <w:szCs w:val="22"/>
+        </w:rPr>
+        <w:t xml:space="preserve">AU Digital Strategy</w:t>
+      </w:r>
+    </w:p>
+    <w:p>
+      <w:pPr>
+        <w:pStyle w:val="ListParagraph"/>
+        <w:numPr>
+          <w:ilvl w:val="0"/>
+          <w:numId w:val="2"/>
+        </w:numPr>
+        <w:spacing w:after="80" w:line="280"/>
+      </w:pPr>
+      <w:r>
+        <w:rPr>
+          <w:color w:val="1F2937"/>
+          <w:sz w:val="22"/>
+          <w:szCs w:val="22"/>
+        </w:rPr>
+        <w:t xml:space="preserve">AfCFTA digital task force</w:t>
+      </w:r>
+    </w:p>
+    <w:p>
+      <w:pPr>
+        <w:pStyle w:val="Heading2"/>
+        <w:spacing w:after="160" w:before="360"/>
+      </w:pPr>
+      <w:r>
+        <w:rPr>
+          <w:rFonts w:ascii="Georgia" w:cs="Georgia" w:eastAsia="Georgia" w:hAnsi="Georgia"/>
+          <w:b/>
+          <w:bCs/>
+          <w:color w:val="0E7C7B"/>
+          <w:sz w:val="30"/>
+          <w:szCs w:val="30"/>
+        </w:rPr>
+        <w:t xml:space="preserve">2037 — AI Industrialization</w:t>
+      </w:r>
+    </w:p>
+    <w:p>
+      <w:pPr>
+        <w:spacing w:after="60"/>
+      </w:pPr>
+      <w:r>
+        <w:rPr>
+          <w:b/>
+          <w:bCs/>
+          <w:color w:val="1F2937"/>
+          <w:sz w:val="22"/>
+          <w:szCs w:val="22"/>
+        </w:rPr>
+        <w:t xml:space="preserve">Revenue target: </w:t>
+      </w:r>
+      <w:r>
+        <w:rPr>
+          <w:color w:val="1F2937"/>
+          <w:sz w:val="22"/>
+          <w:szCs w:val="22"/>
+        </w:rPr>
+        <w:t xml:space="preserve">30 Mds FBU ARR</w:t>
+      </w:r>
+    </w:p>
+    <w:p>
+      <w:pPr>
+        <w:spacing w:after="60"/>
+      </w:pPr>
+      <w:r>
+        <w:rPr>
+          <w:b/>
+          <w:bCs/>
+          <w:color w:val="1F2937"/>
+          <w:sz w:val="22"/>
+          <w:szCs w:val="22"/>
+        </w:rPr>
+        <w:t xml:space="preserve">Team: </w:t>
+      </w:r>
+      <w:r>
+        <w:rPr>
+          <w:color w:val="1F2937"/>
+          <w:sz w:val="22"/>
+          <w:szCs w:val="22"/>
+        </w:rPr>
+        <w:t xml:space="preserve">5,600 → 6,400</w:t>
+      </w:r>
+    </w:p>
+    <w:p>
+      <w:pPr>
+        <w:pStyle w:val="Heading3"/>
+        <w:spacing w:after="120" w:before="240"/>
+      </w:pPr>
+      <w:r>
+        <w:rPr>
+          <w:b/>
+          <w:bCs/>
+          <w:color w:val="1F2937"/>
+          <w:sz w:val="24"/>
+          <w:szCs w:val="24"/>
+        </w:rPr>
+        <w:t xml:space="preserve">Priorities</w:t>
+      </w:r>
+    </w:p>
+    <w:p>
+      <w:pPr>
+        <w:pStyle w:val="ListParagraph"/>
+        <w:numPr>
+          <w:ilvl w:val="0"/>
+          <w:numId w:val="2"/>
+        </w:numPr>
+        <w:spacing w:after="80" w:line="280"/>
+      </w:pPr>
+      <w:r>
+        <w:rPr>
+          <w:color w:val="1F2937"/>
+          <w:sz w:val="22"/>
+          <w:szCs w:val="22"/>
+        </w:rPr>
+        <w:t xml:space="preserve">African-language LLM family in production across SIGHT COMPUTE</w:t>
+      </w:r>
+    </w:p>
+    <w:p>
+      <w:pPr>
+        <w:pStyle w:val="ListParagraph"/>
+        <w:numPr>
+          <w:ilvl w:val="0"/>
+          <w:numId w:val="2"/>
+        </w:numPr>
+        <w:spacing w:after="80" w:line="280"/>
+      </w:pPr>
+      <w:r>
+        <w:rPr>
+          <w:color w:val="1F2937"/>
+          <w:sz w:val="22"/>
+          <w:szCs w:val="22"/>
+        </w:rPr>
+        <w:t xml:space="preserve">Yepo Enterprise serving 50k SMEs continent-wide</w:t>
+      </w:r>
+    </w:p>
+    <w:p>
+      <w:pPr>
+        <w:pStyle w:val="ListParagraph"/>
+        <w:numPr>
+          <w:ilvl w:val="0"/>
+          <w:numId w:val="2"/>
+        </w:numPr>
+        <w:spacing w:after="80" w:line="280"/>
+      </w:pPr>
+      <w:r>
+        <w:rPr>
+          <w:color w:val="1F2937"/>
+          <w:sz w:val="22"/>
+          <w:szCs w:val="22"/>
+        </w:rPr>
+        <w:t xml:space="preserve">Capital recycling: SIGHT CAPITAL Fund III (3 Mds FBU)</w:t>
+      </w:r>
+    </w:p>
+    <w:p>
+      <w:pPr>
+        <w:pStyle w:val="Heading3"/>
+        <w:spacing w:after="120" w:before="240"/>
+      </w:pPr>
+      <w:r>
+        <w:rPr>
+          <w:b/>
+          <w:bCs/>
+          <w:color w:val="1F2937"/>
+          <w:sz w:val="24"/>
+          <w:szCs w:val="24"/>
+        </w:rPr>
+        <w:t xml:space="preserve">Key releases</w:t>
+      </w:r>
+    </w:p>
+    <w:p>
+      <w:pPr>
+        <w:pStyle w:val="ListParagraph"/>
+        <w:numPr>
+          <w:ilvl w:val="0"/>
+          <w:numId w:val="2"/>
+        </w:numPr>
+        <w:spacing w:after="80" w:line="280"/>
+      </w:pPr>
+      <w:r>
+        <w:rPr>
+          <w:color w:val="1F2937"/>
+          <w:sz w:val="22"/>
+          <w:szCs w:val="22"/>
+        </w:rPr>
+        <w:t xml:space="preserve">Kirundi/Swahili LLMs v2</w:t>
+      </w:r>
+    </w:p>
+    <w:p>
+      <w:pPr>
+        <w:pStyle w:val="ListParagraph"/>
+        <w:numPr>
+          <w:ilvl w:val="0"/>
+          <w:numId w:val="2"/>
+        </w:numPr>
+        <w:spacing w:after="80" w:line="280"/>
+      </w:pPr>
+      <w:r>
+        <w:rPr>
+          <w:color w:val="1F2937"/>
+          <w:sz w:val="22"/>
+          <w:szCs w:val="22"/>
+        </w:rPr>
+        <w:t xml:space="preserve">Yepo Industry Agents</w:t>
+      </w:r>
+    </w:p>
+    <w:p>
+      <w:pPr>
+        <w:pStyle w:val="ListParagraph"/>
+        <w:numPr>
+          <w:ilvl w:val="0"/>
+          <w:numId w:val="2"/>
+        </w:numPr>
+        <w:spacing w:after="80" w:line="280"/>
+      </w:pPr>
+      <w:r>
+        <w:rPr>
+          <w:color w:val="1F2937"/>
+          <w:sz w:val="22"/>
+          <w:szCs w:val="22"/>
+        </w:rPr>
+        <w:t xml:space="preserve">Fund III</w:t>
+      </w:r>
+    </w:p>
+    <w:p>
+      <w:pPr>
+        <w:pStyle w:val="Heading3"/>
+        <w:spacing w:after="120" w:before="240"/>
+      </w:pPr>
+      <w:r>
+        <w:rPr>
+          <w:b/>
+          <w:bCs/>
+          <w:color w:val="1F2937"/>
+          <w:sz w:val="24"/>
+          <w:szCs w:val="24"/>
+        </w:rPr>
+        <w:t xml:space="preserve">Infrastructure</w:t>
+      </w:r>
+    </w:p>
+    <w:p>
+      <w:pPr>
+        <w:pStyle w:val="ListParagraph"/>
+        <w:numPr>
+          <w:ilvl w:val="0"/>
+          <w:numId w:val="2"/>
+        </w:numPr>
+        <w:spacing w:after="80" w:line="280"/>
+      </w:pPr>
+      <w:r>
+        <w:rPr>
+          <w:color w:val="1F2937"/>
+          <w:sz w:val="22"/>
+          <w:szCs w:val="22"/>
+        </w:rPr>
+        <w:t xml:space="preserve">Dedicated GPU corridor (BI ↔ RW ↔ KE)</w:t>
+      </w:r>
+    </w:p>
+    <w:p>
+      <w:pPr>
+        <w:pStyle w:val="ListParagraph"/>
+        <w:numPr>
+          <w:ilvl w:val="0"/>
+          <w:numId w:val="2"/>
+        </w:numPr>
+        <w:spacing w:after="80" w:line="280"/>
+      </w:pPr>
+      <w:r>
+        <w:rPr>
+          <w:color w:val="1F2937"/>
+          <w:sz w:val="22"/>
+          <w:szCs w:val="22"/>
+        </w:rPr>
+        <w:t xml:space="preserve">Edge inference network</w:t>
+      </w:r>
+    </w:p>
+    <w:p>
+      <w:pPr>
+        <w:pStyle w:val="Heading3"/>
+        <w:spacing w:after="120" w:before="240"/>
+      </w:pPr>
+      <w:r>
+        <w:rPr>
+          <w:b/>
+          <w:bCs/>
+          <w:color w:val="1F2937"/>
+          <w:sz w:val="24"/>
+          <w:szCs w:val="24"/>
+        </w:rPr>
+        <w:t xml:space="preserve">Partners</w:t>
+      </w:r>
+    </w:p>
+    <w:p>
+      <w:pPr>
+        <w:pStyle w:val="ListParagraph"/>
+        <w:numPr>
+          <w:ilvl w:val="0"/>
+          <w:numId w:val="2"/>
+        </w:numPr>
+        <w:spacing w:after="80" w:line="280"/>
+      </w:pPr>
+      <w:r>
+        <w:rPr>
+          <w:color w:val="1F2937"/>
+          <w:sz w:val="22"/>
+          <w:szCs w:val="22"/>
+        </w:rPr>
+        <w:t xml:space="preserve">AfDB AI fund</w:t>
+      </w:r>
+    </w:p>
+    <w:p>
+      <w:pPr>
+        <w:pStyle w:val="ListParagraph"/>
+        <w:numPr>
+          <w:ilvl w:val="0"/>
+          <w:numId w:val="2"/>
+        </w:numPr>
+        <w:spacing w:after="80" w:line="280"/>
+      </w:pPr>
+      <w:r>
+        <w:rPr>
+          <w:color w:val="1F2937"/>
+          <w:sz w:val="22"/>
+          <w:szCs w:val="22"/>
+        </w:rPr>
+        <w:t xml:space="preserve">African universities consortium</w:t>
+      </w:r>
+    </w:p>
+    <w:p>
+      <w:pPr>
+        <w:pStyle w:val="Heading2"/>
+        <w:spacing w:after="160" w:before="360"/>
+      </w:pPr>
+      <w:r>
+        <w:rPr>
+          <w:rFonts w:ascii="Georgia" w:cs="Georgia" w:eastAsia="Georgia" w:hAnsi="Georgia"/>
+          <w:b/>
+          <w:bCs/>
+          <w:color w:val="0E7C7B"/>
+          <w:sz w:val="30"/>
+          <w:szCs w:val="30"/>
+        </w:rPr>
+        <w:t xml:space="preserve">2038 — Pan-African Reach</w:t>
+      </w:r>
+    </w:p>
+    <w:p>
+      <w:pPr>
+        <w:spacing w:after="60"/>
+      </w:pPr>
+      <w:r>
+        <w:rPr>
+          <w:b/>
+          <w:bCs/>
+          <w:color w:val="1F2937"/>
+          <w:sz w:val="22"/>
+          <w:szCs w:val="22"/>
+        </w:rPr>
+        <w:t xml:space="preserve">Revenue target: </w:t>
+      </w:r>
+      <w:r>
+        <w:rPr>
+          <w:color w:val="1F2937"/>
+          <w:sz w:val="22"/>
+          <w:szCs w:val="22"/>
+        </w:rPr>
+        <w:t xml:space="preserve">38 Mds FBU ARR</w:t>
+      </w:r>
+    </w:p>
+    <w:p>
+      <w:pPr>
+        <w:spacing w:after="60"/>
+      </w:pPr>
+      <w:r>
+        <w:rPr>
+          <w:b/>
+          <w:bCs/>
+          <w:color w:val="1F2937"/>
+          <w:sz w:val="22"/>
+          <w:szCs w:val="22"/>
+        </w:rPr>
+        <w:t xml:space="preserve">Team: </w:t>
+      </w:r>
+      <w:r>
+        <w:rPr>
+          <w:color w:val="1F2937"/>
+          <w:sz w:val="22"/>
+          <w:szCs w:val="22"/>
+        </w:rPr>
+        <w:t xml:space="preserve">6,400 → 7,200</w:t>
+      </w:r>
+    </w:p>
+    <w:p>
+      <w:pPr>
+        <w:pStyle w:val="Heading3"/>
+        <w:spacing w:after="120" w:before="240"/>
+      </w:pPr>
+      <w:r>
+        <w:rPr>
+          <w:b/>
+          <w:bCs/>
+          <w:color w:val="1F2937"/>
+          <w:sz w:val="24"/>
+          <w:szCs w:val="24"/>
+        </w:rPr>
+        <w:t xml:space="preserve">Priorities</w:t>
+      </w:r>
+    </w:p>
+    <w:p>
+      <w:pPr>
+        <w:pStyle w:val="ListParagraph"/>
+        <w:numPr>
+          <w:ilvl w:val="0"/>
+          <w:numId w:val="2"/>
+        </w:numPr>
+        <w:spacing w:after="80" w:line="280"/>
+      </w:pPr>
+      <w:r>
+        <w:rPr>
+          <w:color w:val="1F2937"/>
+          <w:sz w:val="22"/>
+          <w:szCs w:val="22"/>
+        </w:rPr>
+        <w:t xml:space="preserve">Commercial entry in Ethiopia, Zambia and Senegal</w:t>
+      </w:r>
+    </w:p>
+    <w:p>
+      <w:pPr>
+        <w:pStyle w:val="ListParagraph"/>
+        <w:numPr>
+          <w:ilvl w:val="0"/>
+          <w:numId w:val="2"/>
+        </w:numPr>
+        <w:spacing w:after="80" w:line="280"/>
+      </w:pPr>
+      <w:r>
+        <w:rPr>
+          <w:color w:val="1F2937"/>
+          <w:sz w:val="22"/>
+          <w:szCs w:val="22"/>
+        </w:rPr>
+        <w:t xml:space="preserve">Cross-border PAY processing 25% of intra-EAC digital flows</w:t>
+      </w:r>
+    </w:p>
+    <w:p>
+      <w:pPr>
+        <w:pStyle w:val="ListParagraph"/>
+        <w:numPr>
+          <w:ilvl w:val="0"/>
+          <w:numId w:val="2"/>
+        </w:numPr>
+        <w:spacing w:after="80" w:line="280"/>
+      </w:pPr>
+      <w:r>
+        <w:rPr>
+          <w:color w:val="1F2937"/>
+          <w:sz w:val="22"/>
+          <w:szCs w:val="22"/>
+        </w:rPr>
+        <w:t xml:space="preserve">Critical-infrastructure status recognized in 3 countries</w:t>
+      </w:r>
+    </w:p>
+    <w:p>
+      <w:pPr>
+        <w:pStyle w:val="Heading3"/>
+        <w:spacing w:after="120" w:before="240"/>
+      </w:pPr>
+      <w:r>
+        <w:rPr>
+          <w:b/>
+          <w:bCs/>
+          <w:color w:val="1F2937"/>
+          <w:sz w:val="24"/>
+          <w:szCs w:val="24"/>
+        </w:rPr>
+        <w:t xml:space="preserve">Key releases</w:t>
+      </w:r>
+    </w:p>
+    <w:p>
+      <w:pPr>
+        <w:pStyle w:val="ListParagraph"/>
+        <w:numPr>
+          <w:ilvl w:val="0"/>
+          <w:numId w:val="2"/>
+        </w:numPr>
+        <w:spacing w:after="80" w:line="280"/>
+      </w:pPr>
+      <w:r>
+        <w:rPr>
+          <w:color w:val="1F2937"/>
+          <w:sz w:val="22"/>
+          <w:szCs w:val="22"/>
+        </w:rPr>
+        <w:t xml:space="preserve">SIGHT PAY ET / ZM / SN</w:t>
+      </w:r>
+    </w:p>
+    <w:p>
+      <w:pPr>
+        <w:pStyle w:val="ListParagraph"/>
+        <w:numPr>
+          <w:ilvl w:val="0"/>
+          <w:numId w:val="2"/>
+        </w:numPr>
+        <w:spacing w:after="80" w:line="280"/>
+      </w:pPr>
+      <w:r>
+        <w:rPr>
+          <w:color w:val="1F2937"/>
+          <w:sz w:val="22"/>
+          <w:szCs w:val="22"/>
+        </w:rPr>
+        <w:t xml:space="preserve">Regional resilience compact</w:t>
+      </w:r>
+    </w:p>
+    <w:p>
+      <w:pPr>
+        <w:pStyle w:val="ListParagraph"/>
+        <w:numPr>
+          <w:ilvl w:val="0"/>
+          <w:numId w:val="2"/>
+        </w:numPr>
+        <w:spacing w:after="80" w:line="280"/>
+      </w:pPr>
+      <w:r>
+        <w:rPr>
+          <w:color w:val="1F2937"/>
+          <w:sz w:val="22"/>
+          <w:szCs w:val="22"/>
+        </w:rPr>
+        <w:t xml:space="preserve">Group ESG framework</w:t>
+      </w:r>
+    </w:p>
+    <w:p>
+      <w:pPr>
+        <w:pStyle w:val="Heading3"/>
+        <w:spacing w:after="120" w:before="240"/>
+      </w:pPr>
+      <w:r>
+        <w:rPr>
+          <w:b/>
+          <w:bCs/>
+          <w:color w:val="1F2937"/>
+          <w:sz w:val="24"/>
+          <w:szCs w:val="24"/>
+        </w:rPr>
+        <w:t xml:space="preserve">Infrastructure</w:t>
+      </w:r>
+    </w:p>
+    <w:p>
+      <w:pPr>
+        <w:pStyle w:val="ListParagraph"/>
+        <w:numPr>
+          <w:ilvl w:val="0"/>
+          <w:numId w:val="2"/>
+        </w:numPr>
+        <w:spacing w:after="80" w:line="280"/>
+      </w:pPr>
+      <w:r>
+        <w:rPr>
+          <w:color w:val="1F2937"/>
+          <w:sz w:val="22"/>
+          <w:szCs w:val="22"/>
+        </w:rPr>
+        <w:t xml:space="preserve">Three new operating countries</w:t>
+      </w:r>
+    </w:p>
+    <w:p>
+      <w:pPr>
+        <w:pStyle w:val="ListParagraph"/>
+        <w:numPr>
+          <w:ilvl w:val="0"/>
+          <w:numId w:val="2"/>
+        </w:numPr>
+        <w:spacing w:after="80" w:line="280"/>
+      </w:pPr>
+      <w:r>
+        <w:rPr>
+          <w:color w:val="1F2937"/>
+          <w:sz w:val="22"/>
+          <w:szCs w:val="22"/>
+        </w:rPr>
+        <w:t xml:space="preserve">Pan-African NOC</w:t>
+      </w:r>
+    </w:p>
+    <w:p>
+      <w:pPr>
+        <w:pStyle w:val="Heading3"/>
+        <w:spacing w:after="120" w:before="240"/>
+      </w:pPr>
+      <w:r>
+        <w:rPr>
+          <w:b/>
+          <w:bCs/>
+          <w:color w:val="1F2937"/>
+          <w:sz w:val="24"/>
+          <w:szCs w:val="24"/>
+        </w:rPr>
+        <w:t xml:space="preserve">Partners</w:t>
+      </w:r>
+    </w:p>
+    <w:p>
+      <w:pPr>
+        <w:pStyle w:val="ListParagraph"/>
+        <w:numPr>
+          <w:ilvl w:val="0"/>
+          <w:numId w:val="2"/>
+        </w:numPr>
+        <w:spacing w:after="80" w:line="280"/>
+      </w:pPr>
+      <w:r>
+        <w:rPr>
+          <w:color w:val="1F2937"/>
+          <w:sz w:val="22"/>
+          <w:szCs w:val="22"/>
+        </w:rPr>
+        <w:t xml:space="preserve">BoZ, NBE, BCEAO</w:t>
+      </w:r>
+    </w:p>
+    <w:p>
+      <w:pPr>
+        <w:pStyle w:val="ListParagraph"/>
+        <w:numPr>
+          <w:ilvl w:val="0"/>
+          <w:numId w:val="2"/>
+        </w:numPr>
+        <w:spacing w:after="80" w:line="280"/>
+      </w:pPr>
+      <w:r>
+        <w:rPr>
+          <w:color w:val="1F2937"/>
+          <w:sz w:val="22"/>
+          <w:szCs w:val="22"/>
+        </w:rPr>
+        <w:t xml:space="preserve">ECOWAS digital programs</w:t>
+      </w:r>
+    </w:p>
+    <w:p>
+      <w:pPr>
+        <w:pStyle w:val="Heading2"/>
+        <w:spacing w:after="160" w:before="360"/>
+      </w:pPr>
+      <w:r>
+        <w:rPr>
+          <w:rFonts w:ascii="Georgia" w:cs="Georgia" w:eastAsia="Georgia" w:hAnsi="Georgia"/>
+          <w:b/>
+          <w:bCs/>
+          <w:color w:val="0E7C7B"/>
+          <w:sz w:val="30"/>
+          <w:szCs w:val="30"/>
+        </w:rPr>
+        <w:t xml:space="preserve">2039 — Sovereign Cloud Standard</w:t>
+      </w:r>
+    </w:p>
+    <w:p>
+      <w:pPr>
+        <w:spacing w:after="60"/>
+      </w:pPr>
+      <w:r>
+        <w:rPr>
+          <w:b/>
+          <w:bCs/>
+          <w:color w:val="1F2937"/>
+          <w:sz w:val="22"/>
+          <w:szCs w:val="22"/>
+        </w:rPr>
+        <w:t xml:space="preserve">Revenue target: </w:t>
+      </w:r>
+      <w:r>
+        <w:rPr>
+          <w:color w:val="1F2937"/>
+          <w:sz w:val="22"/>
+          <w:szCs w:val="22"/>
+        </w:rPr>
+        <w:t xml:space="preserve">46 Mds FBU ARR</w:t>
+      </w:r>
+    </w:p>
+    <w:p>
+      <w:pPr>
+        <w:spacing w:after="60"/>
+      </w:pPr>
+      <w:r>
+        <w:rPr>
+          <w:b/>
+          <w:bCs/>
+          <w:color w:val="1F2937"/>
+          <w:sz w:val="22"/>
+          <w:szCs w:val="22"/>
+        </w:rPr>
+        <w:t xml:space="preserve">Team: </w:t>
+      </w:r>
+      <w:r>
+        <w:rPr>
+          <w:color w:val="1F2937"/>
+          <w:sz w:val="22"/>
+          <w:szCs w:val="22"/>
+        </w:rPr>
+        <w:t xml:space="preserve">7,200 → 8,000</w:t>
+      </w:r>
+    </w:p>
+    <w:p>
+      <w:pPr>
+        <w:pStyle w:val="Heading3"/>
+        <w:spacing w:after="120" w:before="240"/>
+      </w:pPr>
+      <w:r>
+        <w:rPr>
+          <w:b/>
+          <w:bCs/>
+          <w:color w:val="1F2937"/>
+          <w:sz w:val="24"/>
+          <w:szCs w:val="24"/>
+        </w:rPr>
+        <w:t xml:space="preserve">Priorities</w:t>
+      </w:r>
+    </w:p>
+    <w:p>
+      <w:pPr>
+        <w:pStyle w:val="ListParagraph"/>
+        <w:numPr>
+          <w:ilvl w:val="0"/>
+          <w:numId w:val="2"/>
+        </w:numPr>
+        <w:spacing w:after="80" w:line="280"/>
+      </w:pPr>
+      <w:r>
+        <w:rPr>
+          <w:color w:val="1F2937"/>
+          <w:sz w:val="22"/>
+          <w:szCs w:val="22"/>
+        </w:rPr>
+        <w:t xml:space="preserve">SIGHT CLOUD becomes the default sovereign cloud across francophone Africa</w:t>
+      </w:r>
+    </w:p>
+    <w:p>
+      <w:pPr>
+        <w:pStyle w:val="ListParagraph"/>
+        <w:numPr>
+          <w:ilvl w:val="0"/>
+          <w:numId w:val="2"/>
+        </w:numPr>
+        <w:spacing w:after="80" w:line="280"/>
+      </w:pPr>
+      <w:r>
+        <w:rPr>
+          <w:color w:val="1F2937"/>
+          <w:sz w:val="22"/>
+          <w:szCs w:val="22"/>
+        </w:rPr>
+        <w:t xml:space="preserve">Public-sector revenue crosses 30% of group ARR</w:t>
+      </w:r>
+    </w:p>
+    <w:p>
+      <w:pPr>
+        <w:pStyle w:val="ListParagraph"/>
+        <w:numPr>
+          <w:ilvl w:val="0"/>
+          <w:numId w:val="2"/>
+        </w:numPr>
+        <w:spacing w:after="80" w:line="280"/>
+      </w:pPr>
+      <w:r>
+        <w:rPr>
+          <w:color w:val="1F2937"/>
+          <w:sz w:val="22"/>
+          <w:szCs w:val="22"/>
+        </w:rPr>
+        <w:t xml:space="preserve">Industrial-grade SIGHT SECURITY MSSP for governments</w:t>
+      </w:r>
+    </w:p>
+    <w:p>
+      <w:pPr>
+        <w:pStyle w:val="Heading3"/>
+        <w:spacing w:after="120" w:before="240"/>
+      </w:pPr>
+      <w:r>
+        <w:rPr>
+          <w:b/>
+          <w:bCs/>
+          <w:color w:val="1F2937"/>
+          <w:sz w:val="24"/>
+          <w:szCs w:val="24"/>
+        </w:rPr>
+        <w:t xml:space="preserve">Key releases</w:t>
+      </w:r>
+    </w:p>
+    <w:p>
+      <w:pPr>
+        <w:pStyle w:val="ListParagraph"/>
+        <w:numPr>
+          <w:ilvl w:val="0"/>
+          <w:numId w:val="2"/>
+        </w:numPr>
+        <w:spacing w:after="80" w:line="280"/>
+      </w:pPr>
+      <w:r>
+        <w:rPr>
+          <w:color w:val="1F2937"/>
+          <w:sz w:val="22"/>
+          <w:szCs w:val="22"/>
+        </w:rPr>
+        <w:t xml:space="preserve">Sovereign Cloud certification v2</w:t>
+      </w:r>
+    </w:p>
+    <w:p>
+      <w:pPr>
+        <w:pStyle w:val="ListParagraph"/>
+        <w:numPr>
+          <w:ilvl w:val="0"/>
+          <w:numId w:val="2"/>
+        </w:numPr>
+        <w:spacing w:after="80" w:line="280"/>
+      </w:pPr>
+      <w:r>
+        <w:rPr>
+          <w:color w:val="1F2937"/>
+          <w:sz w:val="22"/>
+          <w:szCs w:val="22"/>
+        </w:rPr>
+        <w:t xml:space="preserve">Government SOC framework</w:t>
+      </w:r>
+    </w:p>
+    <w:p>
+      <w:pPr>
+        <w:pStyle w:val="ListParagraph"/>
+        <w:numPr>
+          <w:ilvl w:val="0"/>
+          <w:numId w:val="2"/>
+        </w:numPr>
+        <w:spacing w:after="80" w:line="280"/>
+      </w:pPr>
+      <w:r>
+        <w:rPr>
+          <w:color w:val="1F2937"/>
+          <w:sz w:val="22"/>
+          <w:szCs w:val="22"/>
+        </w:rPr>
+        <w:t xml:space="preserve">SIGHT DATA marketplace</w:t>
+      </w:r>
+    </w:p>
+    <w:p>
+      <w:pPr>
+        <w:pStyle w:val="Heading3"/>
+        <w:spacing w:after="120" w:before="240"/>
+      </w:pPr>
+      <w:r>
+        <w:rPr>
+          <w:b/>
+          <w:bCs/>
+          <w:color w:val="1F2937"/>
+          <w:sz w:val="24"/>
+          <w:szCs w:val="24"/>
+        </w:rPr>
+        <w:t xml:space="preserve">Infrastructure</w:t>
+      </w:r>
+    </w:p>
+    <w:p>
+      <w:pPr>
+        <w:pStyle w:val="ListParagraph"/>
+        <w:numPr>
+          <w:ilvl w:val="0"/>
+          <w:numId w:val="2"/>
+        </w:numPr>
+        <w:spacing w:after="80" w:line="280"/>
+      </w:pPr>
+      <w:r>
+        <w:rPr>
+          <w:color w:val="1F2937"/>
+          <w:sz w:val="22"/>
+          <w:szCs w:val="22"/>
+        </w:rPr>
+        <w:t xml:space="preserve">Sixth data center</w:t>
+      </w:r>
+    </w:p>
+    <w:p>
+      <w:pPr>
+        <w:pStyle w:val="ListParagraph"/>
+        <w:numPr>
+          <w:ilvl w:val="0"/>
+          <w:numId w:val="2"/>
+        </w:numPr>
+        <w:spacing w:after="80" w:line="280"/>
+      </w:pPr>
+      <w:r>
+        <w:rPr>
+          <w:color w:val="1F2937"/>
+          <w:sz w:val="22"/>
+          <w:szCs w:val="22"/>
+        </w:rPr>
+        <w:t xml:space="preserve">Cross-border classified network</w:t>
+      </w:r>
+    </w:p>
+    <w:p>
+      <w:pPr>
+        <w:pStyle w:val="Heading3"/>
+        <w:spacing w:after="120" w:before="240"/>
+      </w:pPr>
+      <w:r>
+        <w:rPr>
+          <w:b/>
+          <w:bCs/>
+          <w:color w:val="1F2937"/>
+          <w:sz w:val="24"/>
+          <w:szCs w:val="24"/>
+        </w:rPr>
+        <w:t xml:space="preserve">Partners</w:t>
+      </w:r>
+    </w:p>
+    <w:p>
+      <w:pPr>
+        <w:pStyle w:val="ListParagraph"/>
+        <w:numPr>
+          <w:ilvl w:val="0"/>
+          <w:numId w:val="2"/>
+        </w:numPr>
+        <w:spacing w:after="80" w:line="280"/>
+      </w:pPr>
+      <w:r>
+        <w:rPr>
+          <w:color w:val="1F2937"/>
+          <w:sz w:val="22"/>
+          <w:szCs w:val="22"/>
+        </w:rPr>
+        <w:t xml:space="preserve">Francophone heads-of-state digital council</w:t>
+      </w:r>
+    </w:p>
+    <w:p>
+      <w:pPr>
+        <w:pStyle w:val="ListParagraph"/>
+        <w:numPr>
+          <w:ilvl w:val="0"/>
+          <w:numId w:val="2"/>
+        </w:numPr>
+        <w:spacing w:after="80" w:line="280"/>
+      </w:pPr>
+      <w:r>
+        <w:rPr>
+          <w:color w:val="1F2937"/>
+          <w:sz w:val="22"/>
+          <w:szCs w:val="22"/>
+        </w:rPr>
+        <w:t xml:space="preserve">ITU</w:t>
+      </w:r>
+    </w:p>
+    <w:p>
+      <w:pPr>
+        <w:pStyle w:val="Heading2"/>
+        <w:spacing w:after="160" w:before="360"/>
+      </w:pPr>
+      <w:r>
+        <w:rPr>
+          <w:rFonts w:ascii="Georgia" w:cs="Georgia" w:eastAsia="Georgia" w:hAnsi="Georgia"/>
+          <w:b/>
+          <w:bCs/>
+          <w:color w:val="0E7C7B"/>
+          <w:sz w:val="30"/>
+          <w:szCs w:val="30"/>
+        </w:rPr>
+        <w:t xml:space="preserve">2040 — Burundi 2040 Milestone</w:t>
+      </w:r>
+    </w:p>
+    <w:p>
+      <w:pPr>
+        <w:spacing w:after="60"/>
+      </w:pPr>
+      <w:r>
+        <w:rPr>
+          <w:b/>
+          <w:bCs/>
+          <w:color w:val="1F2937"/>
+          <w:sz w:val="22"/>
+          <w:szCs w:val="22"/>
+        </w:rPr>
+        <w:t xml:space="preserve">Revenue target: </w:t>
+      </w:r>
+      <w:r>
+        <w:rPr>
+          <w:color w:val="1F2937"/>
+          <w:sz w:val="22"/>
+          <w:szCs w:val="22"/>
+        </w:rPr>
+        <w:t xml:space="preserve">55 Mds FBU ARR</w:t>
+      </w:r>
+    </w:p>
+    <w:p>
+      <w:pPr>
+        <w:spacing w:after="60"/>
+      </w:pPr>
+      <w:r>
+        <w:rPr>
+          <w:b/>
+          <w:bCs/>
+          <w:color w:val="1F2937"/>
+          <w:sz w:val="22"/>
+          <w:szCs w:val="22"/>
+        </w:rPr>
+        <w:t xml:space="preserve">Team: </w:t>
+      </w:r>
+      <w:r>
+        <w:rPr>
+          <w:color w:val="1F2937"/>
+          <w:sz w:val="22"/>
+          <w:szCs w:val="22"/>
+        </w:rPr>
+        <w:t xml:space="preserve">8,000 → 8,800</w:t>
+      </w:r>
+    </w:p>
+    <w:p>
+      <w:pPr>
+        <w:pStyle w:val="Heading3"/>
+        <w:spacing w:after="120" w:before="240"/>
+      </w:pPr>
+      <w:r>
+        <w:rPr>
+          <w:b/>
+          <w:bCs/>
+          <w:color w:val="1F2937"/>
+          <w:sz w:val="24"/>
+          <w:szCs w:val="24"/>
+        </w:rPr>
+        <w:t xml:space="preserve">Priorities</w:t>
+      </w:r>
+    </w:p>
+    <w:p>
+      <w:pPr>
+        <w:pStyle w:val="ListParagraph"/>
+        <w:numPr>
+          <w:ilvl w:val="0"/>
+          <w:numId w:val="2"/>
+        </w:numPr>
+        <w:spacing w:after="80" w:line="280"/>
+      </w:pPr>
+      <w:r>
+        <w:rPr>
+          <w:color w:val="1F2937"/>
+          <w:sz w:val="22"/>
+          <w:szCs w:val="22"/>
+        </w:rPr>
+        <w:t xml:space="preserve">Deliver Burundi Vision 2040 digital backbone in production</w:t>
+      </w:r>
+    </w:p>
+    <w:p>
+      <w:pPr>
+        <w:pStyle w:val="ListParagraph"/>
+        <w:numPr>
+          <w:ilvl w:val="0"/>
+          <w:numId w:val="2"/>
+        </w:numPr>
+        <w:spacing w:after="80" w:line="280"/>
+      </w:pPr>
+      <w:r>
+        <w:rPr>
+          <w:color w:val="1F2937"/>
+          <w:sz w:val="22"/>
+          <w:szCs w:val="22"/>
+        </w:rPr>
+        <w:t xml:space="preserve">60M end-users; 3M merchants across the group</w:t>
+      </w:r>
+    </w:p>
+    <w:p>
+      <w:pPr>
+        <w:pStyle w:val="ListParagraph"/>
+        <w:numPr>
+          <w:ilvl w:val="0"/>
+          <w:numId w:val="2"/>
+        </w:numPr>
+        <w:spacing w:after="80" w:line="280"/>
+      </w:pPr>
+      <w:r>
+        <w:rPr>
+          <w:color w:val="1F2937"/>
+          <w:sz w:val="22"/>
+          <w:szCs w:val="22"/>
+        </w:rPr>
+        <w:t xml:space="preserve">Spin out SIGHT HEALTH and SIGHT AGRI as independent listed subsidiaries</w:t>
+      </w:r>
+    </w:p>
+    <w:p>
+      <w:pPr>
+        <w:pStyle w:val="Heading3"/>
+        <w:spacing w:after="120" w:before="240"/>
+      </w:pPr>
+      <w:r>
+        <w:rPr>
+          <w:b/>
+          <w:bCs/>
+          <w:color w:val="1F2937"/>
+          <w:sz w:val="24"/>
+          <w:szCs w:val="24"/>
+        </w:rPr>
+        <w:t xml:space="preserve">Key releases</w:t>
+      </w:r>
+    </w:p>
+    <w:p>
+      <w:pPr>
+        <w:pStyle w:val="ListParagraph"/>
+        <w:numPr>
+          <w:ilvl w:val="0"/>
+          <w:numId w:val="2"/>
+        </w:numPr>
+        <w:spacing w:after="80" w:line="280"/>
+      </w:pPr>
+      <w:r>
+        <w:rPr>
+          <w:color w:val="1F2937"/>
+          <w:sz w:val="22"/>
+          <w:szCs w:val="22"/>
+        </w:rPr>
+        <w:t xml:space="preserve">BI 2040 backbone v1</w:t>
+      </w:r>
+    </w:p>
+    <w:p>
+      <w:pPr>
+        <w:pStyle w:val="ListParagraph"/>
+        <w:numPr>
+          <w:ilvl w:val="0"/>
+          <w:numId w:val="2"/>
+        </w:numPr>
+        <w:spacing w:after="80" w:line="280"/>
+      </w:pPr>
+      <w:r>
+        <w:rPr>
+          <w:color w:val="1F2937"/>
+          <w:sz w:val="22"/>
+          <w:szCs w:val="22"/>
+        </w:rPr>
+        <w:t xml:space="preserve">SIGHT HEALTH listing</w:t>
+      </w:r>
+    </w:p>
+    <w:p>
+      <w:pPr>
+        <w:pStyle w:val="ListParagraph"/>
+        <w:numPr>
+          <w:ilvl w:val="0"/>
+          <w:numId w:val="2"/>
+        </w:numPr>
+        <w:spacing w:after="80" w:line="280"/>
+      </w:pPr>
+      <w:r>
+        <w:rPr>
+          <w:color w:val="1F2937"/>
+          <w:sz w:val="22"/>
+          <w:szCs w:val="22"/>
+        </w:rPr>
+        <w:t xml:space="preserve">SIGHT AGRI listing</w:t>
+      </w:r>
+    </w:p>
+    <w:p>
+      <w:pPr>
+        <w:pStyle w:val="Heading3"/>
+        <w:spacing w:after="120" w:before="240"/>
+      </w:pPr>
+      <w:r>
+        <w:rPr>
+          <w:b/>
+          <w:bCs/>
+          <w:color w:val="1F2937"/>
+          <w:sz w:val="24"/>
+          <w:szCs w:val="24"/>
+        </w:rPr>
+        <w:t xml:space="preserve">Infrastructure</w:t>
+      </w:r>
+    </w:p>
+    <w:p>
+      <w:pPr>
+        <w:pStyle w:val="ListParagraph"/>
+        <w:numPr>
+          <w:ilvl w:val="0"/>
+          <w:numId w:val="2"/>
+        </w:numPr>
+        <w:spacing w:after="80" w:line="280"/>
+      </w:pPr>
+      <w:r>
+        <w:rPr>
+          <w:color w:val="1F2937"/>
+          <w:sz w:val="22"/>
+          <w:szCs w:val="22"/>
+        </w:rPr>
+        <w:t xml:space="preserve">National multi-region redundancy</w:t>
+      </w:r>
+    </w:p>
+    <w:p>
+      <w:pPr>
+        <w:pStyle w:val="ListParagraph"/>
+        <w:numPr>
+          <w:ilvl w:val="0"/>
+          <w:numId w:val="2"/>
+        </w:numPr>
+        <w:spacing w:after="80" w:line="280"/>
+      </w:pPr>
+      <w:r>
+        <w:rPr>
+          <w:color w:val="1F2937"/>
+          <w:sz w:val="22"/>
+          <w:szCs w:val="22"/>
+        </w:rPr>
+        <w:t xml:space="preserve">Health &amp; agri data lakes</w:t>
+      </w:r>
+    </w:p>
+    <w:p>
+      <w:pPr>
+        <w:pStyle w:val="Heading3"/>
+        <w:spacing w:after="120" w:before="240"/>
+      </w:pPr>
+      <w:r>
+        <w:rPr>
+          <w:b/>
+          <w:bCs/>
+          <w:color w:val="1F2937"/>
+          <w:sz w:val="24"/>
+          <w:szCs w:val="24"/>
+        </w:rPr>
+        <w:t xml:space="preserve">Partners</w:t>
+      </w:r>
+    </w:p>
+    <w:p>
+      <w:pPr>
+        <w:pStyle w:val="ListParagraph"/>
+        <w:numPr>
+          <w:ilvl w:val="0"/>
+          <w:numId w:val="2"/>
+        </w:numPr>
+        <w:spacing w:after="80" w:line="280"/>
+      </w:pPr>
+      <w:r>
+        <w:rPr>
+          <w:color w:val="1F2937"/>
+          <w:sz w:val="22"/>
+          <w:szCs w:val="22"/>
+        </w:rPr>
+        <w:t xml:space="preserve">Government of Burundi</w:t>
+      </w:r>
+    </w:p>
+    <w:p>
+      <w:pPr>
+        <w:pStyle w:val="ListParagraph"/>
+        <w:numPr>
+          <w:ilvl w:val="0"/>
+          <w:numId w:val="2"/>
+        </w:numPr>
+        <w:spacing w:after="80" w:line="280"/>
+      </w:pPr>
+      <w:r>
+        <w:rPr>
+          <w:color w:val="1F2937"/>
+          <w:sz w:val="22"/>
+          <w:szCs w:val="22"/>
+        </w:rPr>
+        <w:t xml:space="preserve">WHO, FAO regional</w:t>
+      </w:r>
+    </w:p>
+    <w:p>
+      <w:pPr>
+        <w:pStyle w:val="Heading2"/>
+        <w:spacing w:after="160" w:before="360"/>
+      </w:pPr>
+      <w:r>
+        <w:rPr>
+          <w:rFonts w:ascii="Georgia" w:cs="Georgia" w:eastAsia="Georgia" w:hAnsi="Georgia"/>
+          <w:b/>
+          <w:bCs/>
+          <w:color w:val="0E7C7B"/>
+          <w:sz w:val="30"/>
+          <w:szCs w:val="30"/>
+        </w:rPr>
+        <w:t xml:space="preserve">2041 — Capital Ecosystem</w:t>
+      </w:r>
+    </w:p>
+    <w:p>
+      <w:pPr>
+        <w:spacing w:after="60"/>
+      </w:pPr>
+      <w:r>
+        <w:rPr>
+          <w:b/>
+          <w:bCs/>
+          <w:color w:val="1F2937"/>
+          <w:sz w:val="22"/>
+          <w:szCs w:val="22"/>
+        </w:rPr>
+        <w:t xml:space="preserve">Revenue target: </w:t>
+      </w:r>
+      <w:r>
+        <w:rPr>
+          <w:color w:val="1F2937"/>
+          <w:sz w:val="22"/>
+          <w:szCs w:val="22"/>
+        </w:rPr>
+        <w:t xml:space="preserve">65 Mds FBU ARR</w:t>
+      </w:r>
+    </w:p>
+    <w:p>
+      <w:pPr>
+        <w:spacing w:after="60"/>
+      </w:pPr>
+      <w:r>
+        <w:rPr>
+          <w:b/>
+          <w:bCs/>
+          <w:color w:val="1F2937"/>
+          <w:sz w:val="22"/>
+          <w:szCs w:val="22"/>
+        </w:rPr>
+        <w:t xml:space="preserve">Team: </w:t>
+      </w:r>
+      <w:r>
+        <w:rPr>
+          <w:color w:val="1F2937"/>
+          <w:sz w:val="22"/>
+          <w:szCs w:val="22"/>
+        </w:rPr>
+        <w:t xml:space="preserve">8,800 → 9,500</w:t>
+      </w:r>
+    </w:p>
+    <w:p>
+      <w:pPr>
+        <w:pStyle w:val="Heading3"/>
+        <w:spacing w:after="120" w:before="240"/>
+      </w:pPr>
+      <w:r>
+        <w:rPr>
+          <w:b/>
+          <w:bCs/>
+          <w:color w:val="1F2937"/>
+          <w:sz w:val="24"/>
+          <w:szCs w:val="24"/>
+        </w:rPr>
+        <w:t xml:space="preserve">Priorities</w:t>
+      </w:r>
+    </w:p>
+    <w:p>
+      <w:pPr>
+        <w:pStyle w:val="ListParagraph"/>
+        <w:numPr>
+          <w:ilvl w:val="0"/>
+          <w:numId w:val="2"/>
+        </w:numPr>
+        <w:spacing w:after="80" w:line="280"/>
+      </w:pPr>
+      <w:r>
+        <w:rPr>
+          <w:color w:val="1F2937"/>
+          <w:sz w:val="22"/>
+          <w:szCs w:val="22"/>
+        </w:rPr>
+        <w:t xml:space="preserve">SIGHT CAPITAL becomes the largest African-owned tech investor by deployed capital</w:t>
+      </w:r>
+    </w:p>
+    <w:p>
+      <w:pPr>
+        <w:pStyle w:val="ListParagraph"/>
+        <w:numPr>
+          <w:ilvl w:val="0"/>
+          <w:numId w:val="2"/>
+        </w:numPr>
+        <w:spacing w:after="80" w:line="280"/>
+      </w:pPr>
+      <w:r>
+        <w:rPr>
+          <w:color w:val="1F2937"/>
+          <w:sz w:val="22"/>
+          <w:szCs w:val="22"/>
+        </w:rPr>
+        <w:t xml:space="preserve">Launch SIGHT CAPITAL public infrastructure fund (5 Mds FBU)</w:t>
+      </w:r>
+    </w:p>
+    <w:p>
+      <w:pPr>
+        <w:pStyle w:val="ListParagraph"/>
+        <w:numPr>
+          <w:ilvl w:val="0"/>
+          <w:numId w:val="2"/>
+        </w:numPr>
+        <w:spacing w:after="80" w:line="280"/>
+      </w:pPr>
+      <w:r>
+        <w:rPr>
+          <w:color w:val="1F2937"/>
+          <w:sz w:val="22"/>
+          <w:szCs w:val="22"/>
+        </w:rPr>
+        <w:t xml:space="preserve">M&amp;A engine completes 4–6 deals/year</w:t>
+      </w:r>
+    </w:p>
+    <w:p>
+      <w:pPr>
+        <w:pStyle w:val="Heading3"/>
+        <w:spacing w:after="120" w:before="240"/>
+      </w:pPr>
+      <w:r>
+        <w:rPr>
+          <w:b/>
+          <w:bCs/>
+          <w:color w:val="1F2937"/>
+          <w:sz w:val="24"/>
+          <w:szCs w:val="24"/>
+        </w:rPr>
+        <w:t xml:space="preserve">Key releases</w:t>
+      </w:r>
+    </w:p>
+    <w:p>
+      <w:pPr>
+        <w:pStyle w:val="ListParagraph"/>
+        <w:numPr>
+          <w:ilvl w:val="0"/>
+          <w:numId w:val="2"/>
+        </w:numPr>
+        <w:spacing w:after="80" w:line="280"/>
+      </w:pPr>
+      <w:r>
+        <w:rPr>
+          <w:color w:val="1F2937"/>
+          <w:sz w:val="22"/>
+          <w:szCs w:val="22"/>
+        </w:rPr>
+        <w:t xml:space="preserve">Public infra fund I</w:t>
+      </w:r>
+    </w:p>
+    <w:p>
+      <w:pPr>
+        <w:pStyle w:val="ListParagraph"/>
+        <w:numPr>
+          <w:ilvl w:val="0"/>
+          <w:numId w:val="2"/>
+        </w:numPr>
+        <w:spacing w:after="80" w:line="280"/>
+      </w:pPr>
+      <w:r>
+        <w:rPr>
+          <w:color w:val="1F2937"/>
+          <w:sz w:val="22"/>
+          <w:szCs w:val="22"/>
+        </w:rPr>
+        <w:t xml:space="preserve">Group M&amp;A playbook v2</w:t>
+      </w:r>
+    </w:p>
+    <w:p>
+      <w:pPr>
+        <w:pStyle w:val="ListParagraph"/>
+        <w:numPr>
+          <w:ilvl w:val="0"/>
+          <w:numId w:val="2"/>
+        </w:numPr>
+        <w:spacing w:after="80" w:line="280"/>
+      </w:pPr>
+      <w:r>
+        <w:rPr>
+          <w:color w:val="1F2937"/>
+          <w:sz w:val="22"/>
+          <w:szCs w:val="22"/>
+        </w:rPr>
+        <w:t xml:space="preserve">Founder-in-residence program</w:t>
+      </w:r>
+    </w:p>
+    <w:p>
+      <w:pPr>
+        <w:pStyle w:val="Heading3"/>
+        <w:spacing w:after="120" w:before="240"/>
+      </w:pPr>
+      <w:r>
+        <w:rPr>
+          <w:b/>
+          <w:bCs/>
+          <w:color w:val="1F2937"/>
+          <w:sz w:val="24"/>
+          <w:szCs w:val="24"/>
+        </w:rPr>
+        <w:t xml:space="preserve">Infrastructure</w:t>
+      </w:r>
+    </w:p>
+    <w:p>
+      <w:pPr>
+        <w:pStyle w:val="ListParagraph"/>
+        <w:numPr>
+          <w:ilvl w:val="0"/>
+          <w:numId w:val="2"/>
+        </w:numPr>
+        <w:spacing w:after="80" w:line="280"/>
+      </w:pPr>
+      <w:r>
+        <w:rPr>
+          <w:color w:val="1F2937"/>
+          <w:sz w:val="22"/>
+          <w:szCs w:val="22"/>
+        </w:rPr>
+        <w:t xml:space="preserve">Group treasury operations center</w:t>
+      </w:r>
+    </w:p>
+    <w:p>
+      <w:pPr>
+        <w:pStyle w:val="ListParagraph"/>
+        <w:numPr>
+          <w:ilvl w:val="0"/>
+          <w:numId w:val="2"/>
+        </w:numPr>
+        <w:spacing w:after="80" w:line="280"/>
+      </w:pPr>
+      <w:r>
+        <w:rPr>
+          <w:color w:val="1F2937"/>
+          <w:sz w:val="22"/>
+          <w:szCs w:val="22"/>
+        </w:rPr>
+        <w:t xml:space="preserve">Continental compliance hub</w:t>
+      </w:r>
+    </w:p>
+    <w:p>
+      <w:pPr>
+        <w:pStyle w:val="Heading3"/>
+        <w:spacing w:after="120" w:before="240"/>
+      </w:pPr>
+      <w:r>
+        <w:rPr>
+          <w:b/>
+          <w:bCs/>
+          <w:color w:val="1F2937"/>
+          <w:sz w:val="24"/>
+          <w:szCs w:val="24"/>
+        </w:rPr>
+        <w:t xml:space="preserve">Partners</w:t>
+      </w:r>
+    </w:p>
+    <w:p>
+      <w:pPr>
+        <w:pStyle w:val="ListParagraph"/>
+        <w:numPr>
+          <w:ilvl w:val="0"/>
+          <w:numId w:val="2"/>
+        </w:numPr>
+        <w:spacing w:after="80" w:line="280"/>
+      </w:pPr>
+      <w:r>
+        <w:rPr>
+          <w:color w:val="1F2937"/>
+          <w:sz w:val="22"/>
+          <w:szCs w:val="22"/>
+        </w:rPr>
+        <w:t xml:space="preserve">Sovereign wealth funds (GCC, ZA)</w:t>
+      </w:r>
+    </w:p>
+    <w:p>
+      <w:pPr>
+        <w:pStyle w:val="ListParagraph"/>
+        <w:numPr>
+          <w:ilvl w:val="0"/>
+          <w:numId w:val="2"/>
+        </w:numPr>
+        <w:spacing w:after="80" w:line="280"/>
+      </w:pPr>
+      <w:r>
+        <w:rPr>
+          <w:color w:val="1F2937"/>
+          <w:sz w:val="22"/>
+          <w:szCs w:val="22"/>
+        </w:rPr>
+        <w:t xml:space="preserve">Global DFIs as anchor LPs</w:t>
+      </w:r>
+    </w:p>
+    <w:p>
+      <w:pPr>
+        <w:pStyle w:val="Heading2"/>
+        <w:spacing w:after="160" w:before="360"/>
+      </w:pPr>
+      <w:r>
+        <w:rPr>
+          <w:rFonts w:ascii="Georgia" w:cs="Georgia" w:eastAsia="Georgia" w:hAnsi="Georgia"/>
+          <w:b/>
+          <w:bCs/>
+          <w:color w:val="0E7C7B"/>
+          <w:sz w:val="30"/>
+          <w:szCs w:val="30"/>
+        </w:rPr>
+        <w:t xml:space="preserve">2042 — Compute Sovereignty</w:t>
+      </w:r>
+    </w:p>
+    <w:p>
+      <w:pPr>
+        <w:spacing w:after="60"/>
+      </w:pPr>
+      <w:r>
+        <w:rPr>
+          <w:b/>
+          <w:bCs/>
+          <w:color w:val="1F2937"/>
+          <w:sz w:val="22"/>
+          <w:szCs w:val="22"/>
+        </w:rPr>
+        <w:t xml:space="preserve">Revenue target: </w:t>
+      </w:r>
+      <w:r>
+        <w:rPr>
+          <w:color w:val="1F2937"/>
+          <w:sz w:val="22"/>
+          <w:szCs w:val="22"/>
+        </w:rPr>
+        <w:t xml:space="preserve">75 Mds FBU ARR</w:t>
+      </w:r>
+    </w:p>
+    <w:p>
+      <w:pPr>
+        <w:spacing w:after="60"/>
+      </w:pPr>
+      <w:r>
+        <w:rPr>
+          <w:b/>
+          <w:bCs/>
+          <w:color w:val="1F2937"/>
+          <w:sz w:val="22"/>
+          <w:szCs w:val="22"/>
+        </w:rPr>
+        <w:t xml:space="preserve">Team: </w:t>
+      </w:r>
+      <w:r>
+        <w:rPr>
+          <w:color w:val="1F2937"/>
+          <w:sz w:val="22"/>
+          <w:szCs w:val="22"/>
+        </w:rPr>
+        <w:t xml:space="preserve">9,500 → 10,500</w:t>
+      </w:r>
+    </w:p>
+    <w:p>
+      <w:pPr>
+        <w:pStyle w:val="Heading3"/>
+        <w:spacing w:after="120" w:before="240"/>
+      </w:pPr>
+      <w:r>
+        <w:rPr>
+          <w:b/>
+          <w:bCs/>
+          <w:color w:val="1F2937"/>
+          <w:sz w:val="24"/>
+          <w:szCs w:val="24"/>
+        </w:rPr>
+        <w:t xml:space="preserve">Priorities</w:t>
+      </w:r>
+    </w:p>
+    <w:p>
+      <w:pPr>
+        <w:pStyle w:val="ListParagraph"/>
+        <w:numPr>
+          <w:ilvl w:val="0"/>
+          <w:numId w:val="2"/>
+        </w:numPr>
+        <w:spacing w:after="80" w:line="280"/>
+      </w:pPr>
+      <w:r>
+        <w:rPr>
+          <w:color w:val="1F2937"/>
+          <w:sz w:val="22"/>
+          <w:szCs w:val="22"/>
+        </w:rPr>
+        <w:t xml:space="preserve">African-owned GPU fleet crosses 25,000 high-end accelerators</w:t>
+      </w:r>
+    </w:p>
+    <w:p>
+      <w:pPr>
+        <w:pStyle w:val="ListParagraph"/>
+        <w:numPr>
+          <w:ilvl w:val="0"/>
+          <w:numId w:val="2"/>
+        </w:numPr>
+        <w:spacing w:after="80" w:line="280"/>
+      </w:pPr>
+      <w:r>
+        <w:rPr>
+          <w:color w:val="1F2937"/>
+          <w:sz w:val="22"/>
+          <w:szCs w:val="22"/>
+        </w:rPr>
+        <w:t xml:space="preserve">Foundation models trained end-to-end on SIGHT COMPUTE</w:t>
+      </w:r>
+    </w:p>
+    <w:p>
+      <w:pPr>
+        <w:pStyle w:val="ListParagraph"/>
+        <w:numPr>
+          <w:ilvl w:val="0"/>
+          <w:numId w:val="2"/>
+        </w:numPr>
+        <w:spacing w:after="80" w:line="280"/>
+      </w:pPr>
+      <w:r>
+        <w:rPr>
+          <w:color w:val="1F2937"/>
+          <w:sz w:val="22"/>
+          <w:szCs w:val="22"/>
+        </w:rPr>
+        <w:t xml:space="preserve">Carrier-neutral fiber across 5 corridors</w:t>
+      </w:r>
+    </w:p>
+    <w:p>
+      <w:pPr>
+        <w:pStyle w:val="Heading3"/>
+        <w:spacing w:after="120" w:before="240"/>
+      </w:pPr>
+      <w:r>
+        <w:rPr>
+          <w:b/>
+          <w:bCs/>
+          <w:color w:val="1F2937"/>
+          <w:sz w:val="24"/>
+          <w:szCs w:val="24"/>
+        </w:rPr>
+        <w:t xml:space="preserve">Key releases</w:t>
+      </w:r>
+    </w:p>
+    <w:p>
+      <w:pPr>
+        <w:pStyle w:val="ListParagraph"/>
+        <w:numPr>
+          <w:ilvl w:val="0"/>
+          <w:numId w:val="2"/>
+        </w:numPr>
+        <w:spacing w:after="80" w:line="280"/>
+      </w:pPr>
+      <w:r>
+        <w:rPr>
+          <w:color w:val="1F2937"/>
+          <w:sz w:val="22"/>
+          <w:szCs w:val="22"/>
+        </w:rPr>
+        <w:t xml:space="preserve">SIGHT COMPUTE v3</w:t>
+      </w:r>
+    </w:p>
+    <w:p>
+      <w:pPr>
+        <w:pStyle w:val="ListParagraph"/>
+        <w:numPr>
+          <w:ilvl w:val="0"/>
+          <w:numId w:val="2"/>
+        </w:numPr>
+        <w:spacing w:after="80" w:line="280"/>
+      </w:pPr>
+      <w:r>
+        <w:rPr>
+          <w:color w:val="1F2937"/>
+          <w:sz w:val="22"/>
+          <w:szCs w:val="22"/>
+        </w:rPr>
+        <w:t xml:space="preserve">African foundation model family</w:t>
+      </w:r>
+    </w:p>
+    <w:p>
+      <w:pPr>
+        <w:pStyle w:val="ListParagraph"/>
+        <w:numPr>
+          <w:ilvl w:val="0"/>
+          <w:numId w:val="2"/>
+        </w:numPr>
+        <w:spacing w:after="80" w:line="280"/>
+      </w:pPr>
+      <w:r>
+        <w:rPr>
+          <w:color w:val="1F2937"/>
+          <w:sz w:val="22"/>
+          <w:szCs w:val="22"/>
+        </w:rPr>
+        <w:t xml:space="preserve">Fiber corridor program</w:t>
+      </w:r>
+    </w:p>
+    <w:p>
+      <w:pPr>
+        <w:pStyle w:val="Heading3"/>
+        <w:spacing w:after="120" w:before="240"/>
+      </w:pPr>
+      <w:r>
+        <w:rPr>
+          <w:b/>
+          <w:bCs/>
+          <w:color w:val="1F2937"/>
+          <w:sz w:val="24"/>
+          <w:szCs w:val="24"/>
+        </w:rPr>
+        <w:t xml:space="preserve">Infrastructure</w:t>
+      </w:r>
+    </w:p>
+    <w:p>
+      <w:pPr>
+        <w:pStyle w:val="ListParagraph"/>
+        <w:numPr>
+          <w:ilvl w:val="0"/>
+          <w:numId w:val="2"/>
+        </w:numPr>
+        <w:spacing w:after="80" w:line="280"/>
+      </w:pPr>
+      <w:r>
+        <w:rPr>
+          <w:color w:val="1F2937"/>
+          <w:sz w:val="22"/>
+          <w:szCs w:val="22"/>
+        </w:rPr>
+        <w:t xml:space="preserve">Seventh data center (carrier hotel)</w:t>
+      </w:r>
+    </w:p>
+    <w:p>
+      <w:pPr>
+        <w:pStyle w:val="ListParagraph"/>
+        <w:numPr>
+          <w:ilvl w:val="0"/>
+          <w:numId w:val="2"/>
+        </w:numPr>
+        <w:spacing w:after="80" w:line="280"/>
+      </w:pPr>
+      <w:r>
+        <w:rPr>
+          <w:color w:val="1F2937"/>
+          <w:sz w:val="22"/>
+          <w:szCs w:val="22"/>
+        </w:rPr>
+        <w:t xml:space="preserve">Subsea cable landing partnerships</w:t>
+      </w:r>
+    </w:p>
+    <w:p>
+      <w:pPr>
+        <w:pStyle w:val="Heading3"/>
+        <w:spacing w:after="120" w:before="240"/>
+      </w:pPr>
+      <w:r>
+        <w:rPr>
+          <w:b/>
+          <w:bCs/>
+          <w:color w:val="1F2937"/>
+          <w:sz w:val="24"/>
+          <w:szCs w:val="24"/>
+        </w:rPr>
+        <w:t xml:space="preserve">Partners</w:t>
+      </w:r>
+    </w:p>
+    <w:p>
+      <w:pPr>
+        <w:pStyle w:val="ListParagraph"/>
+        <w:numPr>
+          <w:ilvl w:val="0"/>
+          <w:numId w:val="2"/>
+        </w:numPr>
+        <w:spacing w:after="80" w:line="280"/>
+      </w:pPr>
+      <w:r>
+        <w:rPr>
+          <w:color w:val="1F2937"/>
+          <w:sz w:val="22"/>
+          <w:szCs w:val="22"/>
+        </w:rPr>
+        <w:t xml:space="preserve">NVIDIA / AMD strategic</w:t>
+      </w:r>
+    </w:p>
+    <w:p>
+      <w:pPr>
+        <w:pStyle w:val="ListParagraph"/>
+        <w:numPr>
+          <w:ilvl w:val="0"/>
+          <w:numId w:val="2"/>
+        </w:numPr>
+        <w:spacing w:after="80" w:line="280"/>
+      </w:pPr>
+      <w:r>
+        <w:rPr>
+          <w:color w:val="1F2937"/>
+          <w:sz w:val="22"/>
+          <w:szCs w:val="22"/>
+        </w:rPr>
+        <w:t xml:space="preserve">African research alliance</w:t>
+      </w:r>
+    </w:p>
+    <w:p>
+      <w:pPr>
+        <w:pStyle w:val="Heading2"/>
+        <w:spacing w:after="160" w:before="360"/>
+      </w:pPr>
+      <w:r>
+        <w:rPr>
+          <w:rFonts w:ascii="Georgia" w:cs="Georgia" w:eastAsia="Georgia" w:hAnsi="Georgia"/>
+          <w:b/>
+          <w:bCs/>
+          <w:color w:val="0E7C7B"/>
+          <w:sz w:val="30"/>
+          <w:szCs w:val="30"/>
+        </w:rPr>
+        <w:t xml:space="preserve">2043 — Standards &amp; Influence</w:t>
+      </w:r>
+    </w:p>
+    <w:p>
+      <w:pPr>
+        <w:spacing w:after="60"/>
+      </w:pPr>
+      <w:r>
+        <w:rPr>
+          <w:b/>
+          <w:bCs/>
+          <w:color w:val="1F2937"/>
+          <w:sz w:val="22"/>
+          <w:szCs w:val="22"/>
+        </w:rPr>
+        <w:t xml:space="preserve">Revenue target: </w:t>
+      </w:r>
+      <w:r>
+        <w:rPr>
+          <w:color w:val="1F2937"/>
+          <w:sz w:val="22"/>
+          <w:szCs w:val="22"/>
+        </w:rPr>
+        <w:t xml:space="preserve">85 Mds FBU ARR</w:t>
+      </w:r>
+    </w:p>
+    <w:p>
+      <w:pPr>
+        <w:spacing w:after="60"/>
+      </w:pPr>
+      <w:r>
+        <w:rPr>
+          <w:b/>
+          <w:bCs/>
+          <w:color w:val="1F2937"/>
+          <w:sz w:val="22"/>
+          <w:szCs w:val="22"/>
+        </w:rPr>
+        <w:t xml:space="preserve">Team: </w:t>
+      </w:r>
+      <w:r>
+        <w:rPr>
+          <w:color w:val="1F2937"/>
+          <w:sz w:val="22"/>
+          <w:szCs w:val="22"/>
+        </w:rPr>
+        <w:t xml:space="preserve">10,500 → 11,500</w:t>
+      </w:r>
+    </w:p>
+    <w:p>
+      <w:pPr>
+        <w:pStyle w:val="Heading3"/>
+        <w:spacing w:after="120" w:before="240"/>
+      </w:pPr>
+      <w:r>
+        <w:rPr>
+          <w:b/>
+          <w:bCs/>
+          <w:color w:val="1F2937"/>
+          <w:sz w:val="24"/>
+          <w:szCs w:val="24"/>
+        </w:rPr>
+        <w:t xml:space="preserve">Priorities</w:t>
+      </w:r>
+    </w:p>
+    <w:p>
+      <w:pPr>
+        <w:pStyle w:val="ListParagraph"/>
+        <w:numPr>
+          <w:ilvl w:val="0"/>
+          <w:numId w:val="2"/>
+        </w:numPr>
+        <w:spacing w:after="80" w:line="280"/>
+      </w:pPr>
+      <w:r>
+        <w:rPr>
+          <w:color w:val="1F2937"/>
+          <w:sz w:val="22"/>
+          <w:szCs w:val="22"/>
+        </w:rPr>
+        <w:t xml:space="preserve">Lead drafting of pan-African digital infrastructure standards</w:t>
+      </w:r>
+    </w:p>
+    <w:p>
+      <w:pPr>
+        <w:pStyle w:val="ListParagraph"/>
+        <w:numPr>
+          <w:ilvl w:val="0"/>
+          <w:numId w:val="2"/>
+        </w:numPr>
+        <w:spacing w:after="80" w:line="280"/>
+      </w:pPr>
+      <w:r>
+        <w:rPr>
+          <w:color w:val="1F2937"/>
+          <w:sz w:val="22"/>
+          <w:szCs w:val="22"/>
+        </w:rPr>
+        <w:t xml:space="preserve">SIGHT ID adopted as reusable identity layer in 6 countries</w:t>
+      </w:r>
+    </w:p>
+    <w:p>
+      <w:pPr>
+        <w:pStyle w:val="ListParagraph"/>
+        <w:numPr>
+          <w:ilvl w:val="0"/>
+          <w:numId w:val="2"/>
+        </w:numPr>
+        <w:spacing w:after="80" w:line="280"/>
+      </w:pPr>
+      <w:r>
+        <w:rPr>
+          <w:color w:val="1F2937"/>
+          <w:sz w:val="22"/>
+          <w:szCs w:val="22"/>
+        </w:rPr>
+        <w:t xml:space="preserve">Group becomes net exporter of African-built software</w:t>
+      </w:r>
+    </w:p>
+    <w:p>
+      <w:pPr>
+        <w:pStyle w:val="Heading3"/>
+        <w:spacing w:after="120" w:before="240"/>
+      </w:pPr>
+      <w:r>
+        <w:rPr>
+          <w:b/>
+          <w:bCs/>
+          <w:color w:val="1F2937"/>
+          <w:sz w:val="24"/>
+          <w:szCs w:val="24"/>
+        </w:rPr>
+        <w:t xml:space="preserve">Key releases</w:t>
+      </w:r>
+    </w:p>
+    <w:p>
+      <w:pPr>
+        <w:pStyle w:val="ListParagraph"/>
+        <w:numPr>
+          <w:ilvl w:val="0"/>
+          <w:numId w:val="2"/>
+        </w:numPr>
+        <w:spacing w:after="80" w:line="280"/>
+      </w:pPr>
+      <w:r>
+        <w:rPr>
+          <w:color w:val="1F2937"/>
+          <w:sz w:val="22"/>
+          <w:szCs w:val="22"/>
+        </w:rPr>
+        <w:t xml:space="preserve">Pan-African ID standard v1</w:t>
+      </w:r>
+    </w:p>
+    <w:p>
+      <w:pPr>
+        <w:pStyle w:val="ListParagraph"/>
+        <w:numPr>
+          <w:ilvl w:val="0"/>
+          <w:numId w:val="2"/>
+        </w:numPr>
+        <w:spacing w:after="80" w:line="280"/>
+      </w:pPr>
+      <w:r>
+        <w:rPr>
+          <w:color w:val="1F2937"/>
+          <w:sz w:val="22"/>
+          <w:szCs w:val="22"/>
+        </w:rPr>
+        <w:t xml:space="preserve">Open source contribution program</w:t>
+      </w:r>
+    </w:p>
+    <w:p>
+      <w:pPr>
+        <w:pStyle w:val="ListParagraph"/>
+        <w:numPr>
+          <w:ilvl w:val="0"/>
+          <w:numId w:val="2"/>
+        </w:numPr>
+        <w:spacing w:after="80" w:line="280"/>
+      </w:pPr>
+      <w:r>
+        <w:rPr>
+          <w:color w:val="1F2937"/>
+          <w:sz w:val="22"/>
+          <w:szCs w:val="22"/>
+        </w:rPr>
+        <w:t xml:space="preserve">Group developer summit</w:t>
+      </w:r>
+    </w:p>
+    <w:p>
+      <w:pPr>
+        <w:pStyle w:val="Heading3"/>
+        <w:spacing w:after="120" w:before="240"/>
+      </w:pPr>
+      <w:r>
+        <w:rPr>
+          <w:b/>
+          <w:bCs/>
+          <w:color w:val="1F2937"/>
+          <w:sz w:val="24"/>
+          <w:szCs w:val="24"/>
+        </w:rPr>
+        <w:t xml:space="preserve">Infrastructure</w:t>
+      </w:r>
+    </w:p>
+    <w:p>
+      <w:pPr>
+        <w:pStyle w:val="ListParagraph"/>
+        <w:numPr>
+          <w:ilvl w:val="0"/>
+          <w:numId w:val="2"/>
+        </w:numPr>
+        <w:spacing w:after="80" w:line="280"/>
+      </w:pPr>
+      <w:r>
+        <w:rPr>
+          <w:color w:val="1F2937"/>
+          <w:sz w:val="22"/>
+          <w:szCs w:val="22"/>
+        </w:rPr>
+        <w:t xml:space="preserve">Inter-country ID federation</w:t>
+      </w:r>
+    </w:p>
+    <w:p>
+      <w:pPr>
+        <w:pStyle w:val="ListParagraph"/>
+        <w:numPr>
+          <w:ilvl w:val="0"/>
+          <w:numId w:val="2"/>
+        </w:numPr>
+        <w:spacing w:after="80" w:line="280"/>
+      </w:pPr>
+      <w:r>
+        <w:rPr>
+          <w:color w:val="1F2937"/>
+          <w:sz w:val="22"/>
+          <w:szCs w:val="22"/>
+        </w:rPr>
+        <w:t xml:space="preserve">Public standards body seat</w:t>
+      </w:r>
+    </w:p>
+    <w:p>
+      <w:pPr>
+        <w:pStyle w:val="Heading3"/>
+        <w:spacing w:after="120" w:before="240"/>
+      </w:pPr>
+      <w:r>
+        <w:rPr>
+          <w:b/>
+          <w:bCs/>
+          <w:color w:val="1F2937"/>
+          <w:sz w:val="24"/>
+          <w:szCs w:val="24"/>
+        </w:rPr>
+        <w:t xml:space="preserve">Partners</w:t>
+      </w:r>
+    </w:p>
+    <w:p>
+      <w:pPr>
+        <w:pStyle w:val="ListParagraph"/>
+        <w:numPr>
+          <w:ilvl w:val="0"/>
+          <w:numId w:val="2"/>
+        </w:numPr>
+        <w:spacing w:after="80" w:line="280"/>
+      </w:pPr>
+      <w:r>
+        <w:rPr>
+          <w:color w:val="1F2937"/>
+          <w:sz w:val="22"/>
+          <w:szCs w:val="22"/>
+        </w:rPr>
+        <w:t xml:space="preserve">AU Commission</w:t>
+      </w:r>
+    </w:p>
+    <w:p>
+      <w:pPr>
+        <w:pStyle w:val="ListParagraph"/>
+        <w:numPr>
+          <w:ilvl w:val="0"/>
+          <w:numId w:val="2"/>
+        </w:numPr>
+        <w:spacing w:after="80" w:line="280"/>
+      </w:pPr>
+      <w:r>
+        <w:rPr>
+          <w:color w:val="1F2937"/>
+          <w:sz w:val="22"/>
+          <w:szCs w:val="22"/>
+        </w:rPr>
+        <w:t xml:space="preserve">Smart Africa Alliance</w:t>
+      </w:r>
+    </w:p>
+    <w:p>
+      <w:pPr>
+        <w:pStyle w:val="Heading2"/>
+        <w:spacing w:after="160" w:before="360"/>
+      </w:pPr>
+      <w:r>
+        <w:rPr>
+          <w:rFonts w:ascii="Georgia" w:cs="Georgia" w:eastAsia="Georgia" w:hAnsi="Georgia"/>
+          <w:b/>
+          <w:bCs/>
+          <w:color w:val="0E7C7B"/>
+          <w:sz w:val="30"/>
+          <w:szCs w:val="30"/>
+        </w:rPr>
+        <w:t xml:space="preserve">2044 — Generational Transition</w:t>
+      </w:r>
+    </w:p>
+    <w:p>
+      <w:pPr>
+        <w:spacing w:after="60"/>
+      </w:pPr>
+      <w:r>
+        <w:rPr>
+          <w:b/>
+          <w:bCs/>
+          <w:color w:val="1F2937"/>
+          <w:sz w:val="22"/>
+          <w:szCs w:val="22"/>
+        </w:rPr>
+        <w:t xml:space="preserve">Revenue target: </w:t>
+      </w:r>
+      <w:r>
+        <w:rPr>
+          <w:color w:val="1F2937"/>
+          <w:sz w:val="22"/>
+          <w:szCs w:val="22"/>
+        </w:rPr>
+        <w:t xml:space="preserve">95 Mds FBU ARR</w:t>
+      </w:r>
+    </w:p>
+    <w:p>
+      <w:pPr>
+        <w:spacing w:after="60"/>
+      </w:pPr>
+      <w:r>
+        <w:rPr>
+          <w:b/>
+          <w:bCs/>
+          <w:color w:val="1F2937"/>
+          <w:sz w:val="22"/>
+          <w:szCs w:val="22"/>
+        </w:rPr>
+        <w:t xml:space="preserve">Team: </w:t>
+      </w:r>
+      <w:r>
+        <w:rPr>
+          <w:color w:val="1F2937"/>
+          <w:sz w:val="22"/>
+          <w:szCs w:val="22"/>
+        </w:rPr>
+        <w:t xml:space="preserve">11,500 → 12,200</w:t>
+      </w:r>
+    </w:p>
+    <w:p>
+      <w:pPr>
+        <w:pStyle w:val="Heading3"/>
+        <w:spacing w:after="120" w:before="240"/>
+      </w:pPr>
+      <w:r>
+        <w:rPr>
+          <w:b/>
+          <w:bCs/>
+          <w:color w:val="1F2937"/>
+          <w:sz w:val="24"/>
+          <w:szCs w:val="24"/>
+        </w:rPr>
+        <w:t xml:space="preserve">Priorities</w:t>
+      </w:r>
+    </w:p>
+    <w:p>
+      <w:pPr>
+        <w:pStyle w:val="ListParagraph"/>
+        <w:numPr>
+          <w:ilvl w:val="0"/>
+          <w:numId w:val="2"/>
+        </w:numPr>
+        <w:spacing w:after="80" w:line="280"/>
+      </w:pPr>
+      <w:r>
+        <w:rPr>
+          <w:color w:val="1F2937"/>
+          <w:sz w:val="22"/>
+          <w:szCs w:val="22"/>
+        </w:rPr>
+        <w:t xml:space="preserve">Founder transition into chair role; second-generation CEO in place</w:t>
+      </w:r>
+    </w:p>
+    <w:p>
+      <w:pPr>
+        <w:pStyle w:val="ListParagraph"/>
+        <w:numPr>
+          <w:ilvl w:val="0"/>
+          <w:numId w:val="2"/>
+        </w:numPr>
+        <w:spacing w:after="80" w:line="280"/>
+      </w:pPr>
+      <w:r>
+        <w:rPr>
+          <w:color w:val="1F2937"/>
+          <w:sz w:val="22"/>
+          <w:szCs w:val="22"/>
+        </w:rPr>
+        <w:t xml:space="preserve">Long-duration capital structure finalized (sovereign + DFI anchors)</w:t>
+      </w:r>
+    </w:p>
+    <w:p>
+      <w:pPr>
+        <w:pStyle w:val="ListParagraph"/>
+        <w:numPr>
+          <w:ilvl w:val="0"/>
+          <w:numId w:val="2"/>
+        </w:numPr>
+        <w:spacing w:after="80" w:line="280"/>
+      </w:pPr>
+      <w:r>
+        <w:rPr>
+          <w:color w:val="1F2937"/>
+          <w:sz w:val="22"/>
+          <w:szCs w:val="22"/>
+        </w:rPr>
+        <w:t xml:space="preserve">Endowment funding 100% of SIGHT FOUNDATION operations</w:t>
+      </w:r>
+    </w:p>
+    <w:p>
+      <w:pPr>
+        <w:pStyle w:val="Heading3"/>
+        <w:spacing w:after="120" w:before="240"/>
+      </w:pPr>
+      <w:r>
+        <w:rPr>
+          <w:b/>
+          <w:bCs/>
+          <w:color w:val="1F2937"/>
+          <w:sz w:val="24"/>
+          <w:szCs w:val="24"/>
+        </w:rPr>
+        <w:t xml:space="preserve">Key releases</w:t>
+      </w:r>
+    </w:p>
+    <w:p>
+      <w:pPr>
+        <w:pStyle w:val="ListParagraph"/>
+        <w:numPr>
+          <w:ilvl w:val="0"/>
+          <w:numId w:val="2"/>
+        </w:numPr>
+        <w:spacing w:after="80" w:line="280"/>
+      </w:pPr>
+      <w:r>
+        <w:rPr>
+          <w:color w:val="1F2937"/>
+          <w:sz w:val="22"/>
+          <w:szCs w:val="22"/>
+        </w:rPr>
+        <w:t xml:space="preserve">Governance v3</w:t>
+      </w:r>
+    </w:p>
+    <w:p>
+      <w:pPr>
+        <w:pStyle w:val="ListParagraph"/>
+        <w:numPr>
+          <w:ilvl w:val="0"/>
+          <w:numId w:val="2"/>
+        </w:numPr>
+        <w:spacing w:after="80" w:line="280"/>
+      </w:pPr>
+      <w:r>
+        <w:rPr>
+          <w:color w:val="1F2937"/>
+          <w:sz w:val="22"/>
+          <w:szCs w:val="22"/>
+        </w:rPr>
+        <w:t xml:space="preserve">Sovereign anchor partnership</w:t>
+      </w:r>
+    </w:p>
+    <w:p>
+      <w:pPr>
+        <w:pStyle w:val="ListParagraph"/>
+        <w:numPr>
+          <w:ilvl w:val="0"/>
+          <w:numId w:val="2"/>
+        </w:numPr>
+        <w:spacing w:after="80" w:line="280"/>
+      </w:pPr>
+      <w:r>
+        <w:rPr>
+          <w:color w:val="1F2937"/>
+          <w:sz w:val="22"/>
+          <w:szCs w:val="22"/>
+        </w:rPr>
+        <w:t xml:space="preserve">Foundation flagship programs</w:t>
+      </w:r>
+    </w:p>
+    <w:p>
+      <w:pPr>
+        <w:pStyle w:val="Heading3"/>
+        <w:spacing w:after="120" w:before="240"/>
+      </w:pPr>
+      <w:r>
+        <w:rPr>
+          <w:b/>
+          <w:bCs/>
+          <w:color w:val="1F2937"/>
+          <w:sz w:val="24"/>
+          <w:szCs w:val="24"/>
+        </w:rPr>
+        <w:t xml:space="preserve">Infrastructure</w:t>
+      </w:r>
+    </w:p>
+    <w:p>
+      <w:pPr>
+        <w:pStyle w:val="ListParagraph"/>
+        <w:numPr>
+          <w:ilvl w:val="0"/>
+          <w:numId w:val="2"/>
+        </w:numPr>
+        <w:spacing w:after="80" w:line="280"/>
+      </w:pPr>
+      <w:r>
+        <w:rPr>
+          <w:color w:val="1F2937"/>
+          <w:sz w:val="22"/>
+          <w:szCs w:val="22"/>
+        </w:rPr>
+        <w:t xml:space="preserve">Independent group board operating model</w:t>
+      </w:r>
+    </w:p>
+    <w:p>
+      <w:pPr>
+        <w:pStyle w:val="ListParagraph"/>
+        <w:numPr>
+          <w:ilvl w:val="0"/>
+          <w:numId w:val="2"/>
+        </w:numPr>
+        <w:spacing w:after="80" w:line="280"/>
+      </w:pPr>
+      <w:r>
+        <w:rPr>
+          <w:color w:val="1F2937"/>
+          <w:sz w:val="22"/>
+          <w:szCs w:val="22"/>
+        </w:rPr>
+        <w:t xml:space="preserve">Succession-tested leadership bench</w:t>
+      </w:r>
+    </w:p>
+    <w:p>
+      <w:pPr>
+        <w:pStyle w:val="Heading3"/>
+        <w:spacing w:after="120" w:before="240"/>
+      </w:pPr>
+      <w:r>
+        <w:rPr>
+          <w:b/>
+          <w:bCs/>
+          <w:color w:val="1F2937"/>
+          <w:sz w:val="24"/>
+          <w:szCs w:val="24"/>
+        </w:rPr>
+        <w:t xml:space="preserve">Partners</w:t>
+      </w:r>
+    </w:p>
+    <w:p>
+      <w:pPr>
+        <w:pStyle w:val="ListParagraph"/>
+        <w:numPr>
+          <w:ilvl w:val="0"/>
+          <w:numId w:val="2"/>
+        </w:numPr>
+        <w:spacing w:after="80" w:line="280"/>
+      </w:pPr>
+      <w:r>
+        <w:rPr>
+          <w:color w:val="1F2937"/>
+          <w:sz w:val="22"/>
+          <w:szCs w:val="22"/>
+        </w:rPr>
+        <w:t xml:space="preserve">Regional sovereign funds</w:t>
+      </w:r>
+    </w:p>
+    <w:p>
+      <w:pPr>
+        <w:pStyle w:val="ListParagraph"/>
+        <w:numPr>
+          <w:ilvl w:val="0"/>
+          <w:numId w:val="2"/>
+        </w:numPr>
+        <w:spacing w:after="80" w:line="280"/>
+      </w:pPr>
+      <w:r>
+        <w:rPr>
+          <w:color w:val="1F2937"/>
+          <w:sz w:val="22"/>
+          <w:szCs w:val="22"/>
+        </w:rPr>
+        <w:t xml:space="preserve">Major university endowments</w:t>
+      </w:r>
+    </w:p>
+    <w:p>
+      <w:pPr>
+        <w:pStyle w:val="Heading2"/>
+        <w:spacing w:after="160" w:before="360"/>
+      </w:pPr>
+      <w:r>
+        <w:rPr>
+          <w:rFonts w:ascii="Georgia" w:cs="Georgia" w:eastAsia="Georgia" w:hAnsi="Georgia"/>
+          <w:b/>
+          <w:bCs/>
+          <w:color w:val="0E7C7B"/>
+          <w:sz w:val="30"/>
+          <w:szCs w:val="30"/>
+        </w:rPr>
+        <w:t xml:space="preserve">2045 — Continental Infrastructure</w:t>
+      </w:r>
+    </w:p>
+    <w:p>
+      <w:pPr>
+        <w:spacing w:after="60"/>
+      </w:pPr>
+      <w:r>
+        <w:rPr>
+          <w:b/>
+          <w:bCs/>
+          <w:color w:val="1F2937"/>
+          <w:sz w:val="22"/>
+          <w:szCs w:val="22"/>
+        </w:rPr>
+        <w:t xml:space="preserve">Revenue target: </w:t>
+      </w:r>
+      <w:r>
+        <w:rPr>
+          <w:color w:val="1F2937"/>
+          <w:sz w:val="22"/>
+          <w:szCs w:val="22"/>
+        </w:rPr>
+        <w:t xml:space="preserve">110 Mds FBU ARR</w:t>
+      </w:r>
+    </w:p>
+    <w:p>
+      <w:pPr>
+        <w:spacing w:after="60"/>
+      </w:pPr>
+      <w:r>
+        <w:rPr>
+          <w:b/>
+          <w:bCs/>
+          <w:color w:val="1F2937"/>
+          <w:sz w:val="22"/>
+          <w:szCs w:val="22"/>
+        </w:rPr>
+        <w:t xml:space="preserve">Team: </w:t>
+      </w:r>
+      <w:r>
+        <w:rPr>
+          <w:color w:val="1F2937"/>
+          <w:sz w:val="22"/>
+          <w:szCs w:val="22"/>
+        </w:rPr>
+        <w:t xml:space="preserve">12,200 → 13,000</w:t>
+      </w:r>
+    </w:p>
+    <w:p>
+      <w:pPr>
+        <w:pStyle w:val="Heading3"/>
+        <w:spacing w:after="120" w:before="240"/>
+      </w:pPr>
+      <w:r>
+        <w:rPr>
+          <w:b/>
+          <w:bCs/>
+          <w:color w:val="1F2937"/>
+          <w:sz w:val="24"/>
+          <w:szCs w:val="24"/>
+        </w:rPr>
+        <w:t xml:space="preserve">Priorities</w:t>
+      </w:r>
+    </w:p>
+    <w:p>
+      <w:pPr>
+        <w:pStyle w:val="ListParagraph"/>
+        <w:numPr>
+          <w:ilvl w:val="0"/>
+          <w:numId w:val="2"/>
+        </w:numPr>
+        <w:spacing w:after="80" w:line="280"/>
+      </w:pPr>
+      <w:r>
+        <w:rPr>
+          <w:color w:val="1F2937"/>
+          <w:sz w:val="22"/>
+          <w:szCs w:val="22"/>
+        </w:rPr>
+        <w:t xml:space="preserve">100M end-users; recognized critical infrastructure operator in 12 countries</w:t>
+      </w:r>
+    </w:p>
+    <w:p>
+      <w:pPr>
+        <w:pStyle w:val="ListParagraph"/>
+        <w:numPr>
+          <w:ilvl w:val="0"/>
+          <w:numId w:val="2"/>
+        </w:numPr>
+        <w:spacing w:after="80" w:line="280"/>
+      </w:pPr>
+      <w:r>
+        <w:rPr>
+          <w:color w:val="1F2937"/>
+          <w:sz w:val="22"/>
+          <w:szCs w:val="22"/>
+        </w:rPr>
+        <w:t xml:space="preserve">Revenue diversified across PAY, CLOUD, DATA, COMPUTE, SECURITY, HEALTH, AGRI</w:t>
+      </w:r>
+    </w:p>
+    <w:p>
+      <w:pPr>
+        <w:pStyle w:val="ListParagraph"/>
+        <w:numPr>
+          <w:ilvl w:val="0"/>
+          <w:numId w:val="2"/>
+        </w:numPr>
+        <w:spacing w:after="80" w:line="280"/>
+      </w:pPr>
+      <w:r>
+        <w:rPr>
+          <w:color w:val="1F2937"/>
+          <w:sz w:val="22"/>
+          <w:szCs w:val="22"/>
+        </w:rPr>
+        <w:t xml:space="preserve">Anchor of an African-owned digital economy alternative</w:t>
+      </w:r>
+    </w:p>
+    <w:p>
+      <w:pPr>
+        <w:pStyle w:val="Heading3"/>
+        <w:spacing w:after="120" w:before="240"/>
+      </w:pPr>
+      <w:r>
+        <w:rPr>
+          <w:b/>
+          <w:bCs/>
+          <w:color w:val="1F2937"/>
+          <w:sz w:val="24"/>
+          <w:szCs w:val="24"/>
+        </w:rPr>
+        <w:t xml:space="preserve">Key releases</w:t>
+      </w:r>
+    </w:p>
+    <w:p>
+      <w:pPr>
+        <w:pStyle w:val="ListParagraph"/>
+        <w:numPr>
+          <w:ilvl w:val="0"/>
+          <w:numId w:val="2"/>
+        </w:numPr>
+        <w:spacing w:after="80" w:line="280"/>
+      </w:pPr>
+      <w:r>
+        <w:rPr>
+          <w:color w:val="1F2937"/>
+          <w:sz w:val="22"/>
+          <w:szCs w:val="22"/>
+        </w:rPr>
+        <w:t xml:space="preserve">20-year compact extension</w:t>
+      </w:r>
+    </w:p>
+    <w:p>
+      <w:pPr>
+        <w:pStyle w:val="ListParagraph"/>
+        <w:numPr>
+          <w:ilvl w:val="0"/>
+          <w:numId w:val="2"/>
+        </w:numPr>
+        <w:spacing w:after="80" w:line="280"/>
+      </w:pPr>
+      <w:r>
+        <w:rPr>
+          <w:color w:val="1F2937"/>
+          <w:sz w:val="22"/>
+          <w:szCs w:val="22"/>
+        </w:rPr>
+        <w:t xml:space="preserve">Continental interconnect</w:t>
+      </w:r>
+    </w:p>
+    <w:p>
+      <w:pPr>
+        <w:pStyle w:val="ListParagraph"/>
+        <w:numPr>
+          <w:ilvl w:val="0"/>
+          <w:numId w:val="2"/>
+        </w:numPr>
+        <w:spacing w:after="80" w:line="280"/>
+      </w:pPr>
+      <w:r>
+        <w:rPr>
+          <w:color w:val="1F2937"/>
+          <w:sz w:val="22"/>
+          <w:szCs w:val="22"/>
+        </w:rPr>
+        <w:t xml:space="preserve">African digital economy report</w:t>
+      </w:r>
+    </w:p>
+    <w:p>
+      <w:pPr>
+        <w:pStyle w:val="Heading3"/>
+        <w:spacing w:after="120" w:before="240"/>
+      </w:pPr>
+      <w:r>
+        <w:rPr>
+          <w:b/>
+          <w:bCs/>
+          <w:color w:val="1F2937"/>
+          <w:sz w:val="24"/>
+          <w:szCs w:val="24"/>
+        </w:rPr>
+        <w:t xml:space="preserve">Infrastructure</w:t>
+      </w:r>
+    </w:p>
+    <w:p>
+      <w:pPr>
+        <w:pStyle w:val="ListParagraph"/>
+        <w:numPr>
+          <w:ilvl w:val="0"/>
+          <w:numId w:val="2"/>
+        </w:numPr>
+        <w:spacing w:after="80" w:line="280"/>
+      </w:pPr>
+      <w:r>
+        <w:rPr>
+          <w:color w:val="1F2937"/>
+          <w:sz w:val="22"/>
+          <w:szCs w:val="22"/>
+        </w:rPr>
+        <w:t xml:space="preserve">Multi-continent resilient backbone</w:t>
+      </w:r>
+    </w:p>
+    <w:p>
+      <w:pPr>
+        <w:pStyle w:val="ListParagraph"/>
+        <w:numPr>
+          <w:ilvl w:val="0"/>
+          <w:numId w:val="2"/>
+        </w:numPr>
+        <w:spacing w:after="80" w:line="280"/>
+      </w:pPr>
+      <w:r>
+        <w:rPr>
+          <w:color w:val="1F2937"/>
+          <w:sz w:val="22"/>
+          <w:szCs w:val="22"/>
+        </w:rPr>
+        <w:t xml:space="preserve">African-owned compute + identity standard</w:t>
+      </w:r>
+    </w:p>
+    <w:p>
+      <w:pPr>
+        <w:pStyle w:val="Heading3"/>
+        <w:spacing w:after="120" w:before="240"/>
+      </w:pPr>
+      <w:r>
+        <w:rPr>
+          <w:b/>
+          <w:bCs/>
+          <w:color w:val="1F2937"/>
+          <w:sz w:val="24"/>
+          <w:szCs w:val="24"/>
+        </w:rPr>
+        <w:t xml:space="preserve">Partners</w:t>
+      </w:r>
+    </w:p>
+    <w:p>
+      <w:pPr>
+        <w:pStyle w:val="ListParagraph"/>
+        <w:numPr>
+          <w:ilvl w:val="0"/>
+          <w:numId w:val="2"/>
+        </w:numPr>
+        <w:spacing w:after="80" w:line="280"/>
+      </w:pPr>
+      <w:r>
+        <w:rPr>
+          <w:color w:val="1F2937"/>
+          <w:sz w:val="22"/>
+          <w:szCs w:val="22"/>
+        </w:rPr>
+        <w:t xml:space="preserve">AU, EAC, ECOWAS, SADC</w:t>
+      </w:r>
+    </w:p>
+    <w:p>
+      <w:pPr>
+        <w:pStyle w:val="ListParagraph"/>
+        <w:numPr>
+          <w:ilvl w:val="0"/>
+          <w:numId w:val="2"/>
+        </w:numPr>
+        <w:spacing w:after="80" w:line="280"/>
+      </w:pPr>
+      <w:r>
+        <w:rPr>
+          <w:color w:val="1F2937"/>
+          <w:sz w:val="22"/>
+          <w:szCs w:val="22"/>
+        </w:rPr>
+        <w:t xml:space="preserve">Global multilateral institutions</w:t>
       </w:r>
     </w:p>
     <w:p>

--- a/public/sight-africa-blueprint.docx
+++ b/public/sight-africa-blueprint.docx
@@ -47,7 +47,7 @@
           <w:sz w:val="24"/>
           <w:szCs w:val="24"/>
         </w:rPr>
-        <w:t xml:space="preserve">Strategic Operating System — 10-Year Blueprint (2026–2035)</w:t>
+        <w:t xml:space="preserve">Strategic Operating System — 10-Year Blueprint (2027–2036)</w:t>
       </w:r>
     </w:p>
     <w:p>
@@ -120,7 +120,7 @@
           <w:sz w:val="22"/>
           <w:szCs w:val="22"/>
         </w:rPr>
-        <w:t xml:space="preserve">2. Vision 2035</w:t>
+        <w:t xml:space="preserve">2. Vision 2036</w:t>
       </w:r>
     </w:p>
     <w:p>
@@ -566,7 +566,7 @@
           <w:sz w:val="40"/>
           <w:szCs w:val="40"/>
         </w:rPr>
-        <w:t xml:space="preserve">2. Vision 2035 — End State</w:t>
+        <w:t xml:space="preserve">2. Vision 2036 — End State</w:t>
       </w:r>
     </w:p>
     <w:p>
@@ -596,7 +596,7 @@
           <w:sz w:val="30"/>
           <w:szCs w:val="30"/>
         </w:rPr>
-        <w:t xml:space="preserve">Headline KPIs (2035)</w:t>
+        <w:t xml:space="preserve">Headline KPIs (2036)</w:t>
       </w:r>
     </w:p>
     <w:tbl>
@@ -1196,7 +1196,7 @@
           <w:sz w:val="40"/>
           <w:szCs w:val="40"/>
         </w:rPr>
-        <w:t xml:space="preserve">3. Roadmap (2026–2035)</w:t>
+        <w:t xml:space="preserve">3. Roadmap (2027–2036)</w:t>
       </w:r>
     </w:p>
     <w:p>
@@ -1213,333 +1213,20 @@
           <w:sz w:val="30"/>
           <w:szCs w:val="30"/>
         </w:rPr>
-        <w:t xml:space="preserve">2026 — Foundation &amp; Brand</w:t>
-      </w:r>
-    </w:p>
-    <w:p>
-      <w:pPr>
-        <w:spacing w:after="60"/>
-      </w:pPr>
-      <w:r>
-        <w:rPr>
-          <w:b/>
-          <w:bCs/>
-          <w:color w:val="1F2937"/>
-          <w:sz w:val="22"/>
-          <w:szCs w:val="22"/>
-        </w:rPr>
-        <w:t xml:space="preserve">Revenue target: </w:t>
-      </w:r>
-      <w:r>
-        <w:rPr>
-          <w:color w:val="1F2937"/>
-          <w:sz w:val="22"/>
-          <w:szCs w:val="22"/>
-        </w:rPr>
-        <w:t xml:space="preserve">15M FBU ARR</w:t>
-      </w:r>
-    </w:p>
-    <w:p>
-      <w:pPr>
-        <w:spacing w:after="60"/>
-      </w:pPr>
-      <w:r>
-        <w:rPr>
-          <w:b/>
-          <w:bCs/>
-          <w:color w:val="1F2937"/>
-          <w:sz w:val="22"/>
-          <w:szCs w:val="22"/>
-        </w:rPr>
-        <w:t xml:space="preserve">Team: </w:t>
-      </w:r>
-      <w:r>
-        <w:rPr>
-          <w:color w:val="1F2937"/>
-          <w:sz w:val="22"/>
-          <w:szCs w:val="22"/>
-        </w:rPr>
-        <w:t xml:space="preserve">18 → 35</w:t>
-      </w:r>
-    </w:p>
-    <w:p>
-      <w:pPr>
-        <w:pStyle w:val="Heading3"/>
-        <w:spacing w:after="120" w:before="240"/>
-      </w:pPr>
-      <w:r>
-        <w:rPr>
-          <w:b/>
-          <w:bCs/>
-          <w:color w:val="1F2937"/>
-          <w:sz w:val="24"/>
-          <w:szCs w:val="24"/>
-        </w:rPr>
-        <w:t xml:space="preserve">Priorities</w:t>
-      </w:r>
-    </w:p>
-    <w:p>
-      <w:pPr>
-        <w:pStyle w:val="ListParagraph"/>
-        <w:numPr>
-          <w:ilvl w:val="0"/>
-          <w:numId w:val="2"/>
-        </w:numPr>
-        <w:spacing w:after="80" w:line="280"/>
-      </w:pPr>
-      <w:r>
-        <w:rPr>
-          <w:color w:val="1F2937"/>
-          <w:sz w:val="22"/>
-          <w:szCs w:val="22"/>
-        </w:rPr>
-        <w:t xml:space="preserve">Consolidate the four existing products under one SIGHT AFRICA group identity</w:t>
-      </w:r>
-    </w:p>
-    <w:p>
-      <w:pPr>
-        <w:pStyle w:val="ListParagraph"/>
-        <w:numPr>
-          <w:ilvl w:val="0"/>
-          <w:numId w:val="2"/>
-        </w:numPr>
-        <w:spacing w:after="80" w:line="280"/>
-      </w:pPr>
-      <w:r>
-        <w:rPr>
-          <w:color w:val="1F2937"/>
-          <w:sz w:val="22"/>
-          <w:szCs w:val="22"/>
-        </w:rPr>
-        <w:t xml:space="preserve">Stabilize My Satoshis as a profitable BTC + mobile-money corridor</w:t>
-      </w:r>
-    </w:p>
-    <w:p>
-      <w:pPr>
-        <w:pStyle w:val="ListParagraph"/>
-        <w:numPr>
-          <w:ilvl w:val="0"/>
-          <w:numId w:val="2"/>
-        </w:numPr>
-        <w:spacing w:after="80" w:line="280"/>
-      </w:pPr>
-      <w:r>
-        <w:rPr>
-          <w:color w:val="1F2937"/>
-          <w:sz w:val="22"/>
-          <w:szCs w:val="22"/>
-        </w:rPr>
-        <w:t xml:space="preserve">Launch Africa Fintech Journal as a recognized regional publication</w:t>
-      </w:r>
-    </w:p>
-    <w:p>
-      <w:pPr>
-        <w:pStyle w:val="Heading3"/>
-        <w:spacing w:after="120" w:before="240"/>
-      </w:pPr>
-      <w:r>
-        <w:rPr>
-          <w:b/>
-          <w:bCs/>
-          <w:color w:val="1F2937"/>
-          <w:sz w:val="24"/>
-          <w:szCs w:val="24"/>
-        </w:rPr>
-        <w:t xml:space="preserve">Key releases</w:t>
-      </w:r>
-    </w:p>
-    <w:p>
-      <w:pPr>
-        <w:pStyle w:val="ListParagraph"/>
-        <w:numPr>
-          <w:ilvl w:val="0"/>
-          <w:numId w:val="2"/>
-        </w:numPr>
-        <w:spacing w:after="80" w:line="280"/>
-      </w:pPr>
-      <w:r>
-        <w:rPr>
-          <w:color w:val="1F2937"/>
-          <w:sz w:val="22"/>
-          <w:szCs w:val="22"/>
-        </w:rPr>
-        <w:t xml:space="preserve">My Satoshis 2.0 (merchant pilot)</w:t>
-      </w:r>
-    </w:p>
-    <w:p>
-      <w:pPr>
-        <w:pStyle w:val="ListParagraph"/>
-        <w:numPr>
-          <w:ilvl w:val="0"/>
-          <w:numId w:val="2"/>
-        </w:numPr>
-        <w:spacing w:after="80" w:line="280"/>
-      </w:pPr>
-      <w:r>
-        <w:rPr>
-          <w:color w:val="1F2937"/>
-          <w:sz w:val="22"/>
-          <w:szCs w:val="22"/>
-        </w:rPr>
-        <w:t xml:space="preserve">LEARN BTC certificate program v1</w:t>
-      </w:r>
-    </w:p>
-    <w:p>
-      <w:pPr>
-        <w:pStyle w:val="ListParagraph"/>
-        <w:numPr>
-          <w:ilvl w:val="0"/>
-          <w:numId w:val="2"/>
-        </w:numPr>
-        <w:spacing w:after="80" w:line="280"/>
-      </w:pPr>
-      <w:r>
-        <w:rPr>
-          <w:color w:val="1F2937"/>
-          <w:sz w:val="22"/>
-          <w:szCs w:val="22"/>
-        </w:rPr>
-        <w:t xml:space="preserve">AFJ weekly editorial</w:t>
-      </w:r>
-    </w:p>
-    <w:p>
-      <w:pPr>
-        <w:pStyle w:val="Heading3"/>
-        <w:spacing w:after="120" w:before="240"/>
-      </w:pPr>
-      <w:r>
-        <w:rPr>
-          <w:b/>
-          <w:bCs/>
-          <w:color w:val="1F2937"/>
-          <w:sz w:val="24"/>
-          <w:szCs w:val="24"/>
-        </w:rPr>
-        <w:t xml:space="preserve">Infrastructure</w:t>
-      </w:r>
-    </w:p>
-    <w:p>
-      <w:pPr>
-        <w:pStyle w:val="ListParagraph"/>
-        <w:numPr>
-          <w:ilvl w:val="0"/>
-          <w:numId w:val="2"/>
-        </w:numPr>
-        <w:spacing w:after="80" w:line="280"/>
-      </w:pPr>
-      <w:r>
-        <w:rPr>
-          <w:color w:val="1F2937"/>
-          <w:sz w:val="22"/>
-          <w:szCs w:val="22"/>
-        </w:rPr>
-        <w:t xml:space="preserve">Group brand system</w:t>
-      </w:r>
-    </w:p>
-    <w:p>
-      <w:pPr>
-        <w:pStyle w:val="ListParagraph"/>
-        <w:numPr>
-          <w:ilvl w:val="0"/>
-          <w:numId w:val="2"/>
-        </w:numPr>
-        <w:spacing w:after="80" w:line="280"/>
-      </w:pPr>
-      <w:r>
-        <w:rPr>
-          <w:color w:val="1F2937"/>
-          <w:sz w:val="22"/>
-          <w:szCs w:val="22"/>
-        </w:rPr>
-        <w:t xml:space="preserve">Single SSO across products</w:t>
-      </w:r>
-    </w:p>
-    <w:p>
-      <w:pPr>
-        <w:pStyle w:val="ListParagraph"/>
-        <w:numPr>
-          <w:ilvl w:val="0"/>
-          <w:numId w:val="2"/>
-        </w:numPr>
-        <w:spacing w:after="80" w:line="280"/>
-      </w:pPr>
-      <w:r>
-        <w:rPr>
-          <w:color w:val="1F2937"/>
-          <w:sz w:val="22"/>
-          <w:szCs w:val="22"/>
-        </w:rPr>
-        <w:t xml:space="preserve">Shared data platform v0</w:t>
-      </w:r>
-    </w:p>
-    <w:p>
-      <w:pPr>
-        <w:pStyle w:val="Heading3"/>
-        <w:spacing w:after="120" w:before="240"/>
-      </w:pPr>
-      <w:r>
-        <w:rPr>
-          <w:b/>
-          <w:bCs/>
-          <w:color w:val="1F2937"/>
-          <w:sz w:val="24"/>
-          <w:szCs w:val="24"/>
-        </w:rPr>
-        <w:t xml:space="preserve">Partners</w:t>
-      </w:r>
-    </w:p>
-    <w:p>
-      <w:pPr>
-        <w:pStyle w:val="ListParagraph"/>
-        <w:numPr>
-          <w:ilvl w:val="0"/>
-          <w:numId w:val="2"/>
-        </w:numPr>
-        <w:spacing w:after="80" w:line="280"/>
-      </w:pPr>
-      <w:r>
-        <w:rPr>
-          <w:color w:val="1F2937"/>
-          <w:sz w:val="22"/>
-          <w:szCs w:val="22"/>
-        </w:rPr>
-        <w:t xml:space="preserve">2 Burundian banks</w:t>
-      </w:r>
-    </w:p>
-    <w:p>
-      <w:pPr>
-        <w:pStyle w:val="ListParagraph"/>
-        <w:numPr>
-          <w:ilvl w:val="0"/>
-          <w:numId w:val="2"/>
-        </w:numPr>
-        <w:spacing w:after="80" w:line="280"/>
-      </w:pPr>
-      <w:r>
-        <w:rPr>
-          <w:color w:val="1F2937"/>
-          <w:sz w:val="22"/>
-          <w:szCs w:val="22"/>
-        </w:rPr>
-        <w:t xml:space="preserve">Regional MNOs</w:t>
-      </w:r>
-    </w:p>
-    <w:p>
-      <w:pPr>
-        <w:pStyle w:val="ListParagraph"/>
-        <w:numPr>
-          <w:ilvl w:val="0"/>
-          <w:numId w:val="2"/>
-        </w:numPr>
-        <w:spacing w:after="80" w:line="280"/>
-      </w:pPr>
-      <w:r>
-        <w:rPr>
-          <w:color w:val="1F2937"/>
-          <w:sz w:val="22"/>
-          <w:szCs w:val="22"/>
-        </w:rPr>
-        <w:t xml:space="preserve">Africa Bitcoin community</w:t>
+        <w:t xml:space="preserve">2026 — Preparation year — outside the agenda</w:t>
+      </w:r>
+    </w:p>
+    <w:p>
+      <w:pPr>
+        <w:spacing w:after="120" w:line="300"/>
+      </w:pPr>
+      <w:r>
+        <w:rPr>
+          <w:color w:val="1F2937"/>
+          <w:sz w:val="22"/>
+          <w:szCs w:val="22"/>
+        </w:rPr>
+        <w:t xml:space="preserve">2026 is used to prepare: legal structuring, group identity, capital, first hires and product readiness. Execution officially starts on 1 January 2027.</w:t>
       </w:r>
     </w:p>
     <w:p>
@@ -1556,7 +1243,7 @@
           <w:sz w:val="30"/>
           <w:szCs w:val="30"/>
         </w:rPr>
-        <w:t xml:space="preserve">2027 — Validation &amp; Repeatability</w:t>
+        <w:t xml:space="preserve">2027 — Foundation &amp; Brand</w:t>
       </w:r>
     </w:p>
     <w:p>
@@ -1579,7 +1266,7 @@
           <w:sz w:val="22"/>
           <w:szCs w:val="22"/>
         </w:rPr>
-        <w:t xml:space="preserve">60M FBU ARR</w:t>
+        <w:t xml:space="preserve">15M FBU ARR</w:t>
       </w:r>
     </w:p>
     <w:p>
@@ -1602,7 +1289,7 @@
           <w:sz w:val="22"/>
           <w:szCs w:val="22"/>
         </w:rPr>
-        <w:t xml:space="preserve">35 → 80</w:t>
+        <w:t xml:space="preserve">18 → 35</w:t>
       </w:r>
     </w:p>
     <w:p>
@@ -1636,43 +1323,43 @@
           <w:sz w:val="22"/>
           <w:szCs w:val="22"/>
         </w:rPr>
-        <w:t xml:space="preserve">Open Bujumbura HQ + first satellite office in Kigali</w:t>
-      </w:r>
-    </w:p>
-    <w:p>
-      <w:pPr>
-        <w:pStyle w:val="ListParagraph"/>
-        <w:numPr>
-          <w:ilvl w:val="0"/>
-          <w:numId w:val="2"/>
-        </w:numPr>
-        <w:spacing w:after="80" w:line="280"/>
-      </w:pPr>
-      <w:r>
-        <w:rPr>
-          <w:color w:val="1F2937"/>
-          <w:sz w:val="22"/>
-          <w:szCs w:val="22"/>
-        </w:rPr>
-        <w:t xml:space="preserve">Reach product-market fit on Yepo for African SMEs accessing AI</w:t>
-      </w:r>
-    </w:p>
-    <w:p>
-      <w:pPr>
-        <w:pStyle w:val="ListParagraph"/>
-        <w:numPr>
-          <w:ilvl w:val="0"/>
-          <w:numId w:val="2"/>
-        </w:numPr>
-        <w:spacing w:after="80" w:line="280"/>
-      </w:pPr>
-      <w:r>
-        <w:rPr>
-          <w:color w:val="1F2937"/>
-          <w:sz w:val="22"/>
-          <w:szCs w:val="22"/>
-        </w:rPr>
-        <w:t xml:space="preserve">Launch SIGHT ID pilot for KYC across group products</w:t>
+        <w:t xml:space="preserve">Consolidate the four existing products under one SIGHT AFRICA group identity</w:t>
+      </w:r>
+    </w:p>
+    <w:p>
+      <w:pPr>
+        <w:pStyle w:val="ListParagraph"/>
+        <w:numPr>
+          <w:ilvl w:val="0"/>
+          <w:numId w:val="2"/>
+        </w:numPr>
+        <w:spacing w:after="80" w:line="280"/>
+      </w:pPr>
+      <w:r>
+        <w:rPr>
+          <w:color w:val="1F2937"/>
+          <w:sz w:val="22"/>
+          <w:szCs w:val="22"/>
+        </w:rPr>
+        <w:t xml:space="preserve">Stabilize My Satoshis as a profitable BTC + mobile-money corridor</w:t>
+      </w:r>
+    </w:p>
+    <w:p>
+      <w:pPr>
+        <w:pStyle w:val="ListParagraph"/>
+        <w:numPr>
+          <w:ilvl w:val="0"/>
+          <w:numId w:val="2"/>
+        </w:numPr>
+        <w:spacing w:after="80" w:line="280"/>
+      </w:pPr>
+      <w:r>
+        <w:rPr>
+          <w:color w:val="1F2937"/>
+          <w:sz w:val="22"/>
+          <w:szCs w:val="22"/>
+        </w:rPr>
+        <w:t xml:space="preserve">Launch Africa Fintech Journal as a recognized regional publication</w:t>
       </w:r>
     </w:p>
     <w:p>
@@ -1706,43 +1393,43 @@
           <w:sz w:val="22"/>
           <w:szCs w:val="22"/>
         </w:rPr>
-        <w:t xml:space="preserve">Yepo Business</w:t>
-      </w:r>
-    </w:p>
-    <w:p>
-      <w:pPr>
-        <w:pStyle w:val="ListParagraph"/>
-        <w:numPr>
-          <w:ilvl w:val="0"/>
-          <w:numId w:val="2"/>
-        </w:numPr>
-        <w:spacing w:after="80" w:line="280"/>
-      </w:pPr>
-      <w:r>
-        <w:rPr>
-          <w:color w:val="1F2937"/>
-          <w:sz w:val="22"/>
-          <w:szCs w:val="22"/>
-        </w:rPr>
-        <w:t xml:space="preserve">SIGHT ID alpha</w:t>
-      </w:r>
-    </w:p>
-    <w:p>
-      <w:pPr>
-        <w:pStyle w:val="ListParagraph"/>
-        <w:numPr>
-          <w:ilvl w:val="0"/>
-          <w:numId w:val="2"/>
-        </w:numPr>
-        <w:spacing w:after="80" w:line="280"/>
-      </w:pPr>
-      <w:r>
-        <w:rPr>
-          <w:color w:val="1F2937"/>
-          <w:sz w:val="22"/>
-          <w:szCs w:val="22"/>
-        </w:rPr>
-        <w:t xml:space="preserve">AFJ research reports</w:t>
+        <w:t xml:space="preserve">My Satoshis 2.0 (merchant pilot)</w:t>
+      </w:r>
+    </w:p>
+    <w:p>
+      <w:pPr>
+        <w:pStyle w:val="ListParagraph"/>
+        <w:numPr>
+          <w:ilvl w:val="0"/>
+          <w:numId w:val="2"/>
+        </w:numPr>
+        <w:spacing w:after="80" w:line="280"/>
+      </w:pPr>
+      <w:r>
+        <w:rPr>
+          <w:color w:val="1F2937"/>
+          <w:sz w:val="22"/>
+          <w:szCs w:val="22"/>
+        </w:rPr>
+        <w:t xml:space="preserve">LEARN BTC certificate program v1</w:t>
+      </w:r>
+    </w:p>
+    <w:p>
+      <w:pPr>
+        <w:pStyle w:val="ListParagraph"/>
+        <w:numPr>
+          <w:ilvl w:val="0"/>
+          <w:numId w:val="2"/>
+        </w:numPr>
+        <w:spacing w:after="80" w:line="280"/>
+      </w:pPr>
+      <w:r>
+        <w:rPr>
+          <w:color w:val="1F2937"/>
+          <w:sz w:val="22"/>
+          <w:szCs w:val="22"/>
+        </w:rPr>
+        <w:t xml:space="preserve">AFJ weekly editorial</w:t>
       </w:r>
     </w:p>
     <w:p>
@@ -1776,25 +1463,43 @@
           <w:sz w:val="22"/>
           <w:szCs w:val="22"/>
         </w:rPr>
-        <w:t xml:space="preserve">Group payments rails v1</w:t>
-      </w:r>
-    </w:p>
-    <w:p>
-      <w:pPr>
-        <w:pStyle w:val="ListParagraph"/>
-        <w:numPr>
-          <w:ilvl w:val="0"/>
-          <w:numId w:val="2"/>
-        </w:numPr>
-        <w:spacing w:after="80" w:line="280"/>
-      </w:pPr>
-      <w:r>
-        <w:rPr>
-          <w:color w:val="1F2937"/>
-          <w:sz w:val="22"/>
-          <w:szCs w:val="22"/>
-        </w:rPr>
-        <w:t xml:space="preserve">Internal compliance &amp; risk function</w:t>
+        <w:t xml:space="preserve">Group brand system</w:t>
+      </w:r>
+    </w:p>
+    <w:p>
+      <w:pPr>
+        <w:pStyle w:val="ListParagraph"/>
+        <w:numPr>
+          <w:ilvl w:val="0"/>
+          <w:numId w:val="2"/>
+        </w:numPr>
+        <w:spacing w:after="80" w:line="280"/>
+      </w:pPr>
+      <w:r>
+        <w:rPr>
+          <w:color w:val="1F2937"/>
+          <w:sz w:val="22"/>
+          <w:szCs w:val="22"/>
+        </w:rPr>
+        <w:t xml:space="preserve">Single SSO across products</w:t>
+      </w:r>
+    </w:p>
+    <w:p>
+      <w:pPr>
+        <w:pStyle w:val="ListParagraph"/>
+        <w:numPr>
+          <w:ilvl w:val="0"/>
+          <w:numId w:val="2"/>
+        </w:numPr>
+        <w:spacing w:after="80" w:line="280"/>
+      </w:pPr>
+      <w:r>
+        <w:rPr>
+          <w:color w:val="1F2937"/>
+          <w:sz w:val="22"/>
+          <w:szCs w:val="22"/>
+        </w:rPr>
+        <w:t xml:space="preserve">Shared data platform v0</w:t>
       </w:r>
     </w:p>
     <w:p>
@@ -1828,25 +1533,43 @@
           <w:sz w:val="22"/>
           <w:szCs w:val="22"/>
         </w:rPr>
-        <w:t xml:space="preserve">Telco partnerships in Burundi &amp; Rwanda</w:t>
-      </w:r>
-    </w:p>
-    <w:p>
-      <w:pPr>
-        <w:pStyle w:val="ListParagraph"/>
-        <w:numPr>
-          <w:ilvl w:val="0"/>
-          <w:numId w:val="2"/>
-        </w:numPr>
-        <w:spacing w:after="80" w:line="280"/>
-      </w:pPr>
-      <w:r>
-        <w:rPr>
-          <w:color w:val="1F2937"/>
-          <w:sz w:val="22"/>
-          <w:szCs w:val="22"/>
-        </w:rPr>
-        <w:t xml:space="preserve">2 regional fintech alliances</w:t>
+        <w:t xml:space="preserve">2 Burundian banks</w:t>
+      </w:r>
+    </w:p>
+    <w:p>
+      <w:pPr>
+        <w:pStyle w:val="ListParagraph"/>
+        <w:numPr>
+          <w:ilvl w:val="0"/>
+          <w:numId w:val="2"/>
+        </w:numPr>
+        <w:spacing w:after="80" w:line="280"/>
+      </w:pPr>
+      <w:r>
+        <w:rPr>
+          <w:color w:val="1F2937"/>
+          <w:sz w:val="22"/>
+          <w:szCs w:val="22"/>
+        </w:rPr>
+        <w:t xml:space="preserve">Regional MNOs</w:t>
+      </w:r>
+    </w:p>
+    <w:p>
+      <w:pPr>
+        <w:pStyle w:val="ListParagraph"/>
+        <w:numPr>
+          <w:ilvl w:val="0"/>
+          <w:numId w:val="2"/>
+        </w:numPr>
+        <w:spacing w:after="80" w:line="280"/>
+      </w:pPr>
+      <w:r>
+        <w:rPr>
+          <w:color w:val="1F2937"/>
+          <w:sz w:val="22"/>
+          <w:szCs w:val="22"/>
+        </w:rPr>
+        <w:t xml:space="preserve">Africa Bitcoin community</w:t>
       </w:r>
     </w:p>
     <w:p>
@@ -1863,7 +1586,7 @@
           <w:sz w:val="30"/>
           <w:szCs w:val="30"/>
         </w:rPr>
-        <w:t xml:space="preserve">2028 — Growth — Regional Footprint</w:t>
+        <w:t xml:space="preserve">2028 — Validation &amp; Repeatability</w:t>
       </w:r>
     </w:p>
     <w:p>
@@ -1886,7 +1609,7 @@
           <w:sz w:val="22"/>
           <w:szCs w:val="22"/>
         </w:rPr>
-        <w:t xml:space="preserve">220M FBU ARR</w:t>
+        <w:t xml:space="preserve">60M FBU ARR</w:t>
       </w:r>
     </w:p>
     <w:p>
@@ -1909,7 +1632,7 @@
           <w:sz w:val="22"/>
           <w:szCs w:val="22"/>
         </w:rPr>
-        <w:t xml:space="preserve">80 → 220</w:t>
+        <w:t xml:space="preserve">35 → 80</w:t>
       </w:r>
     </w:p>
     <w:p>
@@ -1943,43 +1666,43 @@
           <w:sz w:val="22"/>
           <w:szCs w:val="22"/>
         </w:rPr>
-        <w:t xml:space="preserve">Cross-border payments live (BI ↔ RW ↔ DRC)</w:t>
-      </w:r>
-    </w:p>
-    <w:p>
-      <w:pPr>
-        <w:pStyle w:val="ListParagraph"/>
-        <w:numPr>
-          <w:ilvl w:val="0"/>
-          <w:numId w:val="2"/>
-        </w:numPr>
-        <w:spacing w:after="80" w:line="280"/>
-      </w:pPr>
-      <w:r>
-        <w:rPr>
-          <w:color w:val="1F2937"/>
-          <w:sz w:val="22"/>
-          <w:szCs w:val="22"/>
-        </w:rPr>
-        <w:t xml:space="preserve">Launch SIGHT ACADEMY as standalone institution</w:t>
-      </w:r>
-    </w:p>
-    <w:p>
-      <w:pPr>
-        <w:pStyle w:val="ListParagraph"/>
-        <w:numPr>
-          <w:ilvl w:val="0"/>
-          <w:numId w:val="2"/>
-        </w:numPr>
-        <w:spacing w:after="80" w:line="280"/>
-      </w:pPr>
-      <w:r>
-        <w:rPr>
-          <w:color w:val="1F2937"/>
-          <w:sz w:val="22"/>
-          <w:szCs w:val="22"/>
-        </w:rPr>
-        <w:t xml:space="preserve">First sovereign cloud zone (SIGHT CLOUD Lake Tanganyika)</w:t>
+        <w:t xml:space="preserve">Open Bujumbura HQ + first satellite office in Kigali</w:t>
+      </w:r>
+    </w:p>
+    <w:p>
+      <w:pPr>
+        <w:pStyle w:val="ListParagraph"/>
+        <w:numPr>
+          <w:ilvl w:val="0"/>
+          <w:numId w:val="2"/>
+        </w:numPr>
+        <w:spacing w:after="80" w:line="280"/>
+      </w:pPr>
+      <w:r>
+        <w:rPr>
+          <w:color w:val="1F2937"/>
+          <w:sz w:val="22"/>
+          <w:szCs w:val="22"/>
+        </w:rPr>
+        <w:t xml:space="preserve">Reach product-market fit on Yepo for African SMEs accessing AI</w:t>
+      </w:r>
+    </w:p>
+    <w:p>
+      <w:pPr>
+        <w:pStyle w:val="ListParagraph"/>
+        <w:numPr>
+          <w:ilvl w:val="0"/>
+          <w:numId w:val="2"/>
+        </w:numPr>
+        <w:spacing w:after="80" w:line="280"/>
+      </w:pPr>
+      <w:r>
+        <w:rPr>
+          <w:color w:val="1F2937"/>
+          <w:sz w:val="22"/>
+          <w:szCs w:val="22"/>
+        </w:rPr>
+        <w:t xml:space="preserve">Launch SIGHT ID pilot for KYC across group products</w:t>
       </w:r>
     </w:p>
     <w:p>
@@ -2013,43 +1736,43 @@
           <w:sz w:val="22"/>
           <w:szCs w:val="22"/>
         </w:rPr>
-        <w:t xml:space="preserve">SIGHT PAY v1</w:t>
-      </w:r>
-    </w:p>
-    <w:p>
-      <w:pPr>
-        <w:pStyle w:val="ListParagraph"/>
-        <w:numPr>
-          <w:ilvl w:val="0"/>
-          <w:numId w:val="2"/>
-        </w:numPr>
-        <w:spacing w:after="80" w:line="280"/>
-      </w:pPr>
-      <w:r>
-        <w:rPr>
-          <w:color w:val="1F2937"/>
-          <w:sz w:val="22"/>
-          <w:szCs w:val="22"/>
-        </w:rPr>
-        <w:t xml:space="preserve">SIGHT ACADEMY cohort 1</w:t>
-      </w:r>
-    </w:p>
-    <w:p>
-      <w:pPr>
-        <w:pStyle w:val="ListParagraph"/>
-        <w:numPr>
-          <w:ilvl w:val="0"/>
-          <w:numId w:val="2"/>
-        </w:numPr>
-        <w:spacing w:after="80" w:line="280"/>
-      </w:pPr>
-      <w:r>
-        <w:rPr>
-          <w:color w:val="1F2937"/>
-          <w:sz w:val="22"/>
-          <w:szCs w:val="22"/>
-        </w:rPr>
-        <w:t xml:space="preserve">SIGHT CLOUD region 1</w:t>
+        <w:t xml:space="preserve">Yepo Business</w:t>
+      </w:r>
+    </w:p>
+    <w:p>
+      <w:pPr>
+        <w:pStyle w:val="ListParagraph"/>
+        <w:numPr>
+          <w:ilvl w:val="0"/>
+          <w:numId w:val="2"/>
+        </w:numPr>
+        <w:spacing w:after="80" w:line="280"/>
+      </w:pPr>
+      <w:r>
+        <w:rPr>
+          <w:color w:val="1F2937"/>
+          <w:sz w:val="22"/>
+          <w:szCs w:val="22"/>
+        </w:rPr>
+        <w:t xml:space="preserve">SIGHT ID alpha</w:t>
+      </w:r>
+    </w:p>
+    <w:p>
+      <w:pPr>
+        <w:pStyle w:val="ListParagraph"/>
+        <w:numPr>
+          <w:ilvl w:val="0"/>
+          <w:numId w:val="2"/>
+        </w:numPr>
+        <w:spacing w:after="80" w:line="280"/>
+      </w:pPr>
+      <w:r>
+        <w:rPr>
+          <w:color w:val="1F2937"/>
+          <w:sz w:val="22"/>
+          <w:szCs w:val="22"/>
+        </w:rPr>
+        <w:t xml:space="preserve">AFJ research reports</w:t>
       </w:r>
     </w:p>
     <w:p>
@@ -2083,25 +1806,25 @@
           <w:sz w:val="22"/>
           <w:szCs w:val="22"/>
         </w:rPr>
-        <w:t xml:space="preserve">Tier-III data center partnership</w:t>
-      </w:r>
-    </w:p>
-    <w:p>
-      <w:pPr>
-        <w:pStyle w:val="ListParagraph"/>
-        <w:numPr>
-          <w:ilvl w:val="0"/>
-          <w:numId w:val="2"/>
-        </w:numPr>
-        <w:spacing w:after="80" w:line="280"/>
-      </w:pPr>
-      <w:r>
-        <w:rPr>
-          <w:color w:val="1F2937"/>
-          <w:sz w:val="22"/>
-          <w:szCs w:val="22"/>
-        </w:rPr>
-        <w:t xml:space="preserve">Regional NOC</w:t>
+        <w:t xml:space="preserve">Group payments rails v1</w:t>
+      </w:r>
+    </w:p>
+    <w:p>
+      <w:pPr>
+        <w:pStyle w:val="ListParagraph"/>
+        <w:numPr>
+          <w:ilvl w:val="0"/>
+          <w:numId w:val="2"/>
+        </w:numPr>
+        <w:spacing w:after="80" w:line="280"/>
+      </w:pPr>
+      <w:r>
+        <w:rPr>
+          <w:color w:val="1F2937"/>
+          <w:sz w:val="22"/>
+          <w:szCs w:val="22"/>
+        </w:rPr>
+        <w:t xml:space="preserve">Internal compliance &amp; risk function</w:t>
       </w:r>
     </w:p>
     <w:p>
@@ -2135,25 +1858,25 @@
           <w:sz w:val="22"/>
           <w:szCs w:val="22"/>
         </w:rPr>
-        <w:t xml:space="preserve">Central banks (BRB, BNR)</w:t>
-      </w:r>
-    </w:p>
-    <w:p>
-      <w:pPr>
-        <w:pStyle w:val="ListParagraph"/>
-        <w:numPr>
-          <w:ilvl w:val="0"/>
-          <w:numId w:val="2"/>
-        </w:numPr>
-        <w:spacing w:after="80" w:line="280"/>
-      </w:pPr>
-      <w:r>
-        <w:rPr>
-          <w:color w:val="1F2937"/>
-          <w:sz w:val="22"/>
-          <w:szCs w:val="22"/>
-        </w:rPr>
-        <w:t xml:space="preserve">World Bank / AfDB digital programs</w:t>
+        <w:t xml:space="preserve">Telco partnerships in Burundi &amp; Rwanda</w:t>
+      </w:r>
+    </w:p>
+    <w:p>
+      <w:pPr>
+        <w:pStyle w:val="ListParagraph"/>
+        <w:numPr>
+          <w:ilvl w:val="0"/>
+          <w:numId w:val="2"/>
+        </w:numPr>
+        <w:spacing w:after="80" w:line="280"/>
+      </w:pPr>
+      <w:r>
+        <w:rPr>
+          <w:color w:val="1F2937"/>
+          <w:sz w:val="22"/>
+          <w:szCs w:val="22"/>
+        </w:rPr>
+        <w:t xml:space="preserve">2 regional fintech alliances</w:t>
       </w:r>
     </w:p>
     <w:p>
@@ -2170,7 +1893,7 @@
           <w:sz w:val="30"/>
           <w:szCs w:val="30"/>
         </w:rPr>
-        <w:t xml:space="preserve">2029 — Platformization</w:t>
+        <w:t xml:space="preserve">2029 — Growth — Regional Footprint</w:t>
       </w:r>
     </w:p>
     <w:p>
@@ -2193,7 +1916,7 @@
           <w:sz w:val="22"/>
           <w:szCs w:val="22"/>
         </w:rPr>
-        <w:t xml:space="preserve">600M FBU ARR</w:t>
+        <w:t xml:space="preserve">220M FBU ARR</w:t>
       </w:r>
     </w:p>
     <w:p>
@@ -2216,7 +1939,7 @@
           <w:sz w:val="22"/>
           <w:szCs w:val="22"/>
         </w:rPr>
-        <w:t xml:space="preserve">220 → 480</w:t>
+        <w:t xml:space="preserve">80 → 220</w:t>
       </w:r>
     </w:p>
     <w:p>
@@ -2250,43 +1973,43 @@
           <w:sz w:val="22"/>
           <w:szCs w:val="22"/>
         </w:rPr>
-        <w:t xml:space="preserve">Open public APIs across PAY, ID, CLOUD</w:t>
-      </w:r>
-    </w:p>
-    <w:p>
-      <w:pPr>
-        <w:pStyle w:val="ListParagraph"/>
-        <w:numPr>
-          <w:ilvl w:val="0"/>
-          <w:numId w:val="2"/>
-        </w:numPr>
-        <w:spacing w:after="80" w:line="280"/>
-      </w:pPr>
-      <w:r>
-        <w:rPr>
-          <w:color w:val="1F2937"/>
-          <w:sz w:val="22"/>
-          <w:szCs w:val="22"/>
-        </w:rPr>
-        <w:t xml:space="preserve">Launch SIGHT CAPITAL fund I (450M FBU)</w:t>
-      </w:r>
-    </w:p>
-    <w:p>
-      <w:pPr>
-        <w:pStyle w:val="ListParagraph"/>
-        <w:numPr>
-          <w:ilvl w:val="0"/>
-          <w:numId w:val="2"/>
-        </w:numPr>
-        <w:spacing w:after="80" w:line="280"/>
-      </w:pPr>
-      <w:r>
-        <w:rPr>
-          <w:color w:val="1F2937"/>
-          <w:sz w:val="22"/>
-          <w:szCs w:val="22"/>
-        </w:rPr>
-        <w:t xml:space="preserve">Begin SIGHT LABS R&amp;D center on applied AI and cryptography</w:t>
+        <w:t xml:space="preserve">Cross-border payments live (BI ↔ RW ↔ DRC)</w:t>
+      </w:r>
+    </w:p>
+    <w:p>
+      <w:pPr>
+        <w:pStyle w:val="ListParagraph"/>
+        <w:numPr>
+          <w:ilvl w:val="0"/>
+          <w:numId w:val="2"/>
+        </w:numPr>
+        <w:spacing w:after="80" w:line="280"/>
+      </w:pPr>
+      <w:r>
+        <w:rPr>
+          <w:color w:val="1F2937"/>
+          <w:sz w:val="22"/>
+          <w:szCs w:val="22"/>
+        </w:rPr>
+        <w:t xml:space="preserve">Launch SIGHT ACADEMY as standalone institution</w:t>
+      </w:r>
+    </w:p>
+    <w:p>
+      <w:pPr>
+        <w:pStyle w:val="ListParagraph"/>
+        <w:numPr>
+          <w:ilvl w:val="0"/>
+          <w:numId w:val="2"/>
+        </w:numPr>
+        <w:spacing w:after="80" w:line="280"/>
+      </w:pPr>
+      <w:r>
+        <w:rPr>
+          <w:color w:val="1F2937"/>
+          <w:sz w:val="22"/>
+          <w:szCs w:val="22"/>
+        </w:rPr>
+        <w:t xml:space="preserve">First sovereign cloud zone (SIGHT CLOUD Lake Tanganyika)</w:t>
       </w:r>
     </w:p>
     <w:p>
@@ -2320,43 +2043,43 @@
           <w:sz w:val="22"/>
           <w:szCs w:val="22"/>
         </w:rPr>
-        <w:t xml:space="preserve">Developer portal</w:t>
-      </w:r>
-    </w:p>
-    <w:p>
-      <w:pPr>
-        <w:pStyle w:val="ListParagraph"/>
-        <w:numPr>
-          <w:ilvl w:val="0"/>
-          <w:numId w:val="2"/>
-        </w:numPr>
-        <w:spacing w:after="80" w:line="280"/>
-      </w:pPr>
-      <w:r>
-        <w:rPr>
-          <w:color w:val="1F2937"/>
-          <w:sz w:val="22"/>
-          <w:szCs w:val="22"/>
-        </w:rPr>
-        <w:t xml:space="preserve">SIGHT CAPITAL fund I</w:t>
-      </w:r>
-    </w:p>
-    <w:p>
-      <w:pPr>
-        <w:pStyle w:val="ListParagraph"/>
-        <w:numPr>
-          <w:ilvl w:val="0"/>
-          <w:numId w:val="2"/>
-        </w:numPr>
-        <w:spacing w:after="80" w:line="280"/>
-      </w:pPr>
-      <w:r>
-        <w:rPr>
-          <w:color w:val="1F2937"/>
-          <w:sz w:val="22"/>
-          <w:szCs w:val="22"/>
-        </w:rPr>
-        <w:t xml:space="preserve">SIGHT LABS</w:t>
+        <w:t xml:space="preserve">SIGHT PAY v1</w:t>
+      </w:r>
+    </w:p>
+    <w:p>
+      <w:pPr>
+        <w:pStyle w:val="ListParagraph"/>
+        <w:numPr>
+          <w:ilvl w:val="0"/>
+          <w:numId w:val="2"/>
+        </w:numPr>
+        <w:spacing w:after="80" w:line="280"/>
+      </w:pPr>
+      <w:r>
+        <w:rPr>
+          <w:color w:val="1F2937"/>
+          <w:sz w:val="22"/>
+          <w:szCs w:val="22"/>
+        </w:rPr>
+        <w:t xml:space="preserve">SIGHT ACADEMY cohort 1</w:t>
+      </w:r>
+    </w:p>
+    <w:p>
+      <w:pPr>
+        <w:pStyle w:val="ListParagraph"/>
+        <w:numPr>
+          <w:ilvl w:val="0"/>
+          <w:numId w:val="2"/>
+        </w:numPr>
+        <w:spacing w:after="80" w:line="280"/>
+      </w:pPr>
+      <w:r>
+        <w:rPr>
+          <w:color w:val="1F2937"/>
+          <w:sz w:val="22"/>
+          <w:szCs w:val="22"/>
+        </w:rPr>
+        <w:t xml:space="preserve">SIGHT CLOUD region 1</w:t>
       </w:r>
     </w:p>
     <w:p>
@@ -2390,25 +2113,25 @@
           <w:sz w:val="22"/>
           <w:szCs w:val="22"/>
         </w:rPr>
-        <w:t xml:space="preserve">API gateway</w:t>
-      </w:r>
-    </w:p>
-    <w:p>
-      <w:pPr>
-        <w:pStyle w:val="ListParagraph"/>
-        <w:numPr>
-          <w:ilvl w:val="0"/>
-          <w:numId w:val="2"/>
-        </w:numPr>
-        <w:spacing w:after="80" w:line="280"/>
-      </w:pPr>
-      <w:r>
-        <w:rPr>
-          <w:color w:val="1F2937"/>
-          <w:sz w:val="22"/>
-          <w:szCs w:val="22"/>
-        </w:rPr>
-        <w:t xml:space="preserve">Multi-tenant identity &amp; permissions</w:t>
+        <w:t xml:space="preserve">Tier-III data center partnership</w:t>
+      </w:r>
+    </w:p>
+    <w:p>
+      <w:pPr>
+        <w:pStyle w:val="ListParagraph"/>
+        <w:numPr>
+          <w:ilvl w:val="0"/>
+          <w:numId w:val="2"/>
+        </w:numPr>
+        <w:spacing w:after="80" w:line="280"/>
+      </w:pPr>
+      <w:r>
+        <w:rPr>
+          <w:color w:val="1F2937"/>
+          <w:sz w:val="22"/>
+          <w:szCs w:val="22"/>
+        </w:rPr>
+        <w:t xml:space="preserve">Regional NOC</w:t>
       </w:r>
     </w:p>
     <w:p>
@@ -2442,25 +2165,25 @@
           <w:sz w:val="22"/>
           <w:szCs w:val="22"/>
         </w:rPr>
-        <w:t xml:space="preserve">3 universities</w:t>
-      </w:r>
-    </w:p>
-    <w:p>
-      <w:pPr>
-        <w:pStyle w:val="ListParagraph"/>
-        <w:numPr>
-          <w:ilvl w:val="0"/>
-          <w:numId w:val="2"/>
-        </w:numPr>
-        <w:spacing w:after="80" w:line="280"/>
-      </w:pPr>
-      <w:r>
-        <w:rPr>
-          <w:color w:val="1F2937"/>
-          <w:sz w:val="22"/>
-          <w:szCs w:val="22"/>
-        </w:rPr>
-        <w:t xml:space="preserve">International VCs as LPs</w:t>
+        <w:t xml:space="preserve">Central banks (BRB, BNR)</w:t>
+      </w:r>
+    </w:p>
+    <w:p>
+      <w:pPr>
+        <w:pStyle w:val="ListParagraph"/>
+        <w:numPr>
+          <w:ilvl w:val="0"/>
+          <w:numId w:val="2"/>
+        </w:numPr>
+        <w:spacing w:after="80" w:line="280"/>
+      </w:pPr>
+      <w:r>
+        <w:rPr>
+          <w:color w:val="1F2937"/>
+          <w:sz w:val="22"/>
+          <w:szCs w:val="22"/>
+        </w:rPr>
+        <w:t xml:space="preserve">World Bank / AfDB digital programs</w:t>
       </w:r>
     </w:p>
     <w:p>
@@ -2477,7 +2200,7 @@
           <w:sz w:val="30"/>
           <w:szCs w:val="30"/>
         </w:rPr>
-        <w:t xml:space="preserve">2030 — Burundi 2030 Milestone</w:t>
+        <w:t xml:space="preserve">2030 — Platformization</w:t>
       </w:r>
     </w:p>
     <w:p>
@@ -2500,7 +2223,7 @@
           <w:sz w:val="22"/>
           <w:szCs w:val="22"/>
         </w:rPr>
-        <w:t xml:space="preserve">1,5 Md FBU ARR</w:t>
+        <w:t xml:space="preserve">600M FBU ARR</w:t>
       </w:r>
     </w:p>
     <w:p>
@@ -2523,7 +2246,7 @@
           <w:sz w:val="22"/>
           <w:szCs w:val="22"/>
         </w:rPr>
-        <w:t xml:space="preserve">480 → 900</w:t>
+        <w:t xml:space="preserve">220 → 480</w:t>
       </w:r>
     </w:p>
     <w:p>
@@ -2557,43 +2280,43 @@
           <w:sz w:val="22"/>
           <w:szCs w:val="22"/>
         </w:rPr>
-        <w:t xml:space="preserve">Become the de-facto digital integration partner for Burundian state services</w:t>
-      </w:r>
-    </w:p>
-    <w:p>
-      <w:pPr>
-        <w:pStyle w:val="ListParagraph"/>
-        <w:numPr>
-          <w:ilvl w:val="0"/>
-          <w:numId w:val="2"/>
-        </w:numPr>
-        <w:spacing w:after="80" w:line="280"/>
-      </w:pPr>
-      <w:r>
-        <w:rPr>
-          <w:color w:val="1F2937"/>
-          <w:sz w:val="22"/>
-          <w:szCs w:val="22"/>
-        </w:rPr>
-        <w:t xml:space="preserve">Hit 5M end-users across the group</w:t>
-      </w:r>
-    </w:p>
-    <w:p>
-      <w:pPr>
-        <w:pStyle w:val="ListParagraph"/>
-        <w:numPr>
-          <w:ilvl w:val="0"/>
-          <w:numId w:val="2"/>
-        </w:numPr>
-        <w:spacing w:after="80" w:line="280"/>
-      </w:pPr>
-      <w:r>
-        <w:rPr>
-          <w:color w:val="1F2937"/>
-          <w:sz w:val="22"/>
-          <w:szCs w:val="22"/>
-        </w:rPr>
-        <w:t xml:space="preserve">Launch SIGHT SECURITY as standalone subsidiary</w:t>
+        <w:t xml:space="preserve">Open public APIs across PAY, ID, CLOUD</w:t>
+      </w:r>
+    </w:p>
+    <w:p>
+      <w:pPr>
+        <w:pStyle w:val="ListParagraph"/>
+        <w:numPr>
+          <w:ilvl w:val="0"/>
+          <w:numId w:val="2"/>
+        </w:numPr>
+        <w:spacing w:after="80" w:line="280"/>
+      </w:pPr>
+      <w:r>
+        <w:rPr>
+          <w:color w:val="1F2937"/>
+          <w:sz w:val="22"/>
+          <w:szCs w:val="22"/>
+        </w:rPr>
+        <w:t xml:space="preserve">Launch SIGHT CAPITAL fund I (450M FBU)</w:t>
+      </w:r>
+    </w:p>
+    <w:p>
+      <w:pPr>
+        <w:pStyle w:val="ListParagraph"/>
+        <w:numPr>
+          <w:ilvl w:val="0"/>
+          <w:numId w:val="2"/>
+        </w:numPr>
+        <w:spacing w:after="80" w:line="280"/>
+      </w:pPr>
+      <w:r>
+        <w:rPr>
+          <w:color w:val="1F2937"/>
+          <w:sz w:val="22"/>
+          <w:szCs w:val="22"/>
+        </w:rPr>
+        <w:t xml:space="preserve">Begin SIGHT LABS R&amp;D center on applied AI and cryptography</w:t>
       </w:r>
     </w:p>
     <w:p>
@@ -2627,43 +2350,43 @@
           <w:sz w:val="22"/>
           <w:szCs w:val="22"/>
         </w:rPr>
-        <w:t xml:space="preserve">SIGHT SECURITY SOC</w:t>
-      </w:r>
-    </w:p>
-    <w:p>
-      <w:pPr>
-        <w:pStyle w:val="ListParagraph"/>
-        <w:numPr>
-          <w:ilvl w:val="0"/>
-          <w:numId w:val="2"/>
-        </w:numPr>
-        <w:spacing w:after="80" w:line="280"/>
-      </w:pPr>
-      <w:r>
-        <w:rPr>
-          <w:color w:val="1F2937"/>
-          <w:sz w:val="22"/>
-          <w:szCs w:val="22"/>
-        </w:rPr>
-        <w:t xml:space="preserve">Government services integration</w:t>
-      </w:r>
-    </w:p>
-    <w:p>
-      <w:pPr>
-        <w:pStyle w:val="ListParagraph"/>
-        <w:numPr>
-          <w:ilvl w:val="0"/>
-          <w:numId w:val="2"/>
-        </w:numPr>
-        <w:spacing w:after="80" w:line="280"/>
-      </w:pPr>
-      <w:r>
-        <w:rPr>
-          <w:color w:val="1F2937"/>
-          <w:sz w:val="22"/>
-          <w:szCs w:val="22"/>
-        </w:rPr>
-        <w:t xml:space="preserve">AFJ data &amp; research division</w:t>
+        <w:t xml:space="preserve">Developer portal</w:t>
+      </w:r>
+    </w:p>
+    <w:p>
+      <w:pPr>
+        <w:pStyle w:val="ListParagraph"/>
+        <w:numPr>
+          <w:ilvl w:val="0"/>
+          <w:numId w:val="2"/>
+        </w:numPr>
+        <w:spacing w:after="80" w:line="280"/>
+      </w:pPr>
+      <w:r>
+        <w:rPr>
+          <w:color w:val="1F2937"/>
+          <w:sz w:val="22"/>
+          <w:szCs w:val="22"/>
+        </w:rPr>
+        <w:t xml:space="preserve">SIGHT CAPITAL fund I</w:t>
+      </w:r>
+    </w:p>
+    <w:p>
+      <w:pPr>
+        <w:pStyle w:val="ListParagraph"/>
+        <w:numPr>
+          <w:ilvl w:val="0"/>
+          <w:numId w:val="2"/>
+        </w:numPr>
+        <w:spacing w:after="80" w:line="280"/>
+      </w:pPr>
+      <w:r>
+        <w:rPr>
+          <w:color w:val="1F2937"/>
+          <w:sz w:val="22"/>
+          <w:szCs w:val="22"/>
+        </w:rPr>
+        <w:t xml:space="preserve">SIGHT LABS</w:t>
       </w:r>
     </w:p>
     <w:p>
@@ -2697,25 +2420,25 @@
           <w:sz w:val="22"/>
           <w:szCs w:val="22"/>
         </w:rPr>
-        <w:t xml:space="preserve">Second cloud region</w:t>
-      </w:r>
-    </w:p>
-    <w:p>
-      <w:pPr>
-        <w:pStyle w:val="ListParagraph"/>
-        <w:numPr>
-          <w:ilvl w:val="0"/>
-          <w:numId w:val="2"/>
-        </w:numPr>
-        <w:spacing w:after="80" w:line="280"/>
-      </w:pPr>
-      <w:r>
-        <w:rPr>
-          <w:color w:val="1F2937"/>
-          <w:sz w:val="22"/>
-          <w:szCs w:val="22"/>
-        </w:rPr>
-        <w:t xml:space="preserve">National cyber response capability</w:t>
+        <w:t xml:space="preserve">API gateway</w:t>
+      </w:r>
+    </w:p>
+    <w:p>
+      <w:pPr>
+        <w:pStyle w:val="ListParagraph"/>
+        <w:numPr>
+          <w:ilvl w:val="0"/>
+          <w:numId w:val="2"/>
+        </w:numPr>
+        <w:spacing w:after="80" w:line="280"/>
+      </w:pPr>
+      <w:r>
+        <w:rPr>
+          <w:color w:val="1F2937"/>
+          <w:sz w:val="22"/>
+          <w:szCs w:val="22"/>
+        </w:rPr>
+        <w:t xml:space="preserve">Multi-tenant identity &amp; permissions</w:t>
       </w:r>
     </w:p>
     <w:p>
@@ -2749,25 +2472,25 @@
           <w:sz w:val="22"/>
           <w:szCs w:val="22"/>
         </w:rPr>
-        <w:t xml:space="preserve">Government of Burundi</w:t>
-      </w:r>
-    </w:p>
-    <w:p>
-      <w:pPr>
-        <w:pStyle w:val="ListParagraph"/>
-        <w:numPr>
-          <w:ilvl w:val="0"/>
-          <w:numId w:val="2"/>
-        </w:numPr>
-        <w:spacing w:after="80" w:line="280"/>
-      </w:pPr>
-      <w:r>
-        <w:rPr>
-          <w:color w:val="1F2937"/>
-          <w:sz w:val="22"/>
-          <w:szCs w:val="22"/>
-        </w:rPr>
-        <w:t xml:space="preserve">EAC Secretariat</w:t>
+        <w:t xml:space="preserve">3 universities</w:t>
+      </w:r>
+    </w:p>
+    <w:p>
+      <w:pPr>
+        <w:pStyle w:val="ListParagraph"/>
+        <w:numPr>
+          <w:ilvl w:val="0"/>
+          <w:numId w:val="2"/>
+        </w:numPr>
+        <w:spacing w:after="80" w:line="280"/>
+      </w:pPr>
+      <w:r>
+        <w:rPr>
+          <w:color w:val="1F2937"/>
+          <w:sz w:val="22"/>
+          <w:szCs w:val="22"/>
+        </w:rPr>
+        <w:t xml:space="preserve">International VCs as LPs</w:t>
       </w:r>
     </w:p>
     <w:p>
@@ -2784,7 +2507,7 @@
           <w:sz w:val="30"/>
           <w:szCs w:val="30"/>
         </w:rPr>
-        <w:t xml:space="preserve">2031 — Regional Expansion</w:t>
+        <w:t xml:space="preserve">2031 — National Milestone Consolidation</w:t>
       </w:r>
     </w:p>
     <w:p>
@@ -2807,7 +2530,7 @@
           <w:sz w:val="22"/>
           <w:szCs w:val="22"/>
         </w:rPr>
-        <w:t xml:space="preserve">3 Mds FBU ARR</w:t>
+        <w:t xml:space="preserve">1,5 Md FBU ARR</w:t>
       </w:r>
     </w:p>
     <w:p>
@@ -2830,7 +2553,7 @@
           <w:sz w:val="22"/>
           <w:szCs w:val="22"/>
         </w:rPr>
-        <w:t xml:space="preserve">900 → 1,500</w:t>
+        <w:t xml:space="preserve">480 → 900</w:t>
       </w:r>
     </w:p>
     <w:p>
@@ -2864,43 +2587,43 @@
           <w:sz w:val="22"/>
           <w:szCs w:val="22"/>
         </w:rPr>
-        <w:t xml:space="preserve">Enter Tanzania, Kenya, Uganda commercially</w:t>
-      </w:r>
-    </w:p>
-    <w:p>
-      <w:pPr>
-        <w:pStyle w:val="ListParagraph"/>
-        <w:numPr>
-          <w:ilvl w:val="0"/>
-          <w:numId w:val="2"/>
-        </w:numPr>
-        <w:spacing w:after="80" w:line="280"/>
-      </w:pPr>
-      <w:r>
-        <w:rPr>
-          <w:color w:val="1F2937"/>
-          <w:sz w:val="22"/>
-          <w:szCs w:val="22"/>
-        </w:rPr>
-        <w:t xml:space="preserve">Launch SIGHT DATA — analytics &amp; data infrastructure</w:t>
-      </w:r>
-    </w:p>
-    <w:p>
-      <w:pPr>
-        <w:pStyle w:val="ListParagraph"/>
-        <w:numPr>
-          <w:ilvl w:val="0"/>
-          <w:numId w:val="2"/>
-        </w:numPr>
-        <w:spacing w:after="80" w:line="280"/>
-      </w:pPr>
-      <w:r>
-        <w:rPr>
-          <w:color w:val="1F2937"/>
-          <w:sz w:val="22"/>
-          <w:szCs w:val="22"/>
-        </w:rPr>
-        <w:t xml:space="preserve">Series B equivalent: 1,2 Md FBU growth round</w:t>
+        <w:t xml:space="preserve">Become the de-facto digital integration partner for Burundian state services</w:t>
+      </w:r>
+    </w:p>
+    <w:p>
+      <w:pPr>
+        <w:pStyle w:val="ListParagraph"/>
+        <w:numPr>
+          <w:ilvl w:val="0"/>
+          <w:numId w:val="2"/>
+        </w:numPr>
+        <w:spacing w:after="80" w:line="280"/>
+      </w:pPr>
+      <w:r>
+        <w:rPr>
+          <w:color w:val="1F2937"/>
+          <w:sz w:val="22"/>
+          <w:szCs w:val="22"/>
+        </w:rPr>
+        <w:t xml:space="preserve">Hit 5M end-users across the group</w:t>
+      </w:r>
+    </w:p>
+    <w:p>
+      <w:pPr>
+        <w:pStyle w:val="ListParagraph"/>
+        <w:numPr>
+          <w:ilvl w:val="0"/>
+          <w:numId w:val="2"/>
+        </w:numPr>
+        <w:spacing w:after="80" w:line="280"/>
+      </w:pPr>
+      <w:r>
+        <w:rPr>
+          <w:color w:val="1F2937"/>
+          <w:sz w:val="22"/>
+          <w:szCs w:val="22"/>
+        </w:rPr>
+        <w:t xml:space="preserve">Launch SIGHT SECURITY as standalone subsidiary</w:t>
       </w:r>
     </w:p>
     <w:p>
@@ -2934,43 +2657,43 @@
           <w:sz w:val="22"/>
           <w:szCs w:val="22"/>
         </w:rPr>
-        <w:t xml:space="preserve">SIGHT DATA</w:t>
-      </w:r>
-    </w:p>
-    <w:p>
-      <w:pPr>
-        <w:pStyle w:val="ListParagraph"/>
-        <w:numPr>
-          <w:ilvl w:val="0"/>
-          <w:numId w:val="2"/>
-        </w:numPr>
-        <w:spacing w:after="80" w:line="280"/>
-      </w:pPr>
-      <w:r>
-        <w:rPr>
-          <w:color w:val="1F2937"/>
-          <w:sz w:val="22"/>
-          <w:szCs w:val="22"/>
-        </w:rPr>
-        <w:t xml:space="preserve">Multi-currency PAY corridors</w:t>
-      </w:r>
-    </w:p>
-    <w:p>
-      <w:pPr>
-        <w:pStyle w:val="ListParagraph"/>
-        <w:numPr>
-          <w:ilvl w:val="0"/>
-          <w:numId w:val="2"/>
-        </w:numPr>
-        <w:spacing w:after="80" w:line="280"/>
-      </w:pPr>
-      <w:r>
-        <w:rPr>
-          <w:color w:val="1F2937"/>
-          <w:sz w:val="22"/>
-          <w:szCs w:val="22"/>
-        </w:rPr>
-        <w:t xml:space="preserve">Regional merchant network</w:t>
+        <w:t xml:space="preserve">SIGHT SECURITY SOC</w:t>
+      </w:r>
+    </w:p>
+    <w:p>
+      <w:pPr>
+        <w:pStyle w:val="ListParagraph"/>
+        <w:numPr>
+          <w:ilvl w:val="0"/>
+          <w:numId w:val="2"/>
+        </w:numPr>
+        <w:spacing w:after="80" w:line="280"/>
+      </w:pPr>
+      <w:r>
+        <w:rPr>
+          <w:color w:val="1F2937"/>
+          <w:sz w:val="22"/>
+          <w:szCs w:val="22"/>
+        </w:rPr>
+        <w:t xml:space="preserve">Government services integration</w:t>
+      </w:r>
+    </w:p>
+    <w:p>
+      <w:pPr>
+        <w:pStyle w:val="ListParagraph"/>
+        <w:numPr>
+          <w:ilvl w:val="0"/>
+          <w:numId w:val="2"/>
+        </w:numPr>
+        <w:spacing w:after="80" w:line="280"/>
+      </w:pPr>
+      <w:r>
+        <w:rPr>
+          <w:color w:val="1F2937"/>
+          <w:sz w:val="22"/>
+          <w:szCs w:val="22"/>
+        </w:rPr>
+        <w:t xml:space="preserve">AFJ data &amp; research division</w:t>
       </w:r>
     </w:p>
     <w:p>
@@ -3004,25 +2727,25 @@
           <w:sz w:val="22"/>
           <w:szCs w:val="22"/>
         </w:rPr>
-        <w:t xml:space="preserve">Three operating countries</w:t>
-      </w:r>
-    </w:p>
-    <w:p>
-      <w:pPr>
-        <w:pStyle w:val="ListParagraph"/>
-        <w:numPr>
-          <w:ilvl w:val="0"/>
-          <w:numId w:val="2"/>
-        </w:numPr>
-        <w:spacing w:after="80" w:line="280"/>
-      </w:pPr>
-      <w:r>
-        <w:rPr>
-          <w:color w:val="1F2937"/>
-          <w:sz w:val="22"/>
-          <w:szCs w:val="22"/>
-        </w:rPr>
-        <w:t xml:space="preserve">Regional support &amp; compliance org</w:t>
+        <w:t xml:space="preserve">Second cloud region</w:t>
+      </w:r>
+    </w:p>
+    <w:p>
+      <w:pPr>
+        <w:pStyle w:val="ListParagraph"/>
+        <w:numPr>
+          <w:ilvl w:val="0"/>
+          <w:numId w:val="2"/>
+        </w:numPr>
+        <w:spacing w:after="80" w:line="280"/>
+      </w:pPr>
+      <w:r>
+        <w:rPr>
+          <w:color w:val="1F2937"/>
+          <w:sz w:val="22"/>
+          <w:szCs w:val="22"/>
+        </w:rPr>
+        <w:t xml:space="preserve">National cyber response capability</w:t>
       </w:r>
     </w:p>
     <w:p>
@@ -3056,25 +2779,25 @@
           <w:sz w:val="22"/>
           <w:szCs w:val="22"/>
         </w:rPr>
-        <w:t xml:space="preserve">Pan-African banks</w:t>
-      </w:r>
-    </w:p>
-    <w:p>
-      <w:pPr>
-        <w:pStyle w:val="ListParagraph"/>
-        <w:numPr>
-          <w:ilvl w:val="0"/>
-          <w:numId w:val="2"/>
-        </w:numPr>
-        <w:spacing w:after="80" w:line="280"/>
-      </w:pPr>
-      <w:r>
-        <w:rPr>
-          <w:color w:val="1F2937"/>
-          <w:sz w:val="22"/>
-          <w:szCs w:val="22"/>
-        </w:rPr>
-        <w:t xml:space="preserve">Visa / Mastercard regional</w:t>
+        <w:t xml:space="preserve">Government of Burundi</w:t>
+      </w:r>
+    </w:p>
+    <w:p>
+      <w:pPr>
+        <w:pStyle w:val="ListParagraph"/>
+        <w:numPr>
+          <w:ilvl w:val="0"/>
+          <w:numId w:val="2"/>
+        </w:numPr>
+        <w:spacing w:after="80" w:line="280"/>
+      </w:pPr>
+      <w:r>
+        <w:rPr>
+          <w:color w:val="1F2937"/>
+          <w:sz w:val="22"/>
+          <w:szCs w:val="22"/>
+        </w:rPr>
+        <w:t xml:space="preserve">EAC Secretariat</w:t>
       </w:r>
     </w:p>
     <w:p>
@@ -3091,7 +2814,7 @@
           <w:sz w:val="30"/>
           <w:szCs w:val="30"/>
         </w:rPr>
-        <w:t xml:space="preserve">2032 — Infrastructure Leadership</w:t>
+        <w:t xml:space="preserve">2032 — Regional Expansion</w:t>
       </w:r>
     </w:p>
     <w:p>
@@ -3114,7 +2837,7 @@
           <w:sz w:val="22"/>
           <w:szCs w:val="22"/>
         </w:rPr>
-        <w:t xml:space="preserve">5,5 Mds FBU ARR</w:t>
+        <w:t xml:space="preserve">3 Mds FBU ARR</w:t>
       </w:r>
     </w:p>
     <w:p>
@@ -3137,7 +2860,7 @@
           <w:sz w:val="22"/>
           <w:szCs w:val="22"/>
         </w:rPr>
-        <w:t xml:space="preserve">1,500 → 2,400</w:t>
+        <w:t xml:space="preserve">900 → 1,500</w:t>
       </w:r>
     </w:p>
     <w:p>
@@ -3171,43 +2894,43 @@
           <w:sz w:val="22"/>
           <w:szCs w:val="22"/>
         </w:rPr>
-        <w:t xml:space="preserve">Position SIGHT CLOUD as preferred sovereign cloud for francophone Africa</w:t>
-      </w:r>
-    </w:p>
-    <w:p>
-      <w:pPr>
-        <w:pStyle w:val="ListParagraph"/>
-        <w:numPr>
-          <w:ilvl w:val="0"/>
-          <w:numId w:val="2"/>
-        </w:numPr>
-        <w:spacing w:after="80" w:line="280"/>
-      </w:pPr>
-      <w:r>
-        <w:rPr>
-          <w:color w:val="1F2937"/>
-          <w:sz w:val="22"/>
-          <w:szCs w:val="22"/>
-        </w:rPr>
-        <w:t xml:space="preserve">Launch SIGHT MARKET — cross-border digital commerce rails</w:t>
-      </w:r>
-    </w:p>
-    <w:p>
-      <w:pPr>
-        <w:pStyle w:val="ListParagraph"/>
-        <w:numPr>
-          <w:ilvl w:val="0"/>
-          <w:numId w:val="2"/>
-        </w:numPr>
-        <w:spacing w:after="80" w:line="280"/>
-      </w:pPr>
-      <w:r>
-        <w:rPr>
-          <w:color w:val="1F2937"/>
-          <w:sz w:val="22"/>
-          <w:szCs w:val="22"/>
-        </w:rPr>
-        <w:t xml:space="preserve">Establish governance &amp; board for IPO-ready maturity</w:t>
+        <w:t xml:space="preserve">Enter Tanzania, Kenya, Uganda commercially</w:t>
+      </w:r>
+    </w:p>
+    <w:p>
+      <w:pPr>
+        <w:pStyle w:val="ListParagraph"/>
+        <w:numPr>
+          <w:ilvl w:val="0"/>
+          <w:numId w:val="2"/>
+        </w:numPr>
+        <w:spacing w:after="80" w:line="280"/>
+      </w:pPr>
+      <w:r>
+        <w:rPr>
+          <w:color w:val="1F2937"/>
+          <w:sz w:val="22"/>
+          <w:szCs w:val="22"/>
+        </w:rPr>
+        <w:t xml:space="preserve">Launch SIGHT DATA — analytics &amp; data infrastructure</w:t>
+      </w:r>
+    </w:p>
+    <w:p>
+      <w:pPr>
+        <w:pStyle w:val="ListParagraph"/>
+        <w:numPr>
+          <w:ilvl w:val="0"/>
+          <w:numId w:val="2"/>
+        </w:numPr>
+        <w:spacing w:after="80" w:line="280"/>
+      </w:pPr>
+      <w:r>
+        <w:rPr>
+          <w:color w:val="1F2937"/>
+          <w:sz w:val="22"/>
+          <w:szCs w:val="22"/>
+        </w:rPr>
+        <w:t xml:space="preserve">Series B equivalent: 1,2 Md FBU growth round</w:t>
       </w:r>
     </w:p>
     <w:p>
@@ -3241,43 +2964,43 @@
           <w:sz w:val="22"/>
           <w:szCs w:val="22"/>
         </w:rPr>
-        <w:t xml:space="preserve">SIGHT MARKET</w:t>
-      </w:r>
-    </w:p>
-    <w:p>
-      <w:pPr>
-        <w:pStyle w:val="ListParagraph"/>
-        <w:numPr>
-          <w:ilvl w:val="0"/>
-          <w:numId w:val="2"/>
-        </w:numPr>
-        <w:spacing w:after="80" w:line="280"/>
-      </w:pPr>
-      <w:r>
-        <w:rPr>
-          <w:color w:val="1F2937"/>
-          <w:sz w:val="22"/>
-          <w:szCs w:val="22"/>
-        </w:rPr>
-        <w:t xml:space="preserve">Sovereign cloud certification</w:t>
-      </w:r>
-    </w:p>
-    <w:p>
-      <w:pPr>
-        <w:pStyle w:val="ListParagraph"/>
-        <w:numPr>
-          <w:ilvl w:val="0"/>
-          <w:numId w:val="2"/>
-        </w:numPr>
-        <w:spacing w:after="80" w:line="280"/>
-      </w:pPr>
-      <w:r>
-        <w:rPr>
-          <w:color w:val="1F2937"/>
-          <w:sz w:val="22"/>
-          <w:szCs w:val="22"/>
-        </w:rPr>
-        <w:t xml:space="preserve">Independent board</w:t>
+        <w:t xml:space="preserve">SIGHT DATA</w:t>
+      </w:r>
+    </w:p>
+    <w:p>
+      <w:pPr>
+        <w:pStyle w:val="ListParagraph"/>
+        <w:numPr>
+          <w:ilvl w:val="0"/>
+          <w:numId w:val="2"/>
+        </w:numPr>
+        <w:spacing w:after="80" w:line="280"/>
+      </w:pPr>
+      <w:r>
+        <w:rPr>
+          <w:color w:val="1F2937"/>
+          <w:sz w:val="22"/>
+          <w:szCs w:val="22"/>
+        </w:rPr>
+        <w:t xml:space="preserve">Multi-currency PAY corridors</w:t>
+      </w:r>
+    </w:p>
+    <w:p>
+      <w:pPr>
+        <w:pStyle w:val="ListParagraph"/>
+        <w:numPr>
+          <w:ilvl w:val="0"/>
+          <w:numId w:val="2"/>
+        </w:numPr>
+        <w:spacing w:after="80" w:line="280"/>
+      </w:pPr>
+      <w:r>
+        <w:rPr>
+          <w:color w:val="1F2937"/>
+          <w:sz w:val="22"/>
+          <w:szCs w:val="22"/>
+        </w:rPr>
+        <w:t xml:space="preserve">Regional merchant network</w:t>
       </w:r>
     </w:p>
     <w:p>
@@ -3311,25 +3034,25 @@
           <w:sz w:val="22"/>
           <w:szCs w:val="22"/>
         </w:rPr>
-        <w:t xml:space="preserve">Third data center</w:t>
-      </w:r>
-    </w:p>
-    <w:p>
-      <w:pPr>
-        <w:pStyle w:val="ListParagraph"/>
-        <w:numPr>
-          <w:ilvl w:val="0"/>
-          <w:numId w:val="2"/>
-        </w:numPr>
-        <w:spacing w:after="80" w:line="280"/>
-      </w:pPr>
-      <w:r>
-        <w:rPr>
-          <w:color w:val="1F2937"/>
-          <w:sz w:val="22"/>
-          <w:szCs w:val="22"/>
-        </w:rPr>
-        <w:t xml:space="preserve">Independent audit &amp; risk framework</w:t>
+        <w:t xml:space="preserve">Three operating countries</w:t>
+      </w:r>
+    </w:p>
+    <w:p>
+      <w:pPr>
+        <w:pStyle w:val="ListParagraph"/>
+        <w:numPr>
+          <w:ilvl w:val="0"/>
+          <w:numId w:val="2"/>
+        </w:numPr>
+        <w:spacing w:after="80" w:line="280"/>
+      </w:pPr>
+      <w:r>
+        <w:rPr>
+          <w:color w:val="1F2937"/>
+          <w:sz w:val="22"/>
+          <w:szCs w:val="22"/>
+        </w:rPr>
+        <w:t xml:space="preserve">Regional support &amp; compliance org</w:t>
       </w:r>
     </w:p>
     <w:p>
@@ -3363,25 +3086,25 @@
           <w:sz w:val="22"/>
           <w:szCs w:val="22"/>
         </w:rPr>
-        <w:t xml:space="preserve">Francophone African governments</w:t>
-      </w:r>
-    </w:p>
-    <w:p>
-      <w:pPr>
-        <w:pStyle w:val="ListParagraph"/>
-        <w:numPr>
-          <w:ilvl w:val="0"/>
-          <w:numId w:val="2"/>
-        </w:numPr>
-        <w:spacing w:after="80" w:line="280"/>
-      </w:pPr>
-      <w:r>
-        <w:rPr>
-          <w:color w:val="1F2937"/>
-          <w:sz w:val="22"/>
-          <w:szCs w:val="22"/>
-        </w:rPr>
-        <w:t xml:space="preserve">Tier-1 global cloud reseller alliances</w:t>
+        <w:t xml:space="preserve">Pan-African banks</w:t>
+      </w:r>
+    </w:p>
+    <w:p>
+      <w:pPr>
+        <w:pStyle w:val="ListParagraph"/>
+        <w:numPr>
+          <w:ilvl w:val="0"/>
+          <w:numId w:val="2"/>
+        </w:numPr>
+        <w:spacing w:after="80" w:line="280"/>
+      </w:pPr>
+      <w:r>
+        <w:rPr>
+          <w:color w:val="1F2937"/>
+          <w:sz w:val="22"/>
+          <w:szCs w:val="22"/>
+        </w:rPr>
+        <w:t xml:space="preserve">Visa / Mastercard regional</w:t>
       </w:r>
     </w:p>
     <w:p>
@@ -3398,7 +3121,7 @@
           <w:sz w:val="30"/>
           <w:szCs w:val="30"/>
         </w:rPr>
-        <w:t xml:space="preserve">2033 — AI &amp; Compute Sovereignty</w:t>
+        <w:t xml:space="preserve">2033 — Infrastructure Leadership</w:t>
       </w:r>
     </w:p>
     <w:p>
@@ -3421,7 +3144,7 @@
           <w:sz w:val="22"/>
           <w:szCs w:val="22"/>
         </w:rPr>
-        <w:t xml:space="preserve">9 Mds FBU ARR</w:t>
+        <w:t xml:space="preserve">5,5 Mds FBU ARR</w:t>
       </w:r>
     </w:p>
     <w:p>
@@ -3444,7 +3167,7 @@
           <w:sz w:val="22"/>
           <w:szCs w:val="22"/>
         </w:rPr>
-        <w:t xml:space="preserve">2,400 → 3,400</w:t>
+        <w:t xml:space="preserve">1,500 → 2,400</w:t>
       </w:r>
     </w:p>
     <w:p>
@@ -3478,43 +3201,43 @@
           <w:sz w:val="22"/>
           <w:szCs w:val="22"/>
         </w:rPr>
-        <w:t xml:space="preserve">Stand up African-owned GPU compute via SIGHT LABS</w:t>
-      </w:r>
-    </w:p>
-    <w:p>
-      <w:pPr>
-        <w:pStyle w:val="ListParagraph"/>
-        <w:numPr>
-          <w:ilvl w:val="0"/>
-          <w:numId w:val="2"/>
-        </w:numPr>
-        <w:spacing w:after="80" w:line="280"/>
-      </w:pPr>
-      <w:r>
-        <w:rPr>
-          <w:color w:val="1F2937"/>
-          <w:sz w:val="22"/>
-          <w:szCs w:val="22"/>
-        </w:rPr>
-        <w:t xml:space="preserve">Yepo becomes the default AI access layer for African SMEs</w:t>
-      </w:r>
-    </w:p>
-    <w:p>
-      <w:pPr>
-        <w:pStyle w:val="ListParagraph"/>
-        <w:numPr>
-          <w:ilvl w:val="0"/>
-          <w:numId w:val="2"/>
-        </w:numPr>
-        <w:spacing w:after="80" w:line="280"/>
-      </w:pPr>
-      <w:r>
-        <w:rPr>
-          <w:color w:val="1F2937"/>
-          <w:sz w:val="22"/>
-          <w:szCs w:val="22"/>
-        </w:rPr>
-        <w:t xml:space="preserve">Cross-listing readiness (NSE / regional exchanges)</w:t>
+        <w:t xml:space="preserve">Position SIGHT CLOUD as preferred sovereign cloud for francophone Africa</w:t>
+      </w:r>
+    </w:p>
+    <w:p>
+      <w:pPr>
+        <w:pStyle w:val="ListParagraph"/>
+        <w:numPr>
+          <w:ilvl w:val="0"/>
+          <w:numId w:val="2"/>
+        </w:numPr>
+        <w:spacing w:after="80" w:line="280"/>
+      </w:pPr>
+      <w:r>
+        <w:rPr>
+          <w:color w:val="1F2937"/>
+          <w:sz w:val="22"/>
+          <w:szCs w:val="22"/>
+        </w:rPr>
+        <w:t xml:space="preserve">Launch SIGHT MARKET — cross-border digital commerce rails</w:t>
+      </w:r>
+    </w:p>
+    <w:p>
+      <w:pPr>
+        <w:pStyle w:val="ListParagraph"/>
+        <w:numPr>
+          <w:ilvl w:val="0"/>
+          <w:numId w:val="2"/>
+        </w:numPr>
+        <w:spacing w:after="80" w:line="280"/>
+      </w:pPr>
+      <w:r>
+        <w:rPr>
+          <w:color w:val="1F2937"/>
+          <w:sz w:val="22"/>
+          <w:szCs w:val="22"/>
+        </w:rPr>
+        <w:t xml:space="preserve">Establish governance &amp; board for IPO-ready maturity</w:t>
       </w:r>
     </w:p>
     <w:p>
@@ -3548,43 +3271,43 @@
           <w:sz w:val="22"/>
           <w:szCs w:val="22"/>
         </w:rPr>
-        <w:t xml:space="preserve">SIGHT COMPUTE (GPU cloud)</w:t>
-      </w:r>
-    </w:p>
-    <w:p>
-      <w:pPr>
-        <w:pStyle w:val="ListParagraph"/>
-        <w:numPr>
-          <w:ilvl w:val="0"/>
-          <w:numId w:val="2"/>
-        </w:numPr>
-        <w:spacing w:after="80" w:line="280"/>
-      </w:pPr>
-      <w:r>
-        <w:rPr>
-          <w:color w:val="1F2937"/>
-          <w:sz w:val="22"/>
-          <w:szCs w:val="22"/>
-        </w:rPr>
-        <w:t xml:space="preserve">Yepo Enterprise</w:t>
-      </w:r>
-    </w:p>
-    <w:p>
-      <w:pPr>
-        <w:pStyle w:val="ListParagraph"/>
-        <w:numPr>
-          <w:ilvl w:val="0"/>
-          <w:numId w:val="2"/>
-        </w:numPr>
-        <w:spacing w:after="80" w:line="280"/>
-      </w:pPr>
-      <w:r>
-        <w:rPr>
-          <w:color w:val="1F2937"/>
-          <w:sz w:val="22"/>
-          <w:szCs w:val="22"/>
-        </w:rPr>
-        <w:t xml:space="preserve">Regulatory readiness pack</w:t>
+        <w:t xml:space="preserve">SIGHT MARKET</w:t>
+      </w:r>
+    </w:p>
+    <w:p>
+      <w:pPr>
+        <w:pStyle w:val="ListParagraph"/>
+        <w:numPr>
+          <w:ilvl w:val="0"/>
+          <w:numId w:val="2"/>
+        </w:numPr>
+        <w:spacing w:after="80" w:line="280"/>
+      </w:pPr>
+      <w:r>
+        <w:rPr>
+          <w:color w:val="1F2937"/>
+          <w:sz w:val="22"/>
+          <w:szCs w:val="22"/>
+        </w:rPr>
+        <w:t xml:space="preserve">Sovereign cloud certification</w:t>
+      </w:r>
+    </w:p>
+    <w:p>
+      <w:pPr>
+        <w:pStyle w:val="ListParagraph"/>
+        <w:numPr>
+          <w:ilvl w:val="0"/>
+          <w:numId w:val="2"/>
+        </w:numPr>
+        <w:spacing w:after="80" w:line="280"/>
+      </w:pPr>
+      <w:r>
+        <w:rPr>
+          <w:color w:val="1F2937"/>
+          <w:sz w:val="22"/>
+          <w:szCs w:val="22"/>
+        </w:rPr>
+        <w:t xml:space="preserve">Independent board</w:t>
       </w:r>
     </w:p>
     <w:p>
@@ -3618,25 +3341,25 @@
           <w:sz w:val="22"/>
           <w:szCs w:val="22"/>
         </w:rPr>
-        <w:t xml:space="preserve">GPU clusters</w:t>
-      </w:r>
-    </w:p>
-    <w:p>
-      <w:pPr>
-        <w:pStyle w:val="ListParagraph"/>
-        <w:numPr>
-          <w:ilvl w:val="0"/>
-          <w:numId w:val="2"/>
-        </w:numPr>
-        <w:spacing w:after="80" w:line="280"/>
-      </w:pPr>
-      <w:r>
-        <w:rPr>
-          <w:color w:val="1F2937"/>
-          <w:sz w:val="22"/>
-          <w:szCs w:val="22"/>
-        </w:rPr>
-        <w:t xml:space="preserve">Carrier-neutral interconnects</w:t>
+        <w:t xml:space="preserve">Third data center</w:t>
+      </w:r>
+    </w:p>
+    <w:p>
+      <w:pPr>
+        <w:pStyle w:val="ListParagraph"/>
+        <w:numPr>
+          <w:ilvl w:val="0"/>
+          <w:numId w:val="2"/>
+        </w:numPr>
+        <w:spacing w:after="80" w:line="280"/>
+      </w:pPr>
+      <w:r>
+        <w:rPr>
+          <w:color w:val="1F2937"/>
+          <w:sz w:val="22"/>
+          <w:szCs w:val="22"/>
+        </w:rPr>
+        <w:t xml:space="preserve">Independent audit &amp; risk framework</w:t>
       </w:r>
     </w:p>
     <w:p>
@@ -3670,25 +3393,25 @@
           <w:sz w:val="22"/>
           <w:szCs w:val="22"/>
         </w:rPr>
-        <w:t xml:space="preserve">NVIDIA / AMD reseller frameworks</w:t>
-      </w:r>
-    </w:p>
-    <w:p>
-      <w:pPr>
-        <w:pStyle w:val="ListParagraph"/>
-        <w:numPr>
-          <w:ilvl w:val="0"/>
-          <w:numId w:val="2"/>
-        </w:numPr>
-        <w:spacing w:after="80" w:line="280"/>
-      </w:pPr>
-      <w:r>
-        <w:rPr>
-          <w:color w:val="1F2937"/>
-          <w:sz w:val="22"/>
-          <w:szCs w:val="22"/>
-        </w:rPr>
-        <w:t xml:space="preserve">Universities &amp; research</w:t>
+        <w:t xml:space="preserve">Francophone African governments</w:t>
+      </w:r>
+    </w:p>
+    <w:p>
+      <w:pPr>
+        <w:pStyle w:val="ListParagraph"/>
+        <w:numPr>
+          <w:ilvl w:val="0"/>
+          <w:numId w:val="2"/>
+        </w:numPr>
+        <w:spacing w:after="80" w:line="280"/>
+      </w:pPr>
+      <w:r>
+        <w:rPr>
+          <w:color w:val="1F2937"/>
+          <w:sz w:val="22"/>
+          <w:szCs w:val="22"/>
+        </w:rPr>
+        <w:t xml:space="preserve">Tier-1 global cloud reseller alliances</w:t>
       </w:r>
     </w:p>
     <w:p>
@@ -3705,7 +3428,7 @@
           <w:sz w:val="30"/>
           <w:szCs w:val="30"/>
         </w:rPr>
-        <w:t xml:space="preserve">2034 — Institutional Scale</w:t>
+        <w:t xml:space="preserve">2034 — AI &amp; Compute Sovereignty</w:t>
       </w:r>
     </w:p>
     <w:p>
@@ -3728,7 +3451,7 @@
           <w:sz w:val="22"/>
           <w:szCs w:val="22"/>
         </w:rPr>
-        <w:t xml:space="preserve">13 Mds FBU ARR</w:t>
+        <w:t xml:space="preserve">9 Mds FBU ARR</w:t>
       </w:r>
     </w:p>
     <w:p>
@@ -3751,7 +3474,7 @@
           <w:sz w:val="22"/>
           <w:szCs w:val="22"/>
         </w:rPr>
-        <w:t xml:space="preserve">3,400 → 4,200</w:t>
+        <w:t xml:space="preserve">2,400 → 3,400</w:t>
       </w:r>
     </w:p>
     <w:p>
@@ -3785,43 +3508,43 @@
           <w:sz w:val="22"/>
           <w:szCs w:val="22"/>
         </w:rPr>
-        <w:t xml:space="preserve">Operate in 7 countries; revenue diversification across 4 segments</w:t>
-      </w:r>
-    </w:p>
-    <w:p>
-      <w:pPr>
-        <w:pStyle w:val="ListParagraph"/>
-        <w:numPr>
-          <w:ilvl w:val="0"/>
-          <w:numId w:val="2"/>
-        </w:numPr>
-        <w:spacing w:after="80" w:line="280"/>
-      </w:pPr>
-      <w:r>
-        <w:rPr>
-          <w:color w:val="1F2937"/>
-          <w:sz w:val="22"/>
-          <w:szCs w:val="22"/>
-        </w:rPr>
-        <w:t xml:space="preserve">SIGHT CAPITAL fund II (1,8 Md FBU)</w:t>
-      </w:r>
-    </w:p>
-    <w:p>
-      <w:pPr>
-        <w:pStyle w:val="ListParagraph"/>
-        <w:numPr>
-          <w:ilvl w:val="0"/>
-          <w:numId w:val="2"/>
-        </w:numPr>
-        <w:spacing w:after="80" w:line="280"/>
-      </w:pPr>
-      <w:r>
-        <w:rPr>
-          <w:color w:val="1F2937"/>
-          <w:sz w:val="22"/>
-          <w:szCs w:val="22"/>
-        </w:rPr>
-        <w:t xml:space="preserve">Mature M&amp;A engine for adjacent assets</w:t>
+        <w:t xml:space="preserve">Stand up African-owned GPU compute via SIGHT LABS</w:t>
+      </w:r>
+    </w:p>
+    <w:p>
+      <w:pPr>
+        <w:pStyle w:val="ListParagraph"/>
+        <w:numPr>
+          <w:ilvl w:val="0"/>
+          <w:numId w:val="2"/>
+        </w:numPr>
+        <w:spacing w:after="80" w:line="280"/>
+      </w:pPr>
+      <w:r>
+        <w:rPr>
+          <w:color w:val="1F2937"/>
+          <w:sz w:val="22"/>
+          <w:szCs w:val="22"/>
+        </w:rPr>
+        <w:t xml:space="preserve">Yepo becomes the default AI access layer for African SMEs</w:t>
+      </w:r>
+    </w:p>
+    <w:p>
+      <w:pPr>
+        <w:pStyle w:val="ListParagraph"/>
+        <w:numPr>
+          <w:ilvl w:val="0"/>
+          <w:numId w:val="2"/>
+        </w:numPr>
+        <w:spacing w:after="80" w:line="280"/>
+      </w:pPr>
+      <w:r>
+        <w:rPr>
+          <w:color w:val="1F2937"/>
+          <w:sz w:val="22"/>
+          <w:szCs w:val="22"/>
+        </w:rPr>
+        <w:t xml:space="preserve">Cross-listing readiness (NSE / regional exchanges)</w:t>
       </w:r>
     </w:p>
     <w:p>
@@ -3855,43 +3578,43 @@
           <w:sz w:val="22"/>
           <w:szCs w:val="22"/>
         </w:rPr>
-        <w:t xml:space="preserve">Fund II</w:t>
-      </w:r>
-    </w:p>
-    <w:p>
-      <w:pPr>
-        <w:pStyle w:val="ListParagraph"/>
-        <w:numPr>
-          <w:ilvl w:val="0"/>
-          <w:numId w:val="2"/>
-        </w:numPr>
-        <w:spacing w:after="80" w:line="280"/>
-      </w:pPr>
-      <w:r>
-        <w:rPr>
-          <w:color w:val="1F2937"/>
-          <w:sz w:val="22"/>
-          <w:szCs w:val="22"/>
-        </w:rPr>
-        <w:t xml:space="preserve">First two acquisitions (paytech, edtech)</w:t>
-      </w:r>
-    </w:p>
-    <w:p>
-      <w:pPr>
-        <w:pStyle w:val="ListParagraph"/>
-        <w:numPr>
-          <w:ilvl w:val="0"/>
-          <w:numId w:val="2"/>
-        </w:numPr>
-        <w:spacing w:after="80" w:line="280"/>
-      </w:pPr>
-      <w:r>
-        <w:rPr>
-          <w:color w:val="1F2937"/>
-          <w:sz w:val="22"/>
-          <w:szCs w:val="22"/>
-        </w:rPr>
-        <w:t xml:space="preserve">Group ERP &amp; financial backbone</w:t>
+        <w:t xml:space="preserve">SIGHT COMPUTE (GPU cloud)</w:t>
+      </w:r>
+    </w:p>
+    <w:p>
+      <w:pPr>
+        <w:pStyle w:val="ListParagraph"/>
+        <w:numPr>
+          <w:ilvl w:val="0"/>
+          <w:numId w:val="2"/>
+        </w:numPr>
+        <w:spacing w:after="80" w:line="280"/>
+      </w:pPr>
+      <w:r>
+        <w:rPr>
+          <w:color w:val="1F2937"/>
+          <w:sz w:val="22"/>
+          <w:szCs w:val="22"/>
+        </w:rPr>
+        <w:t xml:space="preserve">Yepo Enterprise</w:t>
+      </w:r>
+    </w:p>
+    <w:p>
+      <w:pPr>
+        <w:pStyle w:val="ListParagraph"/>
+        <w:numPr>
+          <w:ilvl w:val="0"/>
+          <w:numId w:val="2"/>
+        </w:numPr>
+        <w:spacing w:after="80" w:line="280"/>
+      </w:pPr>
+      <w:r>
+        <w:rPr>
+          <w:color w:val="1F2937"/>
+          <w:sz w:val="22"/>
+          <w:szCs w:val="22"/>
+        </w:rPr>
+        <w:t xml:space="preserve">Regulatory readiness pack</w:t>
       </w:r>
     </w:p>
     <w:p>
@@ -3925,25 +3648,25 @@
           <w:sz w:val="22"/>
           <w:szCs w:val="22"/>
         </w:rPr>
-        <w:t xml:space="preserve">Fourth data center</w:t>
-      </w:r>
-    </w:p>
-    <w:p>
-      <w:pPr>
-        <w:pStyle w:val="ListParagraph"/>
-        <w:numPr>
-          <w:ilvl w:val="0"/>
-          <w:numId w:val="2"/>
-        </w:numPr>
-        <w:spacing w:after="80" w:line="280"/>
-      </w:pPr>
-      <w:r>
-        <w:rPr>
-          <w:color w:val="1F2937"/>
-          <w:sz w:val="22"/>
-          <w:szCs w:val="22"/>
-        </w:rPr>
-        <w:t xml:space="preserve">Continental operations center</w:t>
+        <w:t xml:space="preserve">GPU clusters</w:t>
+      </w:r>
+    </w:p>
+    <w:p>
+      <w:pPr>
+        <w:pStyle w:val="ListParagraph"/>
+        <w:numPr>
+          <w:ilvl w:val="0"/>
+          <w:numId w:val="2"/>
+        </w:numPr>
+        <w:spacing w:after="80" w:line="280"/>
+      </w:pPr>
+      <w:r>
+        <w:rPr>
+          <w:color w:val="1F2937"/>
+          <w:sz w:val="22"/>
+          <w:szCs w:val="22"/>
+        </w:rPr>
+        <w:t xml:space="preserve">Carrier-neutral interconnects</w:t>
       </w:r>
     </w:p>
     <w:p>
@@ -3977,25 +3700,25 @@
           <w:sz w:val="22"/>
           <w:szCs w:val="22"/>
         </w:rPr>
-        <w:t xml:space="preserve">DFIs as long-term capital</w:t>
-      </w:r>
-    </w:p>
-    <w:p>
-      <w:pPr>
-        <w:pStyle w:val="ListParagraph"/>
-        <w:numPr>
-          <w:ilvl w:val="0"/>
-          <w:numId w:val="2"/>
-        </w:numPr>
-        <w:spacing w:after="80" w:line="280"/>
-      </w:pPr>
-      <w:r>
-        <w:rPr>
-          <w:color w:val="1F2937"/>
-          <w:sz w:val="22"/>
-          <w:szCs w:val="22"/>
-        </w:rPr>
-        <w:t xml:space="preserve">Regional sovereign funds</w:t>
+        <w:t xml:space="preserve">NVIDIA / AMD reseller frameworks</w:t>
+      </w:r>
+    </w:p>
+    <w:p>
+      <w:pPr>
+        <w:pStyle w:val="ListParagraph"/>
+        <w:numPr>
+          <w:ilvl w:val="0"/>
+          <w:numId w:val="2"/>
+        </w:numPr>
+        <w:spacing w:after="80" w:line="280"/>
+      </w:pPr>
+      <w:r>
+        <w:rPr>
+          <w:color w:val="1F2937"/>
+          <w:sz w:val="22"/>
+          <w:szCs w:val="22"/>
+        </w:rPr>
+        <w:t xml:space="preserve">Universities &amp; research</w:t>
       </w:r>
     </w:p>
     <w:p>
@@ -4012,7 +3735,7 @@
           <w:sz w:val="30"/>
           <w:szCs w:val="30"/>
         </w:rPr>
-        <w:t xml:space="preserve">2035 — Foundational Infrastructure</w:t>
+        <w:t xml:space="preserve">2035 — Institutional Scale</w:t>
       </w:r>
     </w:p>
     <w:p>
@@ -4035,7 +3758,7 @@
           <w:sz w:val="22"/>
           <w:szCs w:val="22"/>
         </w:rPr>
-        <w:t xml:space="preserve">18 Mds FBU ARR</w:t>
+        <w:t xml:space="preserve">13 Mds FBU ARR</w:t>
       </w:r>
     </w:p>
     <w:p>
@@ -4058,7 +3781,7 @@
           <w:sz w:val="22"/>
           <w:szCs w:val="22"/>
         </w:rPr>
-        <w:t xml:space="preserve">4,200 → 4,800</w:t>
+        <w:t xml:space="preserve">3,400 → 4,200</w:t>
       </w:r>
     </w:p>
     <w:p>
@@ -4092,43 +3815,43 @@
           <w:sz w:val="22"/>
           <w:szCs w:val="22"/>
         </w:rPr>
-        <w:t xml:space="preserve">9 countries, 18 Mds FBU ARR, recognized critical infrastructure operator</w:t>
-      </w:r>
-    </w:p>
-    <w:p>
-      <w:pPr>
-        <w:pStyle w:val="ListParagraph"/>
-        <w:numPr>
-          <w:ilvl w:val="0"/>
-          <w:numId w:val="2"/>
-        </w:numPr>
-        <w:spacing w:after="80" w:line="280"/>
-      </w:pPr>
-      <w:r>
-        <w:rPr>
-          <w:color w:val="1F2937"/>
-          <w:sz w:val="22"/>
-          <w:szCs w:val="22"/>
-        </w:rPr>
-        <w:t xml:space="preserve">Public listing or strategic long-term capital partnership</w:t>
-      </w:r>
-    </w:p>
-    <w:p>
-      <w:pPr>
-        <w:pStyle w:val="ListParagraph"/>
-        <w:numPr>
-          <w:ilvl w:val="0"/>
-          <w:numId w:val="2"/>
-        </w:numPr>
-        <w:spacing w:after="80" w:line="280"/>
-      </w:pPr>
-      <w:r>
-        <w:rPr>
-          <w:color w:val="1F2937"/>
-          <w:sz w:val="22"/>
-          <w:szCs w:val="22"/>
-        </w:rPr>
-        <w:t xml:space="preserve">Established African-owned alternative across PAY · ID · CLOUD · DATA · SECURITY</w:t>
+        <w:t xml:space="preserve">Operate in 7 countries; revenue diversification across 4 segments</w:t>
+      </w:r>
+    </w:p>
+    <w:p>
+      <w:pPr>
+        <w:pStyle w:val="ListParagraph"/>
+        <w:numPr>
+          <w:ilvl w:val="0"/>
+          <w:numId w:val="2"/>
+        </w:numPr>
+        <w:spacing w:after="80" w:line="280"/>
+      </w:pPr>
+      <w:r>
+        <w:rPr>
+          <w:color w:val="1F2937"/>
+          <w:sz w:val="22"/>
+          <w:szCs w:val="22"/>
+        </w:rPr>
+        <w:t xml:space="preserve">SIGHT CAPITAL fund II (1,8 Md FBU)</w:t>
+      </w:r>
+    </w:p>
+    <w:p>
+      <w:pPr>
+        <w:pStyle w:val="ListParagraph"/>
+        <w:numPr>
+          <w:ilvl w:val="0"/>
+          <w:numId w:val="2"/>
+        </w:numPr>
+        <w:spacing w:after="80" w:line="280"/>
+      </w:pPr>
+      <w:r>
+        <w:rPr>
+          <w:color w:val="1F2937"/>
+          <w:sz w:val="22"/>
+          <w:szCs w:val="22"/>
+        </w:rPr>
+        <w:t xml:space="preserve">Mature M&amp;A engine for adjacent assets</w:t>
       </w:r>
     </w:p>
     <w:p>
@@ -4162,43 +3885,43 @@
           <w:sz w:val="22"/>
           <w:szCs w:val="22"/>
         </w:rPr>
-        <w:t xml:space="preserve">IPO / strategic listing</w:t>
-      </w:r>
-    </w:p>
-    <w:p>
-      <w:pPr>
-        <w:pStyle w:val="ListParagraph"/>
-        <w:numPr>
-          <w:ilvl w:val="0"/>
-          <w:numId w:val="2"/>
-        </w:numPr>
-        <w:spacing w:after="80" w:line="280"/>
-      </w:pPr>
-      <w:r>
-        <w:rPr>
-          <w:color w:val="1F2937"/>
-          <w:sz w:val="22"/>
-          <w:szCs w:val="22"/>
-        </w:rPr>
-        <w:t xml:space="preserve">20-year national infrastructure compact (BI)</w:t>
-      </w:r>
-    </w:p>
-    <w:p>
-      <w:pPr>
-        <w:pStyle w:val="ListParagraph"/>
-        <w:numPr>
-          <w:ilvl w:val="0"/>
-          <w:numId w:val="2"/>
-        </w:numPr>
-        <w:spacing w:after="80" w:line="280"/>
-      </w:pPr>
-      <w:r>
-        <w:rPr>
-          <w:color w:val="1F2937"/>
-          <w:sz w:val="22"/>
-          <w:szCs w:val="22"/>
-        </w:rPr>
-        <w:t xml:space="preserve">Pan-African API standard contributions</w:t>
+        <w:t xml:space="preserve">Fund II</w:t>
+      </w:r>
+    </w:p>
+    <w:p>
+      <w:pPr>
+        <w:pStyle w:val="ListParagraph"/>
+        <w:numPr>
+          <w:ilvl w:val="0"/>
+          <w:numId w:val="2"/>
+        </w:numPr>
+        <w:spacing w:after="80" w:line="280"/>
+      </w:pPr>
+      <w:r>
+        <w:rPr>
+          <w:color w:val="1F2937"/>
+          <w:sz w:val="22"/>
+          <w:szCs w:val="22"/>
+        </w:rPr>
+        <w:t xml:space="preserve">First two acquisitions (paytech, edtech)</w:t>
+      </w:r>
+    </w:p>
+    <w:p>
+      <w:pPr>
+        <w:pStyle w:val="ListParagraph"/>
+        <w:numPr>
+          <w:ilvl w:val="0"/>
+          <w:numId w:val="2"/>
+        </w:numPr>
+        <w:spacing w:after="80" w:line="280"/>
+      </w:pPr>
+      <w:r>
+        <w:rPr>
+          <w:color w:val="1F2937"/>
+          <w:sz w:val="22"/>
+          <w:szCs w:val="22"/>
+        </w:rPr>
+        <w:t xml:space="preserve">Group ERP &amp; financial backbone</w:t>
       </w:r>
     </w:p>
     <w:p>
@@ -4232,7 +3955,25 @@
           <w:sz w:val="22"/>
           <w:szCs w:val="22"/>
         </w:rPr>
-        <w:t xml:space="preserve">Resilient multi-region, multi-country backbone</w:t>
+        <w:t xml:space="preserve">Fourth data center</w:t>
+      </w:r>
+    </w:p>
+    <w:p>
+      <w:pPr>
+        <w:pStyle w:val="ListParagraph"/>
+        <w:numPr>
+          <w:ilvl w:val="0"/>
+          <w:numId w:val="2"/>
+        </w:numPr>
+        <w:spacing w:after="80" w:line="280"/>
+      </w:pPr>
+      <w:r>
+        <w:rPr>
+          <w:color w:val="1F2937"/>
+          <w:sz w:val="22"/>
+          <w:szCs w:val="22"/>
+        </w:rPr>
+        <w:t xml:space="preserve">Continental operations center</w:t>
       </w:r>
     </w:p>
     <w:p>
@@ -4266,60 +4007,25 @@
           <w:sz w:val="22"/>
           <w:szCs w:val="22"/>
         </w:rPr>
-        <w:t xml:space="preserve">EAC</w:t>
-      </w:r>
-    </w:p>
-    <w:p>
-      <w:pPr>
-        <w:pStyle w:val="ListParagraph"/>
-        <w:numPr>
-          <w:ilvl w:val="0"/>
-          <w:numId w:val="2"/>
-        </w:numPr>
-        <w:spacing w:after="80" w:line="280"/>
-      </w:pPr>
-      <w:r>
-        <w:rPr>
-          <w:color w:val="1F2937"/>
-          <w:sz w:val="22"/>
-          <w:szCs w:val="22"/>
-        </w:rPr>
-        <w:t xml:space="preserve">AU Digital Transformation Strategy</w:t>
-      </w:r>
-    </w:p>
-    <w:p>
-      <w:r>
-        <w:br w:type="page"/>
-      </w:r>
-    </w:p>
-    <w:p>
-      <w:pPr>
-        <w:pStyle w:val="Heading1"/>
-        <w:spacing w:after="240" w:before="480"/>
-      </w:pPr>
-      <w:r>
-        <w:rPr>
-          <w:rFonts w:ascii="Georgia" w:cs="Georgia" w:eastAsia="Georgia" w:hAnsi="Georgia"/>
-          <w:b/>
-          <w:bCs/>
-          <w:color w:val="1F2937"/>
-          <w:sz w:val="40"/>
-          <w:szCs w:val="40"/>
-        </w:rPr>
-        <w:t xml:space="preserve">3b. Extended Roadmap (2036–2045)</w:t>
-      </w:r>
-    </w:p>
-    <w:p>
-      <w:pPr>
-        <w:spacing w:after="120" w:line="300"/>
-      </w:pPr>
-      <w:r>
-        <w:rPr>
-          <w:color w:val="1F2937"/>
-          <w:sz w:val="22"/>
-          <w:szCs w:val="22"/>
-        </w:rPr>
-        <w:t xml:space="preserve">The 20-year horizon extends the 10-year plan with a second decade: consolidation after IPO, AI industrialization, pan-African reach, sovereign cloud standard, and continental infrastructure. Years 2026–2035 remain as defined in section 3.</w:t>
+        <w:t xml:space="preserve">DFIs as long-term capital</w:t>
+      </w:r>
+    </w:p>
+    <w:p>
+      <w:pPr>
+        <w:pStyle w:val="ListParagraph"/>
+        <w:numPr>
+          <w:ilvl w:val="0"/>
+          <w:numId w:val="2"/>
+        </w:numPr>
+        <w:spacing w:after="80" w:line="280"/>
+      </w:pPr>
+      <w:r>
+        <w:rPr>
+          <w:color w:val="1F2937"/>
+          <w:sz w:val="22"/>
+          <w:szCs w:val="22"/>
+        </w:rPr>
+        <w:t xml:space="preserve">Regional sovereign funds</w:t>
       </w:r>
     </w:p>
     <w:p>
@@ -4336,7 +4042,7 @@
           <w:sz w:val="30"/>
           <w:szCs w:val="30"/>
         </w:rPr>
-        <w:t xml:space="preserve">2036 — Post-IPO Consolidation</w:t>
+        <w:t xml:space="preserve">2036 — Foundational Infrastructure</w:t>
       </w:r>
     </w:p>
     <w:p>
@@ -4359,7 +4065,7 @@
           <w:sz w:val="22"/>
           <w:szCs w:val="22"/>
         </w:rPr>
-        <w:t xml:space="preserve">23 Mds FBU ARR</w:t>
+        <w:t xml:space="preserve">18 Mds FBU ARR</w:t>
       </w:r>
     </w:p>
     <w:p>
@@ -4382,7 +4088,7 @@
           <w:sz w:val="22"/>
           <w:szCs w:val="22"/>
         </w:rPr>
-        <w:t xml:space="preserve">4,800 → 5,600</w:t>
+        <w:t xml:space="preserve">4,200 → 4,800</w:t>
       </w:r>
     </w:p>
     <w:p>
@@ -4416,43 +4122,43 @@
           <w:sz w:val="22"/>
           <w:szCs w:val="22"/>
         </w:rPr>
-        <w:t xml:space="preserve">Integrate two acquisitions per year across PAY, DATA and MEDIA</w:t>
-      </w:r>
-    </w:p>
-    <w:p>
-      <w:pPr>
-        <w:pStyle w:val="ListParagraph"/>
-        <w:numPr>
-          <w:ilvl w:val="0"/>
-          <w:numId w:val="2"/>
-        </w:numPr>
-        <w:spacing w:after="80" w:line="280"/>
-      </w:pPr>
-      <w:r>
-        <w:rPr>
-          <w:color w:val="1F2937"/>
-          <w:sz w:val="22"/>
-          <w:szCs w:val="22"/>
-        </w:rPr>
-        <w:t xml:space="preserve">Reach 40M end-users across the group</w:t>
-      </w:r>
-    </w:p>
-    <w:p>
-      <w:pPr>
-        <w:pStyle w:val="ListParagraph"/>
-        <w:numPr>
-          <w:ilvl w:val="0"/>
-          <w:numId w:val="2"/>
-        </w:numPr>
-        <w:spacing w:after="80" w:line="280"/>
-      </w:pPr>
-      <w:r>
-        <w:rPr>
-          <w:color w:val="1F2937"/>
-          <w:sz w:val="22"/>
-          <w:szCs w:val="22"/>
-        </w:rPr>
-        <w:t xml:space="preserve">Stand up SIGHT FOUNDATION endowment at 600M FBU</w:t>
+        <w:t xml:space="preserve">9 countries, 18 Mds FBU ARR, recognized critical infrastructure operator</w:t>
+      </w:r>
+    </w:p>
+    <w:p>
+      <w:pPr>
+        <w:pStyle w:val="ListParagraph"/>
+        <w:numPr>
+          <w:ilvl w:val="0"/>
+          <w:numId w:val="2"/>
+        </w:numPr>
+        <w:spacing w:after="80" w:line="280"/>
+      </w:pPr>
+      <w:r>
+        <w:rPr>
+          <w:color w:val="1F2937"/>
+          <w:sz w:val="22"/>
+          <w:szCs w:val="22"/>
+        </w:rPr>
+        <w:t xml:space="preserve">Public listing or strategic long-term capital partnership</w:t>
+      </w:r>
+    </w:p>
+    <w:p>
+      <w:pPr>
+        <w:pStyle w:val="ListParagraph"/>
+        <w:numPr>
+          <w:ilvl w:val="0"/>
+          <w:numId w:val="2"/>
+        </w:numPr>
+        <w:spacing w:after="80" w:line="280"/>
+      </w:pPr>
+      <w:r>
+        <w:rPr>
+          <w:color w:val="1F2937"/>
+          <w:sz w:val="22"/>
+          <w:szCs w:val="22"/>
+        </w:rPr>
+        <w:t xml:space="preserve">Established African-owned alternative across PAY · ID · CLOUD · DATA · SECURITY</w:t>
       </w:r>
     </w:p>
     <w:p>
@@ -4486,43 +4192,43 @@
           <w:sz w:val="22"/>
           <w:szCs w:val="22"/>
         </w:rPr>
-        <w:t xml:space="preserve">Group operating model v3</w:t>
-      </w:r>
-    </w:p>
-    <w:p>
-      <w:pPr>
-        <w:pStyle w:val="ListParagraph"/>
-        <w:numPr>
-          <w:ilvl w:val="0"/>
-          <w:numId w:val="2"/>
-        </w:numPr>
-        <w:spacing w:after="80" w:line="280"/>
-      </w:pPr>
-      <w:r>
-        <w:rPr>
-          <w:color w:val="1F2937"/>
-          <w:sz w:val="22"/>
-          <w:szCs w:val="22"/>
-        </w:rPr>
-        <w:t xml:space="preserve">SIGHT FOUNDATION endowment</w:t>
-      </w:r>
-    </w:p>
-    <w:p>
-      <w:pPr>
-        <w:pStyle w:val="ListParagraph"/>
-        <w:numPr>
-          <w:ilvl w:val="0"/>
-          <w:numId w:val="2"/>
-        </w:numPr>
-        <w:spacing w:after="80" w:line="280"/>
-      </w:pPr>
-      <w:r>
-        <w:rPr>
-          <w:color w:val="1F2937"/>
-          <w:sz w:val="22"/>
-          <w:szCs w:val="22"/>
-        </w:rPr>
-        <w:t xml:space="preserve">Pan-African PAY corridor</w:t>
+        <w:t xml:space="preserve">IPO / strategic listing</w:t>
+      </w:r>
+    </w:p>
+    <w:p>
+      <w:pPr>
+        <w:pStyle w:val="ListParagraph"/>
+        <w:numPr>
+          <w:ilvl w:val="0"/>
+          <w:numId w:val="2"/>
+        </w:numPr>
+        <w:spacing w:after="80" w:line="280"/>
+      </w:pPr>
+      <w:r>
+        <w:rPr>
+          <w:color w:val="1F2937"/>
+          <w:sz w:val="22"/>
+          <w:szCs w:val="22"/>
+        </w:rPr>
+        <w:t xml:space="preserve">20-year national infrastructure compact (BI)</w:t>
+      </w:r>
+    </w:p>
+    <w:p>
+      <w:pPr>
+        <w:pStyle w:val="ListParagraph"/>
+        <w:numPr>
+          <w:ilvl w:val="0"/>
+          <w:numId w:val="2"/>
+        </w:numPr>
+        <w:spacing w:after="80" w:line="280"/>
+      </w:pPr>
+      <w:r>
+        <w:rPr>
+          <w:color w:val="1F2937"/>
+          <w:sz w:val="22"/>
+          <w:szCs w:val="22"/>
+        </w:rPr>
+        <w:t xml:space="preserve">Pan-African API standard contributions</w:t>
       </w:r>
     </w:p>
     <w:p>
@@ -4556,25 +4262,7 @@
           <w:sz w:val="22"/>
           <w:szCs w:val="22"/>
         </w:rPr>
-        <w:t xml:space="preserve">Fifth data center</w:t>
-      </w:r>
-    </w:p>
-    <w:p>
-      <w:pPr>
-        <w:pStyle w:val="ListParagraph"/>
-        <w:numPr>
-          <w:ilvl w:val="0"/>
-          <w:numId w:val="2"/>
-        </w:numPr>
-        <w:spacing w:after="80" w:line="280"/>
-      </w:pPr>
-      <w:r>
-        <w:rPr>
-          <w:color w:val="1F2937"/>
-          <w:sz w:val="22"/>
-          <w:szCs w:val="22"/>
-        </w:rPr>
-        <w:t xml:space="preserve">Continental settlement layer</w:t>
+        <w:t xml:space="preserve">Resilient multi-region, multi-country backbone</w:t>
       </w:r>
     </w:p>
     <w:p>
@@ -4608,25 +4296,60 @@
           <w:sz w:val="22"/>
           <w:szCs w:val="22"/>
         </w:rPr>
-        <w:t xml:space="preserve">AU Digital Strategy</w:t>
-      </w:r>
-    </w:p>
-    <w:p>
-      <w:pPr>
-        <w:pStyle w:val="ListParagraph"/>
-        <w:numPr>
-          <w:ilvl w:val="0"/>
-          <w:numId w:val="2"/>
-        </w:numPr>
-        <w:spacing w:after="80" w:line="280"/>
-      </w:pPr>
-      <w:r>
-        <w:rPr>
-          <w:color w:val="1F2937"/>
-          <w:sz w:val="22"/>
-          <w:szCs w:val="22"/>
-        </w:rPr>
-        <w:t xml:space="preserve">AfCFTA digital task force</w:t>
+        <w:t xml:space="preserve">EAC</w:t>
+      </w:r>
+    </w:p>
+    <w:p>
+      <w:pPr>
+        <w:pStyle w:val="ListParagraph"/>
+        <w:numPr>
+          <w:ilvl w:val="0"/>
+          <w:numId w:val="2"/>
+        </w:numPr>
+        <w:spacing w:after="80" w:line="280"/>
+      </w:pPr>
+      <w:r>
+        <w:rPr>
+          <w:color w:val="1F2937"/>
+          <w:sz w:val="22"/>
+          <w:szCs w:val="22"/>
+        </w:rPr>
+        <w:t xml:space="preserve">AU Digital Transformation Strategy</w:t>
+      </w:r>
+    </w:p>
+    <w:p>
+      <w:r>
+        <w:br w:type="page"/>
+      </w:r>
+    </w:p>
+    <w:p>
+      <w:pPr>
+        <w:pStyle w:val="Heading1"/>
+        <w:spacing w:after="240" w:before="480"/>
+      </w:pPr>
+      <w:r>
+        <w:rPr>
+          <w:rFonts w:ascii="Georgia" w:cs="Georgia" w:eastAsia="Georgia" w:hAnsi="Georgia"/>
+          <w:b/>
+          <w:bCs/>
+          <w:color w:val="1F2937"/>
+          <w:sz w:val="40"/>
+          <w:szCs w:val="40"/>
+        </w:rPr>
+        <w:t xml:space="preserve">3b. Extended Roadmap (2037–2046)</w:t>
+      </w:r>
+    </w:p>
+    <w:p>
+      <w:pPr>
+        <w:spacing w:after="120" w:line="300"/>
+      </w:pPr>
+      <w:r>
+        <w:rPr>
+          <w:color w:val="1F2937"/>
+          <w:sz w:val="22"/>
+          <w:szCs w:val="22"/>
+        </w:rPr>
+        <w:t xml:space="preserve">The 20-year horizon extends the 10-year plan with a second decade: consolidation after IPO, AI industrialization, pan-African reach, sovereign cloud standard, and continental infrastructure. Years 2027–2036 remain as defined in section 3.</w:t>
       </w:r>
     </w:p>
     <w:p>
@@ -4643,7 +4366,7 @@
           <w:sz w:val="30"/>
           <w:szCs w:val="30"/>
         </w:rPr>
-        <w:t xml:space="preserve">2037 — AI Industrialization</w:t>
+        <w:t xml:space="preserve">2037 — Post-IPO Consolidation</w:t>
       </w:r>
     </w:p>
     <w:p>
@@ -4666,7 +4389,7 @@
           <w:sz w:val="22"/>
           <w:szCs w:val="22"/>
         </w:rPr>
-        <w:t xml:space="preserve">30 Mds FBU ARR</w:t>
+        <w:t xml:space="preserve">23 Mds FBU ARR</w:t>
       </w:r>
     </w:p>
     <w:p>
@@ -4689,7 +4412,7 @@
           <w:sz w:val="22"/>
           <w:szCs w:val="22"/>
         </w:rPr>
-        <w:t xml:space="preserve">5,600 → 6,400</w:t>
+        <w:t xml:space="preserve">4,800 → 5,600</w:t>
       </w:r>
     </w:p>
     <w:p>
@@ -4723,43 +4446,43 @@
           <w:sz w:val="22"/>
           <w:szCs w:val="22"/>
         </w:rPr>
-        <w:t xml:space="preserve">African-language LLM family in production across SIGHT COMPUTE</w:t>
-      </w:r>
-    </w:p>
-    <w:p>
-      <w:pPr>
-        <w:pStyle w:val="ListParagraph"/>
-        <w:numPr>
-          <w:ilvl w:val="0"/>
-          <w:numId w:val="2"/>
-        </w:numPr>
-        <w:spacing w:after="80" w:line="280"/>
-      </w:pPr>
-      <w:r>
-        <w:rPr>
-          <w:color w:val="1F2937"/>
-          <w:sz w:val="22"/>
-          <w:szCs w:val="22"/>
-        </w:rPr>
-        <w:t xml:space="preserve">Yepo Enterprise serving 50k SMEs continent-wide</w:t>
-      </w:r>
-    </w:p>
-    <w:p>
-      <w:pPr>
-        <w:pStyle w:val="ListParagraph"/>
-        <w:numPr>
-          <w:ilvl w:val="0"/>
-          <w:numId w:val="2"/>
-        </w:numPr>
-        <w:spacing w:after="80" w:line="280"/>
-      </w:pPr>
-      <w:r>
-        <w:rPr>
-          <w:color w:val="1F2937"/>
-          <w:sz w:val="22"/>
-          <w:szCs w:val="22"/>
-        </w:rPr>
-        <w:t xml:space="preserve">Capital recycling: SIGHT CAPITAL Fund III (3 Mds FBU)</w:t>
+        <w:t xml:space="preserve">Integrate two acquisitions per year across PAY, DATA and MEDIA</w:t>
+      </w:r>
+    </w:p>
+    <w:p>
+      <w:pPr>
+        <w:pStyle w:val="ListParagraph"/>
+        <w:numPr>
+          <w:ilvl w:val="0"/>
+          <w:numId w:val="2"/>
+        </w:numPr>
+        <w:spacing w:after="80" w:line="280"/>
+      </w:pPr>
+      <w:r>
+        <w:rPr>
+          <w:color w:val="1F2937"/>
+          <w:sz w:val="22"/>
+          <w:szCs w:val="22"/>
+        </w:rPr>
+        <w:t xml:space="preserve">Reach 40M end-users across the group</w:t>
+      </w:r>
+    </w:p>
+    <w:p>
+      <w:pPr>
+        <w:pStyle w:val="ListParagraph"/>
+        <w:numPr>
+          <w:ilvl w:val="0"/>
+          <w:numId w:val="2"/>
+        </w:numPr>
+        <w:spacing w:after="80" w:line="280"/>
+      </w:pPr>
+      <w:r>
+        <w:rPr>
+          <w:color w:val="1F2937"/>
+          <w:sz w:val="22"/>
+          <w:szCs w:val="22"/>
+        </w:rPr>
+        <w:t xml:space="preserve">Stand up SIGHT FOUNDATION endowment at 600M FBU</w:t>
       </w:r>
     </w:p>
     <w:p>
@@ -4793,43 +4516,43 @@
           <w:sz w:val="22"/>
           <w:szCs w:val="22"/>
         </w:rPr>
-        <w:t xml:space="preserve">Kirundi/Swahili LLMs v2</w:t>
-      </w:r>
-    </w:p>
-    <w:p>
-      <w:pPr>
-        <w:pStyle w:val="ListParagraph"/>
-        <w:numPr>
-          <w:ilvl w:val="0"/>
-          <w:numId w:val="2"/>
-        </w:numPr>
-        <w:spacing w:after="80" w:line="280"/>
-      </w:pPr>
-      <w:r>
-        <w:rPr>
-          <w:color w:val="1F2937"/>
-          <w:sz w:val="22"/>
-          <w:szCs w:val="22"/>
-        </w:rPr>
-        <w:t xml:space="preserve">Yepo Industry Agents</w:t>
-      </w:r>
-    </w:p>
-    <w:p>
-      <w:pPr>
-        <w:pStyle w:val="ListParagraph"/>
-        <w:numPr>
-          <w:ilvl w:val="0"/>
-          <w:numId w:val="2"/>
-        </w:numPr>
-        <w:spacing w:after="80" w:line="280"/>
-      </w:pPr>
-      <w:r>
-        <w:rPr>
-          <w:color w:val="1F2937"/>
-          <w:sz w:val="22"/>
-          <w:szCs w:val="22"/>
-        </w:rPr>
-        <w:t xml:space="preserve">Fund III</w:t>
+        <w:t xml:space="preserve">Group operating model v3</w:t>
+      </w:r>
+    </w:p>
+    <w:p>
+      <w:pPr>
+        <w:pStyle w:val="ListParagraph"/>
+        <w:numPr>
+          <w:ilvl w:val="0"/>
+          <w:numId w:val="2"/>
+        </w:numPr>
+        <w:spacing w:after="80" w:line="280"/>
+      </w:pPr>
+      <w:r>
+        <w:rPr>
+          <w:color w:val="1F2937"/>
+          <w:sz w:val="22"/>
+          <w:szCs w:val="22"/>
+        </w:rPr>
+        <w:t xml:space="preserve">SIGHT FOUNDATION endowment</w:t>
+      </w:r>
+    </w:p>
+    <w:p>
+      <w:pPr>
+        <w:pStyle w:val="ListParagraph"/>
+        <w:numPr>
+          <w:ilvl w:val="0"/>
+          <w:numId w:val="2"/>
+        </w:numPr>
+        <w:spacing w:after="80" w:line="280"/>
+      </w:pPr>
+      <w:r>
+        <w:rPr>
+          <w:color w:val="1F2937"/>
+          <w:sz w:val="22"/>
+          <w:szCs w:val="22"/>
+        </w:rPr>
+        <w:t xml:space="preserve">Pan-African PAY corridor</w:t>
       </w:r>
     </w:p>
     <w:p>
@@ -4863,25 +4586,25 @@
           <w:sz w:val="22"/>
           <w:szCs w:val="22"/>
         </w:rPr>
-        <w:t xml:space="preserve">Dedicated GPU corridor (BI ↔ RW ↔ KE)</w:t>
-      </w:r>
-    </w:p>
-    <w:p>
-      <w:pPr>
-        <w:pStyle w:val="ListParagraph"/>
-        <w:numPr>
-          <w:ilvl w:val="0"/>
-          <w:numId w:val="2"/>
-        </w:numPr>
-        <w:spacing w:after="80" w:line="280"/>
-      </w:pPr>
-      <w:r>
-        <w:rPr>
-          <w:color w:val="1F2937"/>
-          <w:sz w:val="22"/>
-          <w:szCs w:val="22"/>
-        </w:rPr>
-        <w:t xml:space="preserve">Edge inference network</w:t>
+        <w:t xml:space="preserve">Fifth data center</w:t>
+      </w:r>
+    </w:p>
+    <w:p>
+      <w:pPr>
+        <w:pStyle w:val="ListParagraph"/>
+        <w:numPr>
+          <w:ilvl w:val="0"/>
+          <w:numId w:val="2"/>
+        </w:numPr>
+        <w:spacing w:after="80" w:line="280"/>
+      </w:pPr>
+      <w:r>
+        <w:rPr>
+          <w:color w:val="1F2937"/>
+          <w:sz w:val="22"/>
+          <w:szCs w:val="22"/>
+        </w:rPr>
+        <w:t xml:space="preserve">Continental settlement layer</w:t>
       </w:r>
     </w:p>
     <w:p>
@@ -4915,25 +4638,25 @@
           <w:sz w:val="22"/>
           <w:szCs w:val="22"/>
         </w:rPr>
-        <w:t xml:space="preserve">AfDB AI fund</w:t>
-      </w:r>
-    </w:p>
-    <w:p>
-      <w:pPr>
-        <w:pStyle w:val="ListParagraph"/>
-        <w:numPr>
-          <w:ilvl w:val="0"/>
-          <w:numId w:val="2"/>
-        </w:numPr>
-        <w:spacing w:after="80" w:line="280"/>
-      </w:pPr>
-      <w:r>
-        <w:rPr>
-          <w:color w:val="1F2937"/>
-          <w:sz w:val="22"/>
-          <w:szCs w:val="22"/>
-        </w:rPr>
-        <w:t xml:space="preserve">African universities consortium</w:t>
+        <w:t xml:space="preserve">AU Digital Strategy</w:t>
+      </w:r>
+    </w:p>
+    <w:p>
+      <w:pPr>
+        <w:pStyle w:val="ListParagraph"/>
+        <w:numPr>
+          <w:ilvl w:val="0"/>
+          <w:numId w:val="2"/>
+        </w:numPr>
+        <w:spacing w:after="80" w:line="280"/>
+      </w:pPr>
+      <w:r>
+        <w:rPr>
+          <w:color w:val="1F2937"/>
+          <w:sz w:val="22"/>
+          <w:szCs w:val="22"/>
+        </w:rPr>
+        <w:t xml:space="preserve">AfCFTA digital task force</w:t>
       </w:r>
     </w:p>
     <w:p>
@@ -4950,7 +4673,7 @@
           <w:sz w:val="30"/>
           <w:szCs w:val="30"/>
         </w:rPr>
-        <w:t xml:space="preserve">2038 — Pan-African Reach</w:t>
+        <w:t xml:space="preserve">2038 — AI Industrialization</w:t>
       </w:r>
     </w:p>
     <w:p>
@@ -4973,7 +4696,7 @@
           <w:sz w:val="22"/>
           <w:szCs w:val="22"/>
         </w:rPr>
-        <w:t xml:space="preserve">38 Mds FBU ARR</w:t>
+        <w:t xml:space="preserve">30 Mds FBU ARR</w:t>
       </w:r>
     </w:p>
     <w:p>
@@ -4996,7 +4719,7 @@
           <w:sz w:val="22"/>
           <w:szCs w:val="22"/>
         </w:rPr>
-        <w:t xml:space="preserve">6,400 → 7,200</w:t>
+        <w:t xml:space="preserve">5,600 → 6,400</w:t>
       </w:r>
     </w:p>
     <w:p>
@@ -5030,43 +4753,43 @@
           <w:sz w:val="22"/>
           <w:szCs w:val="22"/>
         </w:rPr>
-        <w:t xml:space="preserve">Commercial entry in Ethiopia, Zambia and Senegal</w:t>
-      </w:r>
-    </w:p>
-    <w:p>
-      <w:pPr>
-        <w:pStyle w:val="ListParagraph"/>
-        <w:numPr>
-          <w:ilvl w:val="0"/>
-          <w:numId w:val="2"/>
-        </w:numPr>
-        <w:spacing w:after="80" w:line="280"/>
-      </w:pPr>
-      <w:r>
-        <w:rPr>
-          <w:color w:val="1F2937"/>
-          <w:sz w:val="22"/>
-          <w:szCs w:val="22"/>
-        </w:rPr>
-        <w:t xml:space="preserve">Cross-border PAY processing 25% of intra-EAC digital flows</w:t>
-      </w:r>
-    </w:p>
-    <w:p>
-      <w:pPr>
-        <w:pStyle w:val="ListParagraph"/>
-        <w:numPr>
-          <w:ilvl w:val="0"/>
-          <w:numId w:val="2"/>
-        </w:numPr>
-        <w:spacing w:after="80" w:line="280"/>
-      </w:pPr>
-      <w:r>
-        <w:rPr>
-          <w:color w:val="1F2937"/>
-          <w:sz w:val="22"/>
-          <w:szCs w:val="22"/>
-        </w:rPr>
-        <w:t xml:space="preserve">Critical-infrastructure status recognized in 3 countries</w:t>
+        <w:t xml:space="preserve">African-language LLM family in production across SIGHT COMPUTE</w:t>
+      </w:r>
+    </w:p>
+    <w:p>
+      <w:pPr>
+        <w:pStyle w:val="ListParagraph"/>
+        <w:numPr>
+          <w:ilvl w:val="0"/>
+          <w:numId w:val="2"/>
+        </w:numPr>
+        <w:spacing w:after="80" w:line="280"/>
+      </w:pPr>
+      <w:r>
+        <w:rPr>
+          <w:color w:val="1F2937"/>
+          <w:sz w:val="22"/>
+          <w:szCs w:val="22"/>
+        </w:rPr>
+        <w:t xml:space="preserve">Yepo Enterprise serving 50k SMEs continent-wide</w:t>
+      </w:r>
+    </w:p>
+    <w:p>
+      <w:pPr>
+        <w:pStyle w:val="ListParagraph"/>
+        <w:numPr>
+          <w:ilvl w:val="0"/>
+          <w:numId w:val="2"/>
+        </w:numPr>
+        <w:spacing w:after="80" w:line="280"/>
+      </w:pPr>
+      <w:r>
+        <w:rPr>
+          <w:color w:val="1F2937"/>
+          <w:sz w:val="22"/>
+          <w:szCs w:val="22"/>
+        </w:rPr>
+        <w:t xml:space="preserve">Capital recycling: SIGHT CAPITAL Fund III (3 Mds FBU)</w:t>
       </w:r>
     </w:p>
     <w:p>
@@ -5100,43 +4823,43 @@
           <w:sz w:val="22"/>
           <w:szCs w:val="22"/>
         </w:rPr>
-        <w:t xml:space="preserve">SIGHT PAY ET / ZM / SN</w:t>
-      </w:r>
-    </w:p>
-    <w:p>
-      <w:pPr>
-        <w:pStyle w:val="ListParagraph"/>
-        <w:numPr>
-          <w:ilvl w:val="0"/>
-          <w:numId w:val="2"/>
-        </w:numPr>
-        <w:spacing w:after="80" w:line="280"/>
-      </w:pPr>
-      <w:r>
-        <w:rPr>
-          <w:color w:val="1F2937"/>
-          <w:sz w:val="22"/>
-          <w:szCs w:val="22"/>
-        </w:rPr>
-        <w:t xml:space="preserve">Regional resilience compact</w:t>
-      </w:r>
-    </w:p>
-    <w:p>
-      <w:pPr>
-        <w:pStyle w:val="ListParagraph"/>
-        <w:numPr>
-          <w:ilvl w:val="0"/>
-          <w:numId w:val="2"/>
-        </w:numPr>
-        <w:spacing w:after="80" w:line="280"/>
-      </w:pPr>
-      <w:r>
-        <w:rPr>
-          <w:color w:val="1F2937"/>
-          <w:sz w:val="22"/>
-          <w:szCs w:val="22"/>
-        </w:rPr>
-        <w:t xml:space="preserve">Group ESG framework</w:t>
+        <w:t xml:space="preserve">Kirundi/Swahili LLMs v2</w:t>
+      </w:r>
+    </w:p>
+    <w:p>
+      <w:pPr>
+        <w:pStyle w:val="ListParagraph"/>
+        <w:numPr>
+          <w:ilvl w:val="0"/>
+          <w:numId w:val="2"/>
+        </w:numPr>
+        <w:spacing w:after="80" w:line="280"/>
+      </w:pPr>
+      <w:r>
+        <w:rPr>
+          <w:color w:val="1F2937"/>
+          <w:sz w:val="22"/>
+          <w:szCs w:val="22"/>
+        </w:rPr>
+        <w:t xml:space="preserve">Yepo Industry Agents</w:t>
+      </w:r>
+    </w:p>
+    <w:p>
+      <w:pPr>
+        <w:pStyle w:val="ListParagraph"/>
+        <w:numPr>
+          <w:ilvl w:val="0"/>
+          <w:numId w:val="2"/>
+        </w:numPr>
+        <w:spacing w:after="80" w:line="280"/>
+      </w:pPr>
+      <w:r>
+        <w:rPr>
+          <w:color w:val="1F2937"/>
+          <w:sz w:val="22"/>
+          <w:szCs w:val="22"/>
+        </w:rPr>
+        <w:t xml:space="preserve">Fund III</w:t>
       </w:r>
     </w:p>
     <w:p>
@@ -5170,25 +4893,25 @@
           <w:sz w:val="22"/>
           <w:szCs w:val="22"/>
         </w:rPr>
-        <w:t xml:space="preserve">Three new operating countries</w:t>
-      </w:r>
-    </w:p>
-    <w:p>
-      <w:pPr>
-        <w:pStyle w:val="ListParagraph"/>
-        <w:numPr>
-          <w:ilvl w:val="0"/>
-          <w:numId w:val="2"/>
-        </w:numPr>
-        <w:spacing w:after="80" w:line="280"/>
-      </w:pPr>
-      <w:r>
-        <w:rPr>
-          <w:color w:val="1F2937"/>
-          <w:sz w:val="22"/>
-          <w:szCs w:val="22"/>
-        </w:rPr>
-        <w:t xml:space="preserve">Pan-African NOC</w:t>
+        <w:t xml:space="preserve">Dedicated GPU corridor (BI ↔ RW ↔ KE)</w:t>
+      </w:r>
+    </w:p>
+    <w:p>
+      <w:pPr>
+        <w:pStyle w:val="ListParagraph"/>
+        <w:numPr>
+          <w:ilvl w:val="0"/>
+          <w:numId w:val="2"/>
+        </w:numPr>
+        <w:spacing w:after="80" w:line="280"/>
+      </w:pPr>
+      <w:r>
+        <w:rPr>
+          <w:color w:val="1F2937"/>
+          <w:sz w:val="22"/>
+          <w:szCs w:val="22"/>
+        </w:rPr>
+        <w:t xml:space="preserve">Edge inference network</w:t>
       </w:r>
     </w:p>
     <w:p>
@@ -5222,25 +4945,25 @@
           <w:sz w:val="22"/>
           <w:szCs w:val="22"/>
         </w:rPr>
-        <w:t xml:space="preserve">BoZ, NBE, BCEAO</w:t>
-      </w:r>
-    </w:p>
-    <w:p>
-      <w:pPr>
-        <w:pStyle w:val="ListParagraph"/>
-        <w:numPr>
-          <w:ilvl w:val="0"/>
-          <w:numId w:val="2"/>
-        </w:numPr>
-        <w:spacing w:after="80" w:line="280"/>
-      </w:pPr>
-      <w:r>
-        <w:rPr>
-          <w:color w:val="1F2937"/>
-          <w:sz w:val="22"/>
-          <w:szCs w:val="22"/>
-        </w:rPr>
-        <w:t xml:space="preserve">ECOWAS digital programs</w:t>
+        <w:t xml:space="preserve">AfDB AI fund</w:t>
+      </w:r>
+    </w:p>
+    <w:p>
+      <w:pPr>
+        <w:pStyle w:val="ListParagraph"/>
+        <w:numPr>
+          <w:ilvl w:val="0"/>
+          <w:numId w:val="2"/>
+        </w:numPr>
+        <w:spacing w:after="80" w:line="280"/>
+      </w:pPr>
+      <w:r>
+        <w:rPr>
+          <w:color w:val="1F2937"/>
+          <w:sz w:val="22"/>
+          <w:szCs w:val="22"/>
+        </w:rPr>
+        <w:t xml:space="preserve">African universities consortium</w:t>
       </w:r>
     </w:p>
     <w:p>
@@ -5257,7 +4980,7 @@
           <w:sz w:val="30"/>
           <w:szCs w:val="30"/>
         </w:rPr>
-        <w:t xml:space="preserve">2039 — Sovereign Cloud Standard</w:t>
+        <w:t xml:space="preserve">2039 — Pan-African Reach</w:t>
       </w:r>
     </w:p>
     <w:p>
@@ -5280,7 +5003,7 @@
           <w:sz w:val="22"/>
           <w:szCs w:val="22"/>
         </w:rPr>
-        <w:t xml:space="preserve">46 Mds FBU ARR</w:t>
+        <w:t xml:space="preserve">38 Mds FBU ARR</w:t>
       </w:r>
     </w:p>
     <w:p>
@@ -5303,7 +5026,7 @@
           <w:sz w:val="22"/>
           <w:szCs w:val="22"/>
         </w:rPr>
-        <w:t xml:space="preserve">7,200 → 8,000</w:t>
+        <w:t xml:space="preserve">6,400 → 7,200</w:t>
       </w:r>
     </w:p>
     <w:p>
@@ -5337,43 +5060,43 @@
           <w:sz w:val="22"/>
           <w:szCs w:val="22"/>
         </w:rPr>
-        <w:t xml:space="preserve">SIGHT CLOUD becomes the default sovereign cloud across francophone Africa</w:t>
-      </w:r>
-    </w:p>
-    <w:p>
-      <w:pPr>
-        <w:pStyle w:val="ListParagraph"/>
-        <w:numPr>
-          <w:ilvl w:val="0"/>
-          <w:numId w:val="2"/>
-        </w:numPr>
-        <w:spacing w:after="80" w:line="280"/>
-      </w:pPr>
-      <w:r>
-        <w:rPr>
-          <w:color w:val="1F2937"/>
-          <w:sz w:val="22"/>
-          <w:szCs w:val="22"/>
-        </w:rPr>
-        <w:t xml:space="preserve">Public-sector revenue crosses 30% of group ARR</w:t>
-      </w:r>
-    </w:p>
-    <w:p>
-      <w:pPr>
-        <w:pStyle w:val="ListParagraph"/>
-        <w:numPr>
-          <w:ilvl w:val="0"/>
-          <w:numId w:val="2"/>
-        </w:numPr>
-        <w:spacing w:after="80" w:line="280"/>
-      </w:pPr>
-      <w:r>
-        <w:rPr>
-          <w:color w:val="1F2937"/>
-          <w:sz w:val="22"/>
-          <w:szCs w:val="22"/>
-        </w:rPr>
-        <w:t xml:space="preserve">Industrial-grade SIGHT SECURITY MSSP for governments</w:t>
+        <w:t xml:space="preserve">Commercial entry in Ethiopia, Zambia and Senegal</w:t>
+      </w:r>
+    </w:p>
+    <w:p>
+      <w:pPr>
+        <w:pStyle w:val="ListParagraph"/>
+        <w:numPr>
+          <w:ilvl w:val="0"/>
+          <w:numId w:val="2"/>
+        </w:numPr>
+        <w:spacing w:after="80" w:line="280"/>
+      </w:pPr>
+      <w:r>
+        <w:rPr>
+          <w:color w:val="1F2937"/>
+          <w:sz w:val="22"/>
+          <w:szCs w:val="22"/>
+        </w:rPr>
+        <w:t xml:space="preserve">Cross-border PAY processing 25% of intra-EAC digital flows</w:t>
+      </w:r>
+    </w:p>
+    <w:p>
+      <w:pPr>
+        <w:pStyle w:val="ListParagraph"/>
+        <w:numPr>
+          <w:ilvl w:val="0"/>
+          <w:numId w:val="2"/>
+        </w:numPr>
+        <w:spacing w:after="80" w:line="280"/>
+      </w:pPr>
+      <w:r>
+        <w:rPr>
+          <w:color w:val="1F2937"/>
+          <w:sz w:val="22"/>
+          <w:szCs w:val="22"/>
+        </w:rPr>
+        <w:t xml:space="preserve">Critical-infrastructure status recognized in 3 countries</w:t>
       </w:r>
     </w:p>
     <w:p>
@@ -5407,43 +5130,43 @@
           <w:sz w:val="22"/>
           <w:szCs w:val="22"/>
         </w:rPr>
-        <w:t xml:space="preserve">Sovereign Cloud certification v2</w:t>
-      </w:r>
-    </w:p>
-    <w:p>
-      <w:pPr>
-        <w:pStyle w:val="ListParagraph"/>
-        <w:numPr>
-          <w:ilvl w:val="0"/>
-          <w:numId w:val="2"/>
-        </w:numPr>
-        <w:spacing w:after="80" w:line="280"/>
-      </w:pPr>
-      <w:r>
-        <w:rPr>
-          <w:color w:val="1F2937"/>
-          <w:sz w:val="22"/>
-          <w:szCs w:val="22"/>
-        </w:rPr>
-        <w:t xml:space="preserve">Government SOC framework</w:t>
-      </w:r>
-    </w:p>
-    <w:p>
-      <w:pPr>
-        <w:pStyle w:val="ListParagraph"/>
-        <w:numPr>
-          <w:ilvl w:val="0"/>
-          <w:numId w:val="2"/>
-        </w:numPr>
-        <w:spacing w:after="80" w:line="280"/>
-      </w:pPr>
-      <w:r>
-        <w:rPr>
-          <w:color w:val="1F2937"/>
-          <w:sz w:val="22"/>
-          <w:szCs w:val="22"/>
-        </w:rPr>
-        <w:t xml:space="preserve">SIGHT DATA marketplace</w:t>
+        <w:t xml:space="preserve">SIGHT PAY ET / ZM / SN</w:t>
+      </w:r>
+    </w:p>
+    <w:p>
+      <w:pPr>
+        <w:pStyle w:val="ListParagraph"/>
+        <w:numPr>
+          <w:ilvl w:val="0"/>
+          <w:numId w:val="2"/>
+        </w:numPr>
+        <w:spacing w:after="80" w:line="280"/>
+      </w:pPr>
+      <w:r>
+        <w:rPr>
+          <w:color w:val="1F2937"/>
+          <w:sz w:val="22"/>
+          <w:szCs w:val="22"/>
+        </w:rPr>
+        <w:t xml:space="preserve">Regional resilience compact</w:t>
+      </w:r>
+    </w:p>
+    <w:p>
+      <w:pPr>
+        <w:pStyle w:val="ListParagraph"/>
+        <w:numPr>
+          <w:ilvl w:val="0"/>
+          <w:numId w:val="2"/>
+        </w:numPr>
+        <w:spacing w:after="80" w:line="280"/>
+      </w:pPr>
+      <w:r>
+        <w:rPr>
+          <w:color w:val="1F2937"/>
+          <w:sz w:val="22"/>
+          <w:szCs w:val="22"/>
+        </w:rPr>
+        <w:t xml:space="preserve">Group ESG framework</w:t>
       </w:r>
     </w:p>
     <w:p>
@@ -5477,25 +5200,25 @@
           <w:sz w:val="22"/>
           <w:szCs w:val="22"/>
         </w:rPr>
-        <w:t xml:space="preserve">Sixth data center</w:t>
-      </w:r>
-    </w:p>
-    <w:p>
-      <w:pPr>
-        <w:pStyle w:val="ListParagraph"/>
-        <w:numPr>
-          <w:ilvl w:val="0"/>
-          <w:numId w:val="2"/>
-        </w:numPr>
-        <w:spacing w:after="80" w:line="280"/>
-      </w:pPr>
-      <w:r>
-        <w:rPr>
-          <w:color w:val="1F2937"/>
-          <w:sz w:val="22"/>
-          <w:szCs w:val="22"/>
-        </w:rPr>
-        <w:t xml:space="preserve">Cross-border classified network</w:t>
+        <w:t xml:space="preserve">Three new operating countries</w:t>
+      </w:r>
+    </w:p>
+    <w:p>
+      <w:pPr>
+        <w:pStyle w:val="ListParagraph"/>
+        <w:numPr>
+          <w:ilvl w:val="0"/>
+          <w:numId w:val="2"/>
+        </w:numPr>
+        <w:spacing w:after="80" w:line="280"/>
+      </w:pPr>
+      <w:r>
+        <w:rPr>
+          <w:color w:val="1F2937"/>
+          <w:sz w:val="22"/>
+          <w:szCs w:val="22"/>
+        </w:rPr>
+        <w:t xml:space="preserve">Pan-African NOC</w:t>
       </w:r>
     </w:p>
     <w:p>
@@ -5529,25 +5252,25 @@
           <w:sz w:val="22"/>
           <w:szCs w:val="22"/>
         </w:rPr>
-        <w:t xml:space="preserve">Francophone heads-of-state digital council</w:t>
-      </w:r>
-    </w:p>
-    <w:p>
-      <w:pPr>
-        <w:pStyle w:val="ListParagraph"/>
-        <w:numPr>
-          <w:ilvl w:val="0"/>
-          <w:numId w:val="2"/>
-        </w:numPr>
-        <w:spacing w:after="80" w:line="280"/>
-      </w:pPr>
-      <w:r>
-        <w:rPr>
-          <w:color w:val="1F2937"/>
-          <w:sz w:val="22"/>
-          <w:szCs w:val="22"/>
-        </w:rPr>
-        <w:t xml:space="preserve">ITU</w:t>
+        <w:t xml:space="preserve">BoZ, NBE, BCEAO</w:t>
+      </w:r>
+    </w:p>
+    <w:p>
+      <w:pPr>
+        <w:pStyle w:val="ListParagraph"/>
+        <w:numPr>
+          <w:ilvl w:val="0"/>
+          <w:numId w:val="2"/>
+        </w:numPr>
+        <w:spacing w:after="80" w:line="280"/>
+      </w:pPr>
+      <w:r>
+        <w:rPr>
+          <w:color w:val="1F2937"/>
+          <w:sz w:val="22"/>
+          <w:szCs w:val="22"/>
+        </w:rPr>
+        <w:t xml:space="preserve">ECOWAS digital programs</w:t>
       </w:r>
     </w:p>
     <w:p>
@@ -5564,7 +5287,7 @@
           <w:sz w:val="30"/>
           <w:szCs w:val="30"/>
         </w:rPr>
-        <w:t xml:space="preserve">2040 — Burundi 2040 Milestone</w:t>
+        <w:t xml:space="preserve">2040 — Sovereign Cloud Standard</w:t>
       </w:r>
     </w:p>
     <w:p>
@@ -5587,7 +5310,7 @@
           <w:sz w:val="22"/>
           <w:szCs w:val="22"/>
         </w:rPr>
-        <w:t xml:space="preserve">55 Mds FBU ARR</w:t>
+        <w:t xml:space="preserve">46 Mds FBU ARR</w:t>
       </w:r>
     </w:p>
     <w:p>
@@ -5610,7 +5333,7 @@
           <w:sz w:val="22"/>
           <w:szCs w:val="22"/>
         </w:rPr>
-        <w:t xml:space="preserve">8,000 → 8,800</w:t>
+        <w:t xml:space="preserve">7,200 → 8,000</w:t>
       </w:r>
     </w:p>
     <w:p>
@@ -5644,43 +5367,43 @@
           <w:sz w:val="22"/>
           <w:szCs w:val="22"/>
         </w:rPr>
-        <w:t xml:space="preserve">Deliver Burundi Vision 2040 digital backbone in production</w:t>
-      </w:r>
-    </w:p>
-    <w:p>
-      <w:pPr>
-        <w:pStyle w:val="ListParagraph"/>
-        <w:numPr>
-          <w:ilvl w:val="0"/>
-          <w:numId w:val="2"/>
-        </w:numPr>
-        <w:spacing w:after="80" w:line="280"/>
-      </w:pPr>
-      <w:r>
-        <w:rPr>
-          <w:color w:val="1F2937"/>
-          <w:sz w:val="22"/>
-          <w:szCs w:val="22"/>
-        </w:rPr>
-        <w:t xml:space="preserve">60M end-users; 3M merchants across the group</w:t>
-      </w:r>
-    </w:p>
-    <w:p>
-      <w:pPr>
-        <w:pStyle w:val="ListParagraph"/>
-        <w:numPr>
-          <w:ilvl w:val="0"/>
-          <w:numId w:val="2"/>
-        </w:numPr>
-        <w:spacing w:after="80" w:line="280"/>
-      </w:pPr>
-      <w:r>
-        <w:rPr>
-          <w:color w:val="1F2937"/>
-          <w:sz w:val="22"/>
-          <w:szCs w:val="22"/>
-        </w:rPr>
-        <w:t xml:space="preserve">Spin out SIGHT HEALTH and SIGHT AGRI as independent listed subsidiaries</w:t>
+        <w:t xml:space="preserve">SIGHT CLOUD becomes the default sovereign cloud across francophone Africa</w:t>
+      </w:r>
+    </w:p>
+    <w:p>
+      <w:pPr>
+        <w:pStyle w:val="ListParagraph"/>
+        <w:numPr>
+          <w:ilvl w:val="0"/>
+          <w:numId w:val="2"/>
+        </w:numPr>
+        <w:spacing w:after="80" w:line="280"/>
+      </w:pPr>
+      <w:r>
+        <w:rPr>
+          <w:color w:val="1F2937"/>
+          <w:sz w:val="22"/>
+          <w:szCs w:val="22"/>
+        </w:rPr>
+        <w:t xml:space="preserve">Public-sector revenue crosses 30% of group ARR</w:t>
+      </w:r>
+    </w:p>
+    <w:p>
+      <w:pPr>
+        <w:pStyle w:val="ListParagraph"/>
+        <w:numPr>
+          <w:ilvl w:val="0"/>
+          <w:numId w:val="2"/>
+        </w:numPr>
+        <w:spacing w:after="80" w:line="280"/>
+      </w:pPr>
+      <w:r>
+        <w:rPr>
+          <w:color w:val="1F2937"/>
+          <w:sz w:val="22"/>
+          <w:szCs w:val="22"/>
+        </w:rPr>
+        <w:t xml:space="preserve">Industrial-grade SIGHT SECURITY MSSP for governments</w:t>
       </w:r>
     </w:p>
     <w:p>
@@ -5714,43 +5437,43 @@
           <w:sz w:val="22"/>
           <w:szCs w:val="22"/>
         </w:rPr>
-        <w:t xml:space="preserve">BI 2040 backbone v1</w:t>
-      </w:r>
-    </w:p>
-    <w:p>
-      <w:pPr>
-        <w:pStyle w:val="ListParagraph"/>
-        <w:numPr>
-          <w:ilvl w:val="0"/>
-          <w:numId w:val="2"/>
-        </w:numPr>
-        <w:spacing w:after="80" w:line="280"/>
-      </w:pPr>
-      <w:r>
-        <w:rPr>
-          <w:color w:val="1F2937"/>
-          <w:sz w:val="22"/>
-          <w:szCs w:val="22"/>
-        </w:rPr>
-        <w:t xml:space="preserve">SIGHT HEALTH listing</w:t>
-      </w:r>
-    </w:p>
-    <w:p>
-      <w:pPr>
-        <w:pStyle w:val="ListParagraph"/>
-        <w:numPr>
-          <w:ilvl w:val="0"/>
-          <w:numId w:val="2"/>
-        </w:numPr>
-        <w:spacing w:after="80" w:line="280"/>
-      </w:pPr>
-      <w:r>
-        <w:rPr>
-          <w:color w:val="1F2937"/>
-          <w:sz w:val="22"/>
-          <w:szCs w:val="22"/>
-        </w:rPr>
-        <w:t xml:space="preserve">SIGHT AGRI listing</w:t>
+        <w:t xml:space="preserve">Sovereign Cloud certification v2</w:t>
+      </w:r>
+    </w:p>
+    <w:p>
+      <w:pPr>
+        <w:pStyle w:val="ListParagraph"/>
+        <w:numPr>
+          <w:ilvl w:val="0"/>
+          <w:numId w:val="2"/>
+        </w:numPr>
+        <w:spacing w:after="80" w:line="280"/>
+      </w:pPr>
+      <w:r>
+        <w:rPr>
+          <w:color w:val="1F2937"/>
+          <w:sz w:val="22"/>
+          <w:szCs w:val="22"/>
+        </w:rPr>
+        <w:t xml:space="preserve">Government SOC framework</w:t>
+      </w:r>
+    </w:p>
+    <w:p>
+      <w:pPr>
+        <w:pStyle w:val="ListParagraph"/>
+        <w:numPr>
+          <w:ilvl w:val="0"/>
+          <w:numId w:val="2"/>
+        </w:numPr>
+        <w:spacing w:after="80" w:line="280"/>
+      </w:pPr>
+      <w:r>
+        <w:rPr>
+          <w:color w:val="1F2937"/>
+          <w:sz w:val="22"/>
+          <w:szCs w:val="22"/>
+        </w:rPr>
+        <w:t xml:space="preserve">SIGHT DATA marketplace</w:t>
       </w:r>
     </w:p>
     <w:p>
@@ -5784,25 +5507,25 @@
           <w:sz w:val="22"/>
           <w:szCs w:val="22"/>
         </w:rPr>
-        <w:t xml:space="preserve">National multi-region redundancy</w:t>
-      </w:r>
-    </w:p>
-    <w:p>
-      <w:pPr>
-        <w:pStyle w:val="ListParagraph"/>
-        <w:numPr>
-          <w:ilvl w:val="0"/>
-          <w:numId w:val="2"/>
-        </w:numPr>
-        <w:spacing w:after="80" w:line="280"/>
-      </w:pPr>
-      <w:r>
-        <w:rPr>
-          <w:color w:val="1F2937"/>
-          <w:sz w:val="22"/>
-          <w:szCs w:val="22"/>
-        </w:rPr>
-        <w:t xml:space="preserve">Health &amp; agri data lakes</w:t>
+        <w:t xml:space="preserve">Sixth data center</w:t>
+      </w:r>
+    </w:p>
+    <w:p>
+      <w:pPr>
+        <w:pStyle w:val="ListParagraph"/>
+        <w:numPr>
+          <w:ilvl w:val="0"/>
+          <w:numId w:val="2"/>
+        </w:numPr>
+        <w:spacing w:after="80" w:line="280"/>
+      </w:pPr>
+      <w:r>
+        <w:rPr>
+          <w:color w:val="1F2937"/>
+          <w:sz w:val="22"/>
+          <w:szCs w:val="22"/>
+        </w:rPr>
+        <w:t xml:space="preserve">Cross-border classified network</w:t>
       </w:r>
     </w:p>
     <w:p>
@@ -5836,25 +5559,25 @@
           <w:sz w:val="22"/>
           <w:szCs w:val="22"/>
         </w:rPr>
-        <w:t xml:space="preserve">Government of Burundi</w:t>
-      </w:r>
-    </w:p>
-    <w:p>
-      <w:pPr>
-        <w:pStyle w:val="ListParagraph"/>
-        <w:numPr>
-          <w:ilvl w:val="0"/>
-          <w:numId w:val="2"/>
-        </w:numPr>
-        <w:spacing w:after="80" w:line="280"/>
-      </w:pPr>
-      <w:r>
-        <w:rPr>
-          <w:color w:val="1F2937"/>
-          <w:sz w:val="22"/>
-          <w:szCs w:val="22"/>
-        </w:rPr>
-        <w:t xml:space="preserve">WHO, FAO regional</w:t>
+        <w:t xml:space="preserve">Francophone heads-of-state digital council</w:t>
+      </w:r>
+    </w:p>
+    <w:p>
+      <w:pPr>
+        <w:pStyle w:val="ListParagraph"/>
+        <w:numPr>
+          <w:ilvl w:val="0"/>
+          <w:numId w:val="2"/>
+        </w:numPr>
+        <w:spacing w:after="80" w:line="280"/>
+      </w:pPr>
+      <w:r>
+        <w:rPr>
+          <w:color w:val="1F2937"/>
+          <w:sz w:val="22"/>
+          <w:szCs w:val="22"/>
+        </w:rPr>
+        <w:t xml:space="preserve">ITU</w:t>
       </w:r>
     </w:p>
     <w:p>
@@ -5871,7 +5594,7 @@
           <w:sz w:val="30"/>
           <w:szCs w:val="30"/>
         </w:rPr>
-        <w:t xml:space="preserve">2041 — Capital Ecosystem</w:t>
+        <w:t xml:space="preserve">2041 — Burundi Vision 2040 Delivery</w:t>
       </w:r>
     </w:p>
     <w:p>
@@ -5894,7 +5617,7 @@
           <w:sz w:val="22"/>
           <w:szCs w:val="22"/>
         </w:rPr>
-        <w:t xml:space="preserve">65 Mds FBU ARR</w:t>
+        <w:t xml:space="preserve">55 Mds FBU ARR</w:t>
       </w:r>
     </w:p>
     <w:p>
@@ -5917,7 +5640,7 @@
           <w:sz w:val="22"/>
           <w:szCs w:val="22"/>
         </w:rPr>
-        <w:t xml:space="preserve">8,800 → 9,500</w:t>
+        <w:t xml:space="preserve">8,000 → 8,800</w:t>
       </w:r>
     </w:p>
     <w:p>
@@ -5951,43 +5674,43 @@
           <w:sz w:val="22"/>
           <w:szCs w:val="22"/>
         </w:rPr>
-        <w:t xml:space="preserve">SIGHT CAPITAL becomes the largest African-owned tech investor by deployed capital</w:t>
-      </w:r>
-    </w:p>
-    <w:p>
-      <w:pPr>
-        <w:pStyle w:val="ListParagraph"/>
-        <w:numPr>
-          <w:ilvl w:val="0"/>
-          <w:numId w:val="2"/>
-        </w:numPr>
-        <w:spacing w:after="80" w:line="280"/>
-      </w:pPr>
-      <w:r>
-        <w:rPr>
-          <w:color w:val="1F2937"/>
-          <w:sz w:val="22"/>
-          <w:szCs w:val="22"/>
-        </w:rPr>
-        <w:t xml:space="preserve">Launch SIGHT CAPITAL public infrastructure fund (5 Mds FBU)</w:t>
-      </w:r>
-    </w:p>
-    <w:p>
-      <w:pPr>
-        <w:pStyle w:val="ListParagraph"/>
-        <w:numPr>
-          <w:ilvl w:val="0"/>
-          <w:numId w:val="2"/>
-        </w:numPr>
-        <w:spacing w:after="80" w:line="280"/>
-      </w:pPr>
-      <w:r>
-        <w:rPr>
-          <w:color w:val="1F2937"/>
-          <w:sz w:val="22"/>
-          <w:szCs w:val="22"/>
-        </w:rPr>
-        <w:t xml:space="preserve">M&amp;A engine completes 4–6 deals/year</w:t>
+        <w:t xml:space="preserve">Deliver Burundi Vision 2040 digital backbone in production</w:t>
+      </w:r>
+    </w:p>
+    <w:p>
+      <w:pPr>
+        <w:pStyle w:val="ListParagraph"/>
+        <w:numPr>
+          <w:ilvl w:val="0"/>
+          <w:numId w:val="2"/>
+        </w:numPr>
+        <w:spacing w:after="80" w:line="280"/>
+      </w:pPr>
+      <w:r>
+        <w:rPr>
+          <w:color w:val="1F2937"/>
+          <w:sz w:val="22"/>
+          <w:szCs w:val="22"/>
+        </w:rPr>
+        <w:t xml:space="preserve">60M end-users; 3M merchants across the group</w:t>
+      </w:r>
+    </w:p>
+    <w:p>
+      <w:pPr>
+        <w:pStyle w:val="ListParagraph"/>
+        <w:numPr>
+          <w:ilvl w:val="0"/>
+          <w:numId w:val="2"/>
+        </w:numPr>
+        <w:spacing w:after="80" w:line="280"/>
+      </w:pPr>
+      <w:r>
+        <w:rPr>
+          <w:color w:val="1F2937"/>
+          <w:sz w:val="22"/>
+          <w:szCs w:val="22"/>
+        </w:rPr>
+        <w:t xml:space="preserve">Spin out SIGHT HEALTH and SIGHT AGRI as independent listed subsidiaries</w:t>
       </w:r>
     </w:p>
     <w:p>
@@ -6021,43 +5744,43 @@
           <w:sz w:val="22"/>
           <w:szCs w:val="22"/>
         </w:rPr>
-        <w:t xml:space="preserve">Public infra fund I</w:t>
-      </w:r>
-    </w:p>
-    <w:p>
-      <w:pPr>
-        <w:pStyle w:val="ListParagraph"/>
-        <w:numPr>
-          <w:ilvl w:val="0"/>
-          <w:numId w:val="2"/>
-        </w:numPr>
-        <w:spacing w:after="80" w:line="280"/>
-      </w:pPr>
-      <w:r>
-        <w:rPr>
-          <w:color w:val="1F2937"/>
-          <w:sz w:val="22"/>
-          <w:szCs w:val="22"/>
-        </w:rPr>
-        <w:t xml:space="preserve">Group M&amp;A playbook v2</w:t>
-      </w:r>
-    </w:p>
-    <w:p>
-      <w:pPr>
-        <w:pStyle w:val="ListParagraph"/>
-        <w:numPr>
-          <w:ilvl w:val="0"/>
-          <w:numId w:val="2"/>
-        </w:numPr>
-        <w:spacing w:after="80" w:line="280"/>
-      </w:pPr>
-      <w:r>
-        <w:rPr>
-          <w:color w:val="1F2937"/>
-          <w:sz w:val="22"/>
-          <w:szCs w:val="22"/>
-        </w:rPr>
-        <w:t xml:space="preserve">Founder-in-residence program</w:t>
+        <w:t xml:space="preserve">BI 2040 backbone v1</w:t>
+      </w:r>
+    </w:p>
+    <w:p>
+      <w:pPr>
+        <w:pStyle w:val="ListParagraph"/>
+        <w:numPr>
+          <w:ilvl w:val="0"/>
+          <w:numId w:val="2"/>
+        </w:numPr>
+        <w:spacing w:after="80" w:line="280"/>
+      </w:pPr>
+      <w:r>
+        <w:rPr>
+          <w:color w:val="1F2937"/>
+          <w:sz w:val="22"/>
+          <w:szCs w:val="22"/>
+        </w:rPr>
+        <w:t xml:space="preserve">SIGHT HEALTH listing</w:t>
+      </w:r>
+    </w:p>
+    <w:p>
+      <w:pPr>
+        <w:pStyle w:val="ListParagraph"/>
+        <w:numPr>
+          <w:ilvl w:val="0"/>
+          <w:numId w:val="2"/>
+        </w:numPr>
+        <w:spacing w:after="80" w:line="280"/>
+      </w:pPr>
+      <w:r>
+        <w:rPr>
+          <w:color w:val="1F2937"/>
+          <w:sz w:val="22"/>
+          <w:szCs w:val="22"/>
+        </w:rPr>
+        <w:t xml:space="preserve">SIGHT AGRI listing</w:t>
       </w:r>
     </w:p>
     <w:p>
@@ -6091,25 +5814,25 @@
           <w:sz w:val="22"/>
           <w:szCs w:val="22"/>
         </w:rPr>
-        <w:t xml:space="preserve">Group treasury operations center</w:t>
-      </w:r>
-    </w:p>
-    <w:p>
-      <w:pPr>
-        <w:pStyle w:val="ListParagraph"/>
-        <w:numPr>
-          <w:ilvl w:val="0"/>
-          <w:numId w:val="2"/>
-        </w:numPr>
-        <w:spacing w:after="80" w:line="280"/>
-      </w:pPr>
-      <w:r>
-        <w:rPr>
-          <w:color w:val="1F2937"/>
-          <w:sz w:val="22"/>
-          <w:szCs w:val="22"/>
-        </w:rPr>
-        <w:t xml:space="preserve">Continental compliance hub</w:t>
+        <w:t xml:space="preserve">National multi-region redundancy</w:t>
+      </w:r>
+    </w:p>
+    <w:p>
+      <w:pPr>
+        <w:pStyle w:val="ListParagraph"/>
+        <w:numPr>
+          <w:ilvl w:val="0"/>
+          <w:numId w:val="2"/>
+        </w:numPr>
+        <w:spacing w:after="80" w:line="280"/>
+      </w:pPr>
+      <w:r>
+        <w:rPr>
+          <w:color w:val="1F2937"/>
+          <w:sz w:val="22"/>
+          <w:szCs w:val="22"/>
+        </w:rPr>
+        <w:t xml:space="preserve">Health &amp; agri data lakes</w:t>
       </w:r>
     </w:p>
     <w:p>
@@ -6143,25 +5866,25 @@
           <w:sz w:val="22"/>
           <w:szCs w:val="22"/>
         </w:rPr>
-        <w:t xml:space="preserve">Sovereign wealth funds (GCC, ZA)</w:t>
-      </w:r>
-    </w:p>
-    <w:p>
-      <w:pPr>
-        <w:pStyle w:val="ListParagraph"/>
-        <w:numPr>
-          <w:ilvl w:val="0"/>
-          <w:numId w:val="2"/>
-        </w:numPr>
-        <w:spacing w:after="80" w:line="280"/>
-      </w:pPr>
-      <w:r>
-        <w:rPr>
-          <w:color w:val="1F2937"/>
-          <w:sz w:val="22"/>
-          <w:szCs w:val="22"/>
-        </w:rPr>
-        <w:t xml:space="preserve">Global DFIs as anchor LPs</w:t>
+        <w:t xml:space="preserve">Government of Burundi</w:t>
+      </w:r>
+    </w:p>
+    <w:p>
+      <w:pPr>
+        <w:pStyle w:val="ListParagraph"/>
+        <w:numPr>
+          <w:ilvl w:val="0"/>
+          <w:numId w:val="2"/>
+        </w:numPr>
+        <w:spacing w:after="80" w:line="280"/>
+      </w:pPr>
+      <w:r>
+        <w:rPr>
+          <w:color w:val="1F2937"/>
+          <w:sz w:val="22"/>
+          <w:szCs w:val="22"/>
+        </w:rPr>
+        <w:t xml:space="preserve">WHO, FAO regional</w:t>
       </w:r>
     </w:p>
     <w:p>
@@ -6178,7 +5901,7 @@
           <w:sz w:val="30"/>
           <w:szCs w:val="30"/>
         </w:rPr>
-        <w:t xml:space="preserve">2042 — Compute Sovereignty</w:t>
+        <w:t xml:space="preserve">2042 — Capital Ecosystem</w:t>
       </w:r>
     </w:p>
     <w:p>
@@ -6201,7 +5924,7 @@
           <w:sz w:val="22"/>
           <w:szCs w:val="22"/>
         </w:rPr>
-        <w:t xml:space="preserve">75 Mds FBU ARR</w:t>
+        <w:t xml:space="preserve">65 Mds FBU ARR</w:t>
       </w:r>
     </w:p>
     <w:p>
@@ -6224,7 +5947,7 @@
           <w:sz w:val="22"/>
           <w:szCs w:val="22"/>
         </w:rPr>
-        <w:t xml:space="preserve">9,500 → 10,500</w:t>
+        <w:t xml:space="preserve">8,800 → 9,500</w:t>
       </w:r>
     </w:p>
     <w:p>
@@ -6258,43 +5981,43 @@
           <w:sz w:val="22"/>
           <w:szCs w:val="22"/>
         </w:rPr>
-        <w:t xml:space="preserve">African-owned GPU fleet crosses 25,000 high-end accelerators</w:t>
-      </w:r>
-    </w:p>
-    <w:p>
-      <w:pPr>
-        <w:pStyle w:val="ListParagraph"/>
-        <w:numPr>
-          <w:ilvl w:val="0"/>
-          <w:numId w:val="2"/>
-        </w:numPr>
-        <w:spacing w:after="80" w:line="280"/>
-      </w:pPr>
-      <w:r>
-        <w:rPr>
-          <w:color w:val="1F2937"/>
-          <w:sz w:val="22"/>
-          <w:szCs w:val="22"/>
-        </w:rPr>
-        <w:t xml:space="preserve">Foundation models trained end-to-end on SIGHT COMPUTE</w:t>
-      </w:r>
-    </w:p>
-    <w:p>
-      <w:pPr>
-        <w:pStyle w:val="ListParagraph"/>
-        <w:numPr>
-          <w:ilvl w:val="0"/>
-          <w:numId w:val="2"/>
-        </w:numPr>
-        <w:spacing w:after="80" w:line="280"/>
-      </w:pPr>
-      <w:r>
-        <w:rPr>
-          <w:color w:val="1F2937"/>
-          <w:sz w:val="22"/>
-          <w:szCs w:val="22"/>
-        </w:rPr>
-        <w:t xml:space="preserve">Carrier-neutral fiber across 5 corridors</w:t>
+        <w:t xml:space="preserve">SIGHT CAPITAL becomes the largest African-owned tech investor by deployed capital</w:t>
+      </w:r>
+    </w:p>
+    <w:p>
+      <w:pPr>
+        <w:pStyle w:val="ListParagraph"/>
+        <w:numPr>
+          <w:ilvl w:val="0"/>
+          <w:numId w:val="2"/>
+        </w:numPr>
+        <w:spacing w:after="80" w:line="280"/>
+      </w:pPr>
+      <w:r>
+        <w:rPr>
+          <w:color w:val="1F2937"/>
+          <w:sz w:val="22"/>
+          <w:szCs w:val="22"/>
+        </w:rPr>
+        <w:t xml:space="preserve">Launch SIGHT CAPITAL public infrastructure fund (5 Mds FBU)</w:t>
+      </w:r>
+    </w:p>
+    <w:p>
+      <w:pPr>
+        <w:pStyle w:val="ListParagraph"/>
+        <w:numPr>
+          <w:ilvl w:val="0"/>
+          <w:numId w:val="2"/>
+        </w:numPr>
+        <w:spacing w:after="80" w:line="280"/>
+      </w:pPr>
+      <w:r>
+        <w:rPr>
+          <w:color w:val="1F2937"/>
+          <w:sz w:val="22"/>
+          <w:szCs w:val="22"/>
+        </w:rPr>
+        <w:t xml:space="preserve">M&amp;A engine completes 4–6 deals/year</w:t>
       </w:r>
     </w:p>
     <w:p>
@@ -6328,43 +6051,43 @@
           <w:sz w:val="22"/>
           <w:szCs w:val="22"/>
         </w:rPr>
-        <w:t xml:space="preserve">SIGHT COMPUTE v3</w:t>
-      </w:r>
-    </w:p>
-    <w:p>
-      <w:pPr>
-        <w:pStyle w:val="ListParagraph"/>
-        <w:numPr>
-          <w:ilvl w:val="0"/>
-          <w:numId w:val="2"/>
-        </w:numPr>
-        <w:spacing w:after="80" w:line="280"/>
-      </w:pPr>
-      <w:r>
-        <w:rPr>
-          <w:color w:val="1F2937"/>
-          <w:sz w:val="22"/>
-          <w:szCs w:val="22"/>
-        </w:rPr>
-        <w:t xml:space="preserve">African foundation model family</w:t>
-      </w:r>
-    </w:p>
-    <w:p>
-      <w:pPr>
-        <w:pStyle w:val="ListParagraph"/>
-        <w:numPr>
-          <w:ilvl w:val="0"/>
-          <w:numId w:val="2"/>
-        </w:numPr>
-        <w:spacing w:after="80" w:line="280"/>
-      </w:pPr>
-      <w:r>
-        <w:rPr>
-          <w:color w:val="1F2937"/>
-          <w:sz w:val="22"/>
-          <w:szCs w:val="22"/>
-        </w:rPr>
-        <w:t xml:space="preserve">Fiber corridor program</w:t>
+        <w:t xml:space="preserve">Public infra fund I</w:t>
+      </w:r>
+    </w:p>
+    <w:p>
+      <w:pPr>
+        <w:pStyle w:val="ListParagraph"/>
+        <w:numPr>
+          <w:ilvl w:val="0"/>
+          <w:numId w:val="2"/>
+        </w:numPr>
+        <w:spacing w:after="80" w:line="280"/>
+      </w:pPr>
+      <w:r>
+        <w:rPr>
+          <w:color w:val="1F2937"/>
+          <w:sz w:val="22"/>
+          <w:szCs w:val="22"/>
+        </w:rPr>
+        <w:t xml:space="preserve">Group M&amp;A playbook v2</w:t>
+      </w:r>
+    </w:p>
+    <w:p>
+      <w:pPr>
+        <w:pStyle w:val="ListParagraph"/>
+        <w:numPr>
+          <w:ilvl w:val="0"/>
+          <w:numId w:val="2"/>
+        </w:numPr>
+        <w:spacing w:after="80" w:line="280"/>
+      </w:pPr>
+      <w:r>
+        <w:rPr>
+          <w:color w:val="1F2937"/>
+          <w:sz w:val="22"/>
+          <w:szCs w:val="22"/>
+        </w:rPr>
+        <w:t xml:space="preserve">Founder-in-residence program</w:t>
       </w:r>
     </w:p>
     <w:p>
@@ -6398,25 +6121,25 @@
           <w:sz w:val="22"/>
           <w:szCs w:val="22"/>
         </w:rPr>
-        <w:t xml:space="preserve">Seventh data center (carrier hotel)</w:t>
-      </w:r>
-    </w:p>
-    <w:p>
-      <w:pPr>
-        <w:pStyle w:val="ListParagraph"/>
-        <w:numPr>
-          <w:ilvl w:val="0"/>
-          <w:numId w:val="2"/>
-        </w:numPr>
-        <w:spacing w:after="80" w:line="280"/>
-      </w:pPr>
-      <w:r>
-        <w:rPr>
-          <w:color w:val="1F2937"/>
-          <w:sz w:val="22"/>
-          <w:szCs w:val="22"/>
-        </w:rPr>
-        <w:t xml:space="preserve">Subsea cable landing partnerships</w:t>
+        <w:t xml:space="preserve">Group treasury operations center</w:t>
+      </w:r>
+    </w:p>
+    <w:p>
+      <w:pPr>
+        <w:pStyle w:val="ListParagraph"/>
+        <w:numPr>
+          <w:ilvl w:val="0"/>
+          <w:numId w:val="2"/>
+        </w:numPr>
+        <w:spacing w:after="80" w:line="280"/>
+      </w:pPr>
+      <w:r>
+        <w:rPr>
+          <w:color w:val="1F2937"/>
+          <w:sz w:val="22"/>
+          <w:szCs w:val="22"/>
+        </w:rPr>
+        <w:t xml:space="preserve">Continental compliance hub</w:t>
       </w:r>
     </w:p>
     <w:p>
@@ -6450,25 +6173,25 @@
           <w:sz w:val="22"/>
           <w:szCs w:val="22"/>
         </w:rPr>
-        <w:t xml:space="preserve">NVIDIA / AMD strategic</w:t>
-      </w:r>
-    </w:p>
-    <w:p>
-      <w:pPr>
-        <w:pStyle w:val="ListParagraph"/>
-        <w:numPr>
-          <w:ilvl w:val="0"/>
-          <w:numId w:val="2"/>
-        </w:numPr>
-        <w:spacing w:after="80" w:line="280"/>
-      </w:pPr>
-      <w:r>
-        <w:rPr>
-          <w:color w:val="1F2937"/>
-          <w:sz w:val="22"/>
-          <w:szCs w:val="22"/>
-        </w:rPr>
-        <w:t xml:space="preserve">African research alliance</w:t>
+        <w:t xml:space="preserve">Sovereign wealth funds (GCC, ZA)</w:t>
+      </w:r>
+    </w:p>
+    <w:p>
+      <w:pPr>
+        <w:pStyle w:val="ListParagraph"/>
+        <w:numPr>
+          <w:ilvl w:val="0"/>
+          <w:numId w:val="2"/>
+        </w:numPr>
+        <w:spacing w:after="80" w:line="280"/>
+      </w:pPr>
+      <w:r>
+        <w:rPr>
+          <w:color w:val="1F2937"/>
+          <w:sz w:val="22"/>
+          <w:szCs w:val="22"/>
+        </w:rPr>
+        <w:t xml:space="preserve">Global DFIs as anchor LPs</w:t>
       </w:r>
     </w:p>
     <w:p>
@@ -6485,7 +6208,7 @@
           <w:sz w:val="30"/>
           <w:szCs w:val="30"/>
         </w:rPr>
-        <w:t xml:space="preserve">2043 — Standards &amp; Influence</w:t>
+        <w:t xml:space="preserve">2043 — Compute Sovereignty</w:t>
       </w:r>
     </w:p>
     <w:p>
@@ -6508,7 +6231,7 @@
           <w:sz w:val="22"/>
           <w:szCs w:val="22"/>
         </w:rPr>
-        <w:t xml:space="preserve">85 Mds FBU ARR</w:t>
+        <w:t xml:space="preserve">75 Mds FBU ARR</w:t>
       </w:r>
     </w:p>
     <w:p>
@@ -6531,7 +6254,7 @@
           <w:sz w:val="22"/>
           <w:szCs w:val="22"/>
         </w:rPr>
-        <w:t xml:space="preserve">10,500 → 11,500</w:t>
+        <w:t xml:space="preserve">9,500 → 10,500</w:t>
       </w:r>
     </w:p>
     <w:p>
@@ -6565,43 +6288,43 @@
           <w:sz w:val="22"/>
           <w:szCs w:val="22"/>
         </w:rPr>
-        <w:t xml:space="preserve">Lead drafting of pan-African digital infrastructure standards</w:t>
-      </w:r>
-    </w:p>
-    <w:p>
-      <w:pPr>
-        <w:pStyle w:val="ListParagraph"/>
-        <w:numPr>
-          <w:ilvl w:val="0"/>
-          <w:numId w:val="2"/>
-        </w:numPr>
-        <w:spacing w:after="80" w:line="280"/>
-      </w:pPr>
-      <w:r>
-        <w:rPr>
-          <w:color w:val="1F2937"/>
-          <w:sz w:val="22"/>
-          <w:szCs w:val="22"/>
-        </w:rPr>
-        <w:t xml:space="preserve">SIGHT ID adopted as reusable identity layer in 6 countries</w:t>
-      </w:r>
-    </w:p>
-    <w:p>
-      <w:pPr>
-        <w:pStyle w:val="ListParagraph"/>
-        <w:numPr>
-          <w:ilvl w:val="0"/>
-          <w:numId w:val="2"/>
-        </w:numPr>
-        <w:spacing w:after="80" w:line="280"/>
-      </w:pPr>
-      <w:r>
-        <w:rPr>
-          <w:color w:val="1F2937"/>
-          <w:sz w:val="22"/>
-          <w:szCs w:val="22"/>
-        </w:rPr>
-        <w:t xml:space="preserve">Group becomes net exporter of African-built software</w:t>
+        <w:t xml:space="preserve">African-owned GPU fleet crosses 25,000 high-end accelerators</w:t>
+      </w:r>
+    </w:p>
+    <w:p>
+      <w:pPr>
+        <w:pStyle w:val="ListParagraph"/>
+        <w:numPr>
+          <w:ilvl w:val="0"/>
+          <w:numId w:val="2"/>
+        </w:numPr>
+        <w:spacing w:after="80" w:line="280"/>
+      </w:pPr>
+      <w:r>
+        <w:rPr>
+          <w:color w:val="1F2937"/>
+          <w:sz w:val="22"/>
+          <w:szCs w:val="22"/>
+        </w:rPr>
+        <w:t xml:space="preserve">Foundation models trained end-to-end on SIGHT COMPUTE</w:t>
+      </w:r>
+    </w:p>
+    <w:p>
+      <w:pPr>
+        <w:pStyle w:val="ListParagraph"/>
+        <w:numPr>
+          <w:ilvl w:val="0"/>
+          <w:numId w:val="2"/>
+        </w:numPr>
+        <w:spacing w:after="80" w:line="280"/>
+      </w:pPr>
+      <w:r>
+        <w:rPr>
+          <w:color w:val="1F2937"/>
+          <w:sz w:val="22"/>
+          <w:szCs w:val="22"/>
+        </w:rPr>
+        <w:t xml:space="preserve">Carrier-neutral fiber across 5 corridors</w:t>
       </w:r>
     </w:p>
     <w:p>
@@ -6635,43 +6358,43 @@
           <w:sz w:val="22"/>
           <w:szCs w:val="22"/>
         </w:rPr>
-        <w:t xml:space="preserve">Pan-African ID standard v1</w:t>
-      </w:r>
-    </w:p>
-    <w:p>
-      <w:pPr>
-        <w:pStyle w:val="ListParagraph"/>
-        <w:numPr>
-          <w:ilvl w:val="0"/>
-          <w:numId w:val="2"/>
-        </w:numPr>
-        <w:spacing w:after="80" w:line="280"/>
-      </w:pPr>
-      <w:r>
-        <w:rPr>
-          <w:color w:val="1F2937"/>
-          <w:sz w:val="22"/>
-          <w:szCs w:val="22"/>
-        </w:rPr>
-        <w:t xml:space="preserve">Open source contribution program</w:t>
-      </w:r>
-    </w:p>
-    <w:p>
-      <w:pPr>
-        <w:pStyle w:val="ListParagraph"/>
-        <w:numPr>
-          <w:ilvl w:val="0"/>
-          <w:numId w:val="2"/>
-        </w:numPr>
-        <w:spacing w:after="80" w:line="280"/>
-      </w:pPr>
-      <w:r>
-        <w:rPr>
-          <w:color w:val="1F2937"/>
-          <w:sz w:val="22"/>
-          <w:szCs w:val="22"/>
-        </w:rPr>
-        <w:t xml:space="preserve">Group developer summit</w:t>
+        <w:t xml:space="preserve">SIGHT COMPUTE v3</w:t>
+      </w:r>
+    </w:p>
+    <w:p>
+      <w:pPr>
+        <w:pStyle w:val="ListParagraph"/>
+        <w:numPr>
+          <w:ilvl w:val="0"/>
+          <w:numId w:val="2"/>
+        </w:numPr>
+        <w:spacing w:after="80" w:line="280"/>
+      </w:pPr>
+      <w:r>
+        <w:rPr>
+          <w:color w:val="1F2937"/>
+          <w:sz w:val="22"/>
+          <w:szCs w:val="22"/>
+        </w:rPr>
+        <w:t xml:space="preserve">African foundation model family</w:t>
+      </w:r>
+    </w:p>
+    <w:p>
+      <w:pPr>
+        <w:pStyle w:val="ListParagraph"/>
+        <w:numPr>
+          <w:ilvl w:val="0"/>
+          <w:numId w:val="2"/>
+        </w:numPr>
+        <w:spacing w:after="80" w:line="280"/>
+      </w:pPr>
+      <w:r>
+        <w:rPr>
+          <w:color w:val="1F2937"/>
+          <w:sz w:val="22"/>
+          <w:szCs w:val="22"/>
+        </w:rPr>
+        <w:t xml:space="preserve">Fiber corridor program</w:t>
       </w:r>
     </w:p>
     <w:p>
@@ -6705,25 +6428,25 @@
           <w:sz w:val="22"/>
           <w:szCs w:val="22"/>
         </w:rPr>
-        <w:t xml:space="preserve">Inter-country ID federation</w:t>
-      </w:r>
-    </w:p>
-    <w:p>
-      <w:pPr>
-        <w:pStyle w:val="ListParagraph"/>
-        <w:numPr>
-          <w:ilvl w:val="0"/>
-          <w:numId w:val="2"/>
-        </w:numPr>
-        <w:spacing w:after="80" w:line="280"/>
-      </w:pPr>
-      <w:r>
-        <w:rPr>
-          <w:color w:val="1F2937"/>
-          <w:sz w:val="22"/>
-          <w:szCs w:val="22"/>
-        </w:rPr>
-        <w:t xml:space="preserve">Public standards body seat</w:t>
+        <w:t xml:space="preserve">Seventh data center (carrier hotel)</w:t>
+      </w:r>
+    </w:p>
+    <w:p>
+      <w:pPr>
+        <w:pStyle w:val="ListParagraph"/>
+        <w:numPr>
+          <w:ilvl w:val="0"/>
+          <w:numId w:val="2"/>
+        </w:numPr>
+        <w:spacing w:after="80" w:line="280"/>
+      </w:pPr>
+      <w:r>
+        <w:rPr>
+          <w:color w:val="1F2937"/>
+          <w:sz w:val="22"/>
+          <w:szCs w:val="22"/>
+        </w:rPr>
+        <w:t xml:space="preserve">Subsea cable landing partnerships</w:t>
       </w:r>
     </w:p>
     <w:p>
@@ -6757,25 +6480,25 @@
           <w:sz w:val="22"/>
           <w:szCs w:val="22"/>
         </w:rPr>
-        <w:t xml:space="preserve">AU Commission</w:t>
-      </w:r>
-    </w:p>
-    <w:p>
-      <w:pPr>
-        <w:pStyle w:val="ListParagraph"/>
-        <w:numPr>
-          <w:ilvl w:val="0"/>
-          <w:numId w:val="2"/>
-        </w:numPr>
-        <w:spacing w:after="80" w:line="280"/>
-      </w:pPr>
-      <w:r>
-        <w:rPr>
-          <w:color w:val="1F2937"/>
-          <w:sz w:val="22"/>
-          <w:szCs w:val="22"/>
-        </w:rPr>
-        <w:t xml:space="preserve">Smart Africa Alliance</w:t>
+        <w:t xml:space="preserve">NVIDIA / AMD strategic</w:t>
+      </w:r>
+    </w:p>
+    <w:p>
+      <w:pPr>
+        <w:pStyle w:val="ListParagraph"/>
+        <w:numPr>
+          <w:ilvl w:val="0"/>
+          <w:numId w:val="2"/>
+        </w:numPr>
+        <w:spacing w:after="80" w:line="280"/>
+      </w:pPr>
+      <w:r>
+        <w:rPr>
+          <w:color w:val="1F2937"/>
+          <w:sz w:val="22"/>
+          <w:szCs w:val="22"/>
+        </w:rPr>
+        <w:t xml:space="preserve">African research alliance</w:t>
       </w:r>
     </w:p>
     <w:p>
@@ -6792,7 +6515,7 @@
           <w:sz w:val="30"/>
           <w:szCs w:val="30"/>
         </w:rPr>
-        <w:t xml:space="preserve">2044 — Generational Transition</w:t>
+        <w:t xml:space="preserve">2044 — Standards &amp; Influence</w:t>
       </w:r>
     </w:p>
     <w:p>
@@ -6815,7 +6538,7 @@
           <w:sz w:val="22"/>
           <w:szCs w:val="22"/>
         </w:rPr>
-        <w:t xml:space="preserve">95 Mds FBU ARR</w:t>
+        <w:t xml:space="preserve">85 Mds FBU ARR</w:t>
       </w:r>
     </w:p>
     <w:p>
@@ -6838,7 +6561,7 @@
           <w:sz w:val="22"/>
           <w:szCs w:val="22"/>
         </w:rPr>
-        <w:t xml:space="preserve">11,500 → 12,200</w:t>
+        <w:t xml:space="preserve">10,500 → 11,500</w:t>
       </w:r>
     </w:p>
     <w:p>
@@ -6872,43 +6595,43 @@
           <w:sz w:val="22"/>
           <w:szCs w:val="22"/>
         </w:rPr>
-        <w:t xml:space="preserve">Founder transition into chair role; second-generation CEO in place</w:t>
-      </w:r>
-    </w:p>
-    <w:p>
-      <w:pPr>
-        <w:pStyle w:val="ListParagraph"/>
-        <w:numPr>
-          <w:ilvl w:val="0"/>
-          <w:numId w:val="2"/>
-        </w:numPr>
-        <w:spacing w:after="80" w:line="280"/>
-      </w:pPr>
-      <w:r>
-        <w:rPr>
-          <w:color w:val="1F2937"/>
-          <w:sz w:val="22"/>
-          <w:szCs w:val="22"/>
-        </w:rPr>
-        <w:t xml:space="preserve">Long-duration capital structure finalized (sovereign + DFI anchors)</w:t>
-      </w:r>
-    </w:p>
-    <w:p>
-      <w:pPr>
-        <w:pStyle w:val="ListParagraph"/>
-        <w:numPr>
-          <w:ilvl w:val="0"/>
-          <w:numId w:val="2"/>
-        </w:numPr>
-        <w:spacing w:after="80" w:line="280"/>
-      </w:pPr>
-      <w:r>
-        <w:rPr>
-          <w:color w:val="1F2937"/>
-          <w:sz w:val="22"/>
-          <w:szCs w:val="22"/>
-        </w:rPr>
-        <w:t xml:space="preserve">Endowment funding 100% of SIGHT FOUNDATION operations</w:t>
+        <w:t xml:space="preserve">Lead drafting of pan-African digital infrastructure standards</w:t>
+      </w:r>
+    </w:p>
+    <w:p>
+      <w:pPr>
+        <w:pStyle w:val="ListParagraph"/>
+        <w:numPr>
+          <w:ilvl w:val="0"/>
+          <w:numId w:val="2"/>
+        </w:numPr>
+        <w:spacing w:after="80" w:line="280"/>
+      </w:pPr>
+      <w:r>
+        <w:rPr>
+          <w:color w:val="1F2937"/>
+          <w:sz w:val="22"/>
+          <w:szCs w:val="22"/>
+        </w:rPr>
+        <w:t xml:space="preserve">SIGHT ID adopted as reusable identity layer in 6 countries</w:t>
+      </w:r>
+    </w:p>
+    <w:p>
+      <w:pPr>
+        <w:pStyle w:val="ListParagraph"/>
+        <w:numPr>
+          <w:ilvl w:val="0"/>
+          <w:numId w:val="2"/>
+        </w:numPr>
+        <w:spacing w:after="80" w:line="280"/>
+      </w:pPr>
+      <w:r>
+        <w:rPr>
+          <w:color w:val="1F2937"/>
+          <w:sz w:val="22"/>
+          <w:szCs w:val="22"/>
+        </w:rPr>
+        <w:t xml:space="preserve">Group becomes net exporter of African-built software</w:t>
       </w:r>
     </w:p>
     <w:p>
@@ -6942,43 +6665,43 @@
           <w:sz w:val="22"/>
           <w:szCs w:val="22"/>
         </w:rPr>
-        <w:t xml:space="preserve">Governance v3</w:t>
-      </w:r>
-    </w:p>
-    <w:p>
-      <w:pPr>
-        <w:pStyle w:val="ListParagraph"/>
-        <w:numPr>
-          <w:ilvl w:val="0"/>
-          <w:numId w:val="2"/>
-        </w:numPr>
-        <w:spacing w:after="80" w:line="280"/>
-      </w:pPr>
-      <w:r>
-        <w:rPr>
-          <w:color w:val="1F2937"/>
-          <w:sz w:val="22"/>
-          <w:szCs w:val="22"/>
-        </w:rPr>
-        <w:t xml:space="preserve">Sovereign anchor partnership</w:t>
-      </w:r>
-    </w:p>
-    <w:p>
-      <w:pPr>
-        <w:pStyle w:val="ListParagraph"/>
-        <w:numPr>
-          <w:ilvl w:val="0"/>
-          <w:numId w:val="2"/>
-        </w:numPr>
-        <w:spacing w:after="80" w:line="280"/>
-      </w:pPr>
-      <w:r>
-        <w:rPr>
-          <w:color w:val="1F2937"/>
-          <w:sz w:val="22"/>
-          <w:szCs w:val="22"/>
-        </w:rPr>
-        <w:t xml:space="preserve">Foundation flagship programs</w:t>
+        <w:t xml:space="preserve">Pan-African ID standard v1</w:t>
+      </w:r>
+    </w:p>
+    <w:p>
+      <w:pPr>
+        <w:pStyle w:val="ListParagraph"/>
+        <w:numPr>
+          <w:ilvl w:val="0"/>
+          <w:numId w:val="2"/>
+        </w:numPr>
+        <w:spacing w:after="80" w:line="280"/>
+      </w:pPr>
+      <w:r>
+        <w:rPr>
+          <w:color w:val="1F2937"/>
+          <w:sz w:val="22"/>
+          <w:szCs w:val="22"/>
+        </w:rPr>
+        <w:t xml:space="preserve">Open source contribution program</w:t>
+      </w:r>
+    </w:p>
+    <w:p>
+      <w:pPr>
+        <w:pStyle w:val="ListParagraph"/>
+        <w:numPr>
+          <w:ilvl w:val="0"/>
+          <w:numId w:val="2"/>
+        </w:numPr>
+        <w:spacing w:after="80" w:line="280"/>
+      </w:pPr>
+      <w:r>
+        <w:rPr>
+          <w:color w:val="1F2937"/>
+          <w:sz w:val="22"/>
+          <w:szCs w:val="22"/>
+        </w:rPr>
+        <w:t xml:space="preserve">Group developer summit</w:t>
       </w:r>
     </w:p>
     <w:p>
@@ -7012,25 +6735,25 @@
           <w:sz w:val="22"/>
           <w:szCs w:val="22"/>
         </w:rPr>
-        <w:t xml:space="preserve">Independent group board operating model</w:t>
-      </w:r>
-    </w:p>
-    <w:p>
-      <w:pPr>
-        <w:pStyle w:val="ListParagraph"/>
-        <w:numPr>
-          <w:ilvl w:val="0"/>
-          <w:numId w:val="2"/>
-        </w:numPr>
-        <w:spacing w:after="80" w:line="280"/>
-      </w:pPr>
-      <w:r>
-        <w:rPr>
-          <w:color w:val="1F2937"/>
-          <w:sz w:val="22"/>
-          <w:szCs w:val="22"/>
-        </w:rPr>
-        <w:t xml:space="preserve">Succession-tested leadership bench</w:t>
+        <w:t xml:space="preserve">Inter-country ID federation</w:t>
+      </w:r>
+    </w:p>
+    <w:p>
+      <w:pPr>
+        <w:pStyle w:val="ListParagraph"/>
+        <w:numPr>
+          <w:ilvl w:val="0"/>
+          <w:numId w:val="2"/>
+        </w:numPr>
+        <w:spacing w:after="80" w:line="280"/>
+      </w:pPr>
+      <w:r>
+        <w:rPr>
+          <w:color w:val="1F2937"/>
+          <w:sz w:val="22"/>
+          <w:szCs w:val="22"/>
+        </w:rPr>
+        <w:t xml:space="preserve">Public standards body seat</w:t>
       </w:r>
     </w:p>
     <w:p>
@@ -7064,25 +6787,25 @@
           <w:sz w:val="22"/>
           <w:szCs w:val="22"/>
         </w:rPr>
-        <w:t xml:space="preserve">Regional sovereign funds</w:t>
-      </w:r>
-    </w:p>
-    <w:p>
-      <w:pPr>
-        <w:pStyle w:val="ListParagraph"/>
-        <w:numPr>
-          <w:ilvl w:val="0"/>
-          <w:numId w:val="2"/>
-        </w:numPr>
-        <w:spacing w:after="80" w:line="280"/>
-      </w:pPr>
-      <w:r>
-        <w:rPr>
-          <w:color w:val="1F2937"/>
-          <w:sz w:val="22"/>
-          <w:szCs w:val="22"/>
-        </w:rPr>
-        <w:t xml:space="preserve">Major university endowments</w:t>
+        <w:t xml:space="preserve">AU Commission</w:t>
+      </w:r>
+    </w:p>
+    <w:p>
+      <w:pPr>
+        <w:pStyle w:val="ListParagraph"/>
+        <w:numPr>
+          <w:ilvl w:val="0"/>
+          <w:numId w:val="2"/>
+        </w:numPr>
+        <w:spacing w:after="80" w:line="280"/>
+      </w:pPr>
+      <w:r>
+        <w:rPr>
+          <w:color w:val="1F2937"/>
+          <w:sz w:val="22"/>
+          <w:szCs w:val="22"/>
+        </w:rPr>
+        <w:t xml:space="preserve">Smart Africa Alliance</w:t>
       </w:r>
     </w:p>
     <w:p>
@@ -7099,7 +6822,314 @@
           <w:sz w:val="30"/>
           <w:szCs w:val="30"/>
         </w:rPr>
-        <w:t xml:space="preserve">2045 — Continental Infrastructure</w:t>
+        <w:t xml:space="preserve">2045 — Generational Transition</w:t>
+      </w:r>
+    </w:p>
+    <w:p>
+      <w:pPr>
+        <w:spacing w:after="60"/>
+      </w:pPr>
+      <w:r>
+        <w:rPr>
+          <w:b/>
+          <w:bCs/>
+          <w:color w:val="1F2937"/>
+          <w:sz w:val="22"/>
+          <w:szCs w:val="22"/>
+        </w:rPr>
+        <w:t xml:space="preserve">Revenue target: </w:t>
+      </w:r>
+      <w:r>
+        <w:rPr>
+          <w:color w:val="1F2937"/>
+          <w:sz w:val="22"/>
+          <w:szCs w:val="22"/>
+        </w:rPr>
+        <w:t xml:space="preserve">95 Mds FBU ARR</w:t>
+      </w:r>
+    </w:p>
+    <w:p>
+      <w:pPr>
+        <w:spacing w:after="60"/>
+      </w:pPr>
+      <w:r>
+        <w:rPr>
+          <w:b/>
+          <w:bCs/>
+          <w:color w:val="1F2937"/>
+          <w:sz w:val="22"/>
+          <w:szCs w:val="22"/>
+        </w:rPr>
+        <w:t xml:space="preserve">Team: </w:t>
+      </w:r>
+      <w:r>
+        <w:rPr>
+          <w:color w:val="1F2937"/>
+          <w:sz w:val="22"/>
+          <w:szCs w:val="22"/>
+        </w:rPr>
+        <w:t xml:space="preserve">11,500 → 12,200</w:t>
+      </w:r>
+    </w:p>
+    <w:p>
+      <w:pPr>
+        <w:pStyle w:val="Heading3"/>
+        <w:spacing w:after="120" w:before="240"/>
+      </w:pPr>
+      <w:r>
+        <w:rPr>
+          <w:b/>
+          <w:bCs/>
+          <w:color w:val="1F2937"/>
+          <w:sz w:val="24"/>
+          <w:szCs w:val="24"/>
+        </w:rPr>
+        <w:t xml:space="preserve">Priorities</w:t>
+      </w:r>
+    </w:p>
+    <w:p>
+      <w:pPr>
+        <w:pStyle w:val="ListParagraph"/>
+        <w:numPr>
+          <w:ilvl w:val="0"/>
+          <w:numId w:val="2"/>
+        </w:numPr>
+        <w:spacing w:after="80" w:line="280"/>
+      </w:pPr>
+      <w:r>
+        <w:rPr>
+          <w:color w:val="1F2937"/>
+          <w:sz w:val="22"/>
+          <w:szCs w:val="22"/>
+        </w:rPr>
+        <w:t xml:space="preserve">Founder transition into chair role; second-generation CEO in place</w:t>
+      </w:r>
+    </w:p>
+    <w:p>
+      <w:pPr>
+        <w:pStyle w:val="ListParagraph"/>
+        <w:numPr>
+          <w:ilvl w:val="0"/>
+          <w:numId w:val="2"/>
+        </w:numPr>
+        <w:spacing w:after="80" w:line="280"/>
+      </w:pPr>
+      <w:r>
+        <w:rPr>
+          <w:color w:val="1F2937"/>
+          <w:sz w:val="22"/>
+          <w:szCs w:val="22"/>
+        </w:rPr>
+        <w:t xml:space="preserve">Long-duration capital structure finalized (sovereign + DFI anchors)</w:t>
+      </w:r>
+    </w:p>
+    <w:p>
+      <w:pPr>
+        <w:pStyle w:val="ListParagraph"/>
+        <w:numPr>
+          <w:ilvl w:val="0"/>
+          <w:numId w:val="2"/>
+        </w:numPr>
+        <w:spacing w:after="80" w:line="280"/>
+      </w:pPr>
+      <w:r>
+        <w:rPr>
+          <w:color w:val="1F2937"/>
+          <w:sz w:val="22"/>
+          <w:szCs w:val="22"/>
+        </w:rPr>
+        <w:t xml:space="preserve">Endowment funding 100% of SIGHT FOUNDATION operations</w:t>
+      </w:r>
+    </w:p>
+    <w:p>
+      <w:pPr>
+        <w:pStyle w:val="Heading3"/>
+        <w:spacing w:after="120" w:before="240"/>
+      </w:pPr>
+      <w:r>
+        <w:rPr>
+          <w:b/>
+          <w:bCs/>
+          <w:color w:val="1F2937"/>
+          <w:sz w:val="24"/>
+          <w:szCs w:val="24"/>
+        </w:rPr>
+        <w:t xml:space="preserve">Key releases</w:t>
+      </w:r>
+    </w:p>
+    <w:p>
+      <w:pPr>
+        <w:pStyle w:val="ListParagraph"/>
+        <w:numPr>
+          <w:ilvl w:val="0"/>
+          <w:numId w:val="2"/>
+        </w:numPr>
+        <w:spacing w:after="80" w:line="280"/>
+      </w:pPr>
+      <w:r>
+        <w:rPr>
+          <w:color w:val="1F2937"/>
+          <w:sz w:val="22"/>
+          <w:szCs w:val="22"/>
+        </w:rPr>
+        <w:t xml:space="preserve">Governance v3</w:t>
+      </w:r>
+    </w:p>
+    <w:p>
+      <w:pPr>
+        <w:pStyle w:val="ListParagraph"/>
+        <w:numPr>
+          <w:ilvl w:val="0"/>
+          <w:numId w:val="2"/>
+        </w:numPr>
+        <w:spacing w:after="80" w:line="280"/>
+      </w:pPr>
+      <w:r>
+        <w:rPr>
+          <w:color w:val="1F2937"/>
+          <w:sz w:val="22"/>
+          <w:szCs w:val="22"/>
+        </w:rPr>
+        <w:t xml:space="preserve">Sovereign anchor partnership</w:t>
+      </w:r>
+    </w:p>
+    <w:p>
+      <w:pPr>
+        <w:pStyle w:val="ListParagraph"/>
+        <w:numPr>
+          <w:ilvl w:val="0"/>
+          <w:numId w:val="2"/>
+        </w:numPr>
+        <w:spacing w:after="80" w:line="280"/>
+      </w:pPr>
+      <w:r>
+        <w:rPr>
+          <w:color w:val="1F2937"/>
+          <w:sz w:val="22"/>
+          <w:szCs w:val="22"/>
+        </w:rPr>
+        <w:t xml:space="preserve">Foundation flagship programs</w:t>
+      </w:r>
+    </w:p>
+    <w:p>
+      <w:pPr>
+        <w:pStyle w:val="Heading3"/>
+        <w:spacing w:after="120" w:before="240"/>
+      </w:pPr>
+      <w:r>
+        <w:rPr>
+          <w:b/>
+          <w:bCs/>
+          <w:color w:val="1F2937"/>
+          <w:sz w:val="24"/>
+          <w:szCs w:val="24"/>
+        </w:rPr>
+        <w:t xml:space="preserve">Infrastructure</w:t>
+      </w:r>
+    </w:p>
+    <w:p>
+      <w:pPr>
+        <w:pStyle w:val="ListParagraph"/>
+        <w:numPr>
+          <w:ilvl w:val="0"/>
+          <w:numId w:val="2"/>
+        </w:numPr>
+        <w:spacing w:after="80" w:line="280"/>
+      </w:pPr>
+      <w:r>
+        <w:rPr>
+          <w:color w:val="1F2937"/>
+          <w:sz w:val="22"/>
+          <w:szCs w:val="22"/>
+        </w:rPr>
+        <w:t xml:space="preserve">Independent group board operating model</w:t>
+      </w:r>
+    </w:p>
+    <w:p>
+      <w:pPr>
+        <w:pStyle w:val="ListParagraph"/>
+        <w:numPr>
+          <w:ilvl w:val="0"/>
+          <w:numId w:val="2"/>
+        </w:numPr>
+        <w:spacing w:after="80" w:line="280"/>
+      </w:pPr>
+      <w:r>
+        <w:rPr>
+          <w:color w:val="1F2937"/>
+          <w:sz w:val="22"/>
+          <w:szCs w:val="22"/>
+        </w:rPr>
+        <w:t xml:space="preserve">Succession-tested leadership bench</w:t>
+      </w:r>
+    </w:p>
+    <w:p>
+      <w:pPr>
+        <w:pStyle w:val="Heading3"/>
+        <w:spacing w:after="120" w:before="240"/>
+      </w:pPr>
+      <w:r>
+        <w:rPr>
+          <w:b/>
+          <w:bCs/>
+          <w:color w:val="1F2937"/>
+          <w:sz w:val="24"/>
+          <w:szCs w:val="24"/>
+        </w:rPr>
+        <w:t xml:space="preserve">Partners</w:t>
+      </w:r>
+    </w:p>
+    <w:p>
+      <w:pPr>
+        <w:pStyle w:val="ListParagraph"/>
+        <w:numPr>
+          <w:ilvl w:val="0"/>
+          <w:numId w:val="2"/>
+        </w:numPr>
+        <w:spacing w:after="80" w:line="280"/>
+      </w:pPr>
+      <w:r>
+        <w:rPr>
+          <w:color w:val="1F2937"/>
+          <w:sz w:val="22"/>
+          <w:szCs w:val="22"/>
+        </w:rPr>
+        <w:t xml:space="preserve">Regional sovereign funds</w:t>
+      </w:r>
+    </w:p>
+    <w:p>
+      <w:pPr>
+        <w:pStyle w:val="ListParagraph"/>
+        <w:numPr>
+          <w:ilvl w:val="0"/>
+          <w:numId w:val="2"/>
+        </w:numPr>
+        <w:spacing w:after="80" w:line="280"/>
+      </w:pPr>
+      <w:r>
+        <w:rPr>
+          <w:color w:val="1F2937"/>
+          <w:sz w:val="22"/>
+          <w:szCs w:val="22"/>
+        </w:rPr>
+        <w:t xml:space="preserve">Major university endowments</w:t>
+      </w:r>
+    </w:p>
+    <w:p>
+      <w:pPr>
+        <w:pStyle w:val="Heading2"/>
+        <w:spacing w:after="160" w:before="360"/>
+      </w:pPr>
+      <w:r>
+        <w:rPr>
+          <w:rFonts w:ascii="Georgia" w:cs="Georgia" w:eastAsia="Georgia" w:hAnsi="Georgia"/>
+          <w:b/>
+          <w:bCs/>
+          <w:color w:val="0E7C7B"/>
+          <w:sz w:val="30"/>
+          <w:szCs w:val="30"/>
+        </w:rPr>
+        <w:t xml:space="preserve">2046 — Continental Infrastructure</w:t>
       </w:r>
     </w:p>
     <w:p>
@@ -17829,7 +17859,7 @@
           <w:sz w:val="24"/>
           <w:szCs w:val="24"/>
         </w:rPr>
-        <w:t xml:space="preserve">SIGHT CLOUD — Sovereign cloud (born 2028)</w:t>
+        <w:t xml:space="preserve">SIGHT CLOUD — Sovereign cloud (born 2029)</w:t>
       </w:r>
     </w:p>
     <w:p>
@@ -17858,7 +17888,7 @@
           <w:sz w:val="24"/>
           <w:szCs w:val="24"/>
         </w:rPr>
-        <w:t xml:space="preserve">SIGHT ID — Digital identity (born 2027)</w:t>
+        <w:t xml:space="preserve">SIGHT ID — Digital identity (born 2028)</w:t>
       </w:r>
     </w:p>
     <w:p>
@@ -17887,7 +17917,7 @@
           <w:sz w:val="24"/>
           <w:szCs w:val="24"/>
         </w:rPr>
-        <w:t xml:space="preserve">SIGHT PAY — Regional payment network (born 2028)</w:t>
+        <w:t xml:space="preserve">SIGHT PAY — Regional payment network (born 2029)</w:t>
       </w:r>
     </w:p>
     <w:p>
@@ -17916,7 +17946,7 @@
           <w:sz w:val="24"/>
           <w:szCs w:val="24"/>
         </w:rPr>
-        <w:t xml:space="preserve">SIGHT LABS — Applied R&amp;D (born 2029)</w:t>
+        <w:t xml:space="preserve">SIGHT LABS — Applied R&amp;D (born 2030)</w:t>
       </w:r>
     </w:p>
     <w:p>
@@ -17945,7 +17975,7 @@
           <w:sz w:val="24"/>
           <w:szCs w:val="24"/>
         </w:rPr>
-        <w:t xml:space="preserve">SIGHT CAPITAL — Venture arm + fund (born 2029)</w:t>
+        <w:t xml:space="preserve">SIGHT CAPITAL — Venture arm + fund (born 2030)</w:t>
       </w:r>
     </w:p>
     <w:p>
@@ -17974,7 +18004,7 @@
           <w:sz w:val="24"/>
           <w:szCs w:val="24"/>
         </w:rPr>
-        <w:t xml:space="preserve">SIGHT ACADEMY — Talent institution (born 2028)</w:t>
+        <w:t xml:space="preserve">SIGHT ACADEMY — Talent institution (born 2029)</w:t>
       </w:r>
     </w:p>
     <w:p>
@@ -18003,7 +18033,7 @@
           <w:sz w:val="24"/>
           <w:szCs w:val="24"/>
         </w:rPr>
-        <w:t xml:space="preserve">SIGHT DATA — Data &amp; analytics infra (born 2031)</w:t>
+        <w:t xml:space="preserve">SIGHT DATA — Data &amp; analytics infra (born 2032)</w:t>
       </w:r>
     </w:p>
     <w:p>
@@ -18032,7 +18062,7 @@
           <w:sz w:val="24"/>
           <w:szCs w:val="24"/>
         </w:rPr>
-        <w:t xml:space="preserve">SIGHT SECURITY — Cybersecurity infra &amp; SOC (born 2030)</w:t>
+        <w:t xml:space="preserve">SIGHT SECURITY — Cybersecurity infra &amp; SOC (born 2031)</w:t>
       </w:r>
     </w:p>
     <w:p>
@@ -18061,7 +18091,7 @@
           <w:sz w:val="24"/>
           <w:szCs w:val="24"/>
         </w:rPr>
-        <w:t xml:space="preserve">SIGHT MARKET — Digital commerce rails (born 2032)</w:t>
+        <w:t xml:space="preserve">SIGHT MARKET — Digital commerce rails (born 2033)</w:t>
       </w:r>
     </w:p>
     <w:p>
@@ -18090,7 +18120,7 @@
           <w:sz w:val="24"/>
           <w:szCs w:val="24"/>
         </w:rPr>
-        <w:t xml:space="preserve">SIGHT COMPUTE — African GPU cloud (born 2033)</w:t>
+        <w:t xml:space="preserve">SIGHT COMPUTE — African GPU cloud (born 2034)</w:t>
       </w:r>
     </w:p>
     <w:p>
@@ -18119,7 +18149,7 @@
           <w:sz w:val="24"/>
           <w:szCs w:val="24"/>
         </w:rPr>
-        <w:t xml:space="preserve">SIGHT GOV — Government services platform (born 2030)</w:t>
+        <w:t xml:space="preserve">SIGHT GOV — Government services platform (born 2031)</w:t>
       </w:r>
     </w:p>
     <w:p>
@@ -18148,7 +18178,7 @@
           <w:sz w:val="24"/>
           <w:szCs w:val="24"/>
         </w:rPr>
-        <w:t xml:space="preserve">SIGHT HEALTH — Health-data infrastructure (born 2032)</w:t>
+        <w:t xml:space="preserve">SIGHT HEALTH — Health-data infrastructure (born 2033)</w:t>
       </w:r>
     </w:p>
     <w:p>
@@ -18177,7 +18207,7 @@
           <w:sz w:val="24"/>
           <w:szCs w:val="24"/>
         </w:rPr>
-        <w:t xml:space="preserve">SIGHT AGRI — Agricultural data &amp; finance (born 2033)</w:t>
+        <w:t xml:space="preserve">SIGHT AGRI — Agricultural data &amp; finance (born 2034)</w:t>
       </w:r>
     </w:p>
     <w:p>
@@ -18206,7 +18236,7 @@
           <w:sz w:val="24"/>
           <w:szCs w:val="24"/>
         </w:rPr>
-        <w:t xml:space="preserve">SIGHT MEDIA — Media holding (AFJ + adjacencies) (born 2030)</w:t>
+        <w:t xml:space="preserve">SIGHT MEDIA — Media holding (AFJ + adjacencies) (born 2031)</w:t>
       </w:r>
     </w:p>
     <w:p>
@@ -18235,7 +18265,7 @@
           <w:sz w:val="24"/>
           <w:szCs w:val="24"/>
         </w:rPr>
-        <w:t xml:space="preserve">SIGHT FOUNDATION — Public-interest arm (born 2029)</w:t>
+        <w:t xml:space="preserve">SIGHT FOUNDATION — Public-interest arm (born 2030)</w:t>
       </w:r>
     </w:p>
     <w:p>
@@ -18809,7 +18839,7 @@
           <w:sz w:val="30"/>
           <w:szCs w:val="30"/>
         </w:rPr>
-        <w:t xml:space="preserve">Foundation (2026)</w:t>
+        <w:t xml:space="preserve">Foundation (2027)</w:t>
       </w:r>
     </w:p>
     <w:p>
@@ -19180,7 +19210,7 @@
           <w:sz w:val="30"/>
           <w:szCs w:val="30"/>
         </w:rPr>
-        <w:t xml:space="preserve">Validation (2027)</w:t>
+        <w:t xml:space="preserve">Validation (2028)</w:t>
       </w:r>
     </w:p>
     <w:p>
@@ -19551,7 +19581,7 @@
           <w:sz w:val="30"/>
           <w:szCs w:val="30"/>
         </w:rPr>
-        <w:t xml:space="preserve">Growth (2028–2029)</w:t>
+        <w:t xml:space="preserve">Growth (2029–2030)</w:t>
       </w:r>
     </w:p>
     <w:p>
@@ -19940,7 +19970,7 @@
           <w:sz w:val="30"/>
           <w:szCs w:val="30"/>
         </w:rPr>
-        <w:t xml:space="preserve">Regional Expansion (2030–2032)</w:t>
+        <w:t xml:space="preserve">Regional Expansion (2031–2033)</w:t>
       </w:r>
     </w:p>
     <w:p>
@@ -20347,7 +20377,7 @@
           <w:sz w:val="30"/>
           <w:szCs w:val="30"/>
         </w:rPr>
-        <w:t xml:space="preserve">Infrastructure Leadership (2033–2035)</w:t>
+        <w:t xml:space="preserve">Infrastructure Leadership (2034–2036)</w:t>
       </w:r>
     </w:p>
     <w:p>

--- a/public/sight-africa-blueprint.docx
+++ b/public/sight-africa-blueprint.docx
@@ -17859,7 +17859,7 @@
           <w:sz w:val="24"/>
           <w:szCs w:val="24"/>
         </w:rPr>
-        <w:t xml:space="preserve">SIGHT CLOUD — Sovereign cloud (born 2029)</w:t>
+        <w:t xml:space="preserve">SIGHT ID — Digital identity (born 2027)</w:t>
       </w:r>
     </w:p>
     <w:p>
@@ -17872,7 +17872,7 @@
           <w:sz w:val="22"/>
           <w:szCs w:val="22"/>
         </w:rPr>
-        <w:t xml:space="preserve">Local data residency for governments and regulated industries. Hard requirement for digital sovereignty.</w:t>
+        <w:t xml:space="preserve">First dependency of everything else: reusable KYC and authentication across group products + third parties — the trust layer.</w:t>
       </w:r>
     </w:p>
     <w:p>
@@ -17888,7 +17888,7 @@
           <w:sz w:val="24"/>
           <w:szCs w:val="24"/>
         </w:rPr>
-        <w:t xml:space="preserve">SIGHT ID — Digital identity (born 2028)</w:t>
+        <w:t xml:space="preserve">SIGHT PAY — Regional payment network (born 2027)</w:t>
       </w:r>
     </w:p>
     <w:p>
@@ -17901,7 +17901,7 @@
           <w:sz w:val="22"/>
           <w:szCs w:val="22"/>
         </w:rPr>
-        <w:t xml:space="preserve">Reusable KYC and authentication across group products + third parties — the trust layer for everything else.</w:t>
+        <w:t xml:space="preserve">Acquiring + cross-border rails connecting MNOs, banks and BTC liquidity. Monetises the existing My Satoshis base immediately.</w:t>
       </w:r>
     </w:p>
     <w:p>
@@ -17917,7 +17917,7 @@
           <w:sz w:val="24"/>
           <w:szCs w:val="24"/>
         </w:rPr>
-        <w:t xml:space="preserve">SIGHT PAY — Regional payment network (born 2029)</w:t>
+        <w:t xml:space="preserve">SIGHT ACADEMY — Talent institution (born 2027)</w:t>
       </w:r>
     </w:p>
     <w:p>
@@ -17930,7 +17930,7 @@
           <w:sz w:val="22"/>
           <w:szCs w:val="22"/>
         </w:rPr>
-        <w:t xml:space="preserve">Acquiring + cross-border rails connecting MNOs, banks and BTC liquidity.</w:t>
+        <w:t xml:space="preserve">Nothing scales without engineers and operators. Formalises LEARN BTC into the group's hiring pipeline from year one.</w:t>
       </w:r>
     </w:p>
     <w:p>
@@ -17946,7 +17946,7 @@
           <w:sz w:val="24"/>
           <w:szCs w:val="24"/>
         </w:rPr>
-        <w:t xml:space="preserve">SIGHT LABS — Applied R&amp;D (born 2030)</w:t>
+        <w:t xml:space="preserve">SIGHT SECURITY — Cybersecurity infra &amp; SOC (born 2028)</w:t>
       </w:r>
     </w:p>
     <w:p>
@@ -17959,7 +17959,7 @@
           <w:sz w:val="22"/>
           <w:szCs w:val="22"/>
         </w:rPr>
-        <w:t xml:space="preserve">Cryptography, AI, hardware, civic tech — translates research to product.</w:t>
+        <w:t xml:space="preserve">Payments and identity cannot run unprotected. Becomes a managed service sold to banks and public bodies.</w:t>
       </w:r>
     </w:p>
     <w:p>
@@ -17975,7 +17975,7 @@
           <w:sz w:val="24"/>
           <w:szCs w:val="24"/>
         </w:rPr>
-        <w:t xml:space="preserve">SIGHT CAPITAL — Venture arm + fund (born 2030)</w:t>
+        <w:t xml:space="preserve">SIGHT DATA — Data &amp; analytics infra (born 2028)</w:t>
       </w:r>
     </w:p>
     <w:p>
@@ -17988,7 +17988,7 @@
           <w:sz w:val="22"/>
           <w:szCs w:val="22"/>
         </w:rPr>
-        <w:t xml:space="preserve">Backs adjacent founders, sources M&amp;A, extends the ecosystem.</w:t>
+        <w:t xml:space="preserve">Group data platform once PAY and ID generate volume; commercial analytics for banks, MNOs, regulators.</w:t>
       </w:r>
     </w:p>
     <w:p>
@@ -18004,7 +18004,7 @@
           <w:sz w:val="24"/>
           <w:szCs w:val="24"/>
         </w:rPr>
-        <w:t xml:space="preserve">SIGHT ACADEMY — Talent institution (born 2029)</w:t>
+        <w:t xml:space="preserve">SIGHT MEDIA — Media holding (AFJ + adjacencies) (born 2028)</w:t>
       </w:r>
     </w:p>
     <w:p>
@@ -18017,7 +18017,7 @@
           <w:sz w:val="22"/>
           <w:szCs w:val="22"/>
         </w:rPr>
-        <w:t xml:space="preserve">End-to-end engineer / operator pipeline; reduces hiring risk for the whole group.</w:t>
+        <w:t xml:space="preserve">Cheap to stand up, compounds distribution and institutional credibility for every later launch.</w:t>
       </w:r>
     </w:p>
     <w:p>
@@ -18033,7 +18033,7 @@
           <w:sz w:val="24"/>
           <w:szCs w:val="24"/>
         </w:rPr>
-        <w:t xml:space="preserve">SIGHT DATA — Data &amp; analytics infra (born 2032)</w:t>
+        <w:t xml:space="preserve">SIGHT CLOUD — Sovereign cloud (born 2029)</w:t>
       </w:r>
     </w:p>
     <w:p>
@@ -18046,7 +18046,7 @@
           <w:sz w:val="22"/>
           <w:szCs w:val="22"/>
         </w:rPr>
-        <w:t xml:space="preserve">Group data platform + commercial analytics for banks, MNOs, regulators.</w:t>
+        <w:t xml:space="preserve">Local data residency for governments and regulated industries — required before any public-sector contract.</w:t>
       </w:r>
     </w:p>
     <w:p>
@@ -18062,7 +18062,7 @@
           <w:sz w:val="24"/>
           <w:szCs w:val="24"/>
         </w:rPr>
-        <w:t xml:space="preserve">SIGHT SECURITY — Cybersecurity infra &amp; SOC (born 2031)</w:t>
+        <w:t xml:space="preserve">SIGHT GOV — Government services platform (born 2029)</w:t>
       </w:r>
     </w:p>
     <w:p>
@@ -18075,7 +18075,7 @@
           <w:sz w:val="22"/>
           <w:szCs w:val="22"/>
         </w:rPr>
-        <w:t xml:space="preserve">Critical for national + group resilience. Sellable as managed service.</w:t>
+        <w:t xml:space="preserve">White-label civic stack: portals, payments, ID, records. Activated as soon as sovereign hosting exists.</w:t>
       </w:r>
     </w:p>
     <w:p>
@@ -18091,7 +18091,7 @@
           <w:sz w:val="24"/>
           <w:szCs w:val="24"/>
         </w:rPr>
-        <w:t xml:space="preserve">SIGHT MARKET — Digital commerce rails (born 2033)</w:t>
+        <w:t xml:space="preserve">SIGHT FOUNDATION — Public-interest arm (born 2029)</w:t>
       </w:r>
     </w:p>
     <w:p>
@@ -18104,7 +18104,7 @@
           <w:sz w:val="22"/>
           <w:szCs w:val="22"/>
         </w:rPr>
-        <w:t xml:space="preserve">Catalog + checkout + logistics handoff layer for SME commerce.</w:t>
+        <w:t xml:space="preserve">Open-source, scholarships, civic tech. Protects the social license before the group becomes systemically visible.</w:t>
       </w:r>
     </w:p>
     <w:p>
@@ -18120,7 +18120,7 @@
           <w:sz w:val="24"/>
           <w:szCs w:val="24"/>
         </w:rPr>
-        <w:t xml:space="preserve">SIGHT COMPUTE — African GPU cloud (born 2034)</w:t>
+        <w:t xml:space="preserve">SIGHT LABS — Applied R&amp;D (born 2030)</w:t>
       </w:r>
     </w:p>
     <w:p>
@@ -18133,7 +18133,7 @@
           <w:sz w:val="22"/>
           <w:szCs w:val="22"/>
         </w:rPr>
-        <w:t xml:space="preserve">AI sovereignty requires owned compute. Otherwise we are tenants forever.</w:t>
+        <w:t xml:space="preserve">Cryptography, AI, hardware, civic tech — funded only once core products produce cash.</w:t>
       </w:r>
     </w:p>
     <w:p>
@@ -18149,7 +18149,7 @@
           <w:sz w:val="24"/>
           <w:szCs w:val="24"/>
         </w:rPr>
-        <w:t xml:space="preserve">SIGHT GOV — Government services platform (born 2031)</w:t>
+        <w:t xml:space="preserve">SIGHT CAPITAL — Venture arm + fund (born 2030)</w:t>
       </w:r>
     </w:p>
     <w:p>
@@ -18162,7 +18162,7 @@
           <w:sz w:val="22"/>
           <w:szCs w:val="22"/>
         </w:rPr>
-        <w:t xml:space="preserve">White-label civic stack: portals, payments, ID, records.</w:t>
+        <w:t xml:space="preserve">Backs adjacent founders, sources M&amp;A, extends the ecosystem once the balance sheet allows it.</w:t>
       </w:r>
     </w:p>
     <w:p>
@@ -18178,7 +18178,7 @@
           <w:sz w:val="24"/>
           <w:szCs w:val="24"/>
         </w:rPr>
-        <w:t xml:space="preserve">SIGHT HEALTH — Health-data infrastructure (born 2033)</w:t>
+        <w:t xml:space="preserve">SIGHT MARKET — Digital commerce rails (born 2031)</w:t>
       </w:r>
     </w:p>
     <w:p>
@@ -18191,7 +18191,7 @@
           <w:sz w:val="22"/>
           <w:szCs w:val="22"/>
         </w:rPr>
-        <w:t xml:space="preserve">Adjacent ID + data + payments use case with high public value.</w:t>
+        <w:t xml:space="preserve">Catalog + checkout + logistics handoff for SME commerce, built on top of PAY and ID.</w:t>
       </w:r>
     </w:p>
     <w:p>
@@ -18207,7 +18207,7 @@
           <w:sz w:val="24"/>
           <w:szCs w:val="24"/>
         </w:rPr>
-        <w:t xml:space="preserve">SIGHT AGRI — Agricultural data &amp; finance (born 2034)</w:t>
+        <w:t xml:space="preserve">SIGHT COMPUTE — African GPU cloud (born 2031)</w:t>
       </w:r>
     </w:p>
     <w:p>
@@ -18220,7 +18220,7 @@
           <w:sz w:val="22"/>
           <w:szCs w:val="22"/>
         </w:rPr>
-        <w:t xml:space="preserve">Combines DATA + PAY + COMPUTE for the continent's largest sector.</w:t>
+        <w:t xml:space="preserve">AI sovereignty requires owned compute. Follows CLOUD and Yepo demand — otherwise we stay tenants forever.</w:t>
       </w:r>
     </w:p>
     <w:p>
@@ -18236,7 +18236,7 @@
           <w:sz w:val="24"/>
           <w:szCs w:val="24"/>
         </w:rPr>
-        <w:t xml:space="preserve">SIGHT MEDIA — Media holding (AFJ + adjacencies) (born 2031)</w:t>
+        <w:t xml:space="preserve">SIGHT AGRI — Agricultural data &amp; finance (born 2032)</w:t>
       </w:r>
     </w:p>
     <w:p>
@@ -18249,7 +18249,7 @@
           <w:sz w:val="22"/>
           <w:szCs w:val="22"/>
         </w:rPr>
-        <w:t xml:space="preserve">Distribution + influence + research products.</w:t>
+        <w:t xml:space="preserve">Combines DATA + PAY + COMPUTE for the continent's largest sector — needs all three to exist first.</w:t>
       </w:r>
     </w:p>
     <w:p>
@@ -18265,7 +18265,7 @@
           <w:sz w:val="24"/>
           <w:szCs w:val="24"/>
         </w:rPr>
-        <w:t xml:space="preserve">SIGHT FOUNDATION — Public-interest arm (born 2030)</w:t>
+        <w:t xml:space="preserve">SIGHT HEALTH — Health-data infrastructure (born 2032)</w:t>
       </w:r>
     </w:p>
     <w:p>
@@ -18278,7 +18278,7 @@
           <w:sz w:val="22"/>
           <w:szCs w:val="22"/>
         </w:rPr>
-        <w:t xml:space="preserve">Open-source, scholarships, civic tech. Protects the social license to operate.</w:t>
+        <w:t xml:space="preserve">Highest regulatory bar; launched last, on mature ID, CLOUD and SECURITY foundations.</w:t>
       </w:r>
     </w:p>
     <w:p>
@@ -19146,6 +19146,60 @@
     </w:p>
     <w:p>
       <w:pPr>
+        <w:pStyle w:val="ListParagraph"/>
+        <w:numPr>
+          <w:ilvl w:val="0"/>
+          <w:numId w:val="2"/>
+        </w:numPr>
+        <w:spacing w:after="80" w:line="280"/>
+      </w:pPr>
+      <w:r>
+        <w:rPr>
+          <w:color w:val="1F2937"/>
+          <w:sz w:val="22"/>
+          <w:szCs w:val="22"/>
+        </w:rPr>
+        <w:t xml:space="preserve">SIGHT ID</w:t>
+      </w:r>
+    </w:p>
+    <w:p>
+      <w:pPr>
+        <w:pStyle w:val="ListParagraph"/>
+        <w:numPr>
+          <w:ilvl w:val="0"/>
+          <w:numId w:val="2"/>
+        </w:numPr>
+        <w:spacing w:after="80" w:line="280"/>
+      </w:pPr>
+      <w:r>
+        <w:rPr>
+          <w:color w:val="1F2937"/>
+          <w:sz w:val="22"/>
+          <w:szCs w:val="22"/>
+        </w:rPr>
+        <w:t xml:space="preserve">SIGHT PAY</w:t>
+      </w:r>
+    </w:p>
+    <w:p>
+      <w:pPr>
+        <w:pStyle w:val="ListParagraph"/>
+        <w:numPr>
+          <w:ilvl w:val="0"/>
+          <w:numId w:val="2"/>
+        </w:numPr>
+        <w:spacing w:after="80" w:line="280"/>
+      </w:pPr>
+      <w:r>
+        <w:rPr>
+          <w:color w:val="1F2937"/>
+          <w:sz w:val="22"/>
+          <w:szCs w:val="22"/>
+        </w:rPr>
+        <w:t xml:space="preserve">SIGHT ACADEMY</w:t>
+      </w:r>
+    </w:p>
+    <w:p>
+      <w:pPr>
         <w:pStyle w:val="Heading3"/>
         <w:spacing w:after="120" w:before="240"/>
       </w:pPr>
@@ -19512,7 +19566,43 @@
           <w:sz w:val="22"/>
           <w:szCs w:val="22"/>
         </w:rPr>
-        <w:t xml:space="preserve">SIGHT ID alpha</w:t>
+        <w:t xml:space="preserve">SIGHT SECURITY</w:t>
+      </w:r>
+    </w:p>
+    <w:p>
+      <w:pPr>
+        <w:pStyle w:val="ListParagraph"/>
+        <w:numPr>
+          <w:ilvl w:val="0"/>
+          <w:numId w:val="2"/>
+        </w:numPr>
+        <w:spacing w:after="80" w:line="280"/>
+      </w:pPr>
+      <w:r>
+        <w:rPr>
+          <w:color w:val="1F2937"/>
+          <w:sz w:val="22"/>
+          <w:szCs w:val="22"/>
+        </w:rPr>
+        <w:t xml:space="preserve">SIGHT DATA</w:t>
+      </w:r>
+    </w:p>
+    <w:p>
+      <w:pPr>
+        <w:pStyle w:val="ListParagraph"/>
+        <w:numPr>
+          <w:ilvl w:val="0"/>
+          <w:numId w:val="2"/>
+        </w:numPr>
+        <w:spacing w:after="80" w:line="280"/>
+      </w:pPr>
+      <w:r>
+        <w:rPr>
+          <w:color w:val="1F2937"/>
+          <w:sz w:val="22"/>
+          <w:szCs w:val="22"/>
+        </w:rPr>
+        <w:t xml:space="preserve">SIGHT MEDIA</w:t>
       </w:r>
     </w:p>
     <w:p>
@@ -19707,7 +19797,7 @@
           <w:sz w:val="22"/>
           <w:szCs w:val="22"/>
         </w:rPr>
-        <w:t xml:space="preserve">Launch infrastructure products (PAY, CLOUD, ACADEMY)</w:t>
+        <w:t xml:space="preserve">Launch sovereign infrastructure (CLOUD, GOV)</w:t>
       </w:r>
     </w:p>
     <w:p>
@@ -19847,24 +19937,6 @@
           <w:sz w:val="22"/>
           <w:szCs w:val="22"/>
         </w:rPr>
-        <w:t xml:space="preserve">SIGHT PAY</w:t>
-      </w:r>
-    </w:p>
-    <w:p>
-      <w:pPr>
-        <w:pStyle w:val="ListParagraph"/>
-        <w:numPr>
-          <w:ilvl w:val="0"/>
-          <w:numId w:val="2"/>
-        </w:numPr>
-        <w:spacing w:after="80" w:line="280"/>
-      </w:pPr>
-      <w:r>
-        <w:rPr>
-          <w:color w:val="1F2937"/>
-          <w:sz w:val="22"/>
-          <w:szCs w:val="22"/>
-        </w:rPr>
         <w:t xml:space="preserve">SIGHT CLOUD r1</w:t>
       </w:r>
     </w:p>
@@ -19883,7 +19955,61 @@
           <w:sz w:val="22"/>
           <w:szCs w:val="22"/>
         </w:rPr>
-        <w:t xml:space="preserve">SIGHT ACADEMY</w:t>
+        <w:t xml:space="preserve">SIGHT GOV</w:t>
+      </w:r>
+    </w:p>
+    <w:p>
+      <w:pPr>
+        <w:pStyle w:val="ListParagraph"/>
+        <w:numPr>
+          <w:ilvl w:val="0"/>
+          <w:numId w:val="2"/>
+        </w:numPr>
+        <w:spacing w:after="80" w:line="280"/>
+      </w:pPr>
+      <w:r>
+        <w:rPr>
+          <w:color w:val="1F2937"/>
+          <w:sz w:val="22"/>
+          <w:szCs w:val="22"/>
+        </w:rPr>
+        <w:t xml:space="preserve">SIGHT FOUNDATION</w:t>
+      </w:r>
+    </w:p>
+    <w:p>
+      <w:pPr>
+        <w:pStyle w:val="ListParagraph"/>
+        <w:numPr>
+          <w:ilvl w:val="0"/>
+          <w:numId w:val="2"/>
+        </w:numPr>
+        <w:spacing w:after="80" w:line="280"/>
+      </w:pPr>
+      <w:r>
+        <w:rPr>
+          <w:color w:val="1F2937"/>
+          <w:sz w:val="22"/>
+          <w:szCs w:val="22"/>
+        </w:rPr>
+        <w:t xml:space="preserve">SIGHT LABS</w:t>
+      </w:r>
+    </w:p>
+    <w:p>
+      <w:pPr>
+        <w:pStyle w:val="ListParagraph"/>
+        <w:numPr>
+          <w:ilvl w:val="0"/>
+          <w:numId w:val="2"/>
+        </w:numPr>
+        <w:spacing w:after="80" w:line="280"/>
+      </w:pPr>
+      <w:r>
+        <w:rPr>
+          <w:color w:val="1F2937"/>
+          <w:sz w:val="22"/>
+          <w:szCs w:val="22"/>
+        </w:rPr>
+        <w:t xml:space="preserve">SIGHT CAPITAL</w:t>
       </w:r>
     </w:p>
     <w:p>
@@ -20236,61 +20362,61 @@
           <w:sz w:val="22"/>
           <w:szCs w:val="22"/>
         </w:rPr>
-        <w:t xml:space="preserve">SIGHT SECURITY</w:t>
-      </w:r>
-    </w:p>
-    <w:p>
-      <w:pPr>
-        <w:pStyle w:val="ListParagraph"/>
-        <w:numPr>
-          <w:ilvl w:val="0"/>
-          <w:numId w:val="2"/>
-        </w:numPr>
-        <w:spacing w:after="80" w:line="280"/>
-      </w:pPr>
-      <w:r>
-        <w:rPr>
-          <w:color w:val="1F2937"/>
-          <w:sz w:val="22"/>
-          <w:szCs w:val="22"/>
-        </w:rPr>
-        <w:t xml:space="preserve">SIGHT GOV</w:t>
-      </w:r>
-    </w:p>
-    <w:p>
-      <w:pPr>
-        <w:pStyle w:val="ListParagraph"/>
-        <w:numPr>
-          <w:ilvl w:val="0"/>
-          <w:numId w:val="2"/>
-        </w:numPr>
-        <w:spacing w:after="80" w:line="280"/>
-      </w:pPr>
-      <w:r>
-        <w:rPr>
-          <w:color w:val="1F2937"/>
-          <w:sz w:val="22"/>
-          <w:szCs w:val="22"/>
-        </w:rPr>
-        <w:t xml:space="preserve">SIGHT DATA</w:t>
-      </w:r>
-    </w:p>
-    <w:p>
-      <w:pPr>
-        <w:pStyle w:val="ListParagraph"/>
-        <w:numPr>
-          <w:ilvl w:val="0"/>
-          <w:numId w:val="2"/>
-        </w:numPr>
-        <w:spacing w:after="80" w:line="280"/>
-      </w:pPr>
-      <w:r>
-        <w:rPr>
-          <w:color w:val="1F2937"/>
-          <w:sz w:val="22"/>
-          <w:szCs w:val="22"/>
-        </w:rPr>
         <w:t xml:space="preserve">SIGHT MARKET</w:t>
+      </w:r>
+    </w:p>
+    <w:p>
+      <w:pPr>
+        <w:pStyle w:val="ListParagraph"/>
+        <w:numPr>
+          <w:ilvl w:val="0"/>
+          <w:numId w:val="2"/>
+        </w:numPr>
+        <w:spacing w:after="80" w:line="280"/>
+      </w:pPr>
+      <w:r>
+        <w:rPr>
+          <w:color w:val="1F2937"/>
+          <w:sz w:val="22"/>
+          <w:szCs w:val="22"/>
+        </w:rPr>
+        <w:t xml:space="preserve">SIGHT COMPUTE</w:t>
+      </w:r>
+    </w:p>
+    <w:p>
+      <w:pPr>
+        <w:pStyle w:val="ListParagraph"/>
+        <w:numPr>
+          <w:ilvl w:val="0"/>
+          <w:numId w:val="2"/>
+        </w:numPr>
+        <w:spacing w:after="80" w:line="280"/>
+      </w:pPr>
+      <w:r>
+        <w:rPr>
+          <w:color w:val="1F2937"/>
+          <w:sz w:val="22"/>
+          <w:szCs w:val="22"/>
+        </w:rPr>
+        <w:t xml:space="preserve">SIGHT AGRI</w:t>
+      </w:r>
+    </w:p>
+    <w:p>
+      <w:pPr>
+        <w:pStyle w:val="ListParagraph"/>
+        <w:numPr>
+          <w:ilvl w:val="0"/>
+          <w:numId w:val="2"/>
+        </w:numPr>
+        <w:spacing w:after="80" w:line="280"/>
+      </w:pPr>
+      <w:r>
+        <w:rPr>
+          <w:color w:val="1F2937"/>
+          <w:sz w:val="22"/>
+          <w:szCs w:val="22"/>
+        </w:rPr>
+        <w:t xml:space="preserve">SIGHT HEALTH</w:t>
       </w:r>
     </w:p>
     <w:p>
@@ -20643,24 +20769,6 @@
           <w:sz w:val="22"/>
           <w:szCs w:val="22"/>
         </w:rPr>
-        <w:t xml:space="preserve">SIGHT COMPUTE</w:t>
-      </w:r>
-    </w:p>
-    <w:p>
-      <w:pPr>
-        <w:pStyle w:val="ListParagraph"/>
-        <w:numPr>
-          <w:ilvl w:val="0"/>
-          <w:numId w:val="2"/>
-        </w:numPr>
-        <w:spacing w:after="80" w:line="280"/>
-      </w:pPr>
-      <w:r>
-        <w:rPr>
-          <w:color w:val="1F2937"/>
-          <w:sz w:val="22"/>
-          <w:szCs w:val="22"/>
-        </w:rPr>
         <w:t xml:space="preserve">Yepo Enterprise</w:t>
       </w:r>
     </w:p>
@@ -20680,6 +20788,24 @@
           <w:szCs w:val="22"/>
         </w:rPr>
         <w:t xml:space="preserve">Pan-African APIs</w:t>
+      </w:r>
+    </w:p>
+    <w:p>
+      <w:pPr>
+        <w:pStyle w:val="ListParagraph"/>
+        <w:numPr>
+          <w:ilvl w:val="0"/>
+          <w:numId w:val="2"/>
+        </w:numPr>
+        <w:spacing w:after="80" w:line="280"/>
+      </w:pPr>
+      <w:r>
+        <w:rPr>
+          <w:color w:val="1F2937"/>
+          <w:sz w:val="22"/>
+          <w:szCs w:val="22"/>
+        </w:rPr>
+        <w:t xml:space="preserve">Group platform consolidation</w:t>
       </w:r>
     </w:p>
     <w:p>

--- a/public/sight-africa-blueprint.docx
+++ b/public/sight-africa-blueprint.docx
@@ -264,7 +264,25 @@
           <w:sz w:val="22"/>
           <w:szCs w:val="22"/>
         </w:rPr>
-        <w:t xml:space="preserve">10. Ecosystem</w:t>
+        <w:t xml:space="preserve">10. Implementation</w:t>
+      </w:r>
+    </w:p>
+    <w:p>
+      <w:pPr>
+        <w:pStyle w:val="ListParagraph"/>
+        <w:numPr>
+          <w:ilvl w:val="0"/>
+          <w:numId w:val="2"/>
+        </w:numPr>
+        <w:spacing w:after="80" w:line="280"/>
+      </w:pPr>
+      <w:r>
+        <w:rPr>
+          <w:color w:val="1F2937"/>
+          <w:sz w:val="22"/>
+          <w:szCs w:val="22"/>
+        </w:rPr>
+        <w:t xml:space="preserve">11. Ecosystem</w:t>
       </w:r>
     </w:p>
     <w:p>
@@ -1341,7 +1359,7 @@
           <w:sz w:val="22"/>
           <w:szCs w:val="22"/>
         </w:rPr>
-        <w:t xml:space="preserve">Stabilize My Satoshis as a profitable BTC + mobile-money corridor</w:t>
+        <w:t xml:space="preserve">Stabilize BitLibera as a profitable BTC + mobile-money corridor</w:t>
       </w:r>
     </w:p>
     <w:p>
@@ -1393,7 +1411,7 @@
           <w:sz w:val="22"/>
           <w:szCs w:val="22"/>
         </w:rPr>
-        <w:t xml:space="preserve">My Satoshis 2.0 (merchant pilot)</w:t>
+        <w:t xml:space="preserve">BitLibera 2.0 (merchant pilot)</w:t>
       </w:r>
     </w:p>
     <w:p>
@@ -7458,7 +7476,7 @@
           <w:sz w:val="30"/>
           <w:szCs w:val="30"/>
         </w:rPr>
-        <w:t xml:space="preserve">MY SATOSHIS</w:t>
+        <w:t xml:space="preserve">BITLIBERA</w:t>
       </w:r>
     </w:p>
     <w:p>
@@ -7471,7 +7489,7 @@
           <w:sz w:val="22"/>
           <w:szCs w:val="22"/>
         </w:rPr>
-        <w:t xml:space="preserve">Digital financial platform — Bitcoin exchange, mobile money, local payments.</w:t>
+        <w:t xml:space="preserve">Open financial freedom platform — Bitcoin, stablecoins, mobile money, merchant payments and cross-border rails for Africa.</w:t>
       </w:r>
     </w:p>
     <w:p>
@@ -15758,7 +15776,7 @@
                 <w:sz w:val="20"/>
                 <w:szCs w:val="20"/>
               </w:rPr>
-              <w:t xml:space="preserve">Provider APIs + My Satoshis billing</w:t>
+              <w:t xml:space="preserve">Provider APIs + BitLibera billing</w:t>
             </w:r>
           </w:p>
         </w:tc>
@@ -17901,7 +17919,7 @@
           <w:sz w:val="22"/>
           <w:szCs w:val="22"/>
         </w:rPr>
-        <w:t xml:space="preserve">Acquiring + cross-border rails connecting MNOs, banks and BTC liquidity. Monetises the existing My Satoshis base immediately.</w:t>
+        <w:t xml:space="preserve">Acquiring + cross-border rails connecting MNOs, banks and BTC liquidity. Monetises the existing BitLibera base immediately.</w:t>
       </w:r>
     </w:p>
     <w:p>
@@ -18353,7 +18371,7 @@
           <w:sz w:val="22"/>
           <w:szCs w:val="22"/>
         </w:rPr>
-        <w:t xml:space="preserve">My Satoshis eng</w:t>
+        <w:t xml:space="preserve">BitLibera eng</w:t>
       </w:r>
     </w:p>
     <w:p>
@@ -18585,7 +18603,7 @@
           <w:sz w:val="22"/>
           <w:szCs w:val="22"/>
         </w:rPr>
-        <w:t xml:space="preserve">Product subsidiaries (My Satoshis, Yepo, AFJ, Academy)</w:t>
+        <w:t xml:space="preserve">Product subsidiaries (BitLibera, Yepo, AFJ, Academy)</w:t>
       </w:r>
     </w:p>
     <w:p>
@@ -23153,7 +23171,7 @@
           <w:sz w:val="30"/>
           <w:szCs w:val="30"/>
         </w:rPr>
-        <w:t xml:space="preserve">My Satoshis</w:t>
+        <w:t xml:space="preserve">BitLibera</w:t>
       </w:r>
     </w:p>
     <w:tbl>
@@ -26123,7 +26141,7 @@
           <w:sz w:val="22"/>
           <w:szCs w:val="22"/>
         </w:rPr>
-        <w:t xml:space="preserve">My Satoshis</w:t>
+        <w:t xml:space="preserve">BitLibera</w:t>
       </w:r>
     </w:p>
     <w:p>

--- a/public/sight-africa-blueprint.docx
+++ b/public/sight-africa-blueprint.docx
@@ -805,7 +805,7 @@
                 <w:sz w:val="20"/>
                 <w:szCs w:val="20"/>
               </w:rPr>
-              <w:t xml:space="preserve">18 Mds FBU — blended infrastructure + platform</w:t>
+              <w:t xml:space="preserve">1,3 Md FBU — blended infrastructure + platform</w:t>
             </w:r>
           </w:p>
         </w:tc>
@@ -1100,7 +1100,7 @@
                 <w:sz w:val="20"/>
                 <w:szCs w:val="20"/>
               </w:rPr>
-              <w:t xml:space="preserve">3,5 Mds FBU — into 90+ African startups</w:t>
+              <w:t xml:space="preserve">250M FBU — into 30+ African startups</w:t>
             </w:r>
           </w:p>
         </w:tc>
@@ -1284,7 +1284,7 @@
           <w:sz w:val="22"/>
           <w:szCs w:val="22"/>
         </w:rPr>
-        <w:t xml:space="preserve">15M FBU ARR</w:t>
+        <w:t xml:space="preserve">12M FBU ARR</w:t>
       </w:r>
     </w:p>
     <w:p>
@@ -1627,7 +1627,7 @@
           <w:sz w:val="22"/>
           <w:szCs w:val="22"/>
         </w:rPr>
-        <w:t xml:space="preserve">60M FBU ARR</w:t>
+        <w:t xml:space="preserve">30M FBU ARR</w:t>
       </w:r>
     </w:p>
     <w:p>
@@ -1934,7 +1934,7 @@
           <w:sz w:val="22"/>
           <w:szCs w:val="22"/>
         </w:rPr>
-        <w:t xml:space="preserve">220M FBU ARR</w:t>
+        <w:t xml:space="preserve">70M FBU ARR</w:t>
       </w:r>
     </w:p>
     <w:p>
@@ -2241,7 +2241,7 @@
           <w:sz w:val="22"/>
           <w:szCs w:val="22"/>
         </w:rPr>
-        <w:t xml:space="preserve">600M FBU ARR</w:t>
+        <w:t xml:space="preserve">140M FBU ARR</w:t>
       </w:r>
     </w:p>
     <w:p>
@@ -2316,7 +2316,7 @@
           <w:sz w:val="22"/>
           <w:szCs w:val="22"/>
         </w:rPr>
-        <w:t xml:space="preserve">Launch SIGHT CAPITAL fund I (450M FBU)</w:t>
+        <w:t xml:space="preserve">Launch SIGHT CAPITAL fund I (60M FBU)</w:t>
       </w:r>
     </w:p>
     <w:p>
@@ -2548,7 +2548,7 @@
           <w:sz w:val="22"/>
           <w:szCs w:val="22"/>
         </w:rPr>
-        <w:t xml:space="preserve">1,5 Md FBU ARR</w:t>
+        <w:t xml:space="preserve">240M FBU ARR</w:t>
       </w:r>
     </w:p>
     <w:p>
@@ -2855,7 +2855,7 @@
           <w:sz w:val="22"/>
           <w:szCs w:val="22"/>
         </w:rPr>
-        <w:t xml:space="preserve">3 Mds FBU ARR</w:t>
+        <w:t xml:space="preserve">380M FBU ARR</w:t>
       </w:r>
     </w:p>
     <w:p>
@@ -2948,7 +2948,7 @@
           <w:sz w:val="22"/>
           <w:szCs w:val="22"/>
         </w:rPr>
-        <w:t xml:space="preserve">Series B equivalent: 1,2 Md FBU growth round</w:t>
+        <w:t xml:space="preserve">Series B equivalent: 250M FBU growth round</w:t>
       </w:r>
     </w:p>
     <w:p>
@@ -3162,7 +3162,7 @@
           <w:sz w:val="22"/>
           <w:szCs w:val="22"/>
         </w:rPr>
-        <w:t xml:space="preserve">5,5 Mds FBU ARR</w:t>
+        <w:t xml:space="preserve">550M FBU ARR</w:t>
       </w:r>
     </w:p>
     <w:p>
@@ -3469,7 +3469,7 @@
           <w:sz w:val="22"/>
           <w:szCs w:val="22"/>
         </w:rPr>
-        <w:t xml:space="preserve">9 Mds FBU ARR</w:t>
+        <w:t xml:space="preserve">750M FBU ARR</w:t>
       </w:r>
     </w:p>
     <w:p>
@@ -3776,7 +3776,7 @@
           <w:sz w:val="22"/>
           <w:szCs w:val="22"/>
         </w:rPr>
-        <w:t xml:space="preserve">13 Mds FBU ARR</w:t>
+        <w:t xml:space="preserve">1 Md FBU ARR</w:t>
       </w:r>
     </w:p>
     <w:p>
@@ -3851,7 +3851,7 @@
           <w:sz w:val="22"/>
           <w:szCs w:val="22"/>
         </w:rPr>
-        <w:t xml:space="preserve">SIGHT CAPITAL fund II (1,8 Md FBU)</w:t>
+        <w:t xml:space="preserve">SIGHT CAPITAL fund II (200M FBU)</w:t>
       </w:r>
     </w:p>
     <w:p>
@@ -4083,7 +4083,7 @@
           <w:sz w:val="22"/>
           <w:szCs w:val="22"/>
         </w:rPr>
-        <w:t xml:space="preserve">18 Mds FBU ARR</w:t>
+        <w:t xml:space="preserve">1,3 Md FBU ARR</w:t>
       </w:r>
     </w:p>
     <w:p>
@@ -4140,7 +4140,7 @@
           <w:sz w:val="22"/>
           <w:szCs w:val="22"/>
         </w:rPr>
-        <w:t xml:space="preserve">9 countries, 18 Mds FBU ARR, recognized critical infrastructure operator</w:t>
+        <w:t xml:space="preserve">9 countries, 1,3 Md FBU ARR, recognized critical infrastructure operator</w:t>
       </w:r>
     </w:p>
     <w:p>
@@ -4407,7 +4407,7 @@
           <w:sz w:val="22"/>
           <w:szCs w:val="22"/>
         </w:rPr>
-        <w:t xml:space="preserve">23 Mds FBU ARR</w:t>
+        <w:t xml:space="preserve">1,6 Md FBU ARR</w:t>
       </w:r>
     </w:p>
     <w:p>
@@ -4500,7 +4500,7 @@
           <w:sz w:val="22"/>
           <w:szCs w:val="22"/>
         </w:rPr>
-        <w:t xml:space="preserve">Stand up SIGHT FOUNDATION endowment at 600M FBU</w:t>
+        <w:t xml:space="preserve">Stand up SIGHT FOUNDATION endowment at 150M FBU</w:t>
       </w:r>
     </w:p>
     <w:p>
@@ -4714,7 +4714,7 @@
           <w:sz w:val="22"/>
           <w:szCs w:val="22"/>
         </w:rPr>
-        <w:t xml:space="preserve">30 Mds FBU ARR</w:t>
+        <w:t xml:space="preserve">2 Mds FBU ARR</w:t>
       </w:r>
     </w:p>
     <w:p>
@@ -4807,7 +4807,7 @@
           <w:sz w:val="22"/>
           <w:szCs w:val="22"/>
         </w:rPr>
-        <w:t xml:space="preserve">Capital recycling: SIGHT CAPITAL Fund III (3 Mds FBU)</w:t>
+        <w:t xml:space="preserve">Capital recycling: SIGHT CAPITAL Fund III (400M FBU)</w:t>
       </w:r>
     </w:p>
     <w:p>
@@ -5021,7 +5021,7 @@
           <w:sz w:val="22"/>
           <w:szCs w:val="22"/>
         </w:rPr>
-        <w:t xml:space="preserve">38 Mds FBU ARR</w:t>
+        <w:t xml:space="preserve">2,4 Mds FBU ARR</w:t>
       </w:r>
     </w:p>
     <w:p>
@@ -5328,7 +5328,7 @@
           <w:sz w:val="22"/>
           <w:szCs w:val="22"/>
         </w:rPr>
-        <w:t xml:space="preserve">46 Mds FBU ARR</w:t>
+        <w:t xml:space="preserve">2,9 Mds FBU ARR</w:t>
       </w:r>
     </w:p>
     <w:p>
@@ -5635,7 +5635,7 @@
           <w:sz w:val="22"/>
           <w:szCs w:val="22"/>
         </w:rPr>
-        <w:t xml:space="preserve">55 Mds FBU ARR</w:t>
+        <w:t xml:space="preserve">3,4 Mds FBU ARR</w:t>
       </w:r>
     </w:p>
     <w:p>
@@ -5942,7 +5942,7 @@
           <w:sz w:val="22"/>
           <w:szCs w:val="22"/>
         </w:rPr>
-        <w:t xml:space="preserve">65 Mds FBU ARR</w:t>
+        <w:t xml:space="preserve">4 Mds FBU ARR</w:t>
       </w:r>
     </w:p>
     <w:p>
@@ -6017,7 +6017,7 @@
           <w:sz w:val="22"/>
           <w:szCs w:val="22"/>
         </w:rPr>
-        <w:t xml:space="preserve">Launch SIGHT CAPITAL public infrastructure fund (5 Mds FBU)</w:t>
+        <w:t xml:space="preserve">Launch SIGHT CAPITAL public infrastructure fund (700M FBU)</w:t>
       </w:r>
     </w:p>
     <w:p>
@@ -6249,7 +6249,7 @@
           <w:sz w:val="22"/>
           <w:szCs w:val="22"/>
         </w:rPr>
-        <w:t xml:space="preserve">75 Mds FBU ARR</w:t>
+        <w:t xml:space="preserve">4,6 Mds FBU ARR</w:t>
       </w:r>
     </w:p>
     <w:p>
@@ -6556,7 +6556,7 @@
           <w:sz w:val="22"/>
           <w:szCs w:val="22"/>
         </w:rPr>
-        <w:t xml:space="preserve">85 Mds FBU ARR</w:t>
+        <w:t xml:space="preserve">5,3 Mds FBU ARR</w:t>
       </w:r>
     </w:p>
     <w:p>
@@ -6863,7 +6863,7 @@
           <w:sz w:val="22"/>
           <w:szCs w:val="22"/>
         </w:rPr>
-        <w:t xml:space="preserve">95 Mds FBU ARR</w:t>
+        <w:t xml:space="preserve">6 Mds FBU ARR</w:t>
       </w:r>
     </w:p>
     <w:p>
@@ -7170,7 +7170,7 @@
           <w:sz w:val="22"/>
           <w:szCs w:val="22"/>
         </w:rPr>
-        <w:t xml:space="preserve">110 Mds FBU ARR</w:t>
+        <w:t xml:space="preserve">7 Mds FBU ARR</w:t>
       </w:r>
     </w:p>
     <w:p>
@@ -8150,7 +8150,7 @@
                 <w:sz w:val="20"/>
                 <w:szCs w:val="20"/>
               </w:rPr>
-              <w:t xml:space="preserve">30M FBU ARR</w:t>
+              <w:t xml:space="preserve">20M FBU ARR</w:t>
             </w:r>
           </w:p>
         </w:tc>
@@ -8663,7 +8663,7 @@
                 <w:sz w:val="20"/>
                 <w:szCs w:val="20"/>
               </w:rPr>
-              <w:t xml:space="preserve">700M FBU ARR</w:t>
+              <w:t xml:space="preserve">150M FBU ARR</w:t>
             </w:r>
           </w:p>
         </w:tc>
@@ -9176,7 +9176,7 @@
                 <w:sz w:val="20"/>
                 <w:szCs w:val="20"/>
               </w:rPr>
-              <w:t xml:space="preserve">4,5 Mds FBU ARR</w:t>
+              <w:t xml:space="preserve">500M FBU ARR</w:t>
             </w:r>
           </w:p>
         </w:tc>
@@ -10745,7 +10745,7 @@
                 <w:sz w:val="20"/>
                 <w:szCs w:val="20"/>
               </w:rPr>
-              <w:t xml:space="preserve">4M FBU (programs + sponsorships)</w:t>
+              <w:t xml:space="preserve">2M FBU (programs + sponsorships)</w:t>
             </w:r>
           </w:p>
         </w:tc>
@@ -11258,7 +11258,7 @@
                 <w:sz w:val="20"/>
                 <w:szCs w:val="20"/>
               </w:rPr>
-              <w:t xml:space="preserve">120M FBU (programs + B2B)</w:t>
+              <w:t xml:space="preserve">35M FBU (programs + B2B)</w:t>
             </w:r>
           </w:p>
         </w:tc>
@@ -11771,7 +11771,7 @@
                 <w:sz w:val="20"/>
                 <w:szCs w:val="20"/>
               </w:rPr>
-              <w:t xml:space="preserve">700M FBU</w:t>
+              <w:t xml:space="preserve">110M FBU</w:t>
             </w:r>
           </w:p>
         </w:tc>
@@ -13340,7 +13340,7 @@
                 <w:sz w:val="20"/>
                 <w:szCs w:val="20"/>
               </w:rPr>
-              <w:t xml:space="preserve">6M FBU (sponsorship + events)</w:t>
+              <w:t xml:space="preserve">3M FBU (sponsorship + events)</w:t>
             </w:r>
           </w:p>
         </w:tc>
@@ -13853,7 +13853,7 @@
                 <w:sz w:val="20"/>
                 <w:szCs w:val="20"/>
               </w:rPr>
-              <w:t xml:space="preserve">150M FBU (research + events + sponsorship)</w:t>
+              <w:t xml:space="preserve">30M FBU (research + events + sponsorship)</w:t>
             </w:r>
           </w:p>
         </w:tc>
@@ -14366,7 +14366,7 @@
                 <w:sz w:val="20"/>
                 <w:szCs w:val="20"/>
               </w:rPr>
-              <w:t xml:space="preserve">600M FBU</w:t>
+              <w:t xml:space="preserve">90M FBU</w:t>
             </w:r>
           </w:p>
         </w:tc>
@@ -15935,7 +15935,7 @@
                 <w:sz w:val="20"/>
                 <w:szCs w:val="20"/>
               </w:rPr>
-              <w:t xml:space="preserve">12M FBU</w:t>
+              <w:t xml:space="preserve">8M FBU</w:t>
             </w:r>
           </w:p>
         </w:tc>
@@ -16448,7 +16448,7 @@
                 <w:sz w:val="20"/>
                 <w:szCs w:val="20"/>
               </w:rPr>
-              <w:t xml:space="preserve">500M FBU</w:t>
+              <w:t xml:space="preserve">90M FBU</w:t>
             </w:r>
           </w:p>
         </w:tc>
@@ -16961,7 +16961,7 @@
                 <w:sz w:val="20"/>
                 <w:szCs w:val="20"/>
               </w:rPr>
-              <w:t xml:space="preserve">2,7 Mds FBU</w:t>
+              <w:t xml:space="preserve">350M FBU</w:t>
             </w:r>
           </w:p>
         </w:tc>
@@ -18880,7 +18880,7 @@
           <w:sz w:val="22"/>
           <w:szCs w:val="22"/>
         </w:rPr>
-        <w:t xml:space="preserve">15M FBU</w:t>
+        <w:t xml:space="preserve">12M FBU</w:t>
       </w:r>
     </w:p>
     <w:p>
@@ -18926,7 +18926,7 @@
           <w:sz w:val="22"/>
           <w:szCs w:val="22"/>
         </w:rPr>
-        <w:t xml:space="preserve">Bootstrap + small angel (90M FBU)</w:t>
+        <w:t xml:space="preserve">Bootstrap + small angel (25M FBU)</w:t>
       </w:r>
     </w:p>
     <w:p>
@@ -19305,7 +19305,7 @@
           <w:sz w:val="22"/>
           <w:szCs w:val="22"/>
         </w:rPr>
-        <w:t xml:space="preserve">60M FBU</w:t>
+        <w:t xml:space="preserve">30M FBU</w:t>
       </w:r>
     </w:p>
     <w:p>
@@ -19351,7 +19351,7 @@
           <w:sz w:val="22"/>
           <w:szCs w:val="22"/>
         </w:rPr>
-        <w:t xml:space="preserve">Seed round 60–120M FBU (strategic angels + 1 African VC)</w:t>
+        <w:t xml:space="preserve">Seed round 25–50M FBU (strategic angels + 1 African VC)</w:t>
       </w:r>
     </w:p>
     <w:p>
@@ -19712,7 +19712,7 @@
           <w:sz w:val="22"/>
           <w:szCs w:val="22"/>
         </w:rPr>
-        <w:t xml:space="preserve">220M → 600M FBU</w:t>
+        <w:t xml:space="preserve">70M → 140M FBU</w:t>
       </w:r>
     </w:p>
     <w:p>
@@ -19758,7 +19758,7 @@
           <w:sz w:val="22"/>
           <w:szCs w:val="22"/>
         </w:rPr>
-        <w:t xml:space="preserve">Series A 300–450M FBU + DFI co-investment</w:t>
+        <w:t xml:space="preserve">Series A 80–150M FBU + DFI co-investment</w:t>
       </w:r>
     </w:p>
     <w:p>
@@ -20137,7 +20137,7 @@
           <w:sz w:val="22"/>
           <w:szCs w:val="22"/>
         </w:rPr>
-        <w:t xml:space="preserve">1,5 → 5,5 Mds FBU</w:t>
+        <w:t xml:space="preserve">240M → 550M FBU</w:t>
       </w:r>
     </w:p>
     <w:p>
@@ -20183,7 +20183,7 @@
           <w:sz w:val="22"/>
           <w:szCs w:val="22"/>
         </w:rPr>
-        <w:t xml:space="preserve">Series B/C 1,2–2,4 Mds FBU; blended capital with DFIs</w:t>
+        <w:t xml:space="preserve">Series B/C 250–500M FBU; blended capital with DFIs</w:t>
       </w:r>
     </w:p>
     <w:p>
@@ -20544,7 +20544,7 @@
           <w:sz w:val="22"/>
           <w:szCs w:val="22"/>
         </w:rPr>
-        <w:t xml:space="preserve">9 → 18 Mds FBU</w:t>
+        <w:t xml:space="preserve">750M → 1,3 Md FBU</w:t>
       </w:r>
     </w:p>
     <w:p>
@@ -21729,7 +21729,7 @@
                 <w:sz w:val="20"/>
                 <w:szCs w:val="20"/>
               </w:rPr>
-              <w:t xml:space="preserve">Seed 60–120M FBU</w:t>
+              <w:t xml:space="preserve">Seed 25–50M FBU</w:t>
             </w:r>
           </w:p>
         </w:tc>
@@ -22176,7 +22176,7 @@
                 <w:sz w:val="20"/>
                 <w:szCs w:val="20"/>
               </w:rPr>
-              <w:t xml:space="preserve">Series A 300–450M FBU + DFI</w:t>
+              <w:t xml:space="preserve">Series A 80–150M FBU + DFI</w:t>
             </w:r>
           </w:p>
         </w:tc>
@@ -22623,7 +22623,7 @@
                 <w:sz w:val="20"/>
                 <w:szCs w:val="20"/>
               </w:rPr>
-              <w:t xml:space="preserve">Series B/C 1,2–2,4 Mds FBU + DFI co-invest</w:t>
+              <w:t xml:space="preserve">Series B/C 250–500M FBU + DFI co-invest</w:t>
             </w:r>
           </w:p>
         </w:tc>

--- a/public/sight-africa-blueprint.docx
+++ b/public/sight-africa-blueprint.docx
@@ -283,6 +283,24 @@
           <w:szCs w:val="22"/>
         </w:rPr>
         <w:t xml:space="preserve">11. Ecosystem</w:t>
+      </w:r>
+    </w:p>
+    <w:p>
+      <w:pPr>
+        <w:pStyle w:val="ListParagraph"/>
+        <w:numPr>
+          <w:ilvl w:val="0"/>
+          <w:numId w:val="2"/>
+        </w:numPr>
+        <w:spacing w:after="80" w:line="280"/>
+      </w:pPr>
+      <w:r>
+        <w:rPr>
+          <w:color w:val="1F2937"/>
+          <w:sz w:val="22"/>
+          <w:szCs w:val="22"/>
+        </w:rPr>
+        <w:t xml:space="preserve">12. Partners</w:t>
       </w:r>
     </w:p>
     <w:p>
@@ -26303,6 +26321,4199 @@
           <w:szCs w:val="22"/>
         </w:rPr>
         <w:t xml:space="preserve">SIGHT MEDIA</w:t>
+      </w:r>
+    </w:p>
+    <w:p>
+      <w:r>
+        <w:br w:type="page"/>
+      </w:r>
+    </w:p>
+    <w:p>
+      <w:pPr>
+        <w:pStyle w:val="Heading1"/>
+        <w:spacing w:after="240" w:before="480"/>
+      </w:pPr>
+      <w:r>
+        <w:rPr>
+          <w:rFonts w:ascii="Georgia" w:cs="Georgia" w:eastAsia="Georgia" w:hAnsi="Georgia"/>
+          <w:b/>
+          <w:bCs/>
+          <w:color w:val="1F2937"/>
+          <w:sz w:val="40"/>
+          <w:szCs w:val="40"/>
+        </w:rPr>
+        <w:t xml:space="preserve">11. Potential Partners</w:t>
+      </w:r>
+    </w:p>
+    <w:p>
+      <w:pPr>
+        <w:spacing w:after="120" w:line="300"/>
+      </w:pPr>
+      <w:r>
+        <w:rPr>
+          <w:color w:val="1F2937"/>
+          <w:sz w:val="22"/>
+          <w:szCs w:val="22"/>
+        </w:rPr>
+        <w:t xml:space="preserve">These organisations are potential partners, not confirmed partnerships. Public contact channels do not establish eligibility, funding availability or regulatory approval. Confirm each programme and contact before outreach.</w:t>
+      </w:r>
+    </w:p>
+    <w:p>
+      <w:pPr>
+        <w:pStyle w:val="Heading2"/>
+        <w:spacing w:after="160" w:before="360"/>
+      </w:pPr>
+      <w:r>
+        <w:rPr>
+          <w:rFonts w:ascii="Georgia" w:cs="Georgia" w:eastAsia="Georgia" w:hAnsi="Georgia"/>
+          <w:b/>
+          <w:bCs/>
+          <w:color w:val="0E7C7B"/>
+          <w:sz w:val="30"/>
+          <w:szCs w:val="30"/>
+        </w:rPr>
+        <w:t xml:space="preserve">BitLibera</w:t>
+      </w:r>
+    </w:p>
+    <w:p>
+      <w:pPr>
+        <w:spacing w:after="120" w:line="300"/>
+      </w:pPr>
+      <w:r>
+        <w:rPr>
+          <w:color w:val="1F2937"/>
+          <w:sz w:val="22"/>
+          <w:szCs w:val="22"/>
+        </w:rPr>
+        <w:t xml:space="preserve">Payment rails, compliance and Bitcoin / mobile-money liquidity.</w:t>
+      </w:r>
+    </w:p>
+    <w:p>
+      <w:pPr>
+        <w:pStyle w:val="Heading3"/>
+        <w:spacing w:after="120" w:before="240"/>
+      </w:pPr>
+      <w:r>
+        <w:rPr>
+          <w:b/>
+          <w:bCs/>
+          <w:color w:val="1F2937"/>
+          <w:sz w:val="24"/>
+          <w:szCs w:val="24"/>
+        </w:rPr>
+        <w:t xml:space="preserve">Lumitel – Lumicash</w:t>
+      </w:r>
+    </w:p>
+    <w:p>
+      <w:pPr>
+        <w:spacing w:after="60"/>
+      </w:pPr>
+      <w:r>
+        <w:rPr>
+          <w:b/>
+          <w:bCs/>
+          <w:color w:val="1F2937"/>
+          <w:sz w:val="22"/>
+          <w:szCs w:val="22"/>
+        </w:rPr>
+        <w:t xml:space="preserve">Type: </w:t>
+      </w:r>
+      <w:r>
+        <w:rPr>
+          <w:color w:val="1F2937"/>
+          <w:sz w:val="22"/>
+          <w:szCs w:val="22"/>
+        </w:rPr>
+        <w:t xml:space="preserve">Telecom / mobile money operator</w:t>
+      </w:r>
+    </w:p>
+    <w:p>
+      <w:pPr>
+        <w:spacing w:after="60"/>
+      </w:pPr>
+      <w:r>
+        <w:rPr>
+          <w:b/>
+          <w:bCs/>
+          <w:color w:val="1F2937"/>
+          <w:sz w:val="22"/>
+          <w:szCs w:val="22"/>
+        </w:rPr>
+        <w:t xml:space="preserve">Proposed role: </w:t>
+      </w:r>
+      <w:r>
+        <w:rPr>
+          <w:color w:val="1F2937"/>
+          <w:sz w:val="22"/>
+          <w:szCs w:val="22"/>
+        </w:rPr>
+        <w:t xml:space="preserve">Mobile money integration (FBU cash-in / cash-out)</w:t>
+      </w:r>
+    </w:p>
+    <w:p>
+      <w:pPr>
+        <w:spacing w:after="60"/>
+      </w:pPr>
+      <w:r>
+        <w:rPr>
+          <w:b/>
+          <w:bCs/>
+          <w:color w:val="1F2937"/>
+          <w:sz w:val="22"/>
+          <w:szCs w:val="22"/>
+        </w:rPr>
+        <w:t xml:space="preserve">Website: </w:t>
+      </w:r>
+      <w:r>
+        <w:rPr>
+          <w:color w:val="1F2937"/>
+          <w:sz w:val="22"/>
+          <w:szCs w:val="22"/>
+        </w:rPr>
+        <w:t xml:space="preserve">https://lumitel.bi</w:t>
+      </w:r>
+    </w:p>
+    <w:p>
+      <w:pPr>
+        <w:spacing w:after="60"/>
+      </w:pPr>
+      <w:r>
+        <w:rPr>
+          <w:b/>
+          <w:bCs/>
+          <w:color w:val="1F2937"/>
+          <w:sz w:val="22"/>
+          <w:szCs w:val="22"/>
+        </w:rPr>
+        <w:t xml:space="preserve">Public contact: </w:t>
+      </w:r>
+      <w:r>
+        <w:rPr>
+          <w:color w:val="1F2937"/>
+          <w:sz w:val="22"/>
+          <w:szCs w:val="22"/>
+        </w:rPr>
+        <w:t xml:space="preserve">https://lumitel.bi · facebook.com/lumitelburundi</w:t>
+      </w:r>
+    </w:p>
+    <w:p>
+      <w:pPr>
+        <w:pStyle w:val="Heading3"/>
+        <w:spacing w:after="120" w:before="240"/>
+      </w:pPr>
+      <w:r>
+        <w:rPr>
+          <w:b/>
+          <w:bCs/>
+          <w:color w:val="1F2937"/>
+          <w:sz w:val="24"/>
+          <w:szCs w:val="24"/>
+        </w:rPr>
+        <w:t xml:space="preserve">Econet Leo – EcoCash</w:t>
+      </w:r>
+    </w:p>
+    <w:p>
+      <w:pPr>
+        <w:spacing w:after="60"/>
+      </w:pPr>
+      <w:r>
+        <w:rPr>
+          <w:b/>
+          <w:bCs/>
+          <w:color w:val="1F2937"/>
+          <w:sz w:val="22"/>
+          <w:szCs w:val="22"/>
+        </w:rPr>
+        <w:t xml:space="preserve">Type: </w:t>
+      </w:r>
+      <w:r>
+        <w:rPr>
+          <w:color w:val="1F2937"/>
+          <w:sz w:val="22"/>
+          <w:szCs w:val="22"/>
+        </w:rPr>
+        <w:t xml:space="preserve">Telecom / mobile money operator</w:t>
+      </w:r>
+    </w:p>
+    <w:p>
+      <w:pPr>
+        <w:spacing w:after="60"/>
+      </w:pPr>
+      <w:r>
+        <w:rPr>
+          <w:b/>
+          <w:bCs/>
+          <w:color w:val="1F2937"/>
+          <w:sz w:val="22"/>
+          <w:szCs w:val="22"/>
+        </w:rPr>
+        <w:t xml:space="preserve">Proposed role: </w:t>
+      </w:r>
+      <w:r>
+        <w:rPr>
+          <w:color w:val="1F2937"/>
+          <w:sz w:val="22"/>
+          <w:szCs w:val="22"/>
+        </w:rPr>
+        <w:t xml:space="preserve">Second mobile-money rail</w:t>
+      </w:r>
+    </w:p>
+    <w:p>
+      <w:pPr>
+        <w:spacing w:after="60"/>
+      </w:pPr>
+      <w:r>
+        <w:rPr>
+          <w:b/>
+          <w:bCs/>
+          <w:color w:val="1F2937"/>
+          <w:sz w:val="22"/>
+          <w:szCs w:val="22"/>
+        </w:rPr>
+        <w:t xml:space="preserve">Website: </w:t>
+      </w:r>
+      <w:r>
+        <w:rPr>
+          <w:color w:val="1F2937"/>
+          <w:sz w:val="22"/>
+          <w:szCs w:val="22"/>
+        </w:rPr>
+        <w:t xml:space="preserve">https://www.econet.bi</w:t>
+      </w:r>
+    </w:p>
+    <w:p>
+      <w:pPr>
+        <w:spacing w:after="60"/>
+      </w:pPr>
+      <w:r>
+        <w:rPr>
+          <w:b/>
+          <w:bCs/>
+          <w:color w:val="1F2937"/>
+          <w:sz w:val="22"/>
+          <w:szCs w:val="22"/>
+        </w:rPr>
+        <w:t xml:space="preserve">Public contact: </w:t>
+      </w:r>
+      <w:r>
+        <w:rPr>
+          <w:color w:val="1F2937"/>
+          <w:sz w:val="22"/>
+          <w:szCs w:val="22"/>
+        </w:rPr>
+        <w:t xml:space="preserve">https://www.econet.bi</w:t>
+      </w:r>
+    </w:p>
+    <w:p>
+      <w:pPr>
+        <w:pStyle w:val="Heading3"/>
+        <w:spacing w:after="120" w:before="240"/>
+      </w:pPr>
+      <w:r>
+        <w:rPr>
+          <w:b/>
+          <w:bCs/>
+          <w:color w:val="1F2937"/>
+          <w:sz w:val="24"/>
+          <w:szCs w:val="24"/>
+        </w:rPr>
+        <w:t xml:space="preserve">Banque de la République du Burundi (BRB)</w:t>
+      </w:r>
+    </w:p>
+    <w:p>
+      <w:pPr>
+        <w:spacing w:after="60"/>
+      </w:pPr>
+      <w:r>
+        <w:rPr>
+          <w:b/>
+          <w:bCs/>
+          <w:color w:val="1F2937"/>
+          <w:sz w:val="22"/>
+          <w:szCs w:val="22"/>
+        </w:rPr>
+        <w:t xml:space="preserve">Type: </w:t>
+      </w:r>
+      <w:r>
+        <w:rPr>
+          <w:color w:val="1F2937"/>
+          <w:sz w:val="22"/>
+          <w:szCs w:val="22"/>
+        </w:rPr>
+        <w:t xml:space="preserve">Regulator</w:t>
+      </w:r>
+    </w:p>
+    <w:p>
+      <w:pPr>
+        <w:spacing w:after="60"/>
+      </w:pPr>
+      <w:r>
+        <w:rPr>
+          <w:b/>
+          <w:bCs/>
+          <w:color w:val="1F2937"/>
+          <w:sz w:val="22"/>
+          <w:szCs w:val="22"/>
+        </w:rPr>
+        <w:t xml:space="preserve">Proposed role: </w:t>
+      </w:r>
+      <w:r>
+        <w:rPr>
+          <w:color w:val="1F2937"/>
+          <w:sz w:val="22"/>
+          <w:szCs w:val="22"/>
+        </w:rPr>
+        <w:t xml:space="preserve">Regulatory framework, fintech sandbox</w:t>
+      </w:r>
+    </w:p>
+    <w:p>
+      <w:pPr>
+        <w:spacing w:after="60"/>
+      </w:pPr>
+      <w:r>
+        <w:rPr>
+          <w:b/>
+          <w:bCs/>
+          <w:color w:val="1F2937"/>
+          <w:sz w:val="22"/>
+          <w:szCs w:val="22"/>
+        </w:rPr>
+        <w:t xml:space="preserve">Website: </w:t>
+      </w:r>
+      <w:r>
+        <w:rPr>
+          <w:color w:val="1F2937"/>
+          <w:sz w:val="22"/>
+          <w:szCs w:val="22"/>
+        </w:rPr>
+        <w:t xml:space="preserve">https://www.brb.bi</w:t>
+      </w:r>
+    </w:p>
+    <w:p>
+      <w:pPr>
+        <w:spacing w:after="60"/>
+      </w:pPr>
+      <w:r>
+        <w:rPr>
+          <w:b/>
+          <w:bCs/>
+          <w:color w:val="1F2937"/>
+          <w:sz w:val="22"/>
+          <w:szCs w:val="22"/>
+        </w:rPr>
+        <w:t xml:space="preserve">Public contact: </w:t>
+      </w:r>
+      <w:r>
+        <w:rPr>
+          <w:color w:val="1F2937"/>
+          <w:sz w:val="22"/>
+          <w:szCs w:val="22"/>
+        </w:rPr>
+        <w:t xml:space="preserve">https://www.brb.bi (page Contact)</w:t>
+      </w:r>
+    </w:p>
+    <w:p>
+      <w:pPr>
+        <w:pStyle w:val="Heading3"/>
+        <w:spacing w:after="120" w:before="240"/>
+      </w:pPr>
+      <w:r>
+        <w:rPr>
+          <w:b/>
+          <w:bCs/>
+          <w:color w:val="1F2937"/>
+          <w:sz w:val="24"/>
+          <w:szCs w:val="24"/>
+        </w:rPr>
+        <w:t xml:space="preserve">Blink (Galoy)</w:t>
+      </w:r>
+    </w:p>
+    <w:p>
+      <w:pPr>
+        <w:spacing w:after="60"/>
+      </w:pPr>
+      <w:r>
+        <w:rPr>
+          <w:b/>
+          <w:bCs/>
+          <w:color w:val="1F2937"/>
+          <w:sz w:val="22"/>
+          <w:szCs w:val="22"/>
+        </w:rPr>
+        <w:t xml:space="preserve">Type: </w:t>
+      </w:r>
+      <w:r>
+        <w:rPr>
+          <w:color w:val="1F2937"/>
+          <w:sz w:val="22"/>
+          <w:szCs w:val="22"/>
+        </w:rPr>
+        <w:t xml:space="preserve">Technology partner</w:t>
+      </w:r>
+    </w:p>
+    <w:p>
+      <w:pPr>
+        <w:spacing w:after="60"/>
+      </w:pPr>
+      <w:r>
+        <w:rPr>
+          <w:b/>
+          <w:bCs/>
+          <w:color w:val="1F2937"/>
+          <w:sz w:val="22"/>
+          <w:szCs w:val="22"/>
+        </w:rPr>
+        <w:t xml:space="preserve">Proposed role: </w:t>
+      </w:r>
+      <w:r>
+        <w:rPr>
+          <w:color w:val="1F2937"/>
+          <w:sz w:val="22"/>
+          <w:szCs w:val="22"/>
+        </w:rPr>
+        <w:t xml:space="preserve">Lightning infrastructure / wallet API</w:t>
+      </w:r>
+    </w:p>
+    <w:p>
+      <w:pPr>
+        <w:spacing w:after="60"/>
+      </w:pPr>
+      <w:r>
+        <w:rPr>
+          <w:b/>
+          <w:bCs/>
+          <w:color w:val="1F2937"/>
+          <w:sz w:val="22"/>
+          <w:szCs w:val="22"/>
+        </w:rPr>
+        <w:t xml:space="preserve">Website: </w:t>
+      </w:r>
+      <w:r>
+        <w:rPr>
+          <w:color w:val="1F2937"/>
+          <w:sz w:val="22"/>
+          <w:szCs w:val="22"/>
+        </w:rPr>
+        <w:t xml:space="preserve">https://www.blink.sv</w:t>
+      </w:r>
+    </w:p>
+    <w:p>
+      <w:pPr>
+        <w:spacing w:after="60"/>
+      </w:pPr>
+      <w:r>
+        <w:rPr>
+          <w:b/>
+          <w:bCs/>
+          <w:color w:val="1F2937"/>
+          <w:sz w:val="22"/>
+          <w:szCs w:val="22"/>
+        </w:rPr>
+        <w:t xml:space="preserve">Public contact: </w:t>
+      </w:r>
+      <w:r>
+        <w:rPr>
+          <w:color w:val="1F2937"/>
+          <w:sz w:val="22"/>
+          <w:szCs w:val="22"/>
+        </w:rPr>
+        <w:t xml:space="preserve">support@blink.sv</w:t>
+      </w:r>
+    </w:p>
+    <w:p>
+      <w:pPr>
+        <w:pStyle w:val="Heading3"/>
+        <w:spacing w:after="120" w:before="240"/>
+      </w:pPr>
+      <w:r>
+        <w:rPr>
+          <w:b/>
+          <w:bCs/>
+          <w:color w:val="1F2937"/>
+          <w:sz w:val="24"/>
+          <w:szCs w:val="24"/>
+        </w:rPr>
+        <w:t xml:space="preserve">Btrust</w:t>
+      </w:r>
+    </w:p>
+    <w:p>
+      <w:pPr>
+        <w:spacing w:after="60"/>
+      </w:pPr>
+      <w:r>
+        <w:rPr>
+          <w:b/>
+          <w:bCs/>
+          <w:color w:val="1F2937"/>
+          <w:sz w:val="22"/>
+          <w:szCs w:val="22"/>
+        </w:rPr>
+        <w:t xml:space="preserve">Type: </w:t>
+      </w:r>
+      <w:r>
+        <w:rPr>
+          <w:color w:val="1F2937"/>
+          <w:sz w:val="22"/>
+          <w:szCs w:val="22"/>
+        </w:rPr>
+        <w:t xml:space="preserve">Grant fund</w:t>
+      </w:r>
+    </w:p>
+    <w:p>
+      <w:pPr>
+        <w:spacing w:after="60"/>
+      </w:pPr>
+      <w:r>
+        <w:rPr>
+          <w:b/>
+          <w:bCs/>
+          <w:color w:val="1F2937"/>
+          <w:sz w:val="22"/>
+          <w:szCs w:val="22"/>
+        </w:rPr>
+        <w:t xml:space="preserve">Proposed role: </w:t>
+      </w:r>
+      <w:r>
+        <w:rPr>
+          <w:color w:val="1F2937"/>
+          <w:sz w:val="22"/>
+          <w:szCs w:val="22"/>
+        </w:rPr>
+        <w:t xml:space="preserve">Grants for African Bitcoin developers</w:t>
+      </w:r>
+    </w:p>
+    <w:p>
+      <w:pPr>
+        <w:spacing w:after="60"/>
+      </w:pPr>
+      <w:r>
+        <w:rPr>
+          <w:b/>
+          <w:bCs/>
+          <w:color w:val="1F2937"/>
+          <w:sz w:val="22"/>
+          <w:szCs w:val="22"/>
+        </w:rPr>
+        <w:t xml:space="preserve">Website: </w:t>
+      </w:r>
+      <w:r>
+        <w:rPr>
+          <w:color w:val="1F2937"/>
+          <w:sz w:val="22"/>
+          <w:szCs w:val="22"/>
+        </w:rPr>
+        <w:t xml:space="preserve">https://www.btrust.tech/grants</w:t>
+      </w:r>
+    </w:p>
+    <w:p>
+      <w:pPr>
+        <w:spacing w:after="60"/>
+      </w:pPr>
+      <w:r>
+        <w:rPr>
+          <w:b/>
+          <w:bCs/>
+          <w:color w:val="1F2937"/>
+          <w:sz w:val="22"/>
+          <w:szCs w:val="22"/>
+        </w:rPr>
+        <w:t xml:space="preserve">Public contact: </w:t>
+      </w:r>
+      <w:r>
+        <w:rPr>
+          <w:color w:val="1F2937"/>
+          <w:sz w:val="22"/>
+          <w:szCs w:val="22"/>
+        </w:rPr>
+        <w:t xml:space="preserve">https://www.btrust.tech/grants/developer</w:t>
+      </w:r>
+    </w:p>
+    <w:p>
+      <w:pPr>
+        <w:pStyle w:val="Heading2"/>
+        <w:spacing w:after="160" w:before="360"/>
+      </w:pPr>
+      <w:r>
+        <w:rPr>
+          <w:rFonts w:ascii="Georgia" w:cs="Georgia" w:eastAsia="Georgia" w:hAnsi="Georgia"/>
+          <w:b/>
+          <w:bCs/>
+          <w:color w:val="0E7C7B"/>
+          <w:sz w:val="30"/>
+          <w:szCs w:val="30"/>
+        </w:rPr>
+        <w:t xml:space="preserve">LEARN BTC</w:t>
+      </w:r>
+    </w:p>
+    <w:p>
+      <w:pPr>
+        <w:spacing w:after="120" w:line="300"/>
+      </w:pPr>
+      <w:r>
+        <w:rPr>
+          <w:color w:val="1F2937"/>
+          <w:sz w:val="22"/>
+          <w:szCs w:val="22"/>
+        </w:rPr>
+        <w:t xml:space="preserve">Bitcoin education, certification and community.</w:t>
+      </w:r>
+    </w:p>
+    <w:p>
+      <w:pPr>
+        <w:pStyle w:val="Heading3"/>
+        <w:spacing w:after="120" w:before="240"/>
+      </w:pPr>
+      <w:r>
+        <w:rPr>
+          <w:b/>
+          <w:bCs/>
+          <w:color w:val="1F2937"/>
+          <w:sz w:val="24"/>
+          <w:szCs w:val="24"/>
+        </w:rPr>
+        <w:t xml:space="preserve">Btrust Pathways</w:t>
+      </w:r>
+    </w:p>
+    <w:p>
+      <w:pPr>
+        <w:spacing w:after="60"/>
+      </w:pPr>
+      <w:r>
+        <w:rPr>
+          <w:b/>
+          <w:bCs/>
+          <w:color w:val="1F2937"/>
+          <w:sz w:val="22"/>
+          <w:szCs w:val="22"/>
+        </w:rPr>
+        <w:t xml:space="preserve">Type: </w:t>
+      </w:r>
+      <w:r>
+        <w:rPr>
+          <w:color w:val="1F2937"/>
+          <w:sz w:val="22"/>
+          <w:szCs w:val="22"/>
+        </w:rPr>
+        <w:t xml:space="preserve">Education / incubation</w:t>
+      </w:r>
+    </w:p>
+    <w:p>
+      <w:pPr>
+        <w:spacing w:after="60"/>
+      </w:pPr>
+      <w:r>
+        <w:rPr>
+          <w:b/>
+          <w:bCs/>
+          <w:color w:val="1F2937"/>
+          <w:sz w:val="22"/>
+          <w:szCs w:val="22"/>
+        </w:rPr>
+        <w:t xml:space="preserve">Proposed role: </w:t>
+      </w:r>
+      <w:r>
+        <w:rPr>
+          <w:color w:val="1F2937"/>
+          <w:sz w:val="22"/>
+          <w:szCs w:val="22"/>
+        </w:rPr>
+        <w:t xml:space="preserve">Developer training pathways</w:t>
+      </w:r>
+    </w:p>
+    <w:p>
+      <w:pPr>
+        <w:spacing w:after="60"/>
+      </w:pPr>
+      <w:r>
+        <w:rPr>
+          <w:b/>
+          <w:bCs/>
+          <w:color w:val="1F2937"/>
+          <w:sz w:val="22"/>
+          <w:szCs w:val="22"/>
+        </w:rPr>
+        <w:t xml:space="preserve">Website: </w:t>
+      </w:r>
+      <w:r>
+        <w:rPr>
+          <w:color w:val="1F2937"/>
+          <w:sz w:val="22"/>
+          <w:szCs w:val="22"/>
+        </w:rPr>
+        <w:t xml:space="preserve">https://pathways.btrust.tech</w:t>
+      </w:r>
+    </w:p>
+    <w:p>
+      <w:pPr>
+        <w:spacing w:after="60"/>
+      </w:pPr>
+      <w:r>
+        <w:rPr>
+          <w:b/>
+          <w:bCs/>
+          <w:color w:val="1F2937"/>
+          <w:sz w:val="22"/>
+          <w:szCs w:val="22"/>
+        </w:rPr>
+        <w:t xml:space="preserve">Public contact: </w:t>
+      </w:r>
+      <w:r>
+        <w:rPr>
+          <w:color w:val="1F2937"/>
+          <w:sz w:val="22"/>
+          <w:szCs w:val="22"/>
+        </w:rPr>
+        <w:t xml:space="preserve">https://pathways.btrust.tech/home</w:t>
+      </w:r>
+    </w:p>
+    <w:p>
+      <w:pPr>
+        <w:pStyle w:val="Heading3"/>
+        <w:spacing w:after="120" w:before="240"/>
+      </w:pPr>
+      <w:r>
+        <w:rPr>
+          <w:b/>
+          <w:bCs/>
+          <w:color w:val="1F2937"/>
+          <w:sz w:val="24"/>
+          <w:szCs w:val="24"/>
+        </w:rPr>
+        <w:t xml:space="preserve">Africa Bitcoin Conference</w:t>
+      </w:r>
+    </w:p>
+    <w:p>
+      <w:pPr>
+        <w:spacing w:after="60"/>
+      </w:pPr>
+      <w:r>
+        <w:rPr>
+          <w:b/>
+          <w:bCs/>
+          <w:color w:val="1F2937"/>
+          <w:sz w:val="22"/>
+          <w:szCs w:val="22"/>
+        </w:rPr>
+        <w:t xml:space="preserve">Type: </w:t>
+      </w:r>
+      <w:r>
+        <w:rPr>
+          <w:color w:val="1F2937"/>
+          <w:sz w:val="22"/>
+          <w:szCs w:val="22"/>
+        </w:rPr>
+        <w:t xml:space="preserve">Media / network</w:t>
+      </w:r>
+    </w:p>
+    <w:p>
+      <w:pPr>
+        <w:spacing w:after="60"/>
+      </w:pPr>
+      <w:r>
+        <w:rPr>
+          <w:b/>
+          <w:bCs/>
+          <w:color w:val="1F2937"/>
+          <w:sz w:val="22"/>
+          <w:szCs w:val="22"/>
+        </w:rPr>
+        <w:t xml:space="preserve">Proposed role: </w:t>
+      </w:r>
+      <w:r>
+        <w:rPr>
+          <w:color w:val="1F2937"/>
+          <w:sz w:val="22"/>
+          <w:szCs w:val="22"/>
+        </w:rPr>
+        <w:t xml:space="preserve">Visibility, pan-African network</w:t>
+      </w:r>
+    </w:p>
+    <w:p>
+      <w:pPr>
+        <w:spacing w:after="60"/>
+      </w:pPr>
+      <w:r>
+        <w:rPr>
+          <w:b/>
+          <w:bCs/>
+          <w:color w:val="1F2937"/>
+          <w:sz w:val="22"/>
+          <w:szCs w:val="22"/>
+        </w:rPr>
+        <w:t xml:space="preserve">Website: </w:t>
+      </w:r>
+      <w:r>
+        <w:rPr>
+          <w:color w:val="1F2937"/>
+          <w:sz w:val="22"/>
+          <w:szCs w:val="22"/>
+        </w:rPr>
+        <w:t xml:space="preserve">https://afrobitcoin.org</w:t>
+      </w:r>
+    </w:p>
+    <w:p>
+      <w:pPr>
+        <w:spacing w:after="60"/>
+      </w:pPr>
+      <w:r>
+        <w:rPr>
+          <w:b/>
+          <w:bCs/>
+          <w:color w:val="1F2937"/>
+          <w:sz w:val="22"/>
+          <w:szCs w:val="22"/>
+        </w:rPr>
+        <w:t xml:space="preserve">Public contact: </w:t>
+      </w:r>
+      <w:r>
+        <w:rPr>
+          <w:color w:val="1F2937"/>
+          <w:sz w:val="22"/>
+          <w:szCs w:val="22"/>
+        </w:rPr>
+        <w:t xml:space="preserve">https://afrobitcoin.org</w:t>
+      </w:r>
+    </w:p>
+    <w:p>
+      <w:pPr>
+        <w:pStyle w:val="Heading3"/>
+        <w:spacing w:after="120" w:before="240"/>
+      </w:pPr>
+      <w:r>
+        <w:rPr>
+          <w:b/>
+          <w:bCs/>
+          <w:color w:val="1F2937"/>
+          <w:sz w:val="24"/>
+          <w:szCs w:val="24"/>
+        </w:rPr>
+        <w:t xml:space="preserve">Bitcoin Dada</w:t>
+      </w:r>
+    </w:p>
+    <w:p>
+      <w:pPr>
+        <w:spacing w:after="60"/>
+      </w:pPr>
+      <w:r>
+        <w:rPr>
+          <w:b/>
+          <w:bCs/>
+          <w:color w:val="1F2937"/>
+          <w:sz w:val="22"/>
+          <w:szCs w:val="22"/>
+        </w:rPr>
+        <w:t xml:space="preserve">Type: </w:t>
+      </w:r>
+      <w:r>
+        <w:rPr>
+          <w:color w:val="1F2937"/>
+          <w:sz w:val="22"/>
+          <w:szCs w:val="22"/>
+        </w:rPr>
+        <w:t xml:space="preserve">Education / incubation</w:t>
+      </w:r>
+    </w:p>
+    <w:p>
+      <w:pPr>
+        <w:spacing w:after="60"/>
+      </w:pPr>
+      <w:r>
+        <w:rPr>
+          <w:b/>
+          <w:bCs/>
+          <w:color w:val="1F2937"/>
+          <w:sz w:val="22"/>
+          <w:szCs w:val="22"/>
+        </w:rPr>
+        <w:t xml:space="preserve">Proposed role: </w:t>
+      </w:r>
+      <w:r>
+        <w:rPr>
+          <w:color w:val="1F2937"/>
+          <w:sz w:val="22"/>
+          <w:szCs w:val="22"/>
+        </w:rPr>
+        <w:t xml:space="preserve">Women-in-Bitcoin programmes</w:t>
+      </w:r>
+    </w:p>
+    <w:p>
+      <w:pPr>
+        <w:spacing w:after="60"/>
+      </w:pPr>
+      <w:r>
+        <w:rPr>
+          <w:b/>
+          <w:bCs/>
+          <w:color w:val="1F2937"/>
+          <w:sz w:val="22"/>
+          <w:szCs w:val="22"/>
+        </w:rPr>
+        <w:t xml:space="preserve">Website: </w:t>
+      </w:r>
+      <w:r>
+        <w:rPr>
+          <w:color w:val="1F2937"/>
+          <w:sz w:val="22"/>
+          <w:szCs w:val="22"/>
+        </w:rPr>
+        <w:t xml:space="preserve">https://bitcoindada.com</w:t>
+      </w:r>
+    </w:p>
+    <w:p>
+      <w:pPr>
+        <w:spacing w:after="60"/>
+      </w:pPr>
+      <w:r>
+        <w:rPr>
+          <w:b/>
+          <w:bCs/>
+          <w:color w:val="1F2937"/>
+          <w:sz w:val="22"/>
+          <w:szCs w:val="22"/>
+        </w:rPr>
+        <w:t xml:space="preserve">Public contact: </w:t>
+      </w:r>
+      <w:r>
+        <w:rPr>
+          <w:color w:val="1F2937"/>
+          <w:sz w:val="22"/>
+          <w:szCs w:val="22"/>
+        </w:rPr>
+        <w:t xml:space="preserve">https://bitcoindada.com</w:t>
+      </w:r>
+    </w:p>
+    <w:p>
+      <w:pPr>
+        <w:pStyle w:val="Heading3"/>
+        <w:spacing w:after="120" w:before="240"/>
+      </w:pPr>
+      <w:r>
+        <w:rPr>
+          <w:b/>
+          <w:bCs/>
+          <w:color w:val="1F2937"/>
+          <w:sz w:val="24"/>
+          <w:szCs w:val="24"/>
+        </w:rPr>
+        <w:t xml:space="preserve">Université du Burundi</w:t>
+      </w:r>
+    </w:p>
+    <w:p>
+      <w:pPr>
+        <w:spacing w:after="60"/>
+      </w:pPr>
+      <w:r>
+        <w:rPr>
+          <w:b/>
+          <w:bCs/>
+          <w:color w:val="1F2937"/>
+          <w:sz w:val="22"/>
+          <w:szCs w:val="22"/>
+        </w:rPr>
+        <w:t xml:space="preserve">Type: </w:t>
+      </w:r>
+      <w:r>
+        <w:rPr>
+          <w:color w:val="1F2937"/>
+          <w:sz w:val="22"/>
+          <w:szCs w:val="22"/>
+        </w:rPr>
+        <w:t xml:space="preserve">Education / incubation</w:t>
+      </w:r>
+    </w:p>
+    <w:p>
+      <w:pPr>
+        <w:spacing w:after="60"/>
+      </w:pPr>
+      <w:r>
+        <w:rPr>
+          <w:b/>
+          <w:bCs/>
+          <w:color w:val="1F2937"/>
+          <w:sz w:val="22"/>
+          <w:szCs w:val="22"/>
+        </w:rPr>
+        <w:t xml:space="preserve">Proposed role: </w:t>
+      </w:r>
+      <w:r>
+        <w:rPr>
+          <w:color w:val="1F2937"/>
+          <w:sz w:val="22"/>
+          <w:szCs w:val="22"/>
+        </w:rPr>
+        <w:t xml:space="preserve">Venues, students, campus clubs</w:t>
+      </w:r>
+    </w:p>
+    <w:p>
+      <w:pPr>
+        <w:spacing w:after="60"/>
+      </w:pPr>
+      <w:r>
+        <w:rPr>
+          <w:b/>
+          <w:bCs/>
+          <w:color w:val="1F2937"/>
+          <w:sz w:val="22"/>
+          <w:szCs w:val="22"/>
+        </w:rPr>
+        <w:t xml:space="preserve">Website: </w:t>
+      </w:r>
+      <w:r>
+        <w:rPr>
+          <w:color w:val="1F2937"/>
+          <w:sz w:val="22"/>
+          <w:szCs w:val="22"/>
+        </w:rPr>
+        <w:t xml:space="preserve">https://ub.edu.bi</w:t>
+      </w:r>
+    </w:p>
+    <w:p>
+      <w:pPr>
+        <w:spacing w:after="60"/>
+      </w:pPr>
+      <w:r>
+        <w:rPr>
+          <w:b/>
+          <w:bCs/>
+          <w:color w:val="1F2937"/>
+          <w:sz w:val="22"/>
+          <w:szCs w:val="22"/>
+        </w:rPr>
+        <w:t xml:space="preserve">Public contact: </w:t>
+      </w:r>
+      <w:r>
+        <w:rPr>
+          <w:color w:val="1F2937"/>
+          <w:sz w:val="22"/>
+          <w:szCs w:val="22"/>
+        </w:rPr>
+        <w:t xml:space="preserve">https://ub.edu.bi</w:t>
+      </w:r>
+    </w:p>
+    <w:p>
+      <w:pPr>
+        <w:pStyle w:val="Heading2"/>
+        <w:spacing w:after="160" w:before="360"/>
+      </w:pPr>
+      <w:r>
+        <w:rPr>
+          <w:rFonts w:ascii="Georgia" w:cs="Georgia" w:eastAsia="Georgia" w:hAnsi="Georgia"/>
+          <w:b/>
+          <w:bCs/>
+          <w:color w:val="0E7C7B"/>
+          <w:sz w:val="30"/>
+          <w:szCs w:val="30"/>
+        </w:rPr>
+        <w:t xml:space="preserve">AFJ</w:t>
+      </w:r>
+    </w:p>
+    <w:p>
+      <w:pPr>
+        <w:spacing w:after="120" w:line="300"/>
+      </w:pPr>
+      <w:r>
+        <w:rPr>
+          <w:color w:val="1F2937"/>
+          <w:sz w:val="22"/>
+          <w:szCs w:val="22"/>
+        </w:rPr>
+        <w:t xml:space="preserve">Fintech media: content, sponsors, events.</w:t>
+      </w:r>
+    </w:p>
+    <w:p>
+      <w:pPr>
+        <w:pStyle w:val="Heading3"/>
+        <w:spacing w:after="120" w:before="240"/>
+      </w:pPr>
+      <w:r>
+        <w:rPr>
+          <w:b/>
+          <w:bCs/>
+          <w:color w:val="1F2937"/>
+          <w:sz w:val="24"/>
+          <w:szCs w:val="24"/>
+        </w:rPr>
+        <w:t xml:space="preserve">Techpoint Africa</w:t>
+      </w:r>
+    </w:p>
+    <w:p>
+      <w:pPr>
+        <w:spacing w:after="60"/>
+      </w:pPr>
+      <w:r>
+        <w:rPr>
+          <w:b/>
+          <w:bCs/>
+          <w:color w:val="1F2937"/>
+          <w:sz w:val="22"/>
+          <w:szCs w:val="22"/>
+        </w:rPr>
+        <w:t xml:space="preserve">Type: </w:t>
+      </w:r>
+      <w:r>
+        <w:rPr>
+          <w:color w:val="1F2937"/>
+          <w:sz w:val="22"/>
+          <w:szCs w:val="22"/>
+        </w:rPr>
+        <w:t xml:space="preserve">Media / network</w:t>
+      </w:r>
+    </w:p>
+    <w:p>
+      <w:pPr>
+        <w:spacing w:after="60"/>
+      </w:pPr>
+      <w:r>
+        <w:rPr>
+          <w:b/>
+          <w:bCs/>
+          <w:color w:val="1F2937"/>
+          <w:sz w:val="22"/>
+          <w:szCs w:val="22"/>
+        </w:rPr>
+        <w:t xml:space="preserve">Proposed role: </w:t>
+      </w:r>
+      <w:r>
+        <w:rPr>
+          <w:color w:val="1F2937"/>
+          <w:sz w:val="22"/>
+          <w:szCs w:val="22"/>
+        </w:rPr>
+        <w:t xml:space="preserve">Co-publishing, content exchange</w:t>
+      </w:r>
+    </w:p>
+    <w:p>
+      <w:pPr>
+        <w:spacing w:after="60"/>
+      </w:pPr>
+      <w:r>
+        <w:rPr>
+          <w:b/>
+          <w:bCs/>
+          <w:color w:val="1F2937"/>
+          <w:sz w:val="22"/>
+          <w:szCs w:val="22"/>
+        </w:rPr>
+        <w:t xml:space="preserve">Website: </w:t>
+      </w:r>
+      <w:r>
+        <w:rPr>
+          <w:color w:val="1F2937"/>
+          <w:sz w:val="22"/>
+          <w:szCs w:val="22"/>
+        </w:rPr>
+        <w:t xml:space="preserve">https://techpoint.africa</w:t>
+      </w:r>
+    </w:p>
+    <w:p>
+      <w:pPr>
+        <w:spacing w:after="60"/>
+      </w:pPr>
+      <w:r>
+        <w:rPr>
+          <w:b/>
+          <w:bCs/>
+          <w:color w:val="1F2937"/>
+          <w:sz w:val="22"/>
+          <w:szCs w:val="22"/>
+        </w:rPr>
+        <w:t xml:space="preserve">Public contact: </w:t>
+      </w:r>
+      <w:r>
+        <w:rPr>
+          <w:color w:val="1F2937"/>
+          <w:sz w:val="22"/>
+          <w:szCs w:val="22"/>
+        </w:rPr>
+        <w:t xml:space="preserve">https://techpoint.africa/contact</w:t>
+      </w:r>
+    </w:p>
+    <w:p>
+      <w:pPr>
+        <w:pStyle w:val="Heading3"/>
+        <w:spacing w:after="120" w:before="240"/>
+      </w:pPr>
+      <w:r>
+        <w:rPr>
+          <w:b/>
+          <w:bCs/>
+          <w:color w:val="1F2937"/>
+          <w:sz w:val="24"/>
+          <w:szCs w:val="24"/>
+        </w:rPr>
+        <w:t xml:space="preserve">Disrupt Africa</w:t>
+      </w:r>
+    </w:p>
+    <w:p>
+      <w:pPr>
+        <w:spacing w:after="60"/>
+      </w:pPr>
+      <w:r>
+        <w:rPr>
+          <w:b/>
+          <w:bCs/>
+          <w:color w:val="1F2937"/>
+          <w:sz w:val="22"/>
+          <w:szCs w:val="22"/>
+        </w:rPr>
+        <w:t xml:space="preserve">Type: </w:t>
+      </w:r>
+      <w:r>
+        <w:rPr>
+          <w:color w:val="1F2937"/>
+          <w:sz w:val="22"/>
+          <w:szCs w:val="22"/>
+        </w:rPr>
+        <w:t xml:space="preserve">Media / network</w:t>
+      </w:r>
+    </w:p>
+    <w:p>
+      <w:pPr>
+        <w:spacing w:after="60"/>
+      </w:pPr>
+      <w:r>
+        <w:rPr>
+          <w:b/>
+          <w:bCs/>
+          <w:color w:val="1F2937"/>
+          <w:sz w:val="22"/>
+          <w:szCs w:val="22"/>
+        </w:rPr>
+        <w:t xml:space="preserve">Proposed role: </w:t>
+      </w:r>
+      <w:r>
+        <w:rPr>
+          <w:color w:val="1F2937"/>
+          <w:sz w:val="22"/>
+          <w:szCs w:val="22"/>
+        </w:rPr>
+        <w:t xml:space="preserve">African startup data</w:t>
+      </w:r>
+    </w:p>
+    <w:p>
+      <w:pPr>
+        <w:spacing w:after="60"/>
+      </w:pPr>
+      <w:r>
+        <w:rPr>
+          <w:b/>
+          <w:bCs/>
+          <w:color w:val="1F2937"/>
+          <w:sz w:val="22"/>
+          <w:szCs w:val="22"/>
+        </w:rPr>
+        <w:t xml:space="preserve">Website: </w:t>
+      </w:r>
+      <w:r>
+        <w:rPr>
+          <w:color w:val="1F2937"/>
+          <w:sz w:val="22"/>
+          <w:szCs w:val="22"/>
+        </w:rPr>
+        <w:t xml:space="preserve">https://disrupt-africa.com</w:t>
+      </w:r>
+    </w:p>
+    <w:p>
+      <w:pPr>
+        <w:spacing w:after="60"/>
+      </w:pPr>
+      <w:r>
+        <w:rPr>
+          <w:b/>
+          <w:bCs/>
+          <w:color w:val="1F2937"/>
+          <w:sz w:val="22"/>
+          <w:szCs w:val="22"/>
+        </w:rPr>
+        <w:t xml:space="preserve">Public contact: </w:t>
+      </w:r>
+      <w:r>
+        <w:rPr>
+          <w:color w:val="1F2937"/>
+          <w:sz w:val="22"/>
+          <w:szCs w:val="22"/>
+        </w:rPr>
+        <w:t xml:space="preserve">https://disrupt-africa.com/contact</w:t>
+      </w:r>
+    </w:p>
+    <w:p>
+      <w:pPr>
+        <w:pStyle w:val="Heading3"/>
+        <w:spacing w:after="120" w:before="240"/>
+      </w:pPr>
+      <w:r>
+        <w:rPr>
+          <w:b/>
+          <w:bCs/>
+          <w:color w:val="1F2937"/>
+          <w:sz w:val="24"/>
+          <w:szCs w:val="24"/>
+        </w:rPr>
+        <w:t xml:space="preserve">Burundi Business Incubator (BBIN)</w:t>
+      </w:r>
+    </w:p>
+    <w:p>
+      <w:pPr>
+        <w:spacing w:after="60"/>
+      </w:pPr>
+      <w:r>
+        <w:rPr>
+          <w:b/>
+          <w:bCs/>
+          <w:color w:val="1F2937"/>
+          <w:sz w:val="22"/>
+          <w:szCs w:val="22"/>
+        </w:rPr>
+        <w:t xml:space="preserve">Type: </w:t>
+      </w:r>
+      <w:r>
+        <w:rPr>
+          <w:color w:val="1F2937"/>
+          <w:sz w:val="22"/>
+          <w:szCs w:val="22"/>
+        </w:rPr>
+        <w:t xml:space="preserve">Education / incubation</w:t>
+      </w:r>
+    </w:p>
+    <w:p>
+      <w:pPr>
+        <w:spacing w:after="60"/>
+      </w:pPr>
+      <w:r>
+        <w:rPr>
+          <w:b/>
+          <w:bCs/>
+          <w:color w:val="1F2937"/>
+          <w:sz w:val="22"/>
+          <w:szCs w:val="22"/>
+        </w:rPr>
+        <w:t xml:space="preserve">Proposed role: </w:t>
+      </w:r>
+      <w:r>
+        <w:rPr>
+          <w:color w:val="1F2937"/>
+          <w:sz w:val="22"/>
+          <w:szCs w:val="22"/>
+        </w:rPr>
+        <w:t xml:space="preserve">Sources, events, local startups</w:t>
+      </w:r>
+    </w:p>
+    <w:p>
+      <w:pPr>
+        <w:spacing w:after="60"/>
+      </w:pPr>
+      <w:r>
+        <w:rPr>
+          <w:b/>
+          <w:bCs/>
+          <w:color w:val="1F2937"/>
+          <w:sz w:val="22"/>
+          <w:szCs w:val="22"/>
+        </w:rPr>
+        <w:t xml:space="preserve">Website: </w:t>
+      </w:r>
+      <w:r>
+        <w:rPr>
+          <w:color w:val="1F2937"/>
+          <w:sz w:val="22"/>
+          <w:szCs w:val="22"/>
+        </w:rPr>
+        <w:t xml:space="preserve">https://www.bbin.bi</w:t>
+      </w:r>
+    </w:p>
+    <w:p>
+      <w:pPr>
+        <w:spacing w:after="60"/>
+      </w:pPr>
+      <w:r>
+        <w:rPr>
+          <w:b/>
+          <w:bCs/>
+          <w:color w:val="1F2937"/>
+          <w:sz w:val="22"/>
+          <w:szCs w:val="22"/>
+        </w:rPr>
+        <w:t xml:space="preserve">Public contact: </w:t>
+      </w:r>
+      <w:r>
+        <w:rPr>
+          <w:color w:val="1F2937"/>
+          <w:sz w:val="22"/>
+          <w:szCs w:val="22"/>
+        </w:rPr>
+        <w:t xml:space="preserve">https://www.bbin.bi/contact/</w:t>
+      </w:r>
+    </w:p>
+    <w:p>
+      <w:pPr>
+        <w:pStyle w:val="Heading2"/>
+        <w:spacing w:after="160" w:before="360"/>
+      </w:pPr>
+      <w:r>
+        <w:rPr>
+          <w:rFonts w:ascii="Georgia" w:cs="Georgia" w:eastAsia="Georgia" w:hAnsi="Georgia"/>
+          <w:b/>
+          <w:bCs/>
+          <w:color w:val="0E7C7B"/>
+          <w:sz w:val="30"/>
+          <w:szCs w:val="30"/>
+        </w:rPr>
+        <w:t xml:space="preserve">Yepo</w:t>
+      </w:r>
+    </w:p>
+    <w:p>
+      <w:pPr>
+        <w:spacing w:after="120" w:line="300"/>
+      </w:pPr>
+      <w:r>
+        <w:rPr>
+          <w:color w:val="1F2937"/>
+          <w:sz w:val="22"/>
+          <w:szCs w:val="22"/>
+        </w:rPr>
+        <w:t xml:space="preserve">Local AI access: model providers, cloud, billing.</w:t>
+      </w:r>
+    </w:p>
+    <w:p>
+      <w:pPr>
+        <w:pStyle w:val="Heading3"/>
+        <w:spacing w:after="120" w:before="240"/>
+      </w:pPr>
+      <w:r>
+        <w:rPr>
+          <w:b/>
+          <w:bCs/>
+          <w:color w:val="1F2937"/>
+          <w:sz w:val="24"/>
+          <w:szCs w:val="24"/>
+        </w:rPr>
+        <w:t xml:space="preserve">Google for Startups Africa</w:t>
+      </w:r>
+    </w:p>
+    <w:p>
+      <w:pPr>
+        <w:spacing w:after="60"/>
+      </w:pPr>
+      <w:r>
+        <w:rPr>
+          <w:b/>
+          <w:bCs/>
+          <w:color w:val="1F2937"/>
+          <w:sz w:val="22"/>
+          <w:szCs w:val="22"/>
+        </w:rPr>
+        <w:t xml:space="preserve">Type: </w:t>
+      </w:r>
+      <w:r>
+        <w:rPr>
+          <w:color w:val="1F2937"/>
+          <w:sz w:val="22"/>
+          <w:szCs w:val="22"/>
+        </w:rPr>
+        <w:t xml:space="preserve">Technology partner</w:t>
+      </w:r>
+    </w:p>
+    <w:p>
+      <w:pPr>
+        <w:spacing w:after="60"/>
+      </w:pPr>
+      <w:r>
+        <w:rPr>
+          <w:b/>
+          <w:bCs/>
+          <w:color w:val="1F2937"/>
+          <w:sz w:val="22"/>
+          <w:szCs w:val="22"/>
+        </w:rPr>
+        <w:t xml:space="preserve">Proposed role: </w:t>
+      </w:r>
+      <w:r>
+        <w:rPr>
+          <w:color w:val="1F2937"/>
+          <w:sz w:val="22"/>
+          <w:szCs w:val="22"/>
+        </w:rPr>
+        <w:t xml:space="preserve">Cloud / AI credits, accelerator</w:t>
+      </w:r>
+    </w:p>
+    <w:p>
+      <w:pPr>
+        <w:spacing w:after="60"/>
+      </w:pPr>
+      <w:r>
+        <w:rPr>
+          <w:b/>
+          <w:bCs/>
+          <w:color w:val="1F2937"/>
+          <w:sz w:val="22"/>
+          <w:szCs w:val="22"/>
+        </w:rPr>
+        <w:t xml:space="preserve">Website: </w:t>
+      </w:r>
+      <w:r>
+        <w:rPr>
+          <w:color w:val="1F2937"/>
+          <w:sz w:val="22"/>
+          <w:szCs w:val="22"/>
+        </w:rPr>
+        <w:t xml:space="preserve">https://startup.google.com/programs/accelerator/africa/</w:t>
+      </w:r>
+    </w:p>
+    <w:p>
+      <w:pPr>
+        <w:spacing w:after="60"/>
+      </w:pPr>
+      <w:r>
+        <w:rPr>
+          <w:b/>
+          <w:bCs/>
+          <w:color w:val="1F2937"/>
+          <w:sz w:val="22"/>
+          <w:szCs w:val="22"/>
+        </w:rPr>
+        <w:t xml:space="preserve">Public contact: </w:t>
+      </w:r>
+      <w:r>
+        <w:rPr>
+          <w:color w:val="1F2937"/>
+          <w:sz w:val="22"/>
+          <w:szCs w:val="22"/>
+        </w:rPr>
+        <w:t xml:space="preserve">https://startup.google.com</w:t>
+      </w:r>
+    </w:p>
+    <w:p>
+      <w:pPr>
+        <w:pStyle w:val="Heading3"/>
+        <w:spacing w:after="120" w:before="240"/>
+      </w:pPr>
+      <w:r>
+        <w:rPr>
+          <w:b/>
+          <w:bCs/>
+          <w:color w:val="1F2937"/>
+          <w:sz w:val="24"/>
+          <w:szCs w:val="24"/>
+        </w:rPr>
+        <w:t xml:space="preserve">Microsoft for Startups Founders Hub</w:t>
+      </w:r>
+    </w:p>
+    <w:p>
+      <w:pPr>
+        <w:spacing w:after="60"/>
+      </w:pPr>
+      <w:r>
+        <w:rPr>
+          <w:b/>
+          <w:bCs/>
+          <w:color w:val="1F2937"/>
+          <w:sz w:val="22"/>
+          <w:szCs w:val="22"/>
+        </w:rPr>
+        <w:t xml:space="preserve">Type: </w:t>
+      </w:r>
+      <w:r>
+        <w:rPr>
+          <w:color w:val="1F2937"/>
+          <w:sz w:val="22"/>
+          <w:szCs w:val="22"/>
+        </w:rPr>
+        <w:t xml:space="preserve">Technology partner</w:t>
+      </w:r>
+    </w:p>
+    <w:p>
+      <w:pPr>
+        <w:spacing w:after="60"/>
+      </w:pPr>
+      <w:r>
+        <w:rPr>
+          <w:b/>
+          <w:bCs/>
+          <w:color w:val="1F2937"/>
+          <w:sz w:val="22"/>
+          <w:szCs w:val="22"/>
+        </w:rPr>
+        <w:t xml:space="preserve">Proposed role: </w:t>
+      </w:r>
+      <w:r>
+        <w:rPr>
+          <w:color w:val="1F2937"/>
+          <w:sz w:val="22"/>
+          <w:szCs w:val="22"/>
+        </w:rPr>
+        <w:t xml:space="preserve">Azure / OpenAI credits</w:t>
+      </w:r>
+    </w:p>
+    <w:p>
+      <w:pPr>
+        <w:spacing w:after="60"/>
+      </w:pPr>
+      <w:r>
+        <w:rPr>
+          <w:b/>
+          <w:bCs/>
+          <w:color w:val="1F2937"/>
+          <w:sz w:val="22"/>
+          <w:szCs w:val="22"/>
+        </w:rPr>
+        <w:t xml:space="preserve">Website: </w:t>
+      </w:r>
+      <w:r>
+        <w:rPr>
+          <w:color w:val="1F2937"/>
+          <w:sz w:val="22"/>
+          <w:szCs w:val="22"/>
+        </w:rPr>
+        <w:t xml:space="preserve">https://www.microsoft.com/startups</w:t>
+      </w:r>
+    </w:p>
+    <w:p>
+      <w:pPr>
+        <w:spacing w:after="60"/>
+      </w:pPr>
+      <w:r>
+        <w:rPr>
+          <w:b/>
+          <w:bCs/>
+          <w:color w:val="1F2937"/>
+          <w:sz w:val="22"/>
+          <w:szCs w:val="22"/>
+        </w:rPr>
+        <w:t xml:space="preserve">Public contact: </w:t>
+      </w:r>
+      <w:r>
+        <w:rPr>
+          <w:color w:val="1F2937"/>
+          <w:sz w:val="22"/>
+          <w:szCs w:val="22"/>
+        </w:rPr>
+        <w:t xml:space="preserve">https://www.microsoft.com/startups</w:t>
+      </w:r>
+    </w:p>
+    <w:p>
+      <w:pPr>
+        <w:pStyle w:val="Heading3"/>
+        <w:spacing w:after="120" w:before="240"/>
+      </w:pPr>
+      <w:r>
+        <w:rPr>
+          <w:b/>
+          <w:bCs/>
+          <w:color w:val="1F2937"/>
+          <w:sz w:val="24"/>
+          <w:szCs w:val="24"/>
+        </w:rPr>
+        <w:t xml:space="preserve">Masakhane</w:t>
+      </w:r>
+    </w:p>
+    <w:p>
+      <w:pPr>
+        <w:spacing w:after="60"/>
+      </w:pPr>
+      <w:r>
+        <w:rPr>
+          <w:b/>
+          <w:bCs/>
+          <w:color w:val="1F2937"/>
+          <w:sz w:val="22"/>
+          <w:szCs w:val="22"/>
+        </w:rPr>
+        <w:t xml:space="preserve">Type: </w:t>
+      </w:r>
+      <w:r>
+        <w:rPr>
+          <w:color w:val="1F2937"/>
+          <w:sz w:val="22"/>
+          <w:szCs w:val="22"/>
+        </w:rPr>
+        <w:t xml:space="preserve">Technology partner</w:t>
+      </w:r>
+    </w:p>
+    <w:p>
+      <w:pPr>
+        <w:spacing w:after="60"/>
+      </w:pPr>
+      <w:r>
+        <w:rPr>
+          <w:b/>
+          <w:bCs/>
+          <w:color w:val="1F2937"/>
+          <w:sz w:val="22"/>
+          <w:szCs w:val="22"/>
+        </w:rPr>
+        <w:t xml:space="preserve">Proposed role: </w:t>
+      </w:r>
+      <w:r>
+        <w:rPr>
+          <w:color w:val="1F2937"/>
+          <w:sz w:val="22"/>
+          <w:szCs w:val="22"/>
+        </w:rPr>
+        <w:t xml:space="preserve">African-language models (Kirundi)</w:t>
+      </w:r>
+    </w:p>
+    <w:p>
+      <w:pPr>
+        <w:spacing w:after="60"/>
+      </w:pPr>
+      <w:r>
+        <w:rPr>
+          <w:b/>
+          <w:bCs/>
+          <w:color w:val="1F2937"/>
+          <w:sz w:val="22"/>
+          <w:szCs w:val="22"/>
+        </w:rPr>
+        <w:t xml:space="preserve">Website: </w:t>
+      </w:r>
+      <w:r>
+        <w:rPr>
+          <w:color w:val="1F2937"/>
+          <w:sz w:val="22"/>
+          <w:szCs w:val="22"/>
+        </w:rPr>
+        <w:t xml:space="preserve">https://www.masakhane.io</w:t>
+      </w:r>
+    </w:p>
+    <w:p>
+      <w:pPr>
+        <w:spacing w:after="60"/>
+      </w:pPr>
+      <w:r>
+        <w:rPr>
+          <w:b/>
+          <w:bCs/>
+          <w:color w:val="1F2937"/>
+          <w:sz w:val="22"/>
+          <w:szCs w:val="22"/>
+        </w:rPr>
+        <w:t xml:space="preserve">Public contact: </w:t>
+      </w:r>
+      <w:r>
+        <w:rPr>
+          <w:color w:val="1F2937"/>
+          <w:sz w:val="22"/>
+          <w:szCs w:val="22"/>
+        </w:rPr>
+        <w:t xml:space="preserve">https://www.masakhane.io</w:t>
+      </w:r>
+    </w:p>
+    <w:p>
+      <w:pPr>
+        <w:pStyle w:val="Heading3"/>
+        <w:spacing w:after="120" w:before="240"/>
+      </w:pPr>
+      <w:r>
+        <w:rPr>
+          <w:b/>
+          <w:bCs/>
+          <w:color w:val="1F2937"/>
+          <w:sz w:val="24"/>
+          <w:szCs w:val="24"/>
+        </w:rPr>
+        <w:t xml:space="preserve">Lacuna Fund</w:t>
+      </w:r>
+    </w:p>
+    <w:p>
+      <w:pPr>
+        <w:spacing w:after="60"/>
+      </w:pPr>
+      <w:r>
+        <w:rPr>
+          <w:b/>
+          <w:bCs/>
+          <w:color w:val="1F2937"/>
+          <w:sz w:val="22"/>
+          <w:szCs w:val="22"/>
+        </w:rPr>
+        <w:t xml:space="preserve">Type: </w:t>
+      </w:r>
+      <w:r>
+        <w:rPr>
+          <w:color w:val="1F2937"/>
+          <w:sz w:val="22"/>
+          <w:szCs w:val="22"/>
+        </w:rPr>
+        <w:t xml:space="preserve">Grant fund</w:t>
+      </w:r>
+    </w:p>
+    <w:p>
+      <w:pPr>
+        <w:spacing w:after="60"/>
+      </w:pPr>
+      <w:r>
+        <w:rPr>
+          <w:b/>
+          <w:bCs/>
+          <w:color w:val="1F2937"/>
+          <w:sz w:val="22"/>
+          <w:szCs w:val="22"/>
+        </w:rPr>
+        <w:t xml:space="preserve">Proposed role: </w:t>
+      </w:r>
+      <w:r>
+        <w:rPr>
+          <w:color w:val="1F2937"/>
+          <w:sz w:val="22"/>
+          <w:szCs w:val="22"/>
+        </w:rPr>
+        <w:t xml:space="preserve">Funding for African-language datasets</w:t>
+      </w:r>
+    </w:p>
+    <w:p>
+      <w:pPr>
+        <w:spacing w:after="60"/>
+      </w:pPr>
+      <w:r>
+        <w:rPr>
+          <w:b/>
+          <w:bCs/>
+          <w:color w:val="1F2937"/>
+          <w:sz w:val="22"/>
+          <w:szCs w:val="22"/>
+        </w:rPr>
+        <w:t xml:space="preserve">Website: </w:t>
+      </w:r>
+      <w:r>
+        <w:rPr>
+          <w:color w:val="1F2937"/>
+          <w:sz w:val="22"/>
+          <w:szCs w:val="22"/>
+        </w:rPr>
+        <w:t xml:space="preserve">https://lacunafund.org</w:t>
+      </w:r>
+    </w:p>
+    <w:p>
+      <w:pPr>
+        <w:spacing w:after="60"/>
+      </w:pPr>
+      <w:r>
+        <w:rPr>
+          <w:b/>
+          <w:bCs/>
+          <w:color w:val="1F2937"/>
+          <w:sz w:val="22"/>
+          <w:szCs w:val="22"/>
+        </w:rPr>
+        <w:t xml:space="preserve">Public contact: </w:t>
+      </w:r>
+      <w:r>
+        <w:rPr>
+          <w:color w:val="1F2937"/>
+          <w:sz w:val="22"/>
+          <w:szCs w:val="22"/>
+        </w:rPr>
+        <w:t xml:space="preserve">https://lacunafund.org/contact</w:t>
+      </w:r>
+    </w:p>
+    <w:p>
+      <w:pPr>
+        <w:pStyle w:val="Heading2"/>
+        <w:spacing w:after="160" w:before="360"/>
+      </w:pPr>
+      <w:r>
+        <w:rPr>
+          <w:rFonts w:ascii="Georgia" w:cs="Georgia" w:eastAsia="Georgia" w:hAnsi="Georgia"/>
+          <w:b/>
+          <w:bCs/>
+          <w:color w:val="0E7C7B"/>
+          <w:sz w:val="30"/>
+          <w:szCs w:val="30"/>
+        </w:rPr>
+        <w:t xml:space="preserve">SIGHT ID · SIGHT GOV</w:t>
+      </w:r>
+    </w:p>
+    <w:p>
+      <w:pPr>
+        <w:spacing w:after="120" w:line="300"/>
+      </w:pPr>
+      <w:r>
+        <w:rPr>
+          <w:color w:val="1F2937"/>
+          <w:sz w:val="22"/>
+          <w:szCs w:val="22"/>
+        </w:rPr>
+        <w:t xml:space="preserve">Digital identity and public services.</w:t>
+      </w:r>
+    </w:p>
+    <w:p>
+      <w:pPr>
+        <w:pStyle w:val="Heading3"/>
+        <w:spacing w:after="120" w:before="240"/>
+      </w:pPr>
+      <w:r>
+        <w:rPr>
+          <w:b/>
+          <w:bCs/>
+          <w:color w:val="1F2937"/>
+          <w:sz w:val="24"/>
+          <w:szCs w:val="24"/>
+        </w:rPr>
+        <w:t xml:space="preserve">ARCT Burundi</w:t>
+      </w:r>
+    </w:p>
+    <w:p>
+      <w:pPr>
+        <w:spacing w:after="60"/>
+      </w:pPr>
+      <w:r>
+        <w:rPr>
+          <w:b/>
+          <w:bCs/>
+          <w:color w:val="1F2937"/>
+          <w:sz w:val="22"/>
+          <w:szCs w:val="22"/>
+        </w:rPr>
+        <w:t xml:space="preserve">Type: </w:t>
+      </w:r>
+      <w:r>
+        <w:rPr>
+          <w:color w:val="1F2937"/>
+          <w:sz w:val="22"/>
+          <w:szCs w:val="22"/>
+        </w:rPr>
+        <w:t xml:space="preserve">Regulator</w:t>
+      </w:r>
+    </w:p>
+    <w:p>
+      <w:pPr>
+        <w:spacing w:after="60"/>
+      </w:pPr>
+      <w:r>
+        <w:rPr>
+          <w:b/>
+          <w:bCs/>
+          <w:color w:val="1F2937"/>
+          <w:sz w:val="22"/>
+          <w:szCs w:val="22"/>
+        </w:rPr>
+        <w:t xml:space="preserve">Proposed role: </w:t>
+      </w:r>
+      <w:r>
+        <w:rPr>
+          <w:color w:val="1F2937"/>
+          <w:sz w:val="22"/>
+          <w:szCs w:val="22"/>
+        </w:rPr>
+        <w:t xml:space="preserve">Telecom / digital regulation</w:t>
+      </w:r>
+    </w:p>
+    <w:p>
+      <w:pPr>
+        <w:spacing w:after="60"/>
+      </w:pPr>
+      <w:r>
+        <w:rPr>
+          <w:b/>
+          <w:bCs/>
+          <w:color w:val="1F2937"/>
+          <w:sz w:val="22"/>
+          <w:szCs w:val="22"/>
+        </w:rPr>
+        <w:t xml:space="preserve">Website: </w:t>
+      </w:r>
+      <w:r>
+        <w:rPr>
+          <w:color w:val="1F2937"/>
+          <w:sz w:val="22"/>
+          <w:szCs w:val="22"/>
+        </w:rPr>
+        <w:t xml:space="preserve">https://arct.gov.bi</w:t>
+      </w:r>
+    </w:p>
+    <w:p>
+      <w:pPr>
+        <w:spacing w:after="60"/>
+      </w:pPr>
+      <w:r>
+        <w:rPr>
+          <w:b/>
+          <w:bCs/>
+          <w:color w:val="1F2937"/>
+          <w:sz w:val="22"/>
+          <w:szCs w:val="22"/>
+        </w:rPr>
+        <w:t xml:space="preserve">Public contact: </w:t>
+      </w:r>
+      <w:r>
+        <w:rPr>
+          <w:color w:val="1F2937"/>
+          <w:sz w:val="22"/>
+          <w:szCs w:val="22"/>
+        </w:rPr>
+        <w:t xml:space="preserve">https://arct.gov.bi</w:t>
+      </w:r>
+    </w:p>
+    <w:p>
+      <w:pPr>
+        <w:pStyle w:val="Heading3"/>
+        <w:spacing w:after="120" w:before="240"/>
+      </w:pPr>
+      <w:r>
+        <w:rPr>
+          <w:b/>
+          <w:bCs/>
+          <w:color w:val="1F2937"/>
+          <w:sz w:val="24"/>
+          <w:szCs w:val="24"/>
+        </w:rPr>
+        <w:t xml:space="preserve">Smart Africa</w:t>
+      </w:r>
+    </w:p>
+    <w:p>
+      <w:pPr>
+        <w:spacing w:after="60"/>
+      </w:pPr>
+      <w:r>
+        <w:rPr>
+          <w:b/>
+          <w:bCs/>
+          <w:color w:val="1F2937"/>
+          <w:sz w:val="22"/>
+          <w:szCs w:val="22"/>
+        </w:rPr>
+        <w:t xml:space="preserve">Type: </w:t>
+      </w:r>
+      <w:r>
+        <w:rPr>
+          <w:color w:val="1F2937"/>
+          <w:sz w:val="22"/>
+          <w:szCs w:val="22"/>
+        </w:rPr>
+        <w:t xml:space="preserve">Public institution</w:t>
+      </w:r>
+    </w:p>
+    <w:p>
+      <w:pPr>
+        <w:spacing w:after="60"/>
+      </w:pPr>
+      <w:r>
+        <w:rPr>
+          <w:b/>
+          <w:bCs/>
+          <w:color w:val="1F2937"/>
+          <w:sz w:val="22"/>
+          <w:szCs w:val="22"/>
+        </w:rPr>
+        <w:t xml:space="preserve">Proposed role: </w:t>
+      </w:r>
+      <w:r>
+        <w:rPr>
+          <w:color w:val="1F2937"/>
+          <w:sz w:val="22"/>
+          <w:szCs w:val="22"/>
+        </w:rPr>
+        <w:t xml:space="preserve">Identity &amp; interoperability frameworks</w:t>
+      </w:r>
+    </w:p>
+    <w:p>
+      <w:pPr>
+        <w:spacing w:after="60"/>
+      </w:pPr>
+      <w:r>
+        <w:rPr>
+          <w:b/>
+          <w:bCs/>
+          <w:color w:val="1F2937"/>
+          <w:sz w:val="22"/>
+          <w:szCs w:val="22"/>
+        </w:rPr>
+        <w:t xml:space="preserve">Website: </w:t>
+      </w:r>
+      <w:r>
+        <w:rPr>
+          <w:color w:val="1F2937"/>
+          <w:sz w:val="22"/>
+          <w:szCs w:val="22"/>
+        </w:rPr>
+        <w:t xml:space="preserve">https://smartafrica.org</w:t>
+      </w:r>
+    </w:p>
+    <w:p>
+      <w:pPr>
+        <w:spacing w:after="60"/>
+      </w:pPr>
+      <w:r>
+        <w:rPr>
+          <w:b/>
+          <w:bCs/>
+          <w:color w:val="1F2937"/>
+          <w:sz w:val="22"/>
+          <w:szCs w:val="22"/>
+        </w:rPr>
+        <w:t xml:space="preserve">Public contact: </w:t>
+      </w:r>
+      <w:r>
+        <w:rPr>
+          <w:color w:val="1F2937"/>
+          <w:sz w:val="22"/>
+          <w:szCs w:val="22"/>
+        </w:rPr>
+        <w:t xml:space="preserve">https://smartafrica.org/contact-us</w:t>
+      </w:r>
+    </w:p>
+    <w:p>
+      <w:pPr>
+        <w:pStyle w:val="Heading3"/>
+        <w:spacing w:after="120" w:before="240"/>
+      </w:pPr>
+      <w:r>
+        <w:rPr>
+          <w:b/>
+          <w:bCs/>
+          <w:color w:val="1F2937"/>
+          <w:sz w:val="24"/>
+          <w:szCs w:val="24"/>
+        </w:rPr>
+        <w:t xml:space="preserve">Banque mondiale – ID4D</w:t>
+      </w:r>
+    </w:p>
+    <w:p>
+      <w:pPr>
+        <w:spacing w:after="60"/>
+      </w:pPr>
+      <w:r>
+        <w:rPr>
+          <w:b/>
+          <w:bCs/>
+          <w:color w:val="1F2937"/>
+          <w:sz w:val="22"/>
+          <w:szCs w:val="22"/>
+        </w:rPr>
+        <w:t xml:space="preserve">Type: </w:t>
+      </w:r>
+      <w:r>
+        <w:rPr>
+          <w:color w:val="1F2937"/>
+          <w:sz w:val="22"/>
+          <w:szCs w:val="22"/>
+        </w:rPr>
+        <w:t xml:space="preserve">Donor / development institution</w:t>
+      </w:r>
+    </w:p>
+    <w:p>
+      <w:pPr>
+        <w:spacing w:after="60"/>
+      </w:pPr>
+      <w:r>
+        <w:rPr>
+          <w:b/>
+          <w:bCs/>
+          <w:color w:val="1F2937"/>
+          <w:sz w:val="22"/>
+          <w:szCs w:val="22"/>
+        </w:rPr>
+        <w:t xml:space="preserve">Proposed role: </w:t>
+      </w:r>
+      <w:r>
+        <w:rPr>
+          <w:color w:val="1F2937"/>
+          <w:sz w:val="22"/>
+          <w:szCs w:val="22"/>
+        </w:rPr>
+        <w:t xml:space="preserve">Digital identity programmes</w:t>
+      </w:r>
+    </w:p>
+    <w:p>
+      <w:pPr>
+        <w:spacing w:after="60"/>
+      </w:pPr>
+      <w:r>
+        <w:rPr>
+          <w:b/>
+          <w:bCs/>
+          <w:color w:val="1F2937"/>
+          <w:sz w:val="22"/>
+          <w:szCs w:val="22"/>
+        </w:rPr>
+        <w:t xml:space="preserve">Website: </w:t>
+      </w:r>
+      <w:r>
+        <w:rPr>
+          <w:color w:val="1F2937"/>
+          <w:sz w:val="22"/>
+          <w:szCs w:val="22"/>
+        </w:rPr>
+        <w:t xml:space="preserve">https://id4d.worldbank.org</w:t>
+      </w:r>
+    </w:p>
+    <w:p>
+      <w:pPr>
+        <w:spacing w:after="60"/>
+      </w:pPr>
+      <w:r>
+        <w:rPr>
+          <w:b/>
+          <w:bCs/>
+          <w:color w:val="1F2937"/>
+          <w:sz w:val="22"/>
+          <w:szCs w:val="22"/>
+        </w:rPr>
+        <w:t xml:space="preserve">Public contact: </w:t>
+      </w:r>
+      <w:r>
+        <w:rPr>
+          <w:color w:val="1F2937"/>
+          <w:sz w:val="22"/>
+          <w:szCs w:val="22"/>
+        </w:rPr>
+        <w:t xml:space="preserve">https://id4d.worldbank.org</w:t>
+      </w:r>
+    </w:p>
+    <w:p>
+      <w:pPr>
+        <w:pStyle w:val="Heading3"/>
+        <w:spacing w:after="120" w:before="240"/>
+      </w:pPr>
+      <w:r>
+        <w:rPr>
+          <w:b/>
+          <w:bCs/>
+          <w:color w:val="1F2937"/>
+          <w:sz w:val="24"/>
+          <w:szCs w:val="24"/>
+        </w:rPr>
+        <w:t xml:space="preserve">MOSIP</w:t>
+      </w:r>
+    </w:p>
+    <w:p>
+      <w:pPr>
+        <w:spacing w:after="60"/>
+      </w:pPr>
+      <w:r>
+        <w:rPr>
+          <w:b/>
+          <w:bCs/>
+          <w:color w:val="1F2937"/>
+          <w:sz w:val="22"/>
+          <w:szCs w:val="22"/>
+        </w:rPr>
+        <w:t xml:space="preserve">Type: </w:t>
+      </w:r>
+      <w:r>
+        <w:rPr>
+          <w:color w:val="1F2937"/>
+          <w:sz w:val="22"/>
+          <w:szCs w:val="22"/>
+        </w:rPr>
+        <w:t xml:space="preserve">Technology partner</w:t>
+      </w:r>
+    </w:p>
+    <w:p>
+      <w:pPr>
+        <w:spacing w:after="60"/>
+      </w:pPr>
+      <w:r>
+        <w:rPr>
+          <w:b/>
+          <w:bCs/>
+          <w:color w:val="1F2937"/>
+          <w:sz w:val="22"/>
+          <w:szCs w:val="22"/>
+        </w:rPr>
+        <w:t xml:space="preserve">Proposed role: </w:t>
+      </w:r>
+      <w:r>
+        <w:rPr>
+          <w:color w:val="1F2937"/>
+          <w:sz w:val="22"/>
+          <w:szCs w:val="22"/>
+        </w:rPr>
+        <w:t xml:space="preserve">Open-source identity platform</w:t>
+      </w:r>
+    </w:p>
+    <w:p>
+      <w:pPr>
+        <w:spacing w:after="60"/>
+      </w:pPr>
+      <w:r>
+        <w:rPr>
+          <w:b/>
+          <w:bCs/>
+          <w:color w:val="1F2937"/>
+          <w:sz w:val="22"/>
+          <w:szCs w:val="22"/>
+        </w:rPr>
+        <w:t xml:space="preserve">Website: </w:t>
+      </w:r>
+      <w:r>
+        <w:rPr>
+          <w:color w:val="1F2937"/>
+          <w:sz w:val="22"/>
+          <w:szCs w:val="22"/>
+        </w:rPr>
+        <w:t xml:space="preserve">https://mosip.io</w:t>
+      </w:r>
+    </w:p>
+    <w:p>
+      <w:pPr>
+        <w:spacing w:after="60"/>
+      </w:pPr>
+      <w:r>
+        <w:rPr>
+          <w:b/>
+          <w:bCs/>
+          <w:color w:val="1F2937"/>
+          <w:sz w:val="22"/>
+          <w:szCs w:val="22"/>
+        </w:rPr>
+        <w:t xml:space="preserve">Public contact: </w:t>
+      </w:r>
+      <w:r>
+        <w:rPr>
+          <w:color w:val="1F2937"/>
+          <w:sz w:val="22"/>
+          <w:szCs w:val="22"/>
+        </w:rPr>
+        <w:t xml:space="preserve">info@mosip.io</w:t>
+      </w:r>
+    </w:p>
+    <w:p>
+      <w:pPr>
+        <w:pStyle w:val="Heading2"/>
+        <w:spacing w:after="160" w:before="360"/>
+      </w:pPr>
+      <w:r>
+        <w:rPr>
+          <w:rFonts w:ascii="Georgia" w:cs="Georgia" w:eastAsia="Georgia" w:hAnsi="Georgia"/>
+          <w:b/>
+          <w:bCs/>
+          <w:color w:val="0E7C7B"/>
+          <w:sz w:val="30"/>
+          <w:szCs w:val="30"/>
+        </w:rPr>
+        <w:t xml:space="preserve">SIGHT PAY · SIGHT CAPITAL</w:t>
+      </w:r>
+    </w:p>
+    <w:p>
+      <w:pPr>
+        <w:spacing w:after="120" w:line="300"/>
+      </w:pPr>
+      <w:r>
+        <w:rPr>
+          <w:color w:val="1F2937"/>
+          <w:sz w:val="22"/>
+          <w:szCs w:val="22"/>
+        </w:rPr>
+        <w:t xml:space="preserve">Merchant payments, funding and investment.</w:t>
+      </w:r>
+    </w:p>
+    <w:p>
+      <w:pPr>
+        <w:pStyle w:val="Heading3"/>
+        <w:spacing w:after="120" w:before="240"/>
+      </w:pPr>
+      <w:r>
+        <w:rPr>
+          <w:b/>
+          <w:bCs/>
+          <w:color w:val="1F2937"/>
+          <w:sz w:val="24"/>
+          <w:szCs w:val="24"/>
+        </w:rPr>
+        <w:t xml:space="preserve">Interbank Burundi</w:t>
+      </w:r>
+    </w:p>
+    <w:p>
+      <w:pPr>
+        <w:spacing w:after="60"/>
+      </w:pPr>
+      <w:r>
+        <w:rPr>
+          <w:b/>
+          <w:bCs/>
+          <w:color w:val="1F2937"/>
+          <w:sz w:val="22"/>
+          <w:szCs w:val="22"/>
+        </w:rPr>
+        <w:t xml:space="preserve">Type: </w:t>
+      </w:r>
+      <w:r>
+        <w:rPr>
+          <w:color w:val="1F2937"/>
+          <w:sz w:val="22"/>
+          <w:szCs w:val="22"/>
+        </w:rPr>
+        <w:t xml:space="preserve">Bank / finance</w:t>
+      </w:r>
+    </w:p>
+    <w:p>
+      <w:pPr>
+        <w:spacing w:after="60"/>
+      </w:pPr>
+      <w:r>
+        <w:rPr>
+          <w:b/>
+          <w:bCs/>
+          <w:color w:val="1F2937"/>
+          <w:sz w:val="22"/>
+          <w:szCs w:val="22"/>
+        </w:rPr>
+        <w:t xml:space="preserve">Proposed role: </w:t>
+      </w:r>
+      <w:r>
+        <w:rPr>
+          <w:color w:val="1F2937"/>
+          <w:sz w:val="22"/>
+          <w:szCs w:val="22"/>
+        </w:rPr>
+        <w:t xml:space="preserve">Card / banking switch</w:t>
+      </w:r>
+    </w:p>
+    <w:p>
+      <w:pPr>
+        <w:spacing w:after="60"/>
+      </w:pPr>
+      <w:r>
+        <w:rPr>
+          <w:b/>
+          <w:bCs/>
+          <w:color w:val="1F2937"/>
+          <w:sz w:val="22"/>
+          <w:szCs w:val="22"/>
+        </w:rPr>
+        <w:t xml:space="preserve">Website: </w:t>
+      </w:r>
+      <w:r>
+        <w:rPr>
+          <w:color w:val="1F2937"/>
+          <w:sz w:val="22"/>
+          <w:szCs w:val="22"/>
+        </w:rPr>
+        <w:t xml:space="preserve">https://www.interbankbdi.com</w:t>
+      </w:r>
+    </w:p>
+    <w:p>
+      <w:pPr>
+        <w:spacing w:after="60"/>
+      </w:pPr>
+      <w:r>
+        <w:rPr>
+          <w:b/>
+          <w:bCs/>
+          <w:color w:val="1F2937"/>
+          <w:sz w:val="22"/>
+          <w:szCs w:val="22"/>
+        </w:rPr>
+        <w:t xml:space="preserve">Public contact: </w:t>
+      </w:r>
+      <w:r>
+        <w:rPr>
+          <w:color w:val="1F2937"/>
+          <w:sz w:val="22"/>
+          <w:szCs w:val="22"/>
+        </w:rPr>
+        <w:t xml:space="preserve">https://www.interbankbdi.com</w:t>
+      </w:r>
+    </w:p>
+    <w:p>
+      <w:pPr>
+        <w:pStyle w:val="Heading3"/>
+        <w:spacing w:after="120" w:before="240"/>
+      </w:pPr>
+      <w:r>
+        <w:rPr>
+          <w:b/>
+          <w:bCs/>
+          <w:color w:val="1F2937"/>
+          <w:sz w:val="24"/>
+          <w:szCs w:val="24"/>
+        </w:rPr>
+        <w:t xml:space="preserve">KCB Bank Burundi</w:t>
+      </w:r>
+    </w:p>
+    <w:p>
+      <w:pPr>
+        <w:spacing w:after="60"/>
+      </w:pPr>
+      <w:r>
+        <w:rPr>
+          <w:b/>
+          <w:bCs/>
+          <w:color w:val="1F2937"/>
+          <w:sz w:val="22"/>
+          <w:szCs w:val="22"/>
+        </w:rPr>
+        <w:t xml:space="preserve">Type: </w:t>
+      </w:r>
+      <w:r>
+        <w:rPr>
+          <w:color w:val="1F2937"/>
+          <w:sz w:val="22"/>
+          <w:szCs w:val="22"/>
+        </w:rPr>
+        <w:t xml:space="preserve">Bank / finance</w:t>
+      </w:r>
+    </w:p>
+    <w:p>
+      <w:pPr>
+        <w:spacing w:after="60"/>
+      </w:pPr>
+      <w:r>
+        <w:rPr>
+          <w:b/>
+          <w:bCs/>
+          <w:color w:val="1F2937"/>
+          <w:sz w:val="22"/>
+          <w:szCs w:val="22"/>
+        </w:rPr>
+        <w:t xml:space="preserve">Proposed role: </w:t>
+      </w:r>
+      <w:r>
+        <w:rPr>
+          <w:color w:val="1F2937"/>
+          <w:sz w:val="22"/>
+          <w:szCs w:val="22"/>
+        </w:rPr>
+        <w:t xml:space="preserve">Settlement account, treasury</w:t>
+      </w:r>
+    </w:p>
+    <w:p>
+      <w:pPr>
+        <w:spacing w:after="60"/>
+      </w:pPr>
+      <w:r>
+        <w:rPr>
+          <w:b/>
+          <w:bCs/>
+          <w:color w:val="1F2937"/>
+          <w:sz w:val="22"/>
+          <w:szCs w:val="22"/>
+        </w:rPr>
+        <w:t xml:space="preserve">Website: </w:t>
+      </w:r>
+      <w:r>
+        <w:rPr>
+          <w:color w:val="1F2937"/>
+          <w:sz w:val="22"/>
+          <w:szCs w:val="22"/>
+        </w:rPr>
+        <w:t xml:space="preserve">https://bi.kcbgroup.com</w:t>
+      </w:r>
+    </w:p>
+    <w:p>
+      <w:pPr>
+        <w:spacing w:after="60"/>
+      </w:pPr>
+      <w:r>
+        <w:rPr>
+          <w:b/>
+          <w:bCs/>
+          <w:color w:val="1F2937"/>
+          <w:sz w:val="22"/>
+          <w:szCs w:val="22"/>
+        </w:rPr>
+        <w:t xml:space="preserve">Public contact: </w:t>
+      </w:r>
+      <w:r>
+        <w:rPr>
+          <w:color w:val="1F2937"/>
+          <w:sz w:val="22"/>
+          <w:szCs w:val="22"/>
+        </w:rPr>
+        <w:t xml:space="preserve">https://bi.kcbgroup.com</w:t>
+      </w:r>
+    </w:p>
+    <w:p>
+      <w:pPr>
+        <w:pStyle w:val="Heading3"/>
+        <w:spacing w:after="120" w:before="240"/>
+      </w:pPr>
+      <w:r>
+        <w:rPr>
+          <w:b/>
+          <w:bCs/>
+          <w:color w:val="1F2937"/>
+          <w:sz w:val="24"/>
+          <w:szCs w:val="24"/>
+        </w:rPr>
+        <w:t xml:space="preserve">Banque africaine de développement (BAD)</w:t>
+      </w:r>
+    </w:p>
+    <w:p>
+      <w:pPr>
+        <w:spacing w:after="60"/>
+      </w:pPr>
+      <w:r>
+        <w:rPr>
+          <w:b/>
+          <w:bCs/>
+          <w:color w:val="1F2937"/>
+          <w:sz w:val="22"/>
+          <w:szCs w:val="22"/>
+        </w:rPr>
+        <w:t xml:space="preserve">Type: </w:t>
+      </w:r>
+      <w:r>
+        <w:rPr>
+          <w:color w:val="1F2937"/>
+          <w:sz w:val="22"/>
+          <w:szCs w:val="22"/>
+        </w:rPr>
+        <w:t xml:space="preserve">Donor / development institution</w:t>
+      </w:r>
+    </w:p>
+    <w:p>
+      <w:pPr>
+        <w:spacing w:after="60"/>
+      </w:pPr>
+      <w:r>
+        <w:rPr>
+          <w:b/>
+          <w:bCs/>
+          <w:color w:val="1F2937"/>
+          <w:sz w:val="22"/>
+          <w:szCs w:val="22"/>
+        </w:rPr>
+        <w:t xml:space="preserve">Proposed role: </w:t>
+      </w:r>
+      <w:r>
+        <w:rPr>
+          <w:color w:val="1F2937"/>
+          <w:sz w:val="22"/>
+          <w:szCs w:val="22"/>
+        </w:rPr>
+        <w:t xml:space="preserve">Digital programmes, co-financing</w:t>
+      </w:r>
+    </w:p>
+    <w:p>
+      <w:pPr>
+        <w:spacing w:after="60"/>
+      </w:pPr>
+      <w:r>
+        <w:rPr>
+          <w:b/>
+          <w:bCs/>
+          <w:color w:val="1F2937"/>
+          <w:sz w:val="22"/>
+          <w:szCs w:val="22"/>
+        </w:rPr>
+        <w:t xml:space="preserve">Website: </w:t>
+      </w:r>
+      <w:r>
+        <w:rPr>
+          <w:color w:val="1F2937"/>
+          <w:sz w:val="22"/>
+          <w:szCs w:val="22"/>
+        </w:rPr>
+        <w:t xml:space="preserve">https://www.afdb.org</w:t>
+      </w:r>
+    </w:p>
+    <w:p>
+      <w:pPr>
+        <w:spacing w:after="60"/>
+      </w:pPr>
+      <w:r>
+        <w:rPr>
+          <w:b/>
+          <w:bCs/>
+          <w:color w:val="1F2937"/>
+          <w:sz w:val="22"/>
+          <w:szCs w:val="22"/>
+        </w:rPr>
+        <w:t xml:space="preserve">Public contact: </w:t>
+      </w:r>
+      <w:r>
+        <w:rPr>
+          <w:color w:val="1F2937"/>
+          <w:sz w:val="22"/>
+          <w:szCs w:val="22"/>
+        </w:rPr>
+        <w:t xml:space="preserve">https://www.afdb.org/en/contact-us</w:t>
+      </w:r>
+    </w:p>
+    <w:p>
+      <w:pPr>
+        <w:pStyle w:val="Heading3"/>
+        <w:spacing w:after="120" w:before="240"/>
+      </w:pPr>
+      <w:r>
+        <w:rPr>
+          <w:b/>
+          <w:bCs/>
+          <w:color w:val="1F2937"/>
+          <w:sz w:val="24"/>
+          <w:szCs w:val="24"/>
+        </w:rPr>
+        <w:t xml:space="preserve">USADF</w:t>
+      </w:r>
+    </w:p>
+    <w:p>
+      <w:pPr>
+        <w:spacing w:after="60"/>
+      </w:pPr>
+      <w:r>
+        <w:rPr>
+          <w:b/>
+          <w:bCs/>
+          <w:color w:val="1F2937"/>
+          <w:sz w:val="22"/>
+          <w:szCs w:val="22"/>
+        </w:rPr>
+        <w:t xml:space="preserve">Type: </w:t>
+      </w:r>
+      <w:r>
+        <w:rPr>
+          <w:color w:val="1F2937"/>
+          <w:sz w:val="22"/>
+          <w:szCs w:val="22"/>
+        </w:rPr>
+        <w:t xml:space="preserve">Grant fund</w:t>
+      </w:r>
+    </w:p>
+    <w:p>
+      <w:pPr>
+        <w:spacing w:after="60"/>
+      </w:pPr>
+      <w:r>
+        <w:rPr>
+          <w:b/>
+          <w:bCs/>
+          <w:color w:val="1F2937"/>
+          <w:sz w:val="22"/>
+          <w:szCs w:val="22"/>
+        </w:rPr>
+        <w:t xml:space="preserve">Proposed role: </w:t>
+      </w:r>
+      <w:r>
+        <w:rPr>
+          <w:color w:val="1F2937"/>
+          <w:sz w:val="22"/>
+          <w:szCs w:val="22"/>
+        </w:rPr>
+        <w:t xml:space="preserve">Grants for African enterprises</w:t>
+      </w:r>
+    </w:p>
+    <w:p>
+      <w:pPr>
+        <w:spacing w:after="60"/>
+      </w:pPr>
+      <w:r>
+        <w:rPr>
+          <w:b/>
+          <w:bCs/>
+          <w:color w:val="1F2937"/>
+          <w:sz w:val="22"/>
+          <w:szCs w:val="22"/>
+        </w:rPr>
+        <w:t xml:space="preserve">Website: </w:t>
+      </w:r>
+      <w:r>
+        <w:rPr>
+          <w:color w:val="1F2937"/>
+          <w:sz w:val="22"/>
+          <w:szCs w:val="22"/>
+        </w:rPr>
+        <w:t xml:space="preserve">https://www.usadf.gov</w:t>
+      </w:r>
+    </w:p>
+    <w:p>
+      <w:pPr>
+        <w:spacing w:after="60"/>
+      </w:pPr>
+      <w:r>
+        <w:rPr>
+          <w:b/>
+          <w:bCs/>
+          <w:color w:val="1F2937"/>
+          <w:sz w:val="22"/>
+          <w:szCs w:val="22"/>
+        </w:rPr>
+        <w:t xml:space="preserve">Public contact: </w:t>
+      </w:r>
+      <w:r>
+        <w:rPr>
+          <w:color w:val="1F2937"/>
+          <w:sz w:val="22"/>
+          <w:szCs w:val="22"/>
+        </w:rPr>
+        <w:t xml:space="preserve">https://www.usadf.gov</w:t>
+      </w:r>
+    </w:p>
+    <w:p>
+      <w:pPr>
+        <w:pStyle w:val="Heading3"/>
+        <w:spacing w:after="120" w:before="240"/>
+      </w:pPr>
+      <w:r>
+        <w:rPr>
+          <w:b/>
+          <w:bCs/>
+          <w:color w:val="1F2937"/>
+          <w:sz w:val="24"/>
+          <w:szCs w:val="24"/>
+        </w:rPr>
+        <w:t xml:space="preserve">Launch Africa Ventures</w:t>
+      </w:r>
+    </w:p>
+    <w:p>
+      <w:pPr>
+        <w:spacing w:after="60"/>
+      </w:pPr>
+      <w:r>
+        <w:rPr>
+          <w:b/>
+          <w:bCs/>
+          <w:color w:val="1F2937"/>
+          <w:sz w:val="22"/>
+          <w:szCs w:val="22"/>
+        </w:rPr>
+        <w:t xml:space="preserve">Type: </w:t>
+      </w:r>
+      <w:r>
+        <w:rPr>
+          <w:color w:val="1F2937"/>
+          <w:sz w:val="22"/>
+          <w:szCs w:val="22"/>
+        </w:rPr>
+        <w:t xml:space="preserve">Investor</w:t>
+      </w:r>
+    </w:p>
+    <w:p>
+      <w:pPr>
+        <w:spacing w:after="60"/>
+      </w:pPr>
+      <w:r>
+        <w:rPr>
+          <w:b/>
+          <w:bCs/>
+          <w:color w:val="1F2937"/>
+          <w:sz w:val="22"/>
+          <w:szCs w:val="22"/>
+        </w:rPr>
+        <w:t xml:space="preserve">Proposed role: </w:t>
+      </w:r>
+      <w:r>
+        <w:rPr>
+          <w:color w:val="1F2937"/>
+          <w:sz w:val="22"/>
+          <w:szCs w:val="22"/>
+        </w:rPr>
+        <w:t xml:space="preserve">Seed capital</w:t>
+      </w:r>
+    </w:p>
+    <w:p>
+      <w:pPr>
+        <w:spacing w:after="60"/>
+      </w:pPr>
+      <w:r>
+        <w:rPr>
+          <w:b/>
+          <w:bCs/>
+          <w:color w:val="1F2937"/>
+          <w:sz w:val="22"/>
+          <w:szCs w:val="22"/>
+        </w:rPr>
+        <w:t xml:space="preserve">Website: </w:t>
+      </w:r>
+      <w:r>
+        <w:rPr>
+          <w:color w:val="1F2937"/>
+          <w:sz w:val="22"/>
+          <w:szCs w:val="22"/>
+        </w:rPr>
+        <w:t xml:space="preserve">https://launchafrica.vc</w:t>
+      </w:r>
+    </w:p>
+    <w:p>
+      <w:pPr>
+        <w:spacing w:after="60"/>
+      </w:pPr>
+      <w:r>
+        <w:rPr>
+          <w:b/>
+          <w:bCs/>
+          <w:color w:val="1F2937"/>
+          <w:sz w:val="22"/>
+          <w:szCs w:val="22"/>
+        </w:rPr>
+        <w:t xml:space="preserve">Public contact: </w:t>
+      </w:r>
+      <w:r>
+        <w:rPr>
+          <w:color w:val="1F2937"/>
+          <w:sz w:val="22"/>
+          <w:szCs w:val="22"/>
+        </w:rPr>
+        <w:t xml:space="preserve">https://launchafrica.vc</w:t>
+      </w:r>
+    </w:p>
+    <w:p>
+      <w:pPr>
+        <w:pStyle w:val="Heading2"/>
+        <w:spacing w:after="160" w:before="360"/>
+      </w:pPr>
+      <w:r>
+        <w:rPr>
+          <w:rFonts w:ascii="Georgia" w:cs="Georgia" w:eastAsia="Georgia" w:hAnsi="Georgia"/>
+          <w:b/>
+          <w:bCs/>
+          <w:color w:val="0E7C7B"/>
+          <w:sz w:val="30"/>
+          <w:szCs w:val="30"/>
+        </w:rPr>
+        <w:t xml:space="preserve">SIGHT ACADEMY · SIGHT FOUNDATION</w:t>
+      </w:r>
+    </w:p>
+    <w:p>
+      <w:pPr>
+        <w:spacing w:after="120" w:line="300"/>
+      </w:pPr>
+      <w:r>
+        <w:rPr>
+          <w:color w:val="1F2937"/>
+          <w:sz w:val="22"/>
+          <w:szCs w:val="22"/>
+        </w:rPr>
+        <w:t xml:space="preserve">Talent, training and social impact.</w:t>
+      </w:r>
+    </w:p>
+    <w:p>
+      <w:pPr>
+        <w:pStyle w:val="Heading3"/>
+        <w:spacing w:after="120" w:before="240"/>
+      </w:pPr>
+      <w:r>
+        <w:rPr>
+          <w:b/>
+          <w:bCs/>
+          <w:color w:val="1F2937"/>
+          <w:sz w:val="24"/>
+          <w:szCs w:val="24"/>
+        </w:rPr>
+        <w:t xml:space="preserve">Enabel Burundi</w:t>
+      </w:r>
+    </w:p>
+    <w:p>
+      <w:pPr>
+        <w:spacing w:after="60"/>
+      </w:pPr>
+      <w:r>
+        <w:rPr>
+          <w:b/>
+          <w:bCs/>
+          <w:color w:val="1F2937"/>
+          <w:sz w:val="22"/>
+          <w:szCs w:val="22"/>
+        </w:rPr>
+        <w:t xml:space="preserve">Type: </w:t>
+      </w:r>
+      <w:r>
+        <w:rPr>
+          <w:color w:val="1F2937"/>
+          <w:sz w:val="22"/>
+          <w:szCs w:val="22"/>
+        </w:rPr>
+        <w:t xml:space="preserve">Donor / development institution</w:t>
+      </w:r>
+    </w:p>
+    <w:p>
+      <w:pPr>
+        <w:spacing w:after="60"/>
+      </w:pPr>
+      <w:r>
+        <w:rPr>
+          <w:b/>
+          <w:bCs/>
+          <w:color w:val="1F2937"/>
+          <w:sz w:val="22"/>
+          <w:szCs w:val="22"/>
+        </w:rPr>
+        <w:t xml:space="preserve">Proposed role: </w:t>
+      </w:r>
+      <w:r>
+        <w:rPr>
+          <w:color w:val="1F2937"/>
+          <w:sz w:val="22"/>
+          <w:szCs w:val="22"/>
+        </w:rPr>
+        <w:t xml:space="preserve">Vocational training, youth jobs</w:t>
+      </w:r>
+    </w:p>
+    <w:p>
+      <w:pPr>
+        <w:spacing w:after="60"/>
+      </w:pPr>
+      <w:r>
+        <w:rPr>
+          <w:b/>
+          <w:bCs/>
+          <w:color w:val="1F2937"/>
+          <w:sz w:val="22"/>
+          <w:szCs w:val="22"/>
+        </w:rPr>
+        <w:t xml:space="preserve">Website: </w:t>
+      </w:r>
+      <w:r>
+        <w:rPr>
+          <w:color w:val="1F2937"/>
+          <w:sz w:val="22"/>
+          <w:szCs w:val="22"/>
+        </w:rPr>
+        <w:t xml:space="preserve">https://www.enabel.be/fr/pays/burundi/</w:t>
+      </w:r>
+    </w:p>
+    <w:p>
+      <w:pPr>
+        <w:spacing w:after="60"/>
+      </w:pPr>
+      <w:r>
+        <w:rPr>
+          <w:b/>
+          <w:bCs/>
+          <w:color w:val="1F2937"/>
+          <w:sz w:val="22"/>
+          <w:szCs w:val="22"/>
+        </w:rPr>
+        <w:t xml:space="preserve">Public contact: </w:t>
+      </w:r>
+      <w:r>
+        <w:rPr>
+          <w:color w:val="1F2937"/>
+          <w:sz w:val="22"/>
+          <w:szCs w:val="22"/>
+        </w:rPr>
+        <w:t xml:space="preserve">https://www.enabel.be</w:t>
+      </w:r>
+    </w:p>
+    <w:p>
+      <w:pPr>
+        <w:pStyle w:val="Heading3"/>
+        <w:spacing w:after="120" w:before="240"/>
+      </w:pPr>
+      <w:r>
+        <w:rPr>
+          <w:b/>
+          <w:bCs/>
+          <w:color w:val="1F2937"/>
+          <w:sz w:val="24"/>
+          <w:szCs w:val="24"/>
+        </w:rPr>
+        <w:t xml:space="preserve">GIZ Burundi</w:t>
+      </w:r>
+    </w:p>
+    <w:p>
+      <w:pPr>
+        <w:spacing w:after="60"/>
+      </w:pPr>
+      <w:r>
+        <w:rPr>
+          <w:b/>
+          <w:bCs/>
+          <w:color w:val="1F2937"/>
+          <w:sz w:val="22"/>
+          <w:szCs w:val="22"/>
+        </w:rPr>
+        <w:t xml:space="preserve">Type: </w:t>
+      </w:r>
+      <w:r>
+        <w:rPr>
+          <w:color w:val="1F2937"/>
+          <w:sz w:val="22"/>
+          <w:szCs w:val="22"/>
+        </w:rPr>
+        <w:t xml:space="preserve">Donor / development institution</w:t>
+      </w:r>
+    </w:p>
+    <w:p>
+      <w:pPr>
+        <w:spacing w:after="60"/>
+      </w:pPr>
+      <w:r>
+        <w:rPr>
+          <w:b/>
+          <w:bCs/>
+          <w:color w:val="1F2937"/>
+          <w:sz w:val="22"/>
+          <w:szCs w:val="22"/>
+        </w:rPr>
+        <w:t xml:space="preserve">Proposed role: </w:t>
+      </w:r>
+      <w:r>
+        <w:rPr>
+          <w:color w:val="1F2937"/>
+          <w:sz w:val="22"/>
+          <w:szCs w:val="22"/>
+        </w:rPr>
+        <w:t xml:space="preserve">Digital skills</w:t>
+      </w:r>
+    </w:p>
+    <w:p>
+      <w:pPr>
+        <w:spacing w:after="60"/>
+      </w:pPr>
+      <w:r>
+        <w:rPr>
+          <w:b/>
+          <w:bCs/>
+          <w:color w:val="1F2937"/>
+          <w:sz w:val="22"/>
+          <w:szCs w:val="22"/>
+        </w:rPr>
+        <w:t xml:space="preserve">Website: </w:t>
+      </w:r>
+      <w:r>
+        <w:rPr>
+          <w:color w:val="1F2937"/>
+          <w:sz w:val="22"/>
+          <w:szCs w:val="22"/>
+        </w:rPr>
+        <w:t xml:space="preserve">https://www.giz.de/en/worldwide/326.html</w:t>
+      </w:r>
+    </w:p>
+    <w:p>
+      <w:pPr>
+        <w:spacing w:after="60"/>
+      </w:pPr>
+      <w:r>
+        <w:rPr>
+          <w:b/>
+          <w:bCs/>
+          <w:color w:val="1F2937"/>
+          <w:sz w:val="22"/>
+          <w:szCs w:val="22"/>
+        </w:rPr>
+        <w:t xml:space="preserve">Public contact: </w:t>
+      </w:r>
+      <w:r>
+        <w:rPr>
+          <w:color w:val="1F2937"/>
+          <w:sz w:val="22"/>
+          <w:szCs w:val="22"/>
+        </w:rPr>
+        <w:t xml:space="preserve">https://www.giz.de</w:t>
+      </w:r>
+    </w:p>
+    <w:p>
+      <w:pPr>
+        <w:pStyle w:val="Heading3"/>
+        <w:spacing w:after="120" w:before="240"/>
+      </w:pPr>
+      <w:r>
+        <w:rPr>
+          <w:b/>
+          <w:bCs/>
+          <w:color w:val="1F2937"/>
+          <w:sz w:val="24"/>
+          <w:szCs w:val="24"/>
+        </w:rPr>
+        <w:t xml:space="preserve">PNUD Burundi</w:t>
+      </w:r>
+    </w:p>
+    <w:p>
+      <w:pPr>
+        <w:spacing w:after="60"/>
+      </w:pPr>
+      <w:r>
+        <w:rPr>
+          <w:b/>
+          <w:bCs/>
+          <w:color w:val="1F2937"/>
+          <w:sz w:val="22"/>
+          <w:szCs w:val="22"/>
+        </w:rPr>
+        <w:t xml:space="preserve">Type: </w:t>
+      </w:r>
+      <w:r>
+        <w:rPr>
+          <w:color w:val="1F2937"/>
+          <w:sz w:val="22"/>
+          <w:szCs w:val="22"/>
+        </w:rPr>
+        <w:t xml:space="preserve">Donor / development institution</w:t>
+      </w:r>
+    </w:p>
+    <w:p>
+      <w:pPr>
+        <w:spacing w:after="60"/>
+      </w:pPr>
+      <w:r>
+        <w:rPr>
+          <w:b/>
+          <w:bCs/>
+          <w:color w:val="1F2937"/>
+          <w:sz w:val="22"/>
+          <w:szCs w:val="22"/>
+        </w:rPr>
+        <w:t xml:space="preserve">Proposed role: </w:t>
+      </w:r>
+      <w:r>
+        <w:rPr>
+          <w:color w:val="1F2937"/>
+          <w:sz w:val="22"/>
+          <w:szCs w:val="22"/>
+        </w:rPr>
+        <w:t xml:space="preserve">Innovation, youth entrepreneurship</w:t>
+      </w:r>
+    </w:p>
+    <w:p>
+      <w:pPr>
+        <w:spacing w:after="60"/>
+      </w:pPr>
+      <w:r>
+        <w:rPr>
+          <w:b/>
+          <w:bCs/>
+          <w:color w:val="1F2937"/>
+          <w:sz w:val="22"/>
+          <w:szCs w:val="22"/>
+        </w:rPr>
+        <w:t xml:space="preserve">Website: </w:t>
+      </w:r>
+      <w:r>
+        <w:rPr>
+          <w:color w:val="1F2937"/>
+          <w:sz w:val="22"/>
+          <w:szCs w:val="22"/>
+        </w:rPr>
+        <w:t xml:space="preserve">https://www.undp.org/fr/burundi</w:t>
+      </w:r>
+    </w:p>
+    <w:p>
+      <w:pPr>
+        <w:spacing w:after="60"/>
+      </w:pPr>
+      <w:r>
+        <w:rPr>
+          <w:b/>
+          <w:bCs/>
+          <w:color w:val="1F2937"/>
+          <w:sz w:val="22"/>
+          <w:szCs w:val="22"/>
+        </w:rPr>
+        <w:t xml:space="preserve">Public contact: </w:t>
+      </w:r>
+      <w:r>
+        <w:rPr>
+          <w:color w:val="1F2937"/>
+          <w:sz w:val="22"/>
+          <w:szCs w:val="22"/>
+        </w:rPr>
+        <w:t xml:space="preserve">https://www.undp.org/fr/burundi</w:t>
+      </w:r>
+    </w:p>
+    <w:p>
+      <w:pPr>
+        <w:pStyle w:val="Heading3"/>
+        <w:spacing w:after="120" w:before="240"/>
+      </w:pPr>
+      <w:r>
+        <w:rPr>
+          <w:b/>
+          <w:bCs/>
+          <w:color w:val="1F2937"/>
+          <w:sz w:val="24"/>
+          <w:szCs w:val="24"/>
+        </w:rPr>
+        <w:t xml:space="preserve">Tony Elumelu Foundation</w:t>
+      </w:r>
+    </w:p>
+    <w:p>
+      <w:pPr>
+        <w:spacing w:after="60"/>
+      </w:pPr>
+      <w:r>
+        <w:rPr>
+          <w:b/>
+          <w:bCs/>
+          <w:color w:val="1F2937"/>
+          <w:sz w:val="22"/>
+          <w:szCs w:val="22"/>
+        </w:rPr>
+        <w:t xml:space="preserve">Type: </w:t>
+      </w:r>
+      <w:r>
+        <w:rPr>
+          <w:color w:val="1F2937"/>
+          <w:sz w:val="22"/>
+          <w:szCs w:val="22"/>
+        </w:rPr>
+        <w:t xml:space="preserve">Grant fund</w:t>
+      </w:r>
+    </w:p>
+    <w:p>
+      <w:pPr>
+        <w:spacing w:after="60"/>
+      </w:pPr>
+      <w:r>
+        <w:rPr>
+          <w:b/>
+          <w:bCs/>
+          <w:color w:val="1F2937"/>
+          <w:sz w:val="22"/>
+          <w:szCs w:val="22"/>
+        </w:rPr>
+        <w:t xml:space="preserve">Proposed role: </w:t>
+      </w:r>
+      <w:r>
+        <w:rPr>
+          <w:color w:val="1F2937"/>
+          <w:sz w:val="22"/>
+          <w:szCs w:val="22"/>
+        </w:rPr>
+        <w:t xml:space="preserve">Seed capital for entrepreneurs</w:t>
+      </w:r>
+    </w:p>
+    <w:p>
+      <w:pPr>
+        <w:spacing w:after="60"/>
+      </w:pPr>
+      <w:r>
+        <w:rPr>
+          <w:b/>
+          <w:bCs/>
+          <w:color w:val="1F2937"/>
+          <w:sz w:val="22"/>
+          <w:szCs w:val="22"/>
+        </w:rPr>
+        <w:t xml:space="preserve">Website: </w:t>
+      </w:r>
+      <w:r>
+        <w:rPr>
+          <w:color w:val="1F2937"/>
+          <w:sz w:val="22"/>
+          <w:szCs w:val="22"/>
+        </w:rPr>
+        <w:t xml:space="preserve">https://www.tonyelumelufoundation.org</w:t>
+      </w:r>
+    </w:p>
+    <w:p>
+      <w:pPr>
+        <w:spacing w:after="60"/>
+      </w:pPr>
+      <w:r>
+        <w:rPr>
+          <w:b/>
+          <w:bCs/>
+          <w:color w:val="1F2937"/>
+          <w:sz w:val="22"/>
+          <w:szCs w:val="22"/>
+        </w:rPr>
+        <w:t xml:space="preserve">Public contact: </w:t>
+      </w:r>
+      <w:r>
+        <w:rPr>
+          <w:color w:val="1F2937"/>
+          <w:sz w:val="22"/>
+          <w:szCs w:val="22"/>
+        </w:rPr>
+        <w:t xml:space="preserve">https://www.tonyelumelufoundation.org</w:t>
+      </w:r>
+    </w:p>
+    <w:p>
+      <w:pPr>
+        <w:pStyle w:val="Heading2"/>
+        <w:spacing w:after="160" w:before="360"/>
+      </w:pPr>
+      <w:r>
+        <w:rPr>
+          <w:rFonts w:ascii="Georgia" w:cs="Georgia" w:eastAsia="Georgia" w:hAnsi="Georgia"/>
+          <w:b/>
+          <w:bCs/>
+          <w:color w:val="0E7C7B"/>
+          <w:sz w:val="30"/>
+          <w:szCs w:val="30"/>
+        </w:rPr>
+        <w:t xml:space="preserve">SIGHT CLOUD · SECURITY · DATA · COMPUTE</w:t>
+      </w:r>
+    </w:p>
+    <w:p>
+      <w:pPr>
+        <w:spacing w:after="120" w:line="300"/>
+      </w:pPr>
+      <w:r>
+        <w:rPr>
+          <w:color w:val="1F2937"/>
+          <w:sz w:val="22"/>
+          <w:szCs w:val="22"/>
+        </w:rPr>
+        <w:t xml:space="preserve">Infrastructure: hosting, connectivity, cybersecurity.</w:t>
+      </w:r>
+    </w:p>
+    <w:p>
+      <w:pPr>
+        <w:pStyle w:val="Heading3"/>
+        <w:spacing w:after="120" w:before="240"/>
+      </w:pPr>
+      <w:r>
+        <w:rPr>
+          <w:b/>
+          <w:bCs/>
+          <w:color w:val="1F2937"/>
+          <w:sz w:val="24"/>
+          <w:szCs w:val="24"/>
+        </w:rPr>
+        <w:t xml:space="preserve">Burundi Backbone System (BBS)</w:t>
+      </w:r>
+    </w:p>
+    <w:p>
+      <w:pPr>
+        <w:spacing w:after="60"/>
+      </w:pPr>
+      <w:r>
+        <w:rPr>
+          <w:b/>
+          <w:bCs/>
+          <w:color w:val="1F2937"/>
+          <w:sz w:val="22"/>
+          <w:szCs w:val="22"/>
+        </w:rPr>
+        <w:t xml:space="preserve">Type: </w:t>
+      </w:r>
+      <w:r>
+        <w:rPr>
+          <w:color w:val="1F2937"/>
+          <w:sz w:val="22"/>
+          <w:szCs w:val="22"/>
+        </w:rPr>
+        <w:t xml:space="preserve">Telecom / mobile money operator</w:t>
+      </w:r>
+    </w:p>
+    <w:p>
+      <w:pPr>
+        <w:spacing w:after="60"/>
+      </w:pPr>
+      <w:r>
+        <w:rPr>
+          <w:b/>
+          <w:bCs/>
+          <w:color w:val="1F2937"/>
+          <w:sz w:val="22"/>
+          <w:szCs w:val="22"/>
+        </w:rPr>
+        <w:t xml:space="preserve">Proposed role: </w:t>
+      </w:r>
+      <w:r>
+        <w:rPr>
+          <w:color w:val="1F2937"/>
+          <w:sz w:val="22"/>
+          <w:szCs w:val="22"/>
+        </w:rPr>
+        <w:t xml:space="preserve">National fibre, connectivity</w:t>
+      </w:r>
+    </w:p>
+    <w:p>
+      <w:pPr>
+        <w:spacing w:after="60"/>
+      </w:pPr>
+      <w:r>
+        <w:rPr>
+          <w:b/>
+          <w:bCs/>
+          <w:color w:val="1F2937"/>
+          <w:sz w:val="22"/>
+          <w:szCs w:val="22"/>
+        </w:rPr>
+        <w:t xml:space="preserve">Website: </w:t>
+      </w:r>
+      <w:r>
+        <w:rPr>
+          <w:color w:val="1F2937"/>
+          <w:sz w:val="22"/>
+          <w:szCs w:val="22"/>
+        </w:rPr>
+        <w:t xml:space="preserve">https://www.bbs.bi</w:t>
+      </w:r>
+    </w:p>
+    <w:p>
+      <w:pPr>
+        <w:spacing w:after="60"/>
+      </w:pPr>
+      <w:r>
+        <w:rPr>
+          <w:b/>
+          <w:bCs/>
+          <w:color w:val="1F2937"/>
+          <w:sz w:val="22"/>
+          <w:szCs w:val="22"/>
+        </w:rPr>
+        <w:t xml:space="preserve">Public contact: </w:t>
+      </w:r>
+      <w:r>
+        <w:rPr>
+          <w:color w:val="1F2937"/>
+          <w:sz w:val="22"/>
+          <w:szCs w:val="22"/>
+        </w:rPr>
+        <w:t xml:space="preserve">https://www.bbs.bi</w:t>
+      </w:r>
+    </w:p>
+    <w:p>
+      <w:pPr>
+        <w:pStyle w:val="Heading3"/>
+        <w:spacing w:after="120" w:before="240"/>
+      </w:pPr>
+      <w:r>
+        <w:rPr>
+          <w:b/>
+          <w:bCs/>
+          <w:color w:val="1F2937"/>
+          <w:sz w:val="24"/>
+          <w:szCs w:val="24"/>
+        </w:rPr>
+        <w:t xml:space="preserve">Africa Data Centres</w:t>
+      </w:r>
+    </w:p>
+    <w:p>
+      <w:pPr>
+        <w:spacing w:after="60"/>
+      </w:pPr>
+      <w:r>
+        <w:rPr>
+          <w:b/>
+          <w:bCs/>
+          <w:color w:val="1F2937"/>
+          <w:sz w:val="22"/>
+          <w:szCs w:val="22"/>
+        </w:rPr>
+        <w:t xml:space="preserve">Type: </w:t>
+      </w:r>
+      <w:r>
+        <w:rPr>
+          <w:color w:val="1F2937"/>
+          <w:sz w:val="22"/>
+          <w:szCs w:val="22"/>
+        </w:rPr>
+        <w:t xml:space="preserve">Technology partner</w:t>
+      </w:r>
+    </w:p>
+    <w:p>
+      <w:pPr>
+        <w:spacing w:after="60"/>
+      </w:pPr>
+      <w:r>
+        <w:rPr>
+          <w:b/>
+          <w:bCs/>
+          <w:color w:val="1F2937"/>
+          <w:sz w:val="22"/>
+          <w:szCs w:val="22"/>
+        </w:rPr>
+        <w:t xml:space="preserve">Proposed role: </w:t>
+      </w:r>
+      <w:r>
+        <w:rPr>
+          <w:color w:val="1F2937"/>
+          <w:sz w:val="22"/>
+          <w:szCs w:val="22"/>
+        </w:rPr>
+        <w:t xml:space="preserve">Regional colocation</w:t>
+      </w:r>
+    </w:p>
+    <w:p>
+      <w:pPr>
+        <w:spacing w:after="60"/>
+      </w:pPr>
+      <w:r>
+        <w:rPr>
+          <w:b/>
+          <w:bCs/>
+          <w:color w:val="1F2937"/>
+          <w:sz w:val="22"/>
+          <w:szCs w:val="22"/>
+        </w:rPr>
+        <w:t xml:space="preserve">Website: </w:t>
+      </w:r>
+      <w:r>
+        <w:rPr>
+          <w:color w:val="1F2937"/>
+          <w:sz w:val="22"/>
+          <w:szCs w:val="22"/>
+        </w:rPr>
+        <w:t xml:space="preserve">https://www.africadatacentres.com</w:t>
+      </w:r>
+    </w:p>
+    <w:p>
+      <w:pPr>
+        <w:spacing w:after="60"/>
+      </w:pPr>
+      <w:r>
+        <w:rPr>
+          <w:b/>
+          <w:bCs/>
+          <w:color w:val="1F2937"/>
+          <w:sz w:val="22"/>
+          <w:szCs w:val="22"/>
+        </w:rPr>
+        <w:t xml:space="preserve">Public contact: </w:t>
+      </w:r>
+      <w:r>
+        <w:rPr>
+          <w:color w:val="1F2937"/>
+          <w:sz w:val="22"/>
+          <w:szCs w:val="22"/>
+        </w:rPr>
+        <w:t xml:space="preserve">https://www.africadatacentres.com/contact</w:t>
+      </w:r>
+    </w:p>
+    <w:p>
+      <w:pPr>
+        <w:pStyle w:val="Heading3"/>
+        <w:spacing w:after="120" w:before="240"/>
+      </w:pPr>
+      <w:r>
+        <w:rPr>
+          <w:b/>
+          <w:bCs/>
+          <w:color w:val="1F2937"/>
+          <w:sz w:val="24"/>
+          <w:szCs w:val="24"/>
+        </w:rPr>
+        <w:t xml:space="preserve">AFRINIC</w:t>
+      </w:r>
+    </w:p>
+    <w:p>
+      <w:pPr>
+        <w:spacing w:after="60"/>
+      </w:pPr>
+      <w:r>
+        <w:rPr>
+          <w:b/>
+          <w:bCs/>
+          <w:color w:val="1F2937"/>
+          <w:sz w:val="22"/>
+          <w:szCs w:val="22"/>
+        </w:rPr>
+        <w:t xml:space="preserve">Type: </w:t>
+      </w:r>
+      <w:r>
+        <w:rPr>
+          <w:color w:val="1F2937"/>
+          <w:sz w:val="22"/>
+          <w:szCs w:val="22"/>
+        </w:rPr>
+        <w:t xml:space="preserve">Technology partner</w:t>
+      </w:r>
+    </w:p>
+    <w:p>
+      <w:pPr>
+        <w:spacing w:after="60"/>
+      </w:pPr>
+      <w:r>
+        <w:rPr>
+          <w:b/>
+          <w:bCs/>
+          <w:color w:val="1F2937"/>
+          <w:sz w:val="22"/>
+          <w:szCs w:val="22"/>
+        </w:rPr>
+        <w:t xml:space="preserve">Proposed role: </w:t>
+      </w:r>
+      <w:r>
+        <w:rPr>
+          <w:color w:val="1F2937"/>
+          <w:sz w:val="22"/>
+          <w:szCs w:val="22"/>
+        </w:rPr>
+        <w:t xml:space="preserve">IP addressing, network best practice</w:t>
+      </w:r>
+    </w:p>
+    <w:p>
+      <w:pPr>
+        <w:spacing w:after="60"/>
+      </w:pPr>
+      <w:r>
+        <w:rPr>
+          <w:b/>
+          <w:bCs/>
+          <w:color w:val="1F2937"/>
+          <w:sz w:val="22"/>
+          <w:szCs w:val="22"/>
+        </w:rPr>
+        <w:t xml:space="preserve">Website: </w:t>
+      </w:r>
+      <w:r>
+        <w:rPr>
+          <w:color w:val="1F2937"/>
+          <w:sz w:val="22"/>
+          <w:szCs w:val="22"/>
+        </w:rPr>
+        <w:t xml:space="preserve">https://afrinic.net</w:t>
+      </w:r>
+    </w:p>
+    <w:p>
+      <w:pPr>
+        <w:spacing w:after="60"/>
+      </w:pPr>
+      <w:r>
+        <w:rPr>
+          <w:b/>
+          <w:bCs/>
+          <w:color w:val="1F2937"/>
+          <w:sz w:val="22"/>
+          <w:szCs w:val="22"/>
+        </w:rPr>
+        <w:t xml:space="preserve">Public contact: </w:t>
+      </w:r>
+      <w:r>
+        <w:rPr>
+          <w:color w:val="1F2937"/>
+          <w:sz w:val="22"/>
+          <w:szCs w:val="22"/>
+        </w:rPr>
+        <w:t xml:space="preserve">https://afrinic.net/contact</w:t>
+      </w:r>
+    </w:p>
+    <w:p>
+      <w:pPr>
+        <w:pStyle w:val="Heading3"/>
+        <w:spacing w:after="120" w:before="240"/>
+      </w:pPr>
+      <w:r>
+        <w:rPr>
+          <w:b/>
+          <w:bCs/>
+          <w:color w:val="1F2937"/>
+          <w:sz w:val="24"/>
+          <w:szCs w:val="24"/>
+        </w:rPr>
+        <w:t xml:space="preserve">Cloudflare</w:t>
+      </w:r>
+    </w:p>
+    <w:p>
+      <w:pPr>
+        <w:spacing w:after="60"/>
+      </w:pPr>
+      <w:r>
+        <w:rPr>
+          <w:b/>
+          <w:bCs/>
+          <w:color w:val="1F2937"/>
+          <w:sz w:val="22"/>
+          <w:szCs w:val="22"/>
+        </w:rPr>
+        <w:t xml:space="preserve">Type: </w:t>
+      </w:r>
+      <w:r>
+        <w:rPr>
+          <w:color w:val="1F2937"/>
+          <w:sz w:val="22"/>
+          <w:szCs w:val="22"/>
+        </w:rPr>
+        <w:t xml:space="preserve">Technology partner</w:t>
+      </w:r>
+    </w:p>
+    <w:p>
+      <w:pPr>
+        <w:spacing w:after="60"/>
+      </w:pPr>
+      <w:r>
+        <w:rPr>
+          <w:b/>
+          <w:bCs/>
+          <w:color w:val="1F2937"/>
+          <w:sz w:val="22"/>
+          <w:szCs w:val="22"/>
+        </w:rPr>
+        <w:t xml:space="preserve">Proposed role: </w:t>
+      </w:r>
+      <w:r>
+        <w:rPr>
+          <w:color w:val="1F2937"/>
+          <w:sz w:val="22"/>
+          <w:szCs w:val="22"/>
+        </w:rPr>
+        <w:t xml:space="preserve">CDN, DDoS protection, security</w:t>
+      </w:r>
+    </w:p>
+    <w:p>
+      <w:pPr>
+        <w:spacing w:after="60"/>
+      </w:pPr>
+      <w:r>
+        <w:rPr>
+          <w:b/>
+          <w:bCs/>
+          <w:color w:val="1F2937"/>
+          <w:sz w:val="22"/>
+          <w:szCs w:val="22"/>
+        </w:rPr>
+        <w:t xml:space="preserve">Website: </w:t>
+      </w:r>
+      <w:r>
+        <w:rPr>
+          <w:color w:val="1F2937"/>
+          <w:sz w:val="22"/>
+          <w:szCs w:val="22"/>
+        </w:rPr>
+        <w:t xml:space="preserve">https://www.cloudflare.com</w:t>
+      </w:r>
+    </w:p>
+    <w:p>
+      <w:pPr>
+        <w:spacing w:after="60"/>
+      </w:pPr>
+      <w:r>
+        <w:rPr>
+          <w:b/>
+          <w:bCs/>
+          <w:color w:val="1F2937"/>
+          <w:sz w:val="22"/>
+          <w:szCs w:val="22"/>
+        </w:rPr>
+        <w:t xml:space="preserve">Public contact: </w:t>
+      </w:r>
+      <w:r>
+        <w:rPr>
+          <w:color w:val="1F2937"/>
+          <w:sz w:val="22"/>
+          <w:szCs w:val="22"/>
+        </w:rPr>
+        <w:t xml:space="preserve">https://www.cloudflare.com/plans/enterprise/contact/</w:t>
+      </w:r>
+    </w:p>
+    <w:p>
+      <w:pPr>
+        <w:pStyle w:val="Heading2"/>
+        <w:spacing w:after="160" w:before="360"/>
+      </w:pPr>
+      <w:r>
+        <w:rPr>
+          <w:rFonts w:ascii="Georgia" w:cs="Georgia" w:eastAsia="Georgia" w:hAnsi="Georgia"/>
+          <w:b/>
+          <w:bCs/>
+          <w:color w:val="0E7C7B"/>
+          <w:sz w:val="30"/>
+          <w:szCs w:val="30"/>
+        </w:rPr>
+        <w:t xml:space="preserve">SIGHT AGRI · SIGHT HEALTH · SIGHT MARKET</w:t>
+      </w:r>
+    </w:p>
+    <w:p>
+      <w:pPr>
+        <w:spacing w:after="120" w:line="300"/>
+      </w:pPr>
+      <w:r>
+        <w:rPr>
+          <w:color w:val="1F2937"/>
+          <w:sz w:val="22"/>
+          <w:szCs w:val="22"/>
+        </w:rPr>
+        <w:t xml:space="preserve">Verticals: agriculture, health, commerce.</w:t>
+      </w:r>
+    </w:p>
+    <w:p>
+      <w:pPr>
+        <w:pStyle w:val="Heading3"/>
+        <w:spacing w:after="120" w:before="240"/>
+      </w:pPr>
+      <w:r>
+        <w:rPr>
+          <w:b/>
+          <w:bCs/>
+          <w:color w:val="1F2937"/>
+          <w:sz w:val="24"/>
+          <w:szCs w:val="24"/>
+        </w:rPr>
+        <w:t xml:space="preserve">FIDA / IFAD</w:t>
+      </w:r>
+    </w:p>
+    <w:p>
+      <w:pPr>
+        <w:spacing w:after="60"/>
+      </w:pPr>
+      <w:r>
+        <w:rPr>
+          <w:b/>
+          <w:bCs/>
+          <w:color w:val="1F2937"/>
+          <w:sz w:val="22"/>
+          <w:szCs w:val="22"/>
+        </w:rPr>
+        <w:t xml:space="preserve">Type: </w:t>
+      </w:r>
+      <w:r>
+        <w:rPr>
+          <w:color w:val="1F2937"/>
+          <w:sz w:val="22"/>
+          <w:szCs w:val="22"/>
+        </w:rPr>
+        <w:t xml:space="preserve">Donor / development institution</w:t>
+      </w:r>
+    </w:p>
+    <w:p>
+      <w:pPr>
+        <w:spacing w:after="60"/>
+      </w:pPr>
+      <w:r>
+        <w:rPr>
+          <w:b/>
+          <w:bCs/>
+          <w:color w:val="1F2937"/>
+          <w:sz w:val="22"/>
+          <w:szCs w:val="22"/>
+        </w:rPr>
+        <w:t xml:space="preserve">Proposed role: </w:t>
+      </w:r>
+      <w:r>
+        <w:rPr>
+          <w:color w:val="1F2937"/>
+          <w:sz w:val="22"/>
+          <w:szCs w:val="22"/>
+        </w:rPr>
+        <w:t xml:space="preserve">Digital agriculture programmes</w:t>
+      </w:r>
+    </w:p>
+    <w:p>
+      <w:pPr>
+        <w:spacing w:after="60"/>
+      </w:pPr>
+      <w:r>
+        <w:rPr>
+          <w:b/>
+          <w:bCs/>
+          <w:color w:val="1F2937"/>
+          <w:sz w:val="22"/>
+          <w:szCs w:val="22"/>
+        </w:rPr>
+        <w:t xml:space="preserve">Website: </w:t>
+      </w:r>
+      <w:r>
+        <w:rPr>
+          <w:color w:val="1F2937"/>
+          <w:sz w:val="22"/>
+          <w:szCs w:val="22"/>
+        </w:rPr>
+        <w:t xml:space="preserve">https://www.ifad.org</w:t>
+      </w:r>
+    </w:p>
+    <w:p>
+      <w:pPr>
+        <w:spacing w:after="60"/>
+      </w:pPr>
+      <w:r>
+        <w:rPr>
+          <w:b/>
+          <w:bCs/>
+          <w:color w:val="1F2937"/>
+          <w:sz w:val="22"/>
+          <w:szCs w:val="22"/>
+        </w:rPr>
+        <w:t xml:space="preserve">Public contact: </w:t>
+      </w:r>
+      <w:r>
+        <w:rPr>
+          <w:color w:val="1F2937"/>
+          <w:sz w:val="22"/>
+          <w:szCs w:val="22"/>
+        </w:rPr>
+        <w:t xml:space="preserve">https://www.ifad.org/en/web/operations/w/country/burundi</w:t>
+      </w:r>
+    </w:p>
+    <w:p>
+      <w:pPr>
+        <w:pStyle w:val="Heading3"/>
+        <w:spacing w:after="120" w:before="240"/>
+      </w:pPr>
+      <w:r>
+        <w:rPr>
+          <w:b/>
+          <w:bCs/>
+          <w:color w:val="1F2937"/>
+          <w:sz w:val="24"/>
+          <w:szCs w:val="24"/>
+        </w:rPr>
+        <w:t xml:space="preserve">Ministère de la Santé publique (Burundi)</w:t>
+      </w:r>
+    </w:p>
+    <w:p>
+      <w:pPr>
+        <w:spacing w:after="60"/>
+      </w:pPr>
+      <w:r>
+        <w:rPr>
+          <w:b/>
+          <w:bCs/>
+          <w:color w:val="1F2937"/>
+          <w:sz w:val="22"/>
+          <w:szCs w:val="22"/>
+        </w:rPr>
+        <w:t xml:space="preserve">Type: </w:t>
+      </w:r>
+      <w:r>
+        <w:rPr>
+          <w:color w:val="1F2937"/>
+          <w:sz w:val="22"/>
+          <w:szCs w:val="22"/>
+        </w:rPr>
+        <w:t xml:space="preserve">Public institution</w:t>
+      </w:r>
+    </w:p>
+    <w:p>
+      <w:pPr>
+        <w:spacing w:after="60"/>
+      </w:pPr>
+      <w:r>
+        <w:rPr>
+          <w:b/>
+          <w:bCs/>
+          <w:color w:val="1F2937"/>
+          <w:sz w:val="22"/>
+          <w:szCs w:val="22"/>
+        </w:rPr>
+        <w:t xml:space="preserve">Proposed role: </w:t>
+      </w:r>
+      <w:r>
+        <w:rPr>
+          <w:color w:val="1F2937"/>
+          <w:sz w:val="22"/>
+          <w:szCs w:val="22"/>
+        </w:rPr>
+        <w:t xml:space="preserve">e-health pilots</w:t>
+      </w:r>
+    </w:p>
+    <w:p>
+      <w:pPr>
+        <w:spacing w:after="60"/>
+      </w:pPr>
+      <w:r>
+        <w:rPr>
+          <w:b/>
+          <w:bCs/>
+          <w:color w:val="1F2937"/>
+          <w:sz w:val="22"/>
+          <w:szCs w:val="22"/>
+        </w:rPr>
+        <w:t xml:space="preserve">Website: </w:t>
+      </w:r>
+      <w:r>
+        <w:rPr>
+          <w:color w:val="1F2937"/>
+          <w:sz w:val="22"/>
+          <w:szCs w:val="22"/>
+        </w:rPr>
+        <w:t xml:space="preserve">https://www.minisante.gov.bi</w:t>
+      </w:r>
+    </w:p>
+    <w:p>
+      <w:pPr>
+        <w:spacing w:after="60"/>
+      </w:pPr>
+      <w:r>
+        <w:rPr>
+          <w:b/>
+          <w:bCs/>
+          <w:color w:val="1F2937"/>
+          <w:sz w:val="22"/>
+          <w:szCs w:val="22"/>
+        </w:rPr>
+        <w:t xml:space="preserve">Public contact: </w:t>
+      </w:r>
+      <w:r>
+        <w:rPr>
+          <w:color w:val="1F2937"/>
+          <w:sz w:val="22"/>
+          <w:szCs w:val="22"/>
+        </w:rPr>
+        <w:t xml:space="preserve">https://www.minisante.gov.bi</w:t>
+      </w:r>
+    </w:p>
+    <w:p>
+      <w:pPr>
+        <w:pStyle w:val="Heading3"/>
+        <w:spacing w:after="120" w:before="240"/>
+      </w:pPr>
+      <w:r>
+        <w:rPr>
+          <w:b/>
+          <w:bCs/>
+          <w:color w:val="1F2937"/>
+          <w:sz w:val="24"/>
+          <w:szCs w:val="24"/>
+        </w:rPr>
+        <w:t xml:space="preserve">Chambre fédérale de commerce du Burundi (CFCIB)</w:t>
+      </w:r>
+    </w:p>
+    <w:p>
+      <w:pPr>
+        <w:spacing w:after="60"/>
+      </w:pPr>
+      <w:r>
+        <w:rPr>
+          <w:b/>
+          <w:bCs/>
+          <w:color w:val="1F2937"/>
+          <w:sz w:val="22"/>
+          <w:szCs w:val="22"/>
+        </w:rPr>
+        <w:t xml:space="preserve">Type: </w:t>
+      </w:r>
+      <w:r>
+        <w:rPr>
+          <w:color w:val="1F2937"/>
+          <w:sz w:val="22"/>
+          <w:szCs w:val="22"/>
+        </w:rPr>
+        <w:t xml:space="preserve">Public institution</w:t>
+      </w:r>
+    </w:p>
+    <w:p>
+      <w:pPr>
+        <w:spacing w:after="60"/>
+      </w:pPr>
+      <w:r>
+        <w:rPr>
+          <w:b/>
+          <w:bCs/>
+          <w:color w:val="1F2937"/>
+          <w:sz w:val="22"/>
+          <w:szCs w:val="22"/>
+        </w:rPr>
+        <w:t xml:space="preserve">Proposed role: </w:t>
+      </w:r>
+      <w:r>
+        <w:rPr>
+          <w:color w:val="1F2937"/>
+          <w:sz w:val="22"/>
+          <w:szCs w:val="22"/>
+        </w:rPr>
+        <w:t xml:space="preserve">Merchant network</w:t>
+      </w:r>
+    </w:p>
+    <w:p>
+      <w:pPr>
+        <w:spacing w:after="60"/>
+      </w:pPr>
+      <w:r>
+        <w:rPr>
+          <w:b/>
+          <w:bCs/>
+          <w:color w:val="1F2937"/>
+          <w:sz w:val="22"/>
+          <w:szCs w:val="22"/>
+        </w:rPr>
+        <w:t xml:space="preserve">Website: </w:t>
+      </w:r>
+      <w:r>
+        <w:rPr>
+          <w:color w:val="1F2937"/>
+          <w:sz w:val="22"/>
+          <w:szCs w:val="22"/>
+        </w:rPr>
+        <w:t xml:space="preserve">https://www.cfcib.org</w:t>
+      </w:r>
+    </w:p>
+    <w:p>
+      <w:pPr>
+        <w:spacing w:after="60"/>
+      </w:pPr>
+      <w:r>
+        <w:rPr>
+          <w:b/>
+          <w:bCs/>
+          <w:color w:val="1F2937"/>
+          <w:sz w:val="22"/>
+          <w:szCs w:val="22"/>
+        </w:rPr>
+        <w:t xml:space="preserve">Public contact: </w:t>
+      </w:r>
+      <w:r>
+        <w:rPr>
+          <w:color w:val="1F2937"/>
+          <w:sz w:val="22"/>
+          <w:szCs w:val="22"/>
+        </w:rPr>
+        <w:t xml:space="preserve">https://www.cfcib.org</w:t>
       </w:r>
     </w:p>
     <w:p>
